--- a/IoT/IoT 단어.docx
+++ b/IoT/IoT 단어.docx
@@ -31627,55 +31627,5993 @@
     </w:p>
     <w:p>
       <w:pPr>
-        <w:spacing w:after="0"/>
+        <w:pBdr>
+          <w:bottom w:val="single" w:sz="6" w:space="1" w:color="auto"/>
+        </w:pBdr>
+        <w:spacing w:after="0"/>
+        <w:rPr>
+          <w:b/>
+          <w:bCs/>
+        </w:rPr>
+      </w:pPr>
+      <w:r>
+        <w:rPr>
+          <w:b/>
+          <w:bCs/>
+        </w:rPr>
+        <w:t>width</w:t>
+      </w:r>
+      <w:r>
+        <w:rPr>
+          <w:b/>
+          <w:bCs/>
+        </w:rPr>
+        <w:tab/>
+      </w:r>
+      <w:r>
+        <w:rPr>
+          <w:b/>
+          <w:bCs/>
+        </w:rPr>
+        <w:tab/>
+      </w:r>
+      <w:r>
+        <w:rPr>
+          <w:b/>
+          <w:bCs/>
+        </w:rPr>
+        <w:t>위드스</w:t>
+      </w:r>
+      <w:r>
+        <w:rPr>
+          <w:b/>
+          <w:bCs/>
+        </w:rPr>
+        <w:tab/>
+      </w:r>
+      <w:r>
+        <w:rPr>
+          <w:b/>
+          <w:bCs/>
+        </w:rPr>
+        <w:tab/>
+        <w:t>너비, 가로</w:t>
+      </w:r>
+      <w:r>
+        <w:rPr>
+          <w:b/>
+          <w:bCs/>
+        </w:rPr>
+        <w:t xml:space="preserve"> </w:t>
+      </w:r>
+    </w:p>
+    <w:p>
+      <w:pPr>
+        <w:spacing w:after="0"/>
+        <w:rPr>
+          <w:b/>
+          <w:bCs/>
+          <w:color w:val="0070C0"/>
+        </w:rPr>
+      </w:pPr>
+      <w:r>
         <w:rPr>
           <w:rFonts w:hint="eastAsia"/>
           <w:b/>
           <w:bCs/>
-        </w:rPr>
-      </w:pPr>
-      <w:r>
-        <w:rPr>
-          <w:b/>
-          <w:bCs/>
-        </w:rPr>
-        <w:t>width</w:t>
-      </w:r>
-      <w:r>
-        <w:rPr>
-          <w:b/>
-          <w:bCs/>
-        </w:rPr>
-        <w:tab/>
-      </w:r>
-      <w:r>
-        <w:rPr>
-          <w:b/>
-          <w:bCs/>
-        </w:rPr>
-        <w:tab/>
-      </w:r>
-      <w:r>
-        <w:rPr>
-          <w:b/>
-          <w:bCs/>
-        </w:rPr>
-        <w:t>위드스</w:t>
-      </w:r>
-      <w:r>
-        <w:rPr>
-          <w:b/>
-          <w:bCs/>
-        </w:rPr>
-        <w:tab/>
-      </w:r>
-      <w:r>
-        <w:rPr>
-          <w:b/>
-          <w:bCs/>
-        </w:rPr>
-        <w:tab/>
-        <w:t>너비, 가로</w:t>
+          <w:color w:val="0070C0"/>
+          <w:sz w:val="24"/>
+          <w:szCs w:val="28"/>
+        </w:rPr>
+        <w:t>10</w:t>
+      </w:r>
+      <w:r>
+        <w:rPr>
+          <w:rFonts w:hint="eastAsia"/>
+          <w:b/>
+          <w:bCs/>
+          <w:color w:val="0070C0"/>
+          <w:sz w:val="24"/>
+          <w:szCs w:val="28"/>
+        </w:rPr>
+        <w:t>주차</w:t>
+      </w:r>
+    </w:p>
+    <w:p>
+      <w:pPr>
+        <w:spacing w:after="0"/>
+        <w:rPr>
+          <w:b/>
+          <w:bCs/>
+        </w:rPr>
+      </w:pPr>
+      <w:r>
+        <w:rPr>
+          <w:b/>
+          <w:bCs/>
+        </w:rPr>
+        <w:t>address</w:t>
+      </w:r>
+      <w:r>
+        <w:rPr>
+          <w:b/>
+          <w:bCs/>
+        </w:rPr>
+        <w:tab/>
+        <w:t>어드레스</w:t>
+      </w:r>
+      <w:r>
+        <w:rPr>
+          <w:b/>
+          <w:bCs/>
+        </w:rPr>
+        <w:tab/>
+        <w:t>주소</w:t>
+      </w:r>
+    </w:p>
+    <w:p>
+      <w:pPr>
+        <w:spacing w:after="0"/>
+        <w:rPr>
+          <w:b/>
+          <w:bCs/>
+        </w:rPr>
+      </w:pPr>
+      <w:r>
+        <w:rPr>
+          <w:b/>
+          <w:bCs/>
+        </w:rPr>
+        <w:t>administrator</w:t>
+      </w:r>
+      <w:r>
+        <w:rPr>
+          <w:b/>
+          <w:bCs/>
+        </w:rPr>
+        <w:tab/>
+      </w:r>
+      <w:r>
+        <w:rPr>
+          <w:b/>
+          <w:bCs/>
+          <w:sz w:val="16"/>
+          <w:szCs w:val="18"/>
+        </w:rPr>
+        <w:t>어드미니스트레이터</w:t>
+      </w:r>
+      <w:r>
+        <w:rPr>
+          <w:b/>
+          <w:bCs/>
+        </w:rPr>
+        <w:tab/>
+        <w:t>관리자</w:t>
+      </w:r>
+    </w:p>
+    <w:p>
+      <w:pPr>
+        <w:spacing w:after="0"/>
+        <w:rPr>
+          <w:b/>
+          <w:bCs/>
+        </w:rPr>
+      </w:pPr>
+      <w:r>
+        <w:rPr>
+          <w:b/>
+          <w:bCs/>
+        </w:rPr>
+        <w:t>affect</w:t>
+      </w:r>
+      <w:r>
+        <w:rPr>
+          <w:b/>
+          <w:bCs/>
+        </w:rPr>
+        <w:tab/>
+      </w:r>
+      <w:r>
+        <w:rPr>
+          <w:b/>
+          <w:bCs/>
+        </w:rPr>
+        <w:tab/>
+      </w:r>
+      <w:r>
+        <w:rPr>
+          <w:b/>
+          <w:bCs/>
+        </w:rPr>
+        <w:t>어펙트</w:t>
+      </w:r>
+      <w:r>
+        <w:rPr>
+          <w:b/>
+          <w:bCs/>
+        </w:rPr>
+        <w:tab/>
+      </w:r>
+      <w:r>
+        <w:rPr>
+          <w:b/>
+          <w:bCs/>
+        </w:rPr>
+        <w:tab/>
+      </w:r>
+      <w:r>
+        <w:rPr>
+          <w:b/>
+          <w:bCs/>
+        </w:rPr>
+        <w:t>영향</w:t>
+      </w:r>
+    </w:p>
+    <w:p>
+      <w:pPr>
+        <w:spacing w:after="0"/>
+        <w:rPr>
+          <w:b/>
+          <w:bCs/>
+        </w:rPr>
+      </w:pPr>
+      <w:r>
+        <w:rPr>
+          <w:b/>
+          <w:bCs/>
+        </w:rPr>
+        <w:t>alchemy</w:t>
+      </w:r>
+      <w:r>
+        <w:rPr>
+          <w:b/>
+          <w:bCs/>
+        </w:rPr>
+        <w:tab/>
+        <w:t>알케미</w:t>
+      </w:r>
+      <w:r>
+        <w:rPr>
+          <w:b/>
+          <w:bCs/>
+        </w:rPr>
+        <w:tab/>
+      </w:r>
+      <w:r>
+        <w:rPr>
+          <w:b/>
+          <w:bCs/>
+        </w:rPr>
+        <w:tab/>
+      </w:r>
+      <w:r>
+        <w:rPr>
+          <w:b/>
+          <w:bCs/>
+        </w:rPr>
+        <w:t>연금술</w:t>
+      </w:r>
+    </w:p>
+    <w:p>
+      <w:pPr>
+        <w:spacing w:after="0"/>
+        <w:rPr>
+          <w:b/>
+          <w:bCs/>
+        </w:rPr>
+      </w:pPr>
+      <w:r>
+        <w:rPr>
+          <w:b/>
+          <w:bCs/>
+        </w:rPr>
+        <w:t>alter</w:t>
+      </w:r>
+      <w:r>
+        <w:rPr>
+          <w:b/>
+          <w:bCs/>
+        </w:rPr>
+        <w:tab/>
+      </w:r>
+      <w:r>
+        <w:rPr>
+          <w:b/>
+          <w:bCs/>
+        </w:rPr>
+        <w:tab/>
+      </w:r>
+      <w:r>
+        <w:rPr>
+          <w:b/>
+          <w:bCs/>
+        </w:rPr>
+        <w:t>얼터</w:t>
+      </w:r>
+      <w:r>
+        <w:rPr>
+          <w:b/>
+          <w:bCs/>
+        </w:rPr>
+        <w:tab/>
+      </w:r>
+      <w:r>
+        <w:rPr>
+          <w:b/>
+          <w:bCs/>
+        </w:rPr>
+        <w:tab/>
+      </w:r>
+      <w:r>
+        <w:rPr>
+          <w:b/>
+          <w:bCs/>
+        </w:rPr>
+        <w:t>변경</w:t>
+      </w:r>
+    </w:p>
+    <w:p>
+      <w:pPr>
+        <w:spacing w:after="0"/>
+        <w:rPr>
+          <w:b/>
+          <w:bCs/>
+        </w:rPr>
+      </w:pPr>
+      <w:r>
+        <w:rPr>
+          <w:b/>
+          <w:bCs/>
+        </w:rPr>
+        <w:t>attribute</w:t>
+      </w:r>
+      <w:r>
+        <w:rPr>
+          <w:b/>
+          <w:bCs/>
+        </w:rPr>
+        <w:tab/>
+        <w:t>어트리뷰트</w:t>
+      </w:r>
+      <w:r>
+        <w:rPr>
+          <w:b/>
+          <w:bCs/>
+        </w:rPr>
+        <w:tab/>
+        <w:t>속성</w:t>
+      </w:r>
+    </w:p>
+    <w:p>
+      <w:pPr>
+        <w:spacing w:after="0"/>
+        <w:rPr>
+          <w:b/>
+          <w:bCs/>
+        </w:rPr>
+      </w:pPr>
+      <w:r>
+        <w:rPr>
+          <w:b/>
+          <w:bCs/>
+        </w:rPr>
+        <w:t>bind</w:t>
+      </w:r>
+      <w:r>
+        <w:rPr>
+          <w:b/>
+          <w:bCs/>
+        </w:rPr>
+        <w:tab/>
+      </w:r>
+      <w:r>
+        <w:rPr>
+          <w:b/>
+          <w:bCs/>
+        </w:rPr>
+        <w:tab/>
+      </w:r>
+      <w:r>
+        <w:rPr>
+          <w:b/>
+          <w:bCs/>
+        </w:rPr>
+        <w:t>바인드</w:t>
+      </w:r>
+      <w:r>
+        <w:rPr>
+          <w:b/>
+          <w:bCs/>
+        </w:rPr>
+        <w:tab/>
+      </w:r>
+      <w:r>
+        <w:rPr>
+          <w:b/>
+          <w:bCs/>
+        </w:rPr>
+        <w:tab/>
+      </w:r>
+      <w:r>
+        <w:rPr>
+          <w:b/>
+          <w:bCs/>
+        </w:rPr>
+        <w:t>결합</w:t>
+      </w:r>
+    </w:p>
+    <w:p>
+      <w:pPr>
+        <w:spacing w:after="0"/>
+        <w:rPr>
+          <w:b/>
+          <w:bCs/>
+        </w:rPr>
+      </w:pPr>
+      <w:r>
+        <w:rPr>
+          <w:b/>
+          <w:bCs/>
+        </w:rPr>
+        <w:t>border</w:t>
+      </w:r>
+      <w:r>
+        <w:rPr>
+          <w:b/>
+          <w:bCs/>
+        </w:rPr>
+        <w:tab/>
+      </w:r>
+      <w:r>
+        <w:rPr>
+          <w:b/>
+          <w:bCs/>
+        </w:rPr>
+        <w:tab/>
+      </w:r>
+      <w:r>
+        <w:rPr>
+          <w:b/>
+          <w:bCs/>
+        </w:rPr>
+        <w:t>보더</w:t>
+      </w:r>
+      <w:r>
+        <w:rPr>
+          <w:b/>
+          <w:bCs/>
+        </w:rPr>
+        <w:tab/>
+      </w:r>
+      <w:r>
+        <w:rPr>
+          <w:b/>
+          <w:bCs/>
+        </w:rPr>
+        <w:tab/>
+      </w:r>
+      <w:r>
+        <w:rPr>
+          <w:b/>
+          <w:bCs/>
+        </w:rPr>
+        <w:t>경계</w:t>
+      </w:r>
+    </w:p>
+    <w:p>
+      <w:pPr>
+        <w:spacing w:after="0"/>
+        <w:rPr>
+          <w:b/>
+          <w:bCs/>
+        </w:rPr>
+      </w:pPr>
+      <w:r>
+        <w:rPr>
+          <w:b/>
+          <w:bCs/>
+        </w:rPr>
+        <w:t>break</w:t>
+      </w:r>
+      <w:r>
+        <w:rPr>
+          <w:b/>
+          <w:bCs/>
+        </w:rPr>
+        <w:tab/>
+      </w:r>
+      <w:r>
+        <w:rPr>
+          <w:b/>
+          <w:bCs/>
+        </w:rPr>
+        <w:tab/>
+      </w:r>
+      <w:r>
+        <w:rPr>
+          <w:b/>
+          <w:bCs/>
+        </w:rPr>
+        <w:t>브레이크</w:t>
+      </w:r>
+      <w:r>
+        <w:rPr>
+          <w:b/>
+          <w:bCs/>
+        </w:rPr>
+        <w:tab/>
+        <w:t>중단</w:t>
+      </w:r>
+    </w:p>
+    <w:p>
+      <w:pPr>
+        <w:spacing w:after="0"/>
+        <w:rPr>
+          <w:b/>
+          <w:bCs/>
+        </w:rPr>
+      </w:pPr>
+      <w:r>
+        <w:rPr>
+          <w:b/>
+          <w:bCs/>
+        </w:rPr>
+        <w:t>call</w:t>
+      </w:r>
+      <w:r>
+        <w:rPr>
+          <w:b/>
+          <w:bCs/>
+        </w:rPr>
+        <w:tab/>
+      </w:r>
+      <w:r>
+        <w:rPr>
+          <w:b/>
+          <w:bCs/>
+        </w:rPr>
+        <w:tab/>
+      </w:r>
+      <w:r>
+        <w:rPr>
+          <w:b/>
+          <w:bCs/>
+        </w:rPr>
+        <w:t>콜</w:t>
+      </w:r>
+      <w:r>
+        <w:rPr>
+          <w:b/>
+          <w:bCs/>
+        </w:rPr>
+        <w:tab/>
+      </w:r>
+      <w:r>
+        <w:rPr>
+          <w:b/>
+          <w:bCs/>
+        </w:rPr>
+        <w:tab/>
+      </w:r>
+      <w:r>
+        <w:rPr>
+          <w:b/>
+          <w:bCs/>
+        </w:rPr>
+        <w:t>호출</w:t>
+      </w:r>
+    </w:p>
+    <w:p>
+      <w:pPr>
+        <w:spacing w:after="0"/>
+        <w:rPr>
+          <w:b/>
+          <w:bCs/>
+        </w:rPr>
+      </w:pPr>
+      <w:r>
+        <w:rPr>
+          <w:b/>
+          <w:bCs/>
+        </w:rPr>
+        <w:t>change</w:t>
+      </w:r>
+      <w:r>
+        <w:rPr>
+          <w:b/>
+          <w:bCs/>
+        </w:rPr>
+        <w:tab/>
+      </w:r>
+      <w:r>
+        <w:rPr>
+          <w:b/>
+          <w:bCs/>
+        </w:rPr>
+        <w:tab/>
+      </w:r>
+      <w:r>
+        <w:rPr>
+          <w:b/>
+          <w:bCs/>
+        </w:rPr>
+        <w:t>체인지</w:t>
+      </w:r>
+      <w:r>
+        <w:rPr>
+          <w:b/>
+          <w:bCs/>
+        </w:rPr>
+        <w:tab/>
+      </w:r>
+      <w:r>
+        <w:rPr>
+          <w:b/>
+          <w:bCs/>
+        </w:rPr>
+        <w:tab/>
+      </w:r>
+      <w:r>
+        <w:rPr>
+          <w:b/>
+          <w:bCs/>
+        </w:rPr>
+        <w:t>변화</w:t>
+      </w:r>
+    </w:p>
+    <w:p>
+      <w:pPr>
+        <w:spacing w:after="0"/>
+        <w:rPr>
+          <w:b/>
+          <w:bCs/>
+        </w:rPr>
+      </w:pPr>
+      <w:r>
+        <w:rPr>
+          <w:b/>
+          <w:bCs/>
+        </w:rPr>
+        <w:t>character</w:t>
+      </w:r>
+      <w:r>
+        <w:rPr>
+          <w:b/>
+          <w:bCs/>
+        </w:rPr>
+        <w:tab/>
+        <w:t>캐릭터</w:t>
+      </w:r>
+      <w:r>
+        <w:rPr>
+          <w:b/>
+          <w:bCs/>
+        </w:rPr>
+        <w:tab/>
+      </w:r>
+      <w:r>
+        <w:rPr>
+          <w:b/>
+          <w:bCs/>
+        </w:rPr>
+        <w:tab/>
+      </w:r>
+      <w:r>
+        <w:rPr>
+          <w:b/>
+          <w:bCs/>
+        </w:rPr>
+        <w:t>문자</w:t>
+      </w:r>
+    </w:p>
+    <w:p>
+      <w:pPr>
+        <w:spacing w:after="0"/>
+        <w:rPr>
+          <w:b/>
+          <w:bCs/>
+        </w:rPr>
+      </w:pPr>
+      <w:r>
+        <w:rPr>
+          <w:b/>
+          <w:bCs/>
+        </w:rPr>
+        <w:t>client</w:t>
+      </w:r>
+      <w:r>
+        <w:rPr>
+          <w:b/>
+          <w:bCs/>
+        </w:rPr>
+        <w:tab/>
+      </w:r>
+      <w:r>
+        <w:rPr>
+          <w:b/>
+          <w:bCs/>
+        </w:rPr>
+        <w:tab/>
+      </w:r>
+      <w:r>
+        <w:rPr>
+          <w:b/>
+          <w:bCs/>
+        </w:rPr>
+        <w:t>클라이언트</w:t>
+      </w:r>
+      <w:r>
+        <w:rPr>
+          <w:b/>
+          <w:bCs/>
+        </w:rPr>
+        <w:tab/>
+        <w:t>고객 (클라이언트)</w:t>
+      </w:r>
+    </w:p>
+    <w:p>
+      <w:pPr>
+        <w:spacing w:after="0"/>
+        <w:rPr>
+          <w:b/>
+          <w:bCs/>
+        </w:rPr>
+      </w:pPr>
+      <w:r>
+        <w:rPr>
+          <w:b/>
+          <w:bCs/>
+        </w:rPr>
+        <w:t>column</w:t>
+      </w:r>
+      <w:r>
+        <w:rPr>
+          <w:b/>
+          <w:bCs/>
+        </w:rPr>
+        <w:tab/>
+      </w:r>
+      <w:r>
+        <w:rPr>
+          <w:b/>
+          <w:bCs/>
+        </w:rPr>
+        <w:tab/>
+      </w:r>
+      <w:r>
+        <w:rPr>
+          <w:b/>
+          <w:bCs/>
+        </w:rPr>
+        <w:t>컬럼</w:t>
+      </w:r>
+      <w:r>
+        <w:rPr>
+          <w:b/>
+          <w:bCs/>
+        </w:rPr>
+        <w:tab/>
+      </w:r>
+      <w:r>
+        <w:rPr>
+          <w:b/>
+          <w:bCs/>
+        </w:rPr>
+        <w:tab/>
+      </w:r>
+      <w:r>
+        <w:rPr>
+          <w:b/>
+          <w:bCs/>
+        </w:rPr>
+        <w:t>열</w:t>
+      </w:r>
+    </w:p>
+    <w:p>
+      <w:pPr>
+        <w:spacing w:after="0"/>
+        <w:rPr>
+          <w:b/>
+          <w:bCs/>
+        </w:rPr>
+      </w:pPr>
+      <w:r>
+        <w:rPr>
+          <w:b/>
+          <w:bCs/>
+        </w:rPr>
+        <w:t>commit</w:t>
+      </w:r>
+      <w:r>
+        <w:rPr>
+          <w:b/>
+          <w:bCs/>
+        </w:rPr>
+        <w:tab/>
+      </w:r>
+      <w:r>
+        <w:rPr>
+          <w:b/>
+          <w:bCs/>
+        </w:rPr>
+        <w:tab/>
+      </w:r>
+      <w:r>
+        <w:rPr>
+          <w:b/>
+          <w:bCs/>
+        </w:rPr>
+        <w:t>커밋</w:t>
+      </w:r>
+      <w:r>
+        <w:rPr>
+          <w:b/>
+          <w:bCs/>
+        </w:rPr>
+        <w:tab/>
+      </w:r>
+      <w:r>
+        <w:rPr>
+          <w:b/>
+          <w:bCs/>
+        </w:rPr>
+        <w:tab/>
+      </w:r>
+      <w:r>
+        <w:rPr>
+          <w:b/>
+          <w:bCs/>
+        </w:rPr>
+        <w:t>확정</w:t>
+      </w:r>
+    </w:p>
+    <w:p>
+      <w:pPr>
+        <w:spacing w:after="0"/>
+        <w:rPr>
+          <w:b/>
+          <w:bCs/>
+        </w:rPr>
+      </w:pPr>
+      <w:r>
+        <w:rPr>
+          <w:b/>
+          <w:bCs/>
+        </w:rPr>
+        <w:t>common</w:t>
+      </w:r>
+      <w:r>
+        <w:rPr>
+          <w:b/>
+          <w:bCs/>
+        </w:rPr>
+        <w:tab/>
+        <w:t>커먼</w:t>
+      </w:r>
+      <w:r>
+        <w:rPr>
+          <w:b/>
+          <w:bCs/>
+        </w:rPr>
+        <w:tab/>
+      </w:r>
+      <w:r>
+        <w:rPr>
+          <w:b/>
+          <w:bCs/>
+        </w:rPr>
+        <w:tab/>
+      </w:r>
+      <w:r>
+        <w:rPr>
+          <w:b/>
+          <w:bCs/>
+        </w:rPr>
+        <w:t>공통</w:t>
+      </w:r>
+    </w:p>
+    <w:p>
+      <w:pPr>
+        <w:spacing w:after="0"/>
+        <w:rPr>
+          <w:b/>
+          <w:bCs/>
+        </w:rPr>
+      </w:pPr>
+      <w:r>
+        <w:rPr>
+          <w:b/>
+          <w:bCs/>
+        </w:rPr>
+        <w:t>condition</w:t>
+      </w:r>
+      <w:r>
+        <w:rPr>
+          <w:b/>
+          <w:bCs/>
+        </w:rPr>
+        <w:tab/>
+        <w:t>컨디션</w:t>
+      </w:r>
+      <w:r>
+        <w:rPr>
+          <w:b/>
+          <w:bCs/>
+        </w:rPr>
+        <w:tab/>
+      </w:r>
+      <w:r>
+        <w:rPr>
+          <w:b/>
+          <w:bCs/>
+        </w:rPr>
+        <w:tab/>
+      </w:r>
+      <w:r>
+        <w:rPr>
+          <w:b/>
+          <w:bCs/>
+        </w:rPr>
+        <w:t>조건</w:t>
+      </w:r>
+    </w:p>
+    <w:p>
+      <w:pPr>
+        <w:spacing w:after="0"/>
+        <w:rPr>
+          <w:b/>
+          <w:bCs/>
+        </w:rPr>
+      </w:pPr>
+      <w:r>
+        <w:rPr>
+          <w:b/>
+          <w:bCs/>
+        </w:rPr>
+        <w:t>connection</w:t>
+      </w:r>
+      <w:r>
+        <w:rPr>
+          <w:b/>
+          <w:bCs/>
+        </w:rPr>
+        <w:tab/>
+        <w:t>커넥션</w:t>
+      </w:r>
+      <w:r>
+        <w:rPr>
+          <w:b/>
+          <w:bCs/>
+        </w:rPr>
+        <w:tab/>
+      </w:r>
+      <w:r>
+        <w:rPr>
+          <w:b/>
+          <w:bCs/>
+        </w:rPr>
+        <w:tab/>
+      </w:r>
+      <w:r>
+        <w:rPr>
+          <w:b/>
+          <w:bCs/>
+        </w:rPr>
+        <w:t>연결</w:t>
+      </w:r>
+    </w:p>
+    <w:p>
+      <w:pPr>
+        <w:spacing w:after="0"/>
+        <w:rPr>
+          <w:b/>
+          <w:bCs/>
+        </w:rPr>
+      </w:pPr>
+      <w:r>
+        <w:rPr>
+          <w:b/>
+          <w:bCs/>
+        </w:rPr>
+        <w:t>create</w:t>
+      </w:r>
+      <w:r>
+        <w:rPr>
+          <w:b/>
+          <w:bCs/>
+        </w:rPr>
+        <w:tab/>
+      </w:r>
+      <w:r>
+        <w:rPr>
+          <w:b/>
+          <w:bCs/>
+        </w:rPr>
+        <w:tab/>
+      </w:r>
+      <w:r>
+        <w:rPr>
+          <w:b/>
+          <w:bCs/>
+        </w:rPr>
+        <w:t>크리에이트</w:t>
+      </w:r>
+      <w:r>
+        <w:rPr>
+          <w:b/>
+          <w:bCs/>
+        </w:rPr>
+        <w:tab/>
+        <w:t>생성</w:t>
+      </w:r>
+    </w:p>
+    <w:p>
+      <w:pPr>
+        <w:spacing w:after="0"/>
+        <w:rPr>
+          <w:b/>
+          <w:bCs/>
+        </w:rPr>
+      </w:pPr>
+      <w:r>
+        <w:rPr>
+          <w:b/>
+          <w:bCs/>
+        </w:rPr>
+        <w:t>cursor</w:t>
+      </w:r>
+      <w:r>
+        <w:rPr>
+          <w:b/>
+          <w:bCs/>
+        </w:rPr>
+        <w:tab/>
+      </w:r>
+      <w:r>
+        <w:rPr>
+          <w:b/>
+          <w:bCs/>
+        </w:rPr>
+        <w:tab/>
+      </w:r>
+      <w:r>
+        <w:rPr>
+          <w:b/>
+          <w:bCs/>
+        </w:rPr>
+        <w:t>커서</w:t>
+      </w:r>
+      <w:r>
+        <w:rPr>
+          <w:b/>
+          <w:bCs/>
+        </w:rPr>
+        <w:tab/>
+      </w:r>
+      <w:r>
+        <w:rPr>
+          <w:b/>
+          <w:bCs/>
+        </w:rPr>
+        <w:tab/>
+      </w:r>
+      <w:r>
+        <w:rPr>
+          <w:b/>
+          <w:bCs/>
+        </w:rPr>
+        <w:t>커서</w:t>
+      </w:r>
+    </w:p>
+    <w:p>
+      <w:pPr>
+        <w:spacing w:after="0"/>
+        <w:rPr>
+          <w:b/>
+          <w:bCs/>
+        </w:rPr>
+      </w:pPr>
+      <w:r>
+        <w:rPr>
+          <w:b/>
+          <w:bCs/>
+        </w:rPr>
+        <w:t>default</w:t>
+      </w:r>
+      <w:r>
+        <w:rPr>
+          <w:b/>
+          <w:bCs/>
+        </w:rPr>
+        <w:tab/>
+      </w:r>
+      <w:r>
+        <w:rPr>
+          <w:b/>
+          <w:bCs/>
+        </w:rPr>
+        <w:tab/>
+      </w:r>
+      <w:r>
+        <w:rPr>
+          <w:b/>
+          <w:bCs/>
+        </w:rPr>
+        <w:t>디폴트</w:t>
+      </w:r>
+      <w:r>
+        <w:rPr>
+          <w:b/>
+          <w:bCs/>
+        </w:rPr>
+        <w:tab/>
+      </w:r>
+      <w:r>
+        <w:rPr>
+          <w:b/>
+          <w:bCs/>
+        </w:rPr>
+        <w:tab/>
+      </w:r>
+      <w:r>
+        <w:rPr>
+          <w:b/>
+          <w:bCs/>
+        </w:rPr>
+        <w:t>기본값</w:t>
+      </w:r>
+    </w:p>
+    <w:p>
+      <w:pPr>
+        <w:spacing w:after="0"/>
+        <w:rPr>
+          <w:b/>
+          <w:bCs/>
+        </w:rPr>
+      </w:pPr>
+      <w:r>
+        <w:rPr>
+          <w:b/>
+          <w:bCs/>
+        </w:rPr>
+        <w:t>definition</w:t>
+      </w:r>
+      <w:r>
+        <w:rPr>
+          <w:b/>
+          <w:bCs/>
+        </w:rPr>
+        <w:tab/>
+        <w:t>데피니션</w:t>
+      </w:r>
+      <w:r>
+        <w:rPr>
+          <w:b/>
+          <w:bCs/>
+        </w:rPr>
+        <w:tab/>
+        <w:t>정의</w:t>
+      </w:r>
+    </w:p>
+    <w:p>
+      <w:pPr>
+        <w:spacing w:after="0"/>
+        <w:rPr>
+          <w:b/>
+          <w:bCs/>
+        </w:rPr>
+      </w:pPr>
+      <w:r>
+        <w:rPr>
+          <w:b/>
+          <w:bCs/>
+        </w:rPr>
+        <w:t>delete</w:t>
+      </w:r>
+      <w:r>
+        <w:rPr>
+          <w:b/>
+          <w:bCs/>
+        </w:rPr>
+        <w:tab/>
+      </w:r>
+      <w:r>
+        <w:rPr>
+          <w:b/>
+          <w:bCs/>
+        </w:rPr>
+        <w:tab/>
+      </w:r>
+      <w:r>
+        <w:rPr>
+          <w:b/>
+          <w:bCs/>
+        </w:rPr>
+        <w:t>딜리트</w:t>
+      </w:r>
+      <w:r>
+        <w:rPr>
+          <w:b/>
+          <w:bCs/>
+        </w:rPr>
+        <w:tab/>
+      </w:r>
+      <w:r>
+        <w:rPr>
+          <w:b/>
+          <w:bCs/>
+        </w:rPr>
+        <w:tab/>
+      </w:r>
+      <w:r>
+        <w:rPr>
+          <w:b/>
+          <w:bCs/>
+        </w:rPr>
+        <w:t>삭제</w:t>
+      </w:r>
+    </w:p>
+    <w:p>
+      <w:pPr>
+        <w:spacing w:after="0"/>
+        <w:rPr>
+          <w:b/>
+          <w:bCs/>
+        </w:rPr>
+      </w:pPr>
+      <w:r>
+        <w:rPr>
+          <w:b/>
+          <w:bCs/>
+        </w:rPr>
+        <w:t>deprecate</w:t>
+      </w:r>
+      <w:r>
+        <w:rPr>
+          <w:b/>
+          <w:bCs/>
+        </w:rPr>
+        <w:tab/>
+        <w:t>데프리케이트</w:t>
+      </w:r>
+      <w:r>
+        <w:rPr>
+          <w:b/>
+          <w:bCs/>
+        </w:rPr>
+        <w:tab/>
+        <w:t>중요도 저하</w:t>
+      </w:r>
+    </w:p>
+    <w:p>
+      <w:pPr>
+        <w:spacing w:after="0"/>
+        <w:rPr>
+          <w:b/>
+          <w:bCs/>
+        </w:rPr>
+      </w:pPr>
+      <w:r>
+        <w:rPr>
+          <w:b/>
+          <w:bCs/>
+          <w:sz w:val="18"/>
+          <w:szCs w:val="20"/>
+        </w:rPr>
+        <w:t>descending order</w:t>
+      </w:r>
+      <w:r>
+        <w:rPr>
+          <w:b/>
+          <w:bCs/>
+        </w:rPr>
+        <w:tab/>
+        <w:t>디센딩 오더</w:t>
+      </w:r>
+      <w:r>
+        <w:rPr>
+          <w:b/>
+          <w:bCs/>
+        </w:rPr>
+        <w:tab/>
+        <w:t>내림차순</w:t>
+      </w:r>
+    </w:p>
+    <w:p>
+      <w:pPr>
+        <w:spacing w:after="0"/>
+        <w:rPr>
+          <w:b/>
+          <w:bCs/>
+        </w:rPr>
+      </w:pPr>
+      <w:r>
+        <w:rPr>
+          <w:b/>
+          <w:bCs/>
+        </w:rPr>
+        <w:t>description</w:t>
+      </w:r>
+      <w:r>
+        <w:rPr>
+          <w:b/>
+          <w:bCs/>
+        </w:rPr>
+        <w:tab/>
+        <w:t>디스크립션</w:t>
+      </w:r>
+      <w:r>
+        <w:rPr>
+          <w:b/>
+          <w:bCs/>
+        </w:rPr>
+        <w:tab/>
+        <w:t>설명</w:t>
+      </w:r>
+    </w:p>
+    <w:p>
+      <w:pPr>
+        <w:spacing w:after="0"/>
+        <w:rPr>
+          <w:b/>
+          <w:bCs/>
+        </w:rPr>
+      </w:pPr>
+      <w:r>
+        <w:rPr>
+          <w:b/>
+          <w:bCs/>
+        </w:rPr>
+        <w:t>dictionary</w:t>
+      </w:r>
+      <w:r>
+        <w:rPr>
+          <w:b/>
+          <w:bCs/>
+        </w:rPr>
+        <w:tab/>
+        <w:t>딕셔너리</w:t>
+      </w:r>
+      <w:r>
+        <w:rPr>
+          <w:b/>
+          <w:bCs/>
+        </w:rPr>
+        <w:tab/>
+        <w:t>사전</w:t>
+      </w:r>
+    </w:p>
+    <w:p>
+      <w:pPr>
+        <w:spacing w:after="0"/>
+        <w:rPr>
+          <w:b/>
+          <w:bCs/>
+        </w:rPr>
+      </w:pPr>
+      <w:r>
+        <w:rPr>
+          <w:b/>
+          <w:bCs/>
+        </w:rPr>
+        <w:t>directory</w:t>
+      </w:r>
+      <w:r>
+        <w:rPr>
+          <w:b/>
+          <w:bCs/>
+        </w:rPr>
+        <w:tab/>
+        <w:t>디렉터리</w:t>
+      </w:r>
+      <w:r>
+        <w:rPr>
+          <w:b/>
+          <w:bCs/>
+        </w:rPr>
+        <w:tab/>
+        <w:t>디렉터리 (목록)</w:t>
+      </w:r>
+    </w:p>
+    <w:p>
+      <w:pPr>
+        <w:spacing w:after="0"/>
+        <w:rPr>
+          <w:b/>
+          <w:bCs/>
+        </w:rPr>
+      </w:pPr>
+      <w:r>
+        <w:rPr>
+          <w:b/>
+          <w:bCs/>
+        </w:rPr>
+        <w:t>disable</w:t>
+      </w:r>
+      <w:r>
+        <w:rPr>
+          <w:b/>
+          <w:bCs/>
+        </w:rPr>
+        <w:tab/>
+      </w:r>
+      <w:r>
+        <w:rPr>
+          <w:b/>
+          <w:bCs/>
+        </w:rPr>
+        <w:tab/>
+      </w:r>
+      <w:r>
+        <w:rPr>
+          <w:b/>
+          <w:bCs/>
+        </w:rPr>
+        <w:t>디스에이블</w:t>
+      </w:r>
+      <w:r>
+        <w:rPr>
+          <w:b/>
+          <w:bCs/>
+        </w:rPr>
+        <w:tab/>
+        <w:t>비활성화</w:t>
+      </w:r>
+    </w:p>
+    <w:p>
+      <w:pPr>
+        <w:spacing w:after="0"/>
+        <w:rPr>
+          <w:b/>
+          <w:bCs/>
+        </w:rPr>
+      </w:pPr>
+      <w:r>
+        <w:rPr>
+          <w:b/>
+          <w:bCs/>
+        </w:rPr>
+        <w:t>double</w:t>
+      </w:r>
+      <w:r>
+        <w:rPr>
+          <w:b/>
+          <w:bCs/>
+        </w:rPr>
+        <w:tab/>
+      </w:r>
+      <w:r>
+        <w:rPr>
+          <w:b/>
+          <w:bCs/>
+        </w:rPr>
+        <w:tab/>
+      </w:r>
+      <w:r>
+        <w:rPr>
+          <w:b/>
+          <w:bCs/>
+        </w:rPr>
+        <w:t>더블</w:t>
+      </w:r>
+      <w:r>
+        <w:rPr>
+          <w:b/>
+          <w:bCs/>
+        </w:rPr>
+        <w:tab/>
+      </w:r>
+      <w:r>
+        <w:rPr>
+          <w:b/>
+          <w:bCs/>
+        </w:rPr>
+        <w:tab/>
+      </w:r>
+      <w:r>
+        <w:rPr>
+          <w:b/>
+          <w:bCs/>
+        </w:rPr>
+        <w:t>실수형 데이터</w:t>
+      </w:r>
+    </w:p>
+    <w:p>
+      <w:pPr>
+        <w:spacing w:after="0"/>
+        <w:rPr>
+          <w:b/>
+          <w:bCs/>
+        </w:rPr>
+      </w:pPr>
+      <w:r>
+        <w:rPr>
+          <w:b/>
+          <w:bCs/>
+        </w:rPr>
+        <w:t>drop</w:t>
+      </w:r>
+      <w:r>
+        <w:rPr>
+          <w:b/>
+          <w:bCs/>
+        </w:rPr>
+        <w:tab/>
+      </w:r>
+      <w:r>
+        <w:rPr>
+          <w:b/>
+          <w:bCs/>
+        </w:rPr>
+        <w:tab/>
+      </w:r>
+      <w:r>
+        <w:rPr>
+          <w:b/>
+          <w:bCs/>
+        </w:rPr>
+        <w:t>드롭</w:t>
+      </w:r>
+      <w:r>
+        <w:rPr>
+          <w:b/>
+          <w:bCs/>
+        </w:rPr>
+        <w:tab/>
+      </w:r>
+      <w:r>
+        <w:rPr>
+          <w:b/>
+          <w:bCs/>
+        </w:rPr>
+        <w:tab/>
+      </w:r>
+      <w:r>
+        <w:rPr>
+          <w:b/>
+          <w:bCs/>
+        </w:rPr>
+        <w:t>삭제 (버림)</w:t>
+      </w:r>
+    </w:p>
+    <w:p>
+      <w:pPr>
+        <w:spacing w:after="0"/>
+        <w:rPr>
+          <w:b/>
+          <w:bCs/>
+        </w:rPr>
+      </w:pPr>
+      <w:r>
+        <w:rPr>
+          <w:b/>
+          <w:bCs/>
+        </w:rPr>
+        <w:t>dump</w:t>
+      </w:r>
+      <w:r>
+        <w:rPr>
+          <w:b/>
+          <w:bCs/>
+        </w:rPr>
+        <w:tab/>
+      </w:r>
+      <w:r>
+        <w:rPr>
+          <w:b/>
+          <w:bCs/>
+        </w:rPr>
+        <w:tab/>
+      </w:r>
+      <w:r>
+        <w:rPr>
+          <w:b/>
+          <w:bCs/>
+        </w:rPr>
+        <w:t>덤프</w:t>
+      </w:r>
+      <w:r>
+        <w:rPr>
+          <w:b/>
+          <w:bCs/>
+        </w:rPr>
+        <w:tab/>
+      </w:r>
+      <w:r>
+        <w:rPr>
+          <w:b/>
+          <w:bCs/>
+        </w:rPr>
+        <w:tab/>
+      </w:r>
+      <w:r>
+        <w:rPr>
+          <w:b/>
+          <w:bCs/>
+        </w:rPr>
+        <w:t>덤프</w:t>
+      </w:r>
+    </w:p>
+    <w:p>
+      <w:pPr>
+        <w:spacing w:after="0"/>
+        <w:rPr>
+          <w:b/>
+          <w:bCs/>
+        </w:rPr>
+      </w:pPr>
+      <w:r>
+        <w:rPr>
+          <w:b/>
+          <w:bCs/>
+        </w:rPr>
+        <w:t>enable</w:t>
+      </w:r>
+      <w:r>
+        <w:rPr>
+          <w:b/>
+          <w:bCs/>
+        </w:rPr>
+        <w:tab/>
+      </w:r>
+      <w:r>
+        <w:rPr>
+          <w:b/>
+          <w:bCs/>
+        </w:rPr>
+        <w:tab/>
+      </w:r>
+      <w:r>
+        <w:rPr>
+          <w:b/>
+          <w:bCs/>
+        </w:rPr>
+        <w:t>이네이블</w:t>
+      </w:r>
+      <w:r>
+        <w:rPr>
+          <w:b/>
+          <w:bCs/>
+        </w:rPr>
+        <w:tab/>
+        <w:t>활성화</w:t>
+      </w:r>
+    </w:p>
+    <w:p>
+      <w:pPr>
+        <w:spacing w:after="0"/>
+        <w:rPr>
+          <w:b/>
+          <w:bCs/>
+        </w:rPr>
+      </w:pPr>
+      <w:r>
+        <w:rPr>
+          <w:b/>
+          <w:bCs/>
+        </w:rPr>
+        <w:t>entity</w:t>
+      </w:r>
+      <w:r>
+        <w:rPr>
+          <w:b/>
+          <w:bCs/>
+        </w:rPr>
+        <w:tab/>
+      </w:r>
+      <w:r>
+        <w:rPr>
+          <w:b/>
+          <w:bCs/>
+        </w:rPr>
+        <w:tab/>
+        <w:t>엔티티</w:t>
+      </w:r>
+      <w:r>
+        <w:rPr>
+          <w:b/>
+          <w:bCs/>
+        </w:rPr>
+        <w:tab/>
+      </w:r>
+      <w:r>
+        <w:rPr>
+          <w:b/>
+          <w:bCs/>
+        </w:rPr>
+        <w:tab/>
+      </w:r>
+      <w:r>
+        <w:rPr>
+          <w:b/>
+          <w:bCs/>
+        </w:rPr>
+        <w:t>개체</w:t>
+      </w:r>
+    </w:p>
+    <w:p>
+      <w:pPr>
+        <w:spacing w:after="0"/>
+        <w:rPr>
+          <w:b/>
+          <w:bCs/>
+        </w:rPr>
+      </w:pPr>
+      <w:r>
+        <w:rPr>
+          <w:b/>
+          <w:bCs/>
+        </w:rPr>
+        <w:t>execute</w:t>
+      </w:r>
+      <w:r>
+        <w:rPr>
+          <w:b/>
+          <w:bCs/>
+        </w:rPr>
+        <w:tab/>
+        <w:t>이그제큐트</w:t>
+      </w:r>
+      <w:r>
+        <w:rPr>
+          <w:b/>
+          <w:bCs/>
+        </w:rPr>
+        <w:tab/>
+        <w:t>실행</w:t>
+      </w:r>
+    </w:p>
+    <w:p>
+      <w:pPr>
+        <w:spacing w:after="0"/>
+        <w:rPr>
+          <w:b/>
+          <w:bCs/>
+        </w:rPr>
+      </w:pPr>
+      <w:r>
+        <w:rPr>
+          <w:b/>
+          <w:bCs/>
+        </w:rPr>
+        <w:t>exist</w:t>
+      </w:r>
+      <w:r>
+        <w:rPr>
+          <w:b/>
+          <w:bCs/>
+        </w:rPr>
+        <w:tab/>
+      </w:r>
+      <w:r>
+        <w:rPr>
+          <w:b/>
+          <w:bCs/>
+        </w:rPr>
+        <w:tab/>
+      </w:r>
+      <w:r>
+        <w:rPr>
+          <w:b/>
+          <w:bCs/>
+        </w:rPr>
+        <w:t>이그지스트</w:t>
+      </w:r>
+      <w:r>
+        <w:rPr>
+          <w:b/>
+          <w:bCs/>
+        </w:rPr>
+        <w:tab/>
+        <w:t>존재</w:t>
+      </w:r>
+    </w:p>
+    <w:p>
+      <w:pPr>
+        <w:spacing w:after="0"/>
+        <w:rPr>
+          <w:b/>
+          <w:bCs/>
+        </w:rPr>
+      </w:pPr>
+      <w:r>
+        <w:rPr>
+          <w:b/>
+          <w:bCs/>
+        </w:rPr>
+        <w:t>expression</w:t>
+      </w:r>
+      <w:r>
+        <w:rPr>
+          <w:b/>
+          <w:bCs/>
+        </w:rPr>
+        <w:tab/>
+        <w:t>익스프레션</w:t>
+      </w:r>
+      <w:r>
+        <w:rPr>
+          <w:b/>
+          <w:bCs/>
+        </w:rPr>
+        <w:tab/>
+        <w:t>표현식</w:t>
+      </w:r>
+    </w:p>
+    <w:p>
+      <w:pPr>
+        <w:spacing w:after="0"/>
+        <w:rPr>
+          <w:b/>
+          <w:bCs/>
+        </w:rPr>
+      </w:pPr>
+      <w:r>
+        <w:rPr>
+          <w:b/>
+          <w:bCs/>
+        </w:rPr>
+        <w:lastRenderedPageBreak/>
+        <w:t>fetch</w:t>
+      </w:r>
+      <w:r>
+        <w:rPr>
+          <w:b/>
+          <w:bCs/>
+        </w:rPr>
+        <w:tab/>
+      </w:r>
+      <w:r>
+        <w:rPr>
+          <w:b/>
+          <w:bCs/>
+        </w:rPr>
+        <w:tab/>
+      </w:r>
+      <w:r>
+        <w:rPr>
+          <w:b/>
+          <w:bCs/>
+        </w:rPr>
+        <w:t>페치</w:t>
+      </w:r>
+      <w:r>
+        <w:rPr>
+          <w:b/>
+          <w:bCs/>
+        </w:rPr>
+        <w:tab/>
+      </w:r>
+      <w:r>
+        <w:rPr>
+          <w:b/>
+          <w:bCs/>
+        </w:rPr>
+        <w:tab/>
+      </w:r>
+      <w:r>
+        <w:rPr>
+          <w:b/>
+          <w:bCs/>
+        </w:rPr>
+        <w:t>데이터 가져오기</w:t>
+      </w:r>
+    </w:p>
+    <w:p>
+      <w:pPr>
+        <w:spacing w:after="0"/>
+        <w:rPr>
+          <w:b/>
+          <w:bCs/>
+        </w:rPr>
+      </w:pPr>
+      <w:r>
+        <w:rPr>
+          <w:b/>
+          <w:bCs/>
+        </w:rPr>
+        <w:t>field</w:t>
+      </w:r>
+      <w:r>
+        <w:rPr>
+          <w:b/>
+          <w:bCs/>
+        </w:rPr>
+        <w:tab/>
+      </w:r>
+      <w:r>
+        <w:rPr>
+          <w:b/>
+          <w:bCs/>
+        </w:rPr>
+        <w:tab/>
+      </w:r>
+      <w:r>
+        <w:rPr>
+          <w:b/>
+          <w:bCs/>
+        </w:rPr>
+        <w:t>필드</w:t>
+      </w:r>
+      <w:r>
+        <w:rPr>
+          <w:b/>
+          <w:bCs/>
+        </w:rPr>
+        <w:tab/>
+      </w:r>
+      <w:r>
+        <w:rPr>
+          <w:b/>
+          <w:bCs/>
+        </w:rPr>
+        <w:tab/>
+      </w:r>
+      <w:r>
+        <w:rPr>
+          <w:b/>
+          <w:bCs/>
+        </w:rPr>
+        <w:t>필드 (구역)</w:t>
+      </w:r>
+    </w:p>
+    <w:p>
+      <w:pPr>
+        <w:spacing w:after="0"/>
+        <w:rPr>
+          <w:b/>
+          <w:bCs/>
+        </w:rPr>
+      </w:pPr>
+      <w:r>
+        <w:rPr>
+          <w:b/>
+          <w:bCs/>
+        </w:rPr>
+        <w:t>filter</w:t>
+      </w:r>
+      <w:r>
+        <w:rPr>
+          <w:b/>
+          <w:bCs/>
+        </w:rPr>
+        <w:tab/>
+      </w:r>
+      <w:r>
+        <w:rPr>
+          <w:b/>
+          <w:bCs/>
+        </w:rPr>
+        <w:tab/>
+      </w:r>
+      <w:r>
+        <w:rPr>
+          <w:b/>
+          <w:bCs/>
+        </w:rPr>
+        <w:t>필터</w:t>
+      </w:r>
+      <w:r>
+        <w:rPr>
+          <w:b/>
+          <w:bCs/>
+        </w:rPr>
+        <w:tab/>
+      </w:r>
+      <w:r>
+        <w:rPr>
+          <w:b/>
+          <w:bCs/>
+        </w:rPr>
+        <w:tab/>
+      </w:r>
+      <w:r>
+        <w:rPr>
+          <w:b/>
+          <w:bCs/>
+        </w:rPr>
+        <w:t>필터 (여과기)</w:t>
+      </w:r>
+    </w:p>
+    <w:p>
+      <w:pPr>
+        <w:spacing w:after="0"/>
+        <w:rPr>
+          <w:b/>
+          <w:bCs/>
+        </w:rPr>
+      </w:pPr>
+      <w:r>
+        <w:rPr>
+          <w:b/>
+          <w:bCs/>
+        </w:rPr>
+        <w:t>float</w:t>
+      </w:r>
+      <w:r>
+        <w:rPr>
+          <w:b/>
+          <w:bCs/>
+        </w:rPr>
+        <w:tab/>
+      </w:r>
+      <w:r>
+        <w:rPr>
+          <w:b/>
+          <w:bCs/>
+        </w:rPr>
+        <w:tab/>
+      </w:r>
+      <w:r>
+        <w:rPr>
+          <w:b/>
+          <w:bCs/>
+        </w:rPr>
+        <w:t>플로트</w:t>
+      </w:r>
+      <w:r>
+        <w:rPr>
+          <w:b/>
+          <w:bCs/>
+        </w:rPr>
+        <w:tab/>
+      </w:r>
+      <w:r>
+        <w:rPr>
+          <w:b/>
+          <w:bCs/>
+        </w:rPr>
+        <w:tab/>
+      </w:r>
+      <w:r>
+        <w:rPr>
+          <w:b/>
+          <w:bCs/>
+        </w:rPr>
+        <w:t xml:space="preserve">실수형 데이터 </w:t>
+      </w:r>
+    </w:p>
+    <w:p>
+      <w:pPr>
+        <w:spacing w:after="0"/>
+        <w:rPr>
+          <w:b/>
+          <w:bCs/>
+        </w:rPr>
+      </w:pPr>
+      <w:r>
+        <w:rPr>
+          <w:b/>
+          <w:bCs/>
+        </w:rPr>
+        <w:t>foreign</w:t>
+      </w:r>
+      <w:r>
+        <w:rPr>
+          <w:b/>
+          <w:bCs/>
+        </w:rPr>
+        <w:tab/>
+      </w:r>
+      <w:r>
+        <w:rPr>
+          <w:b/>
+          <w:bCs/>
+        </w:rPr>
+        <w:tab/>
+      </w:r>
+      <w:r>
+        <w:rPr>
+          <w:b/>
+          <w:bCs/>
+        </w:rPr>
+        <w:t>포린</w:t>
+      </w:r>
+      <w:r>
+        <w:rPr>
+          <w:b/>
+          <w:bCs/>
+        </w:rPr>
+        <w:tab/>
+      </w:r>
+      <w:r>
+        <w:rPr>
+          <w:b/>
+          <w:bCs/>
+        </w:rPr>
+        <w:tab/>
+        <w:t>외래 (외부의)</w:t>
+      </w:r>
+    </w:p>
+    <w:p>
+      <w:pPr>
+        <w:spacing w:after="0"/>
+        <w:rPr>
+          <w:b/>
+          <w:bCs/>
+        </w:rPr>
+      </w:pPr>
+      <w:r>
+        <w:rPr>
+          <w:b/>
+          <w:bCs/>
+        </w:rPr>
+        <w:t>form</w:t>
+      </w:r>
+      <w:r>
+        <w:rPr>
+          <w:b/>
+          <w:bCs/>
+        </w:rPr>
+        <w:tab/>
+      </w:r>
+      <w:r>
+        <w:rPr>
+          <w:b/>
+          <w:bCs/>
+        </w:rPr>
+        <w:tab/>
+      </w:r>
+      <w:r>
+        <w:rPr>
+          <w:b/>
+          <w:bCs/>
+        </w:rPr>
+        <w:t>폼</w:t>
+      </w:r>
+      <w:r>
+        <w:rPr>
+          <w:b/>
+          <w:bCs/>
+        </w:rPr>
+        <w:tab/>
+      </w:r>
+      <w:r>
+        <w:rPr>
+          <w:b/>
+          <w:bCs/>
+        </w:rPr>
+        <w:tab/>
+      </w:r>
+      <w:r>
+        <w:rPr>
+          <w:b/>
+          <w:bCs/>
+        </w:rPr>
+        <w:t>양식</w:t>
+      </w:r>
+    </w:p>
+    <w:p>
+      <w:pPr>
+        <w:spacing w:after="0"/>
+        <w:rPr>
+          <w:b/>
+          <w:bCs/>
+        </w:rPr>
+      </w:pPr>
+      <w:r>
+        <w:rPr>
+          <w:b/>
+          <w:bCs/>
+        </w:rPr>
+        <w:t>function</w:t>
+      </w:r>
+      <w:r>
+        <w:rPr>
+          <w:b/>
+          <w:bCs/>
+        </w:rPr>
+        <w:tab/>
+        <w:t>펑션</w:t>
+      </w:r>
+      <w:r>
+        <w:rPr>
+          <w:b/>
+          <w:bCs/>
+        </w:rPr>
+        <w:tab/>
+      </w:r>
+      <w:r>
+        <w:rPr>
+          <w:b/>
+          <w:bCs/>
+        </w:rPr>
+        <w:tab/>
+      </w:r>
+      <w:r>
+        <w:rPr>
+          <w:b/>
+          <w:bCs/>
+        </w:rPr>
+        <w:t>함수 (기능)</w:t>
+      </w:r>
+    </w:p>
+    <w:p>
+      <w:pPr>
+        <w:spacing w:after="0"/>
+        <w:rPr>
+          <w:b/>
+          <w:bCs/>
+        </w:rPr>
+      </w:pPr>
+      <w:r>
+        <w:rPr>
+          <w:b/>
+          <w:bCs/>
+        </w:rPr>
+        <w:t>host</w:t>
+      </w:r>
+      <w:r>
+        <w:rPr>
+          <w:b/>
+          <w:bCs/>
+        </w:rPr>
+        <w:tab/>
+      </w:r>
+      <w:r>
+        <w:rPr>
+          <w:b/>
+          <w:bCs/>
+        </w:rPr>
+        <w:tab/>
+      </w:r>
+      <w:r>
+        <w:rPr>
+          <w:b/>
+          <w:bCs/>
+        </w:rPr>
+        <w:t>호스트</w:t>
+      </w:r>
+      <w:r>
+        <w:rPr>
+          <w:b/>
+          <w:bCs/>
+        </w:rPr>
+        <w:tab/>
+      </w:r>
+      <w:r>
+        <w:rPr>
+          <w:b/>
+          <w:bCs/>
+        </w:rPr>
+        <w:tab/>
+      </w:r>
+      <w:r>
+        <w:rPr>
+          <w:b/>
+          <w:bCs/>
+        </w:rPr>
+        <w:t>호스트 (서버)</w:t>
+      </w:r>
+    </w:p>
+    <w:p>
+      <w:pPr>
+        <w:spacing w:after="0"/>
+        <w:rPr>
+          <w:b/>
+          <w:bCs/>
+        </w:rPr>
+      </w:pPr>
+      <w:r>
+        <w:rPr>
+          <w:b/>
+          <w:bCs/>
+        </w:rPr>
+        <w:t>identify</w:t>
+      </w:r>
+      <w:r>
+        <w:rPr>
+          <w:b/>
+          <w:bCs/>
+        </w:rPr>
+        <w:tab/>
+      </w:r>
+      <w:r>
+        <w:rPr>
+          <w:b/>
+          <w:bCs/>
+        </w:rPr>
+        <w:tab/>
+      </w:r>
+      <w:r>
+        <w:rPr>
+          <w:b/>
+          <w:bCs/>
+        </w:rPr>
+        <w:t>아이덴티파이</w:t>
+      </w:r>
+      <w:r>
+        <w:rPr>
+          <w:b/>
+          <w:bCs/>
+        </w:rPr>
+        <w:tab/>
+        <w:t>식별</w:t>
+      </w:r>
+    </w:p>
+    <w:p>
+      <w:pPr>
+        <w:spacing w:after="0"/>
+        <w:rPr>
+          <w:b/>
+          <w:bCs/>
+        </w:rPr>
+      </w:pPr>
+      <w:r>
+        <w:rPr>
+          <w:b/>
+          <w:bCs/>
+        </w:rPr>
+        <w:t>import</w:t>
+      </w:r>
+      <w:r>
+        <w:rPr>
+          <w:b/>
+          <w:bCs/>
+        </w:rPr>
+        <w:tab/>
+      </w:r>
+      <w:r>
+        <w:rPr>
+          <w:b/>
+          <w:bCs/>
+        </w:rPr>
+        <w:tab/>
+      </w:r>
+      <w:r>
+        <w:rPr>
+          <w:b/>
+          <w:bCs/>
+        </w:rPr>
+        <w:t>임포트</w:t>
+      </w:r>
+      <w:r>
+        <w:rPr>
+          <w:b/>
+          <w:bCs/>
+        </w:rPr>
+        <w:tab/>
+      </w:r>
+      <w:r>
+        <w:rPr>
+          <w:b/>
+          <w:bCs/>
+        </w:rPr>
+        <w:tab/>
+      </w:r>
+      <w:r>
+        <w:rPr>
+          <w:b/>
+          <w:bCs/>
+        </w:rPr>
+        <w:t>불러오기</w:t>
+      </w:r>
+    </w:p>
+    <w:p>
+      <w:pPr>
+        <w:spacing w:after="0"/>
+        <w:rPr>
+          <w:b/>
+          <w:bCs/>
+        </w:rPr>
+      </w:pPr>
+      <w:r>
+        <w:rPr>
+          <w:b/>
+          <w:bCs/>
+        </w:rPr>
+        <w:t>increment</w:t>
+      </w:r>
+      <w:r>
+        <w:rPr>
+          <w:b/>
+          <w:bCs/>
+        </w:rPr>
+        <w:tab/>
+        <w:t>인크리먼트</w:t>
+      </w:r>
+      <w:r>
+        <w:rPr>
+          <w:b/>
+          <w:bCs/>
+        </w:rPr>
+        <w:tab/>
+        <w:t>증가</w:t>
+      </w:r>
+    </w:p>
+    <w:p>
+      <w:pPr>
+        <w:spacing w:after="0"/>
+        <w:rPr>
+          <w:b/>
+          <w:bCs/>
+        </w:rPr>
+      </w:pPr>
+      <w:r>
+        <w:rPr>
+          <w:b/>
+          <w:bCs/>
+        </w:rPr>
+        <w:t>information</w:t>
+      </w:r>
+      <w:r>
+        <w:rPr>
+          <w:b/>
+          <w:bCs/>
+        </w:rPr>
+        <w:tab/>
+        <w:t>인포메이션</w:t>
+      </w:r>
+      <w:r>
+        <w:rPr>
+          <w:b/>
+          <w:bCs/>
+        </w:rPr>
+        <w:tab/>
+        <w:t>정보</w:t>
+      </w:r>
+    </w:p>
+    <w:p>
+      <w:pPr>
+        <w:spacing w:after="0"/>
+        <w:rPr>
+          <w:b/>
+          <w:bCs/>
+        </w:rPr>
+      </w:pPr>
+      <w:r>
+        <w:rPr>
+          <w:b/>
+          <w:bCs/>
+        </w:rPr>
+        <w:t>insert</w:t>
+      </w:r>
+      <w:r>
+        <w:rPr>
+          <w:b/>
+          <w:bCs/>
+        </w:rPr>
+        <w:tab/>
+      </w:r>
+      <w:r>
+        <w:rPr>
+          <w:b/>
+          <w:bCs/>
+        </w:rPr>
+        <w:tab/>
+      </w:r>
+      <w:r>
+        <w:rPr>
+          <w:b/>
+          <w:bCs/>
+        </w:rPr>
+        <w:t>인서트</w:t>
+      </w:r>
+      <w:r>
+        <w:rPr>
+          <w:b/>
+          <w:bCs/>
+        </w:rPr>
+        <w:tab/>
+      </w:r>
+      <w:r>
+        <w:rPr>
+          <w:b/>
+          <w:bCs/>
+        </w:rPr>
+        <w:tab/>
+      </w:r>
+      <w:r>
+        <w:rPr>
+          <w:b/>
+          <w:bCs/>
+        </w:rPr>
+        <w:t>삽입</w:t>
+      </w:r>
+    </w:p>
+    <w:p>
+      <w:pPr>
+        <w:spacing w:after="0"/>
+        <w:rPr>
+          <w:b/>
+          <w:bCs/>
+        </w:rPr>
+      </w:pPr>
+      <w:r>
+        <w:rPr>
+          <w:b/>
+          <w:bCs/>
+        </w:rPr>
+        <w:t>install</w:t>
+      </w:r>
+      <w:r>
+        <w:rPr>
+          <w:b/>
+          <w:bCs/>
+        </w:rPr>
+        <w:tab/>
+      </w:r>
+      <w:r>
+        <w:rPr>
+          <w:b/>
+          <w:bCs/>
+        </w:rPr>
+        <w:tab/>
+      </w:r>
+      <w:r>
+        <w:rPr>
+          <w:b/>
+          <w:bCs/>
+        </w:rPr>
+        <w:t>인스톨</w:t>
+      </w:r>
+      <w:r>
+        <w:rPr>
+          <w:b/>
+          <w:bCs/>
+        </w:rPr>
+        <w:tab/>
+      </w:r>
+      <w:r>
+        <w:rPr>
+          <w:b/>
+          <w:bCs/>
+        </w:rPr>
+        <w:tab/>
+      </w:r>
+      <w:r>
+        <w:rPr>
+          <w:b/>
+          <w:bCs/>
+        </w:rPr>
+        <w:t>설치</w:t>
+      </w:r>
+    </w:p>
+    <w:p>
+      <w:pPr>
+        <w:spacing w:after="0"/>
+        <w:rPr>
+          <w:b/>
+          <w:bCs/>
+        </w:rPr>
+      </w:pPr>
+      <w:r>
+        <w:rPr>
+          <w:b/>
+          <w:bCs/>
+        </w:rPr>
+        <w:t>integer (int)</w:t>
+      </w:r>
+      <w:r>
+        <w:rPr>
+          <w:b/>
+          <w:bCs/>
+        </w:rPr>
+        <w:tab/>
+        <w:t>인티저</w:t>
+      </w:r>
+      <w:r>
+        <w:rPr>
+          <w:b/>
+          <w:bCs/>
+        </w:rPr>
+        <w:tab/>
+      </w:r>
+      <w:r>
+        <w:rPr>
+          <w:b/>
+          <w:bCs/>
+        </w:rPr>
+        <w:tab/>
+      </w:r>
+      <w:r>
+        <w:rPr>
+          <w:b/>
+          <w:bCs/>
+        </w:rPr>
+        <w:t>정수</w:t>
+      </w:r>
+    </w:p>
+    <w:p>
+      <w:pPr>
+        <w:spacing w:after="0"/>
+        <w:rPr>
+          <w:b/>
+          <w:bCs/>
+        </w:rPr>
+      </w:pPr>
+      <w:r>
+        <w:rPr>
+          <w:b/>
+          <w:bCs/>
+        </w:rPr>
+        <w:t>library</w:t>
+      </w:r>
+      <w:r>
+        <w:rPr>
+          <w:b/>
+          <w:bCs/>
+        </w:rPr>
+        <w:tab/>
+      </w:r>
+      <w:r>
+        <w:rPr>
+          <w:b/>
+          <w:bCs/>
+        </w:rPr>
+        <w:tab/>
+      </w:r>
+      <w:r>
+        <w:rPr>
+          <w:b/>
+          <w:bCs/>
+        </w:rPr>
+        <w:t>라이브러리</w:t>
+      </w:r>
+      <w:r>
+        <w:rPr>
+          <w:b/>
+          <w:bCs/>
+        </w:rPr>
+        <w:tab/>
+        <w:t xml:space="preserve">라이브러리 </w:t>
+      </w:r>
+    </w:p>
+    <w:p>
+      <w:pPr>
+        <w:spacing w:after="0"/>
+        <w:rPr>
+          <w:b/>
+          <w:bCs/>
+        </w:rPr>
+      </w:pPr>
+      <w:r>
+        <w:rPr>
+          <w:b/>
+          <w:bCs/>
+        </w:rPr>
+        <w:t>like</w:t>
+      </w:r>
+      <w:r>
+        <w:rPr>
+          <w:b/>
+          <w:bCs/>
+        </w:rPr>
+        <w:tab/>
+      </w:r>
+      <w:r>
+        <w:rPr>
+          <w:b/>
+          <w:bCs/>
+        </w:rPr>
+        <w:tab/>
+      </w:r>
+      <w:r>
+        <w:rPr>
+          <w:b/>
+          <w:bCs/>
+        </w:rPr>
+        <w:t>라이크</w:t>
+      </w:r>
+      <w:r>
+        <w:rPr>
+          <w:b/>
+          <w:bCs/>
+        </w:rPr>
+        <w:tab/>
+      </w:r>
+      <w:r>
+        <w:rPr>
+          <w:b/>
+          <w:bCs/>
+        </w:rPr>
+        <w:tab/>
+      </w:r>
+      <w:r>
+        <w:rPr>
+          <w:b/>
+          <w:bCs/>
+        </w:rPr>
+        <w:t>~와 같은</w:t>
+      </w:r>
+    </w:p>
+    <w:p>
+      <w:pPr>
+        <w:spacing w:after="0"/>
+        <w:rPr>
+          <w:b/>
+          <w:bCs/>
+        </w:rPr>
+      </w:pPr>
+      <w:r>
+        <w:rPr>
+          <w:b/>
+          <w:bCs/>
+        </w:rPr>
+        <w:t>manipulation</w:t>
+      </w:r>
+      <w:r>
+        <w:rPr>
+          <w:b/>
+          <w:bCs/>
+        </w:rPr>
+        <w:tab/>
+        <w:t>매니퓰레이션</w:t>
+      </w:r>
+      <w:r>
+        <w:rPr>
+          <w:b/>
+          <w:bCs/>
+        </w:rPr>
+        <w:tab/>
+        <w:t>조작</w:t>
+      </w:r>
+    </w:p>
+    <w:p>
+      <w:pPr>
+        <w:spacing w:after="0"/>
+        <w:rPr>
+          <w:b/>
+          <w:bCs/>
+        </w:rPr>
+      </w:pPr>
+      <w:r>
+        <w:rPr>
+          <w:b/>
+          <w:bCs/>
+        </w:rPr>
+        <w:t>method</w:t>
+      </w:r>
+      <w:r>
+        <w:rPr>
+          <w:b/>
+          <w:bCs/>
+        </w:rPr>
+        <w:tab/>
+        <w:t>메서드</w:t>
+      </w:r>
+      <w:r>
+        <w:rPr>
+          <w:b/>
+          <w:bCs/>
+        </w:rPr>
+        <w:tab/>
+      </w:r>
+      <w:r>
+        <w:rPr>
+          <w:b/>
+          <w:bCs/>
+        </w:rPr>
+        <w:tab/>
+      </w:r>
+      <w:r>
+        <w:rPr>
+          <w:b/>
+          <w:bCs/>
+        </w:rPr>
+        <w:t>방식</w:t>
+      </w:r>
+    </w:p>
+    <w:p>
+      <w:pPr>
+        <w:spacing w:after="0"/>
+        <w:rPr>
+          <w:b/>
+          <w:bCs/>
+        </w:rPr>
+      </w:pPr>
+      <w:r>
+        <w:rPr>
+          <w:b/>
+          <w:bCs/>
+        </w:rPr>
+        <w:t>modify</w:t>
+      </w:r>
+      <w:r>
+        <w:rPr>
+          <w:b/>
+          <w:bCs/>
+        </w:rPr>
+        <w:tab/>
+      </w:r>
+      <w:r>
+        <w:rPr>
+          <w:b/>
+          <w:bCs/>
+        </w:rPr>
+        <w:tab/>
+      </w:r>
+      <w:r>
+        <w:rPr>
+          <w:b/>
+          <w:bCs/>
+        </w:rPr>
+        <w:t>모디파이</w:t>
+      </w:r>
+      <w:r>
+        <w:rPr>
+          <w:b/>
+          <w:bCs/>
+        </w:rPr>
+        <w:tab/>
+        <w:t>수정</w:t>
+      </w:r>
+    </w:p>
+    <w:p>
+      <w:pPr>
+        <w:spacing w:after="0"/>
+        <w:rPr>
+          <w:b/>
+          <w:bCs/>
+        </w:rPr>
+      </w:pPr>
+      <w:r>
+        <w:rPr>
+          <w:b/>
+          <w:bCs/>
+        </w:rPr>
+        <w:t>null</w:t>
+      </w:r>
+      <w:r>
+        <w:rPr>
+          <w:b/>
+          <w:bCs/>
+        </w:rPr>
+        <w:tab/>
+      </w:r>
+      <w:r>
+        <w:rPr>
+          <w:b/>
+          <w:bCs/>
+        </w:rPr>
+        <w:tab/>
+      </w:r>
+      <w:r>
+        <w:rPr>
+          <w:b/>
+          <w:bCs/>
+        </w:rPr>
+        <w:t>널</w:t>
+      </w:r>
+      <w:r>
+        <w:rPr>
+          <w:b/>
+          <w:bCs/>
+        </w:rPr>
+        <w:tab/>
+      </w:r>
+      <w:r>
+        <w:rPr>
+          <w:b/>
+          <w:bCs/>
+        </w:rPr>
+        <w:tab/>
+      </w:r>
+      <w:r>
+        <w:rPr>
+          <w:b/>
+          <w:bCs/>
+        </w:rPr>
+        <w:t>빈 값</w:t>
+      </w:r>
+    </w:p>
+    <w:p>
+      <w:pPr>
+        <w:spacing w:after="0"/>
+        <w:rPr>
+          <w:b/>
+          <w:bCs/>
+        </w:rPr>
+      </w:pPr>
+      <w:r>
+        <w:rPr>
+          <w:b/>
+          <w:bCs/>
+        </w:rPr>
+        <w:t>option</w:t>
+      </w:r>
+      <w:r>
+        <w:rPr>
+          <w:b/>
+          <w:bCs/>
+        </w:rPr>
+        <w:tab/>
+      </w:r>
+      <w:r>
+        <w:rPr>
+          <w:b/>
+          <w:bCs/>
+        </w:rPr>
+        <w:tab/>
+      </w:r>
+      <w:r>
+        <w:rPr>
+          <w:b/>
+          <w:bCs/>
+        </w:rPr>
+        <w:t>옵션</w:t>
+      </w:r>
+      <w:r>
+        <w:rPr>
+          <w:b/>
+          <w:bCs/>
+        </w:rPr>
+        <w:tab/>
+      </w:r>
+      <w:r>
+        <w:rPr>
+          <w:b/>
+          <w:bCs/>
+        </w:rPr>
+        <w:tab/>
+      </w:r>
+      <w:r>
+        <w:rPr>
+          <w:b/>
+          <w:bCs/>
+        </w:rPr>
+        <w:t>선택 사항</w:t>
+      </w:r>
+    </w:p>
+    <w:p>
+      <w:pPr>
+        <w:spacing w:after="0"/>
+        <w:rPr>
+          <w:b/>
+          <w:bCs/>
+        </w:rPr>
+      </w:pPr>
+      <w:r>
+        <w:rPr>
+          <w:b/>
+          <w:bCs/>
+        </w:rPr>
+        <w:t>order by</w:t>
+      </w:r>
+      <w:r>
+        <w:rPr>
+          <w:b/>
+          <w:bCs/>
+        </w:rPr>
+        <w:tab/>
+        <w:t>오더 바이</w:t>
+      </w:r>
+      <w:r>
+        <w:rPr>
+          <w:b/>
+          <w:bCs/>
+        </w:rPr>
+        <w:tab/>
+        <w:t>정렬 기준</w:t>
+      </w:r>
+    </w:p>
+    <w:p>
+      <w:pPr>
+        <w:spacing w:after="0"/>
+        <w:rPr>
+          <w:b/>
+          <w:bCs/>
+        </w:rPr>
+      </w:pPr>
+      <w:r>
+        <w:rPr>
+          <w:b/>
+          <w:bCs/>
+        </w:rPr>
+        <w:t>performance</w:t>
+      </w:r>
+      <w:r>
+        <w:rPr>
+          <w:b/>
+          <w:bCs/>
+        </w:rPr>
+        <w:tab/>
+        <w:t>퍼포먼스</w:t>
+      </w:r>
+      <w:r>
+        <w:rPr>
+          <w:b/>
+          <w:bCs/>
+        </w:rPr>
+        <w:tab/>
+        <w:t>성능</w:t>
+      </w:r>
+    </w:p>
+    <w:p>
+      <w:pPr>
+        <w:spacing w:after="0"/>
+        <w:rPr>
+          <w:b/>
+          <w:bCs/>
+        </w:rPr>
+      </w:pPr>
+      <w:r>
+        <w:rPr>
+          <w:b/>
+          <w:bCs/>
+        </w:rPr>
+        <w:t>primary</w:t>
+      </w:r>
+      <w:r>
+        <w:rPr>
+          <w:b/>
+          <w:bCs/>
+        </w:rPr>
+        <w:tab/>
+        <w:t>프라이머리</w:t>
+      </w:r>
+      <w:r>
+        <w:rPr>
+          <w:b/>
+          <w:bCs/>
+        </w:rPr>
+        <w:tab/>
+        <w:t>기본 (주요한)</w:t>
+      </w:r>
+    </w:p>
+    <w:p>
+      <w:pPr>
+        <w:spacing w:after="0"/>
+        <w:rPr>
+          <w:b/>
+          <w:bCs/>
+        </w:rPr>
+      </w:pPr>
+      <w:r>
+        <w:rPr>
+          <w:b/>
+          <w:bCs/>
+        </w:rPr>
+        <w:t>privilege</w:t>
+      </w:r>
+      <w:r>
+        <w:rPr>
+          <w:b/>
+          <w:bCs/>
+        </w:rPr>
+        <w:tab/>
+        <w:t>프리빌리지</w:t>
+      </w:r>
+      <w:r>
+        <w:rPr>
+          <w:b/>
+          <w:bCs/>
+        </w:rPr>
+        <w:tab/>
+        <w:t>권한</w:t>
+      </w:r>
+    </w:p>
+    <w:p>
+      <w:pPr>
+        <w:spacing w:after="0"/>
+        <w:rPr>
+          <w:b/>
+          <w:bCs/>
+        </w:rPr>
+      </w:pPr>
+      <w:r>
+        <w:rPr>
+          <w:b/>
+          <w:bCs/>
+        </w:rPr>
+        <w:t>query</w:t>
+      </w:r>
+      <w:r>
+        <w:rPr>
+          <w:b/>
+          <w:bCs/>
+        </w:rPr>
+        <w:tab/>
+      </w:r>
+      <w:r>
+        <w:rPr>
+          <w:b/>
+          <w:bCs/>
+        </w:rPr>
+        <w:tab/>
+      </w:r>
+      <w:r>
+        <w:rPr>
+          <w:b/>
+          <w:bCs/>
+        </w:rPr>
+        <w:t>쿼리</w:t>
+      </w:r>
+      <w:r>
+        <w:rPr>
+          <w:b/>
+          <w:bCs/>
+        </w:rPr>
+        <w:tab/>
+      </w:r>
+      <w:r>
+        <w:rPr>
+          <w:b/>
+          <w:bCs/>
+        </w:rPr>
+        <w:tab/>
+      </w:r>
+      <w:r>
+        <w:rPr>
+          <w:b/>
+          <w:bCs/>
+        </w:rPr>
+        <w:t>질의</w:t>
+      </w:r>
+    </w:p>
+    <w:p>
+      <w:pPr>
+        <w:spacing w:after="0"/>
+        <w:rPr>
+          <w:b/>
+          <w:bCs/>
+        </w:rPr>
+      </w:pPr>
+      <w:r>
+        <w:rPr>
+          <w:b/>
+          <w:bCs/>
+        </w:rPr>
+        <w:t>record</w:t>
+      </w:r>
+      <w:r>
+        <w:rPr>
+          <w:b/>
+          <w:bCs/>
+        </w:rPr>
+        <w:tab/>
+      </w:r>
+      <w:r>
+        <w:rPr>
+          <w:b/>
+          <w:bCs/>
+        </w:rPr>
+        <w:tab/>
+      </w:r>
+      <w:r>
+        <w:rPr>
+          <w:b/>
+          <w:bCs/>
+        </w:rPr>
+        <w:t>레코드</w:t>
+      </w:r>
+      <w:r>
+        <w:rPr>
+          <w:b/>
+          <w:bCs/>
+        </w:rPr>
+        <w:tab/>
+      </w:r>
+      <w:r>
+        <w:rPr>
+          <w:b/>
+          <w:bCs/>
+        </w:rPr>
+        <w:tab/>
+      </w:r>
+      <w:r>
+        <w:rPr>
+          <w:b/>
+          <w:bCs/>
+        </w:rPr>
+        <w:t>기록 (레코드)</w:t>
+      </w:r>
+    </w:p>
+    <w:p>
+      <w:pPr>
+        <w:spacing w:after="0"/>
+        <w:rPr>
+          <w:b/>
+          <w:bCs/>
+        </w:rPr>
+      </w:pPr>
+      <w:r>
+        <w:rPr>
+          <w:b/>
+          <w:bCs/>
+        </w:rPr>
+        <w:t>redirect</w:t>
+      </w:r>
+      <w:r>
+        <w:rPr>
+          <w:b/>
+          <w:bCs/>
+        </w:rPr>
+        <w:tab/>
+        <w:t>리다이렉트</w:t>
+      </w:r>
+      <w:r>
+        <w:rPr>
+          <w:b/>
+          <w:bCs/>
+        </w:rPr>
+        <w:tab/>
+        <w:t>재지정</w:t>
+      </w:r>
+    </w:p>
+    <w:p>
+      <w:pPr>
+        <w:spacing w:after="0"/>
+        <w:rPr>
+          <w:b/>
+          <w:bCs/>
+        </w:rPr>
+      </w:pPr>
+      <w:r>
+        <w:rPr>
+          <w:b/>
+          <w:bCs/>
+        </w:rPr>
+        <w:t>relation</w:t>
+      </w:r>
+      <w:r>
+        <w:rPr>
+          <w:b/>
+          <w:bCs/>
+        </w:rPr>
+        <w:tab/>
+        <w:t>릴레이션</w:t>
+      </w:r>
+      <w:r>
+        <w:rPr>
+          <w:b/>
+          <w:bCs/>
+        </w:rPr>
+        <w:tab/>
+        <w:t>관계</w:t>
+      </w:r>
+    </w:p>
+    <w:p>
+      <w:pPr>
+        <w:spacing w:after="0"/>
+        <w:rPr>
+          <w:b/>
+          <w:bCs/>
+        </w:rPr>
+      </w:pPr>
+      <w:r>
+        <w:rPr>
+          <w:b/>
+          <w:bCs/>
+        </w:rPr>
+        <w:t>relationship</w:t>
+      </w:r>
+      <w:r>
+        <w:rPr>
+          <w:b/>
+          <w:bCs/>
+        </w:rPr>
+        <w:tab/>
+        <w:t>릴레이션십</w:t>
+      </w:r>
+      <w:r>
+        <w:rPr>
+          <w:b/>
+          <w:bCs/>
+        </w:rPr>
+        <w:tab/>
+        <w:t>관계성</w:t>
+      </w:r>
+    </w:p>
+    <w:p>
+      <w:pPr>
+        <w:spacing w:after="0"/>
+        <w:rPr>
+          <w:b/>
+          <w:bCs/>
+        </w:rPr>
+      </w:pPr>
+      <w:r>
+        <w:rPr>
+          <w:b/>
+          <w:bCs/>
+        </w:rPr>
+        <w:t>release</w:t>
+      </w:r>
+      <w:r>
+        <w:rPr>
+          <w:b/>
+          <w:bCs/>
+        </w:rPr>
+        <w:tab/>
+      </w:r>
+      <w:r>
+        <w:rPr>
+          <w:b/>
+          <w:bCs/>
+        </w:rPr>
+        <w:tab/>
+      </w:r>
+      <w:r>
+        <w:rPr>
+          <w:b/>
+          <w:bCs/>
+        </w:rPr>
+        <w:t>릴리스</w:t>
+      </w:r>
+      <w:r>
+        <w:rPr>
+          <w:b/>
+          <w:bCs/>
+        </w:rPr>
+        <w:tab/>
+      </w:r>
+      <w:r>
+        <w:rPr>
+          <w:b/>
+          <w:bCs/>
+        </w:rPr>
+        <w:tab/>
+      </w:r>
+      <w:r>
+        <w:rPr>
+          <w:b/>
+          <w:bCs/>
+        </w:rPr>
+        <w:t>출시 (해제)</w:t>
+      </w:r>
+    </w:p>
+    <w:p>
+      <w:pPr>
+        <w:spacing w:after="0"/>
+        <w:rPr>
+          <w:b/>
+          <w:bCs/>
+        </w:rPr>
+      </w:pPr>
+      <w:r>
+        <w:rPr>
+          <w:b/>
+          <w:bCs/>
+        </w:rPr>
+        <w:t>remove</w:t>
+      </w:r>
+      <w:r>
+        <w:rPr>
+          <w:b/>
+          <w:bCs/>
+        </w:rPr>
+        <w:tab/>
+      </w:r>
+      <w:r>
+        <w:rPr>
+          <w:b/>
+          <w:bCs/>
+        </w:rPr>
+        <w:tab/>
+      </w:r>
+      <w:r>
+        <w:rPr>
+          <w:b/>
+          <w:bCs/>
+        </w:rPr>
+        <w:t>리무브</w:t>
+      </w:r>
+      <w:r>
+        <w:rPr>
+          <w:b/>
+          <w:bCs/>
+        </w:rPr>
+        <w:tab/>
+      </w:r>
+      <w:r>
+        <w:rPr>
+          <w:b/>
+          <w:bCs/>
+        </w:rPr>
+        <w:tab/>
+      </w:r>
+      <w:r>
+        <w:rPr>
+          <w:b/>
+          <w:bCs/>
+        </w:rPr>
+        <w:t>제거</w:t>
+      </w:r>
+    </w:p>
+    <w:p>
+      <w:pPr>
+        <w:spacing w:after="0"/>
+        <w:rPr>
+          <w:b/>
+          <w:bCs/>
+        </w:rPr>
+      </w:pPr>
+      <w:r>
+        <w:rPr>
+          <w:b/>
+          <w:bCs/>
+        </w:rPr>
+        <w:t>rename</w:t>
+      </w:r>
+      <w:r>
+        <w:rPr>
+          <w:b/>
+          <w:bCs/>
+        </w:rPr>
+        <w:tab/>
+      </w:r>
+      <w:r>
+        <w:rPr>
+          <w:b/>
+          <w:bCs/>
+        </w:rPr>
+        <w:tab/>
+      </w:r>
+      <w:r>
+        <w:rPr>
+          <w:b/>
+          <w:bCs/>
+        </w:rPr>
+        <w:t>리네임</w:t>
+      </w:r>
+      <w:r>
+        <w:rPr>
+          <w:b/>
+          <w:bCs/>
+        </w:rPr>
+        <w:tab/>
+      </w:r>
+      <w:r>
+        <w:rPr>
+          <w:b/>
+          <w:bCs/>
+        </w:rPr>
+        <w:tab/>
+      </w:r>
+      <w:r>
+        <w:rPr>
+          <w:b/>
+          <w:bCs/>
+        </w:rPr>
+        <w:t>이름 변경</w:t>
+      </w:r>
+    </w:p>
+    <w:p>
+      <w:pPr>
+        <w:spacing w:after="0"/>
+        <w:rPr>
+          <w:b/>
+          <w:bCs/>
+        </w:rPr>
+      </w:pPr>
+      <w:r>
+        <w:rPr>
+          <w:b/>
+          <w:bCs/>
+        </w:rPr>
+        <w:t>render</w:t>
+      </w:r>
+      <w:r>
+        <w:rPr>
+          <w:b/>
+          <w:bCs/>
+        </w:rPr>
+        <w:tab/>
+      </w:r>
+      <w:r>
+        <w:rPr>
+          <w:b/>
+          <w:bCs/>
+        </w:rPr>
+        <w:tab/>
+      </w:r>
+      <w:r>
+        <w:rPr>
+          <w:b/>
+          <w:bCs/>
+        </w:rPr>
+        <w:t>렌더</w:t>
+      </w:r>
+      <w:r>
+        <w:rPr>
+          <w:b/>
+          <w:bCs/>
+        </w:rPr>
+        <w:tab/>
+      </w:r>
+      <w:r>
+        <w:rPr>
+          <w:b/>
+          <w:bCs/>
+        </w:rPr>
+        <w:tab/>
+      </w:r>
+      <w:r>
+        <w:rPr>
+          <w:b/>
+          <w:bCs/>
+        </w:rPr>
+        <w:t>그리기 (렌더링)</w:t>
+      </w:r>
+    </w:p>
+    <w:p>
+      <w:pPr>
+        <w:spacing w:after="0"/>
+        <w:rPr>
+          <w:b/>
+          <w:bCs/>
+        </w:rPr>
+      </w:pPr>
+      <w:r>
+        <w:rPr>
+          <w:b/>
+          <w:bCs/>
+        </w:rPr>
+        <w:t>request</w:t>
+      </w:r>
+      <w:r>
+        <w:rPr>
+          <w:b/>
+          <w:bCs/>
+        </w:rPr>
+        <w:tab/>
+      </w:r>
+      <w:r>
+        <w:rPr>
+          <w:b/>
+          <w:bCs/>
+        </w:rPr>
+        <w:tab/>
+      </w:r>
+      <w:r>
+        <w:rPr>
+          <w:b/>
+          <w:bCs/>
+        </w:rPr>
+        <w:t>리퀘스트</w:t>
+      </w:r>
+      <w:r>
+        <w:rPr>
+          <w:b/>
+          <w:bCs/>
+        </w:rPr>
+        <w:tab/>
+        <w:t>요청</w:t>
+      </w:r>
+    </w:p>
+    <w:p>
+      <w:pPr>
+        <w:spacing w:after="0"/>
+        <w:rPr>
+          <w:b/>
+          <w:bCs/>
+        </w:rPr>
+      </w:pPr>
+      <w:r>
+        <w:rPr>
+          <w:b/>
+          <w:bCs/>
+        </w:rPr>
+        <w:t>revoke</w:t>
+      </w:r>
+      <w:r>
+        <w:rPr>
+          <w:b/>
+          <w:bCs/>
+        </w:rPr>
+        <w:tab/>
+      </w:r>
+      <w:r>
+        <w:rPr>
+          <w:b/>
+          <w:bCs/>
+        </w:rPr>
+        <w:tab/>
+      </w:r>
+      <w:r>
+        <w:rPr>
+          <w:b/>
+          <w:bCs/>
+        </w:rPr>
+        <w:t>리보크</w:t>
+      </w:r>
+      <w:r>
+        <w:rPr>
+          <w:b/>
+          <w:bCs/>
+        </w:rPr>
+        <w:tab/>
+      </w:r>
+      <w:r>
+        <w:rPr>
+          <w:b/>
+          <w:bCs/>
+        </w:rPr>
+        <w:tab/>
+      </w:r>
+      <w:r>
+        <w:rPr>
+          <w:b/>
+          <w:bCs/>
+        </w:rPr>
+        <w:t>취소 (회수)</w:t>
+      </w:r>
+    </w:p>
+    <w:p>
+      <w:pPr>
+        <w:spacing w:after="0"/>
+        <w:rPr>
+          <w:b/>
+          <w:bCs/>
+        </w:rPr>
+      </w:pPr>
+      <w:r>
+        <w:rPr>
+          <w:b/>
+          <w:bCs/>
+        </w:rPr>
+        <w:t>rollback</w:t>
+      </w:r>
+      <w:r>
+        <w:rPr>
+          <w:b/>
+          <w:bCs/>
+        </w:rPr>
+        <w:tab/>
+        <w:t>롤백</w:t>
+      </w:r>
+      <w:r>
+        <w:rPr>
+          <w:b/>
+          <w:bCs/>
+        </w:rPr>
+        <w:tab/>
+      </w:r>
+      <w:r>
+        <w:rPr>
+          <w:b/>
+          <w:bCs/>
+        </w:rPr>
+        <w:tab/>
+      </w:r>
+      <w:r>
+        <w:rPr>
+          <w:b/>
+          <w:bCs/>
+        </w:rPr>
+        <w:t>되돌리기</w:t>
+      </w:r>
+    </w:p>
+    <w:p>
+      <w:pPr>
+        <w:spacing w:after="0"/>
+        <w:rPr>
+          <w:b/>
+          <w:bCs/>
+        </w:rPr>
+      </w:pPr>
+      <w:r>
+        <w:rPr>
+          <w:b/>
+          <w:bCs/>
+        </w:rPr>
+        <w:t>route</w:t>
+      </w:r>
+      <w:r>
+        <w:rPr>
+          <w:b/>
+          <w:bCs/>
+        </w:rPr>
+        <w:tab/>
+      </w:r>
+      <w:r>
+        <w:rPr>
+          <w:b/>
+          <w:bCs/>
+        </w:rPr>
+        <w:tab/>
+      </w:r>
+      <w:r>
+        <w:rPr>
+          <w:b/>
+          <w:bCs/>
+        </w:rPr>
+        <w:t>루트</w:t>
+      </w:r>
+      <w:r>
+        <w:rPr>
+          <w:b/>
+          <w:bCs/>
+        </w:rPr>
+        <w:tab/>
+      </w:r>
+      <w:r>
+        <w:rPr>
+          <w:b/>
+          <w:bCs/>
+        </w:rPr>
+        <w:tab/>
+      </w:r>
+      <w:r>
+        <w:rPr>
+          <w:b/>
+          <w:bCs/>
+        </w:rPr>
+        <w:t>경로</w:t>
+      </w:r>
+    </w:p>
+    <w:p>
+      <w:pPr>
+        <w:spacing w:after="0"/>
+        <w:rPr>
+          <w:b/>
+          <w:bCs/>
+        </w:rPr>
+      </w:pPr>
+      <w:r>
+        <w:rPr>
+          <w:b/>
+          <w:bCs/>
+        </w:rPr>
+        <w:t>row</w:t>
+      </w:r>
+      <w:r>
+        <w:rPr>
+          <w:b/>
+          <w:bCs/>
+        </w:rPr>
+        <w:tab/>
+      </w:r>
+      <w:r>
+        <w:rPr>
+          <w:b/>
+          <w:bCs/>
+        </w:rPr>
+        <w:tab/>
+      </w:r>
+      <w:r>
+        <w:rPr>
+          <w:b/>
+          <w:bCs/>
+        </w:rPr>
+        <w:t>로우</w:t>
+      </w:r>
+      <w:r>
+        <w:rPr>
+          <w:b/>
+          <w:bCs/>
+        </w:rPr>
+        <w:tab/>
+      </w:r>
+      <w:r>
+        <w:rPr>
+          <w:b/>
+          <w:bCs/>
+        </w:rPr>
+        <w:tab/>
+        <w:t>행</w:t>
+      </w:r>
+    </w:p>
+    <w:p>
+      <w:pPr>
+        <w:spacing w:after="0"/>
+        <w:rPr>
+          <w:b/>
+          <w:bCs/>
+        </w:rPr>
+      </w:pPr>
+      <w:r>
+        <w:rPr>
+          <w:b/>
+          <w:bCs/>
+        </w:rPr>
+        <w:t>safe</w:t>
+      </w:r>
+      <w:r>
+        <w:rPr>
+          <w:b/>
+          <w:bCs/>
+        </w:rPr>
+        <w:tab/>
+      </w:r>
+      <w:r>
+        <w:rPr>
+          <w:b/>
+          <w:bCs/>
+        </w:rPr>
+        <w:tab/>
+      </w:r>
+      <w:r>
+        <w:rPr>
+          <w:b/>
+          <w:bCs/>
+        </w:rPr>
+        <w:t>세이프</w:t>
+      </w:r>
+      <w:r>
+        <w:rPr>
+          <w:b/>
+          <w:bCs/>
+        </w:rPr>
+        <w:tab/>
+      </w:r>
+      <w:r>
+        <w:rPr>
+          <w:b/>
+          <w:bCs/>
+        </w:rPr>
+        <w:tab/>
+      </w:r>
+      <w:r>
+        <w:rPr>
+          <w:b/>
+          <w:bCs/>
+        </w:rPr>
+        <w:t>안전</w:t>
+      </w:r>
+    </w:p>
+    <w:p>
+      <w:pPr>
+        <w:spacing w:after="0"/>
+        <w:rPr>
+          <w:b/>
+          <w:bCs/>
+        </w:rPr>
+      </w:pPr>
+      <w:r>
+        <w:rPr>
+          <w:b/>
+          <w:bCs/>
+        </w:rPr>
+        <w:t>schema</w:t>
+      </w:r>
+      <w:r>
+        <w:rPr>
+          <w:b/>
+          <w:bCs/>
+        </w:rPr>
+        <w:tab/>
+      </w:r>
+      <w:r>
+        <w:rPr>
+          <w:b/>
+          <w:bCs/>
+        </w:rPr>
+        <w:tab/>
+      </w:r>
+      <w:r>
+        <w:rPr>
+          <w:b/>
+          <w:bCs/>
+        </w:rPr>
+        <w:t>스키마</w:t>
+      </w:r>
+      <w:r>
+        <w:rPr>
+          <w:b/>
+          <w:bCs/>
+        </w:rPr>
+        <w:tab/>
+      </w:r>
+      <w:r>
+        <w:rPr>
+          <w:b/>
+          <w:bCs/>
+        </w:rPr>
+        <w:tab/>
+      </w:r>
+      <w:r>
+        <w:rPr>
+          <w:b/>
+          <w:bCs/>
+        </w:rPr>
+        <w:t>구조 (스키마)</w:t>
+      </w:r>
+    </w:p>
+    <w:p>
+      <w:pPr>
+        <w:spacing w:after="0"/>
+        <w:rPr>
+          <w:b/>
+          <w:bCs/>
+        </w:rPr>
+      </w:pPr>
+      <w:r>
+        <w:rPr>
+          <w:b/>
+          <w:bCs/>
+        </w:rPr>
+        <w:t>script</w:t>
+      </w:r>
+      <w:r>
+        <w:rPr>
+          <w:b/>
+          <w:bCs/>
+        </w:rPr>
+        <w:tab/>
+      </w:r>
+      <w:r>
+        <w:rPr>
+          <w:b/>
+          <w:bCs/>
+        </w:rPr>
+        <w:tab/>
+      </w:r>
+      <w:r>
+        <w:rPr>
+          <w:b/>
+          <w:bCs/>
+        </w:rPr>
+        <w:t>스크립트</w:t>
+      </w:r>
+      <w:r>
+        <w:rPr>
+          <w:b/>
+          <w:bCs/>
+        </w:rPr>
+        <w:tab/>
+        <w:t>스크립트 (대본)</w:t>
+      </w:r>
+    </w:p>
+    <w:p>
+      <w:pPr>
+        <w:spacing w:after="0"/>
+        <w:rPr>
+          <w:b/>
+          <w:bCs/>
+        </w:rPr>
+      </w:pPr>
+      <w:r>
+        <w:rPr>
+          <w:b/>
+          <w:bCs/>
+        </w:rPr>
+        <w:t>select</w:t>
+      </w:r>
+      <w:r>
+        <w:rPr>
+          <w:b/>
+          <w:bCs/>
+        </w:rPr>
+        <w:tab/>
+      </w:r>
+      <w:r>
+        <w:rPr>
+          <w:b/>
+          <w:bCs/>
+        </w:rPr>
+        <w:tab/>
+      </w:r>
+      <w:r>
+        <w:rPr>
+          <w:b/>
+          <w:bCs/>
+        </w:rPr>
+        <w:t>셀렉트</w:t>
+      </w:r>
+      <w:r>
+        <w:rPr>
+          <w:b/>
+          <w:bCs/>
+        </w:rPr>
+        <w:tab/>
+      </w:r>
+      <w:r>
+        <w:rPr>
+          <w:b/>
+          <w:bCs/>
+        </w:rPr>
+        <w:tab/>
+      </w:r>
+      <w:r>
+        <w:rPr>
+          <w:b/>
+          <w:bCs/>
+        </w:rPr>
+        <w:t>선택</w:t>
+      </w:r>
+    </w:p>
+    <w:p>
+      <w:pPr>
+        <w:spacing w:after="0"/>
+        <w:rPr>
+          <w:b/>
+          <w:bCs/>
+        </w:rPr>
+      </w:pPr>
+      <w:r>
+        <w:rPr>
+          <w:b/>
+          <w:bCs/>
+        </w:rPr>
+        <w:t>sequence</w:t>
+      </w:r>
+      <w:r>
+        <w:rPr>
+          <w:b/>
+          <w:bCs/>
+        </w:rPr>
+        <w:tab/>
+        <w:t>시퀀스</w:t>
+      </w:r>
+      <w:r>
+        <w:rPr>
+          <w:b/>
+          <w:bCs/>
+        </w:rPr>
+        <w:tab/>
+      </w:r>
+      <w:r>
+        <w:rPr>
+          <w:b/>
+          <w:bCs/>
+        </w:rPr>
+        <w:tab/>
+      </w:r>
+      <w:r>
+        <w:rPr>
+          <w:b/>
+          <w:bCs/>
+        </w:rPr>
+        <w:t>순서</w:t>
+      </w:r>
+    </w:p>
+    <w:p>
+      <w:pPr>
+        <w:spacing w:after="0"/>
+        <w:rPr>
+          <w:b/>
+          <w:bCs/>
+        </w:rPr>
+      </w:pPr>
+      <w:r>
+        <w:rPr>
+          <w:b/>
+          <w:bCs/>
+        </w:rPr>
+        <w:t>server</w:t>
+      </w:r>
+      <w:r>
+        <w:rPr>
+          <w:b/>
+          <w:bCs/>
+        </w:rPr>
+        <w:tab/>
+      </w:r>
+      <w:r>
+        <w:rPr>
+          <w:b/>
+          <w:bCs/>
+        </w:rPr>
+        <w:tab/>
+      </w:r>
+      <w:r>
+        <w:rPr>
+          <w:b/>
+          <w:bCs/>
+        </w:rPr>
+        <w:t>서버</w:t>
+      </w:r>
+      <w:r>
+        <w:rPr>
+          <w:b/>
+          <w:bCs/>
+        </w:rPr>
+        <w:tab/>
+      </w:r>
+      <w:r>
+        <w:rPr>
+          <w:b/>
+          <w:bCs/>
+        </w:rPr>
+        <w:tab/>
+      </w:r>
+      <w:r>
+        <w:rPr>
+          <w:b/>
+          <w:bCs/>
+        </w:rPr>
+        <w:t>서버</w:t>
+      </w:r>
+    </w:p>
+    <w:p>
+      <w:pPr>
+        <w:spacing w:after="0"/>
+        <w:rPr>
+          <w:b/>
+          <w:bCs/>
+        </w:rPr>
+      </w:pPr>
+      <w:r>
+        <w:rPr>
+          <w:b/>
+          <w:bCs/>
+        </w:rPr>
+        <w:t>stamp</w:t>
+      </w:r>
+      <w:r>
+        <w:rPr>
+          <w:b/>
+          <w:bCs/>
+        </w:rPr>
+        <w:tab/>
+      </w:r>
+      <w:r>
+        <w:rPr>
+          <w:b/>
+          <w:bCs/>
+        </w:rPr>
+        <w:tab/>
+      </w:r>
+      <w:r>
+        <w:rPr>
+          <w:b/>
+          <w:bCs/>
+        </w:rPr>
+        <w:t>스탬프</w:t>
+      </w:r>
+      <w:r>
+        <w:rPr>
+          <w:b/>
+          <w:bCs/>
+        </w:rPr>
+        <w:tab/>
+      </w:r>
+      <w:r>
+        <w:rPr>
+          <w:b/>
+          <w:bCs/>
+        </w:rPr>
+        <w:tab/>
+      </w:r>
+      <w:r>
+        <w:rPr>
+          <w:b/>
+          <w:bCs/>
+        </w:rPr>
+        <w:t>도장 (시간 기록)</w:t>
+      </w:r>
+    </w:p>
+    <w:p>
+      <w:pPr>
+        <w:spacing w:after="0"/>
+        <w:rPr>
+          <w:b/>
+          <w:bCs/>
+        </w:rPr>
+      </w:pPr>
+      <w:r>
+        <w:rPr>
+          <w:b/>
+          <w:bCs/>
+        </w:rPr>
+        <w:t>structure</w:t>
+      </w:r>
+      <w:r>
+        <w:rPr>
+          <w:b/>
+          <w:bCs/>
+        </w:rPr>
+        <w:tab/>
+        <w:t>스트럭처</w:t>
+      </w:r>
+      <w:r>
+        <w:rPr>
+          <w:b/>
+          <w:bCs/>
+        </w:rPr>
+        <w:tab/>
+        <w:t>구조</w:t>
+      </w:r>
+    </w:p>
+    <w:p>
+      <w:pPr>
+        <w:spacing w:after="0"/>
+        <w:rPr>
+          <w:b/>
+          <w:bCs/>
+        </w:rPr>
+      </w:pPr>
+      <w:r>
+        <w:rPr>
+          <w:b/>
+          <w:bCs/>
+        </w:rPr>
+        <w:t>submit</w:t>
+      </w:r>
+      <w:r>
+        <w:rPr>
+          <w:b/>
+          <w:bCs/>
+        </w:rPr>
+        <w:tab/>
+      </w:r>
+      <w:r>
+        <w:rPr>
+          <w:b/>
+          <w:bCs/>
+        </w:rPr>
+        <w:tab/>
+      </w:r>
+      <w:r>
+        <w:rPr>
+          <w:b/>
+          <w:bCs/>
+        </w:rPr>
+        <w:t>서브밋</w:t>
+      </w:r>
+      <w:r>
+        <w:rPr>
+          <w:b/>
+          <w:bCs/>
+        </w:rPr>
+        <w:tab/>
+      </w:r>
+      <w:r>
+        <w:rPr>
+          <w:b/>
+          <w:bCs/>
+        </w:rPr>
+        <w:tab/>
+      </w:r>
+      <w:r>
+        <w:rPr>
+          <w:b/>
+          <w:bCs/>
+        </w:rPr>
+        <w:t>제출</w:t>
+      </w:r>
+    </w:p>
+    <w:p>
+      <w:pPr>
+        <w:spacing w:after="0"/>
+        <w:rPr>
+          <w:b/>
+          <w:bCs/>
+        </w:rPr>
+      </w:pPr>
+      <w:r>
+        <w:rPr>
+          <w:b/>
+          <w:bCs/>
+        </w:rPr>
+        <w:t>template</w:t>
+      </w:r>
+      <w:r>
+        <w:rPr>
+          <w:b/>
+          <w:bCs/>
+        </w:rPr>
+        <w:tab/>
+        <w:t>템플릿</w:t>
+      </w:r>
+      <w:r>
+        <w:rPr>
+          <w:b/>
+          <w:bCs/>
+        </w:rPr>
+        <w:tab/>
+      </w:r>
+      <w:r>
+        <w:rPr>
+          <w:b/>
+          <w:bCs/>
+        </w:rPr>
+        <w:tab/>
+      </w:r>
+      <w:r>
+        <w:rPr>
+          <w:b/>
+          <w:bCs/>
+        </w:rPr>
+        <w:t>서식 (틀)</w:t>
+      </w:r>
+    </w:p>
+    <w:p>
+      <w:pPr>
+        <w:spacing w:after="0"/>
+        <w:rPr>
+          <w:b/>
+          <w:bCs/>
+        </w:rPr>
+      </w:pPr>
+      <w:r>
+        <w:rPr>
+          <w:b/>
+          <w:bCs/>
+        </w:rPr>
+        <w:t>thread</w:t>
+      </w:r>
+      <w:r>
+        <w:rPr>
+          <w:b/>
+          <w:bCs/>
+        </w:rPr>
+        <w:tab/>
+      </w:r>
+      <w:r>
+        <w:rPr>
+          <w:b/>
+          <w:bCs/>
+        </w:rPr>
+        <w:tab/>
+      </w:r>
+      <w:r>
+        <w:rPr>
+          <w:b/>
+          <w:bCs/>
+        </w:rPr>
+        <w:t>스레드</w:t>
+      </w:r>
+      <w:r>
+        <w:rPr>
+          <w:b/>
+          <w:bCs/>
+        </w:rPr>
+        <w:tab/>
+      </w:r>
+      <w:r>
+        <w:rPr>
+          <w:b/>
+          <w:bCs/>
+        </w:rPr>
+        <w:tab/>
+      </w:r>
+      <w:r>
+        <w:rPr>
+          <w:b/>
+          <w:bCs/>
+        </w:rPr>
+        <w:t>실행 단위 (실)</w:t>
+      </w:r>
+    </w:p>
+    <w:p>
+      <w:pPr>
+        <w:spacing w:after="0"/>
+        <w:rPr>
+          <w:b/>
+          <w:bCs/>
+        </w:rPr>
+      </w:pPr>
+      <w:r>
+        <w:rPr>
+          <w:b/>
+          <w:bCs/>
+        </w:rPr>
+        <w:t>tiny</w:t>
+      </w:r>
+      <w:r>
+        <w:rPr>
+          <w:b/>
+          <w:bCs/>
+        </w:rPr>
+        <w:tab/>
+      </w:r>
+      <w:r>
+        <w:rPr>
+          <w:b/>
+          <w:bCs/>
+        </w:rPr>
+        <w:tab/>
+      </w:r>
+      <w:r>
+        <w:rPr>
+          <w:b/>
+          <w:bCs/>
+        </w:rPr>
+        <w:t>타이니</w:t>
+      </w:r>
+      <w:r>
+        <w:rPr>
+          <w:b/>
+          <w:bCs/>
+        </w:rPr>
+        <w:tab/>
+      </w:r>
+      <w:r>
+        <w:rPr>
+          <w:b/>
+          <w:bCs/>
+        </w:rPr>
+        <w:tab/>
+      </w:r>
+      <w:r>
+        <w:rPr>
+          <w:b/>
+          <w:bCs/>
+        </w:rPr>
+        <w:t>아주 작은</w:t>
+      </w:r>
+    </w:p>
+    <w:p>
+      <w:pPr>
+        <w:spacing w:after="0"/>
+        <w:rPr>
+          <w:b/>
+          <w:bCs/>
+        </w:rPr>
+      </w:pPr>
+      <w:r>
+        <w:rPr>
+          <w:b/>
+          <w:bCs/>
+        </w:rPr>
+        <w:t>tuple</w:t>
+      </w:r>
+      <w:r>
+        <w:rPr>
+          <w:b/>
+          <w:bCs/>
+        </w:rPr>
+        <w:tab/>
+      </w:r>
+      <w:r>
+        <w:rPr>
+          <w:b/>
+          <w:bCs/>
+        </w:rPr>
+        <w:tab/>
+      </w:r>
+      <w:r>
+        <w:rPr>
+          <w:b/>
+          <w:bCs/>
+        </w:rPr>
+        <w:t>튜플</w:t>
+      </w:r>
+      <w:r>
+        <w:rPr>
+          <w:b/>
+          <w:bCs/>
+        </w:rPr>
+        <w:tab/>
+      </w:r>
+      <w:r>
+        <w:rPr>
+          <w:b/>
+          <w:bCs/>
+        </w:rPr>
+        <w:tab/>
+      </w:r>
+      <w:r>
+        <w:rPr>
+          <w:b/>
+          <w:bCs/>
+        </w:rPr>
+        <w:t>데이터 묶음 (행)</w:t>
+      </w:r>
+    </w:p>
+    <w:p>
+      <w:pPr>
+        <w:spacing w:after="0"/>
+        <w:rPr>
+          <w:b/>
+          <w:bCs/>
+        </w:rPr>
+      </w:pPr>
+      <w:r>
+        <w:rPr>
+          <w:b/>
+          <w:bCs/>
+        </w:rPr>
+        <w:t>unique</w:t>
+      </w:r>
+      <w:r>
+        <w:rPr>
+          <w:b/>
+          <w:bCs/>
+        </w:rPr>
+        <w:tab/>
+      </w:r>
+      <w:r>
+        <w:rPr>
+          <w:b/>
+          <w:bCs/>
+        </w:rPr>
+        <w:tab/>
+      </w:r>
+      <w:r>
+        <w:rPr>
+          <w:b/>
+          <w:bCs/>
+        </w:rPr>
+        <w:t>유니크</w:t>
+      </w:r>
+      <w:r>
+        <w:rPr>
+          <w:b/>
+          <w:bCs/>
+        </w:rPr>
+        <w:tab/>
+      </w:r>
+      <w:r>
+        <w:rPr>
+          <w:b/>
+          <w:bCs/>
+        </w:rPr>
+        <w:tab/>
+        <w:t>고유</w:t>
+      </w:r>
+    </w:p>
+    <w:p>
+      <w:pPr>
+        <w:spacing w:after="0"/>
+        <w:rPr>
+          <w:b/>
+          <w:bCs/>
+        </w:rPr>
+      </w:pPr>
+      <w:r>
+        <w:rPr>
+          <w:b/>
+          <w:bCs/>
+        </w:rPr>
+        <w:t>update</w:t>
+      </w:r>
+      <w:r>
+        <w:rPr>
+          <w:b/>
+          <w:bCs/>
+        </w:rPr>
+        <w:tab/>
+      </w:r>
+      <w:r>
+        <w:rPr>
+          <w:b/>
+          <w:bCs/>
+        </w:rPr>
+        <w:tab/>
+      </w:r>
+      <w:r>
+        <w:rPr>
+          <w:b/>
+          <w:bCs/>
+        </w:rPr>
+        <w:t>업데이트</w:t>
+      </w:r>
+      <w:r>
+        <w:rPr>
+          <w:b/>
+          <w:bCs/>
+        </w:rPr>
+        <w:tab/>
+        <w:t>갱신</w:t>
+      </w:r>
+    </w:p>
+    <w:p>
+      <w:pPr>
+        <w:spacing w:after="0"/>
+        <w:rPr>
+          <w:b/>
+          <w:bCs/>
+        </w:rPr>
+      </w:pPr>
+      <w:r>
+        <w:rPr>
+          <w:b/>
+          <w:bCs/>
+        </w:rPr>
+        <w:t>value</w:t>
+      </w:r>
+      <w:r>
+        <w:rPr>
+          <w:b/>
+          <w:bCs/>
+        </w:rPr>
+        <w:tab/>
+      </w:r>
+      <w:r>
+        <w:rPr>
+          <w:b/>
+          <w:bCs/>
+        </w:rPr>
+        <w:tab/>
+      </w:r>
+      <w:r>
+        <w:rPr>
+          <w:b/>
+          <w:bCs/>
+        </w:rPr>
+        <w:t>밸류</w:t>
+      </w:r>
+      <w:r>
+        <w:rPr>
+          <w:b/>
+          <w:bCs/>
+        </w:rPr>
+        <w:tab/>
+      </w:r>
+      <w:r>
+        <w:rPr>
+          <w:b/>
+          <w:bCs/>
+        </w:rPr>
+        <w:tab/>
+      </w:r>
+      <w:r>
+        <w:rPr>
+          <w:b/>
+          <w:bCs/>
+        </w:rPr>
+        <w:t>값</w:t>
+      </w:r>
+    </w:p>
+    <w:p>
+      <w:pPr>
+        <w:pBdr>
+          <w:bottom w:val="single" w:sz="6" w:space="1" w:color="auto"/>
+        </w:pBdr>
+        <w:spacing w:after="0"/>
+        <w:rPr>
+          <w:b/>
+          <w:bCs/>
+        </w:rPr>
+      </w:pPr>
+      <w:r>
+        <w:rPr>
+          <w:b/>
+          <w:bCs/>
+        </w:rPr>
+        <w:t>while</w:t>
+      </w:r>
+      <w:r>
+        <w:rPr>
+          <w:b/>
+          <w:bCs/>
+        </w:rPr>
+        <w:tab/>
+      </w:r>
+      <w:r>
+        <w:rPr>
+          <w:b/>
+          <w:bCs/>
+        </w:rPr>
+        <w:tab/>
+      </w:r>
+      <w:r>
+        <w:rPr>
+          <w:b/>
+          <w:bCs/>
+        </w:rPr>
+        <w:t>와일</w:t>
+      </w:r>
+      <w:r>
+        <w:rPr>
+          <w:b/>
+          <w:bCs/>
+        </w:rPr>
+        <w:tab/>
+      </w:r>
+      <w:r>
+        <w:rPr>
+          <w:b/>
+          <w:bCs/>
+        </w:rPr>
+        <w:tab/>
+      </w:r>
+      <w:r>
+        <w:rPr>
+          <w:b/>
+          <w:bCs/>
+        </w:rPr>
+        <w:t>~하는 동안</w:t>
+      </w:r>
+    </w:p>
+    <w:p>
+      <w:pPr>
+        <w:spacing w:after="0"/>
+        <w:rPr>
+          <w:b/>
+          <w:bCs/>
+          <w:color w:val="0070C0"/>
+        </w:rPr>
+      </w:pPr>
+      <w:r>
+        <w:rPr>
+          <w:rFonts w:hint="eastAsia"/>
+          <w:b/>
+          <w:bCs/>
+          <w:color w:val="0070C0"/>
+          <w:sz w:val="24"/>
+          <w:szCs w:val="28"/>
+        </w:rPr>
+        <w:t>1</w:t>
+      </w:r>
+      <w:r>
+        <w:rPr>
+          <w:rFonts w:hint="eastAsia"/>
+          <w:b/>
+          <w:bCs/>
+          <w:color w:val="0070C0"/>
+          <w:sz w:val="24"/>
+          <w:szCs w:val="28"/>
+        </w:rPr>
+        <w:t>1</w:t>
+      </w:r>
+      <w:r>
+        <w:rPr>
+          <w:rFonts w:hint="eastAsia"/>
+          <w:b/>
+          <w:bCs/>
+          <w:color w:val="0070C0"/>
+          <w:sz w:val="24"/>
+          <w:szCs w:val="28"/>
+        </w:rPr>
+        <w:t>주차</w:t>
+      </w:r>
+    </w:p>
+    <w:p>
+      <w:pPr>
+        <w:spacing w:after="0"/>
+        <w:rPr>
+          <w:b/>
+          <w:bCs/>
+        </w:rPr>
+      </w:pPr>
+      <w:r>
+        <w:rPr>
+          <w:b/>
+          <w:bCs/>
+        </w:rPr>
+        <w:t>accept</w:t>
+      </w:r>
+      <w:r>
+        <w:rPr>
+          <w:b/>
+          <w:bCs/>
+        </w:rPr>
+        <w:tab/>
+      </w:r>
+      <w:r>
+        <w:rPr>
+          <w:b/>
+          <w:bCs/>
+        </w:rPr>
+        <w:tab/>
+      </w:r>
+      <w:r>
+        <w:rPr>
+          <w:b/>
+          <w:bCs/>
+        </w:rPr>
+        <w:t>어셉트</w:t>
+      </w:r>
+      <w:r>
+        <w:rPr>
+          <w:b/>
+          <w:bCs/>
+        </w:rPr>
+        <w:tab/>
+      </w:r>
+      <w:r>
+        <w:rPr>
+          <w:b/>
+          <w:bCs/>
+        </w:rPr>
+        <w:tab/>
+      </w:r>
+      <w:r>
+        <w:rPr>
+          <w:b/>
+          <w:bCs/>
+        </w:rPr>
+        <w:t>수락하다</w:t>
+      </w:r>
+    </w:p>
+    <w:p>
+      <w:pPr>
+        <w:spacing w:after="0"/>
+        <w:rPr>
+          <w:b/>
+          <w:bCs/>
+        </w:rPr>
+      </w:pPr>
+      <w:r>
+        <w:rPr>
+          <w:b/>
+          <w:bCs/>
+        </w:rPr>
+        <w:t>action</w:t>
+      </w:r>
+      <w:r>
+        <w:rPr>
+          <w:b/>
+          <w:bCs/>
+        </w:rPr>
+        <w:tab/>
+      </w:r>
+      <w:r>
+        <w:rPr>
+          <w:b/>
+          <w:bCs/>
+        </w:rPr>
+        <w:tab/>
+      </w:r>
+      <w:r>
+        <w:rPr>
+          <w:b/>
+          <w:bCs/>
+        </w:rPr>
+        <w:t>액션</w:t>
+      </w:r>
+      <w:r>
+        <w:rPr>
+          <w:b/>
+          <w:bCs/>
+        </w:rPr>
+        <w:tab/>
+      </w:r>
+      <w:r>
+        <w:rPr>
+          <w:b/>
+          <w:bCs/>
+        </w:rPr>
+        <w:tab/>
+      </w:r>
+      <w:r>
+        <w:rPr>
+          <w:b/>
+          <w:bCs/>
+        </w:rPr>
+        <w:t>동작</w:t>
+      </w:r>
+    </w:p>
+    <w:p>
+      <w:pPr>
+        <w:spacing w:after="0"/>
+        <w:rPr>
+          <w:b/>
+          <w:bCs/>
+        </w:rPr>
+      </w:pPr>
+      <w:r>
+        <w:rPr>
+          <w:b/>
+          <w:bCs/>
+        </w:rPr>
+        <w:t>bind</w:t>
+      </w:r>
+      <w:r>
+        <w:rPr>
+          <w:b/>
+          <w:bCs/>
+        </w:rPr>
+        <w:tab/>
+      </w:r>
+      <w:r>
+        <w:rPr>
+          <w:b/>
+          <w:bCs/>
+        </w:rPr>
+        <w:tab/>
+      </w:r>
+      <w:r>
+        <w:rPr>
+          <w:b/>
+          <w:bCs/>
+        </w:rPr>
+        <w:t>바인드</w:t>
+      </w:r>
+      <w:r>
+        <w:rPr>
+          <w:b/>
+          <w:bCs/>
+        </w:rPr>
+        <w:tab/>
+      </w:r>
+      <w:r>
+        <w:rPr>
+          <w:b/>
+          <w:bCs/>
+        </w:rPr>
+        <w:tab/>
+      </w:r>
+      <w:r>
+        <w:rPr>
+          <w:b/>
+          <w:bCs/>
+        </w:rPr>
+        <w:t>묶다</w:t>
+      </w:r>
+    </w:p>
+    <w:p>
+      <w:pPr>
+        <w:spacing w:after="0"/>
+        <w:rPr>
+          <w:b/>
+          <w:bCs/>
+        </w:rPr>
+      </w:pPr>
+      <w:r>
+        <w:rPr>
+          <w:b/>
+          <w:bCs/>
+        </w:rPr>
+        <w:t>client</w:t>
+      </w:r>
+      <w:r>
+        <w:rPr>
+          <w:b/>
+          <w:bCs/>
+        </w:rPr>
+        <w:tab/>
+      </w:r>
+      <w:r>
+        <w:rPr>
+          <w:b/>
+          <w:bCs/>
+        </w:rPr>
+        <w:tab/>
+      </w:r>
+      <w:r>
+        <w:rPr>
+          <w:b/>
+          <w:bCs/>
+        </w:rPr>
+        <w:t>클라이언트</w:t>
+      </w:r>
+      <w:r>
+        <w:rPr>
+          <w:b/>
+          <w:bCs/>
+        </w:rPr>
+        <w:tab/>
+        <w:t xml:space="preserve">고객 </w:t>
+      </w:r>
+    </w:p>
+    <w:p>
+      <w:pPr>
+        <w:spacing w:after="0"/>
+        <w:rPr>
+          <w:b/>
+          <w:bCs/>
+        </w:rPr>
+      </w:pPr>
+      <w:r>
+        <w:rPr>
+          <w:b/>
+          <w:bCs/>
+        </w:rPr>
+        <w:t>connection</w:t>
+      </w:r>
+      <w:r>
+        <w:rPr>
+          <w:b/>
+          <w:bCs/>
+        </w:rPr>
+        <w:tab/>
+        <w:t>커넥션</w:t>
+      </w:r>
+      <w:r>
+        <w:rPr>
+          <w:b/>
+          <w:bCs/>
+        </w:rPr>
+        <w:tab/>
+      </w:r>
+      <w:r>
+        <w:rPr>
+          <w:b/>
+          <w:bCs/>
+        </w:rPr>
+        <w:tab/>
+      </w:r>
+      <w:r>
+        <w:rPr>
+          <w:b/>
+          <w:bCs/>
+        </w:rPr>
+        <w:t>연결</w:t>
+      </w:r>
+    </w:p>
+    <w:p>
+      <w:pPr>
+        <w:spacing w:after="0"/>
+        <w:rPr>
+          <w:b/>
+          <w:bCs/>
+        </w:rPr>
+      </w:pPr>
+      <w:r>
+        <w:rPr>
+          <w:b/>
+          <w:bCs/>
+        </w:rPr>
+        <w:t>define</w:t>
+      </w:r>
+      <w:r>
+        <w:rPr>
+          <w:b/>
+          <w:bCs/>
+        </w:rPr>
+        <w:tab/>
+      </w:r>
+      <w:r>
+        <w:rPr>
+          <w:b/>
+          <w:bCs/>
+        </w:rPr>
+        <w:tab/>
+      </w:r>
+      <w:r>
+        <w:rPr>
+          <w:b/>
+          <w:bCs/>
+        </w:rPr>
+        <w:t>디파인</w:t>
+      </w:r>
+      <w:r>
+        <w:rPr>
+          <w:b/>
+          <w:bCs/>
+        </w:rPr>
+        <w:tab/>
+      </w:r>
+      <w:r>
+        <w:rPr>
+          <w:b/>
+          <w:bCs/>
+        </w:rPr>
+        <w:tab/>
+      </w:r>
+      <w:r>
+        <w:rPr>
+          <w:b/>
+          <w:bCs/>
+        </w:rPr>
+        <w:t>정의하다</w:t>
+      </w:r>
+    </w:p>
+    <w:p>
+      <w:pPr>
+        <w:spacing w:after="0"/>
+        <w:rPr>
+          <w:b/>
+          <w:bCs/>
+        </w:rPr>
+      </w:pPr>
+      <w:r>
+        <w:rPr>
+          <w:b/>
+          <w:bCs/>
+        </w:rPr>
+        <w:t>erase</w:t>
+      </w:r>
+      <w:r>
+        <w:rPr>
+          <w:b/>
+          <w:bCs/>
+        </w:rPr>
+        <w:tab/>
+      </w:r>
+      <w:r>
+        <w:rPr>
+          <w:b/>
+          <w:bCs/>
+        </w:rPr>
+        <w:tab/>
+      </w:r>
+      <w:r>
+        <w:rPr>
+          <w:b/>
+          <w:bCs/>
+        </w:rPr>
+        <w:t>이레이즈</w:t>
+      </w:r>
+      <w:r>
+        <w:rPr>
+          <w:b/>
+          <w:bCs/>
+        </w:rPr>
+        <w:tab/>
+        <w:t>지우다</w:t>
+      </w:r>
+    </w:p>
+    <w:p>
+      <w:pPr>
+        <w:spacing w:after="0"/>
+        <w:rPr>
+          <w:b/>
+          <w:bCs/>
+        </w:rPr>
+      </w:pPr>
+      <w:r>
+        <w:rPr>
+          <w:b/>
+          <w:bCs/>
+        </w:rPr>
+        <w:t>event</w:t>
+      </w:r>
+      <w:r>
+        <w:rPr>
+          <w:b/>
+          <w:bCs/>
+        </w:rPr>
+        <w:tab/>
+      </w:r>
+      <w:r>
+        <w:rPr>
+          <w:b/>
+          <w:bCs/>
+        </w:rPr>
+        <w:tab/>
+      </w:r>
+      <w:r>
+        <w:rPr>
+          <w:b/>
+          <w:bCs/>
+        </w:rPr>
+        <w:t>이벤트</w:t>
+      </w:r>
+      <w:r>
+        <w:rPr>
+          <w:b/>
+          <w:bCs/>
+        </w:rPr>
+        <w:tab/>
+      </w:r>
+      <w:r>
+        <w:rPr>
+          <w:b/>
+          <w:bCs/>
+        </w:rPr>
+        <w:tab/>
+      </w:r>
+      <w:r>
+        <w:rPr>
+          <w:b/>
+          <w:bCs/>
+        </w:rPr>
+        <w:t>사건</w:t>
+      </w:r>
+    </w:p>
+    <w:p>
+      <w:pPr>
+        <w:spacing w:after="0"/>
+        <w:rPr>
+          <w:b/>
+          <w:bCs/>
+        </w:rPr>
+      </w:pPr>
+      <w:r>
+        <w:rPr>
+          <w:b/>
+          <w:bCs/>
+        </w:rPr>
+        <w:t>except</w:t>
+      </w:r>
+      <w:r>
+        <w:rPr>
+          <w:b/>
+          <w:bCs/>
+        </w:rPr>
+        <w:tab/>
+      </w:r>
+      <w:r>
+        <w:rPr>
+          <w:b/>
+          <w:bCs/>
+        </w:rPr>
+        <w:tab/>
+      </w:r>
+      <w:r>
+        <w:rPr>
+          <w:b/>
+          <w:bCs/>
+        </w:rPr>
+        <w:t>익셉트</w:t>
+      </w:r>
+      <w:r>
+        <w:rPr>
+          <w:b/>
+          <w:bCs/>
+        </w:rPr>
+        <w:tab/>
+      </w:r>
+      <w:r>
+        <w:rPr>
+          <w:b/>
+          <w:bCs/>
+        </w:rPr>
+        <w:tab/>
+      </w:r>
+      <w:r>
+        <w:rPr>
+          <w:b/>
+          <w:bCs/>
+        </w:rPr>
+        <w:t>제외하다</w:t>
+      </w:r>
+    </w:p>
+    <w:p>
+      <w:pPr>
+        <w:spacing w:after="0"/>
+        <w:rPr>
+          <w:b/>
+          <w:bCs/>
+        </w:rPr>
+      </w:pPr>
+      <w:r>
+        <w:rPr>
+          <w:b/>
+          <w:bCs/>
+        </w:rPr>
+        <w:t>global</w:t>
+      </w:r>
+      <w:r>
+        <w:rPr>
+          <w:b/>
+          <w:bCs/>
+        </w:rPr>
+        <w:tab/>
+      </w:r>
+      <w:r>
+        <w:rPr>
+          <w:b/>
+          <w:bCs/>
+        </w:rPr>
+        <w:tab/>
+      </w:r>
+      <w:r>
+        <w:rPr>
+          <w:b/>
+          <w:bCs/>
+        </w:rPr>
+        <w:t>글로벌</w:t>
+      </w:r>
+      <w:r>
+        <w:rPr>
+          <w:b/>
+          <w:bCs/>
+        </w:rPr>
+        <w:tab/>
+      </w:r>
+      <w:r>
+        <w:rPr>
+          <w:b/>
+          <w:bCs/>
+        </w:rPr>
+        <w:tab/>
+      </w:r>
+      <w:r>
+        <w:rPr>
+          <w:b/>
+          <w:bCs/>
+        </w:rPr>
+        <w:t>전역의</w:t>
+      </w:r>
+    </w:p>
+    <w:p>
+      <w:pPr>
+        <w:spacing w:after="0"/>
+        <w:rPr>
+          <w:b/>
+          <w:bCs/>
+        </w:rPr>
+      </w:pPr>
+      <w:r>
+        <w:rPr>
+          <w:b/>
+          <w:bCs/>
+        </w:rPr>
+        <w:t>handle</w:t>
+      </w:r>
+      <w:r>
+        <w:rPr>
+          <w:b/>
+          <w:bCs/>
+        </w:rPr>
+        <w:tab/>
+      </w:r>
+      <w:r>
+        <w:rPr>
+          <w:b/>
+          <w:bCs/>
+        </w:rPr>
+        <w:tab/>
+      </w:r>
+      <w:r>
+        <w:rPr>
+          <w:b/>
+          <w:bCs/>
+        </w:rPr>
+        <w:t>핸들</w:t>
+      </w:r>
+      <w:r>
+        <w:rPr>
+          <w:b/>
+          <w:bCs/>
+        </w:rPr>
+        <w:tab/>
+      </w:r>
+      <w:r>
+        <w:rPr>
+          <w:b/>
+          <w:bCs/>
+        </w:rPr>
+        <w:tab/>
+      </w:r>
+      <w:r>
+        <w:rPr>
+          <w:b/>
+          <w:bCs/>
+        </w:rPr>
+        <w:t>다루다</w:t>
+      </w:r>
+    </w:p>
+    <w:p>
+      <w:pPr>
+        <w:spacing w:after="0"/>
+        <w:rPr>
+          <w:b/>
+          <w:bCs/>
+        </w:rPr>
+      </w:pPr>
+      <w:r>
+        <w:rPr>
+          <w:b/>
+          <w:bCs/>
+        </w:rPr>
+        <w:t>import</w:t>
+      </w:r>
+      <w:r>
+        <w:rPr>
+          <w:b/>
+          <w:bCs/>
+        </w:rPr>
+        <w:tab/>
+      </w:r>
+      <w:r>
+        <w:rPr>
+          <w:b/>
+          <w:bCs/>
+        </w:rPr>
+        <w:tab/>
+      </w:r>
+      <w:r>
+        <w:rPr>
+          <w:b/>
+          <w:bCs/>
+        </w:rPr>
+        <w:t>임포트</w:t>
+      </w:r>
+      <w:r>
+        <w:rPr>
+          <w:b/>
+          <w:bCs/>
+        </w:rPr>
+        <w:tab/>
+      </w:r>
+      <w:r>
+        <w:rPr>
+          <w:b/>
+          <w:bCs/>
+        </w:rPr>
+        <w:tab/>
+      </w:r>
+      <w:r>
+        <w:rPr>
+          <w:b/>
+          <w:bCs/>
+        </w:rPr>
+        <w:t>불러오다</w:t>
+      </w:r>
+    </w:p>
+    <w:p>
+      <w:pPr>
+        <w:spacing w:after="0"/>
+        <w:rPr>
+          <w:b/>
+          <w:bCs/>
+        </w:rPr>
+      </w:pPr>
+      <w:r>
+        <w:rPr>
+          <w:b/>
+          <w:bCs/>
+        </w:rPr>
+        <w:t>include</w:t>
+      </w:r>
+      <w:r>
+        <w:rPr>
+          <w:b/>
+          <w:bCs/>
+        </w:rPr>
+        <w:tab/>
+      </w:r>
+      <w:r>
+        <w:rPr>
+          <w:b/>
+          <w:bCs/>
+        </w:rPr>
+        <w:tab/>
+      </w:r>
+      <w:r>
+        <w:rPr>
+          <w:b/>
+          <w:bCs/>
+        </w:rPr>
+        <w:t>인클루드</w:t>
+      </w:r>
+      <w:r>
+        <w:rPr>
+          <w:b/>
+          <w:bCs/>
+        </w:rPr>
+        <w:tab/>
+        <w:t>포함하다</w:t>
+      </w:r>
+    </w:p>
+    <w:p>
+      <w:pPr>
+        <w:spacing w:after="0"/>
+        <w:rPr>
+          <w:b/>
+          <w:bCs/>
+        </w:rPr>
+      </w:pPr>
+      <w:r>
+        <w:rPr>
+          <w:b/>
+          <w:bCs/>
+        </w:rPr>
+        <w:t>interrupt</w:t>
+      </w:r>
+      <w:r>
+        <w:rPr>
+          <w:b/>
+          <w:bCs/>
+        </w:rPr>
+        <w:tab/>
+        <w:t>인터럽트</w:t>
+      </w:r>
+      <w:r>
+        <w:rPr>
+          <w:b/>
+          <w:bCs/>
+        </w:rPr>
+        <w:tab/>
+        <w:t>방해하다</w:t>
+      </w:r>
+    </w:p>
+    <w:p>
+      <w:pPr>
+        <w:spacing w:after="0"/>
+        <w:rPr>
+          <w:b/>
+          <w:bCs/>
+        </w:rPr>
+      </w:pPr>
+      <w:r>
+        <w:rPr>
+          <w:b/>
+          <w:bCs/>
+        </w:rPr>
+        <w:t>listen</w:t>
+      </w:r>
+      <w:r>
+        <w:rPr>
+          <w:b/>
+          <w:bCs/>
+        </w:rPr>
+        <w:tab/>
+      </w:r>
+      <w:r>
+        <w:rPr>
+          <w:b/>
+          <w:bCs/>
+        </w:rPr>
+        <w:tab/>
+      </w:r>
+      <w:r>
+        <w:rPr>
+          <w:b/>
+          <w:bCs/>
+        </w:rPr>
+        <w:t>리슨</w:t>
+      </w:r>
+      <w:r>
+        <w:rPr>
+          <w:b/>
+          <w:bCs/>
+        </w:rPr>
+        <w:tab/>
+      </w:r>
+      <w:r>
+        <w:rPr>
+          <w:b/>
+          <w:bCs/>
+        </w:rPr>
+        <w:tab/>
+      </w:r>
+      <w:r>
+        <w:rPr>
+          <w:b/>
+          <w:bCs/>
+        </w:rPr>
+        <w:t>듣다 (대기하다)</w:t>
+      </w:r>
+    </w:p>
+    <w:p>
+      <w:pPr>
+        <w:spacing w:after="0"/>
+        <w:rPr>
+          <w:b/>
+          <w:bCs/>
+        </w:rPr>
+      </w:pPr>
+      <w:r>
+        <w:rPr>
+          <w:b/>
+          <w:bCs/>
+        </w:rPr>
+        <w:t>poll</w:t>
+      </w:r>
+      <w:r>
+        <w:rPr>
+          <w:b/>
+          <w:bCs/>
+        </w:rPr>
+        <w:tab/>
+      </w:r>
+      <w:r>
+        <w:rPr>
+          <w:b/>
+          <w:bCs/>
+        </w:rPr>
+        <w:tab/>
+      </w:r>
+      <w:r>
+        <w:rPr>
+          <w:b/>
+          <w:bCs/>
+        </w:rPr>
+        <w:t>폴</w:t>
+      </w:r>
+      <w:r>
+        <w:rPr>
+          <w:b/>
+          <w:bCs/>
+        </w:rPr>
+        <w:tab/>
+      </w:r>
+      <w:r>
+        <w:rPr>
+          <w:b/>
+          <w:bCs/>
+        </w:rPr>
+        <w:tab/>
+      </w:r>
+      <w:r>
+        <w:rPr>
+          <w:b/>
+          <w:bCs/>
+        </w:rPr>
+        <w:t>상태를 확인하다</w:t>
+      </w:r>
+    </w:p>
+    <w:p>
+      <w:pPr>
+        <w:spacing w:after="0"/>
+        <w:rPr>
+          <w:b/>
+          <w:bCs/>
+        </w:rPr>
+      </w:pPr>
+      <w:r>
+        <w:rPr>
+          <w:b/>
+          <w:bCs/>
+        </w:rPr>
+        <w:t>push</w:t>
+      </w:r>
+      <w:r>
+        <w:rPr>
+          <w:b/>
+          <w:bCs/>
+        </w:rPr>
+        <w:tab/>
+      </w:r>
+      <w:r>
+        <w:rPr>
+          <w:b/>
+          <w:bCs/>
+        </w:rPr>
+        <w:tab/>
+      </w:r>
+      <w:r>
+        <w:rPr>
+          <w:b/>
+          <w:bCs/>
+        </w:rPr>
+        <w:t>푸시</w:t>
+      </w:r>
+      <w:r>
+        <w:rPr>
+          <w:b/>
+          <w:bCs/>
+        </w:rPr>
+        <w:tab/>
+      </w:r>
+      <w:r>
+        <w:rPr>
+          <w:b/>
+          <w:bCs/>
+        </w:rPr>
+        <w:tab/>
+      </w:r>
+      <w:r>
+        <w:rPr>
+          <w:b/>
+          <w:bCs/>
+        </w:rPr>
+        <w:t>밀어넣다</w:t>
+      </w:r>
+    </w:p>
+    <w:p>
+      <w:pPr>
+        <w:spacing w:after="0"/>
+        <w:rPr>
+          <w:b/>
+          <w:bCs/>
+        </w:rPr>
+      </w:pPr>
+      <w:r>
+        <w:rPr>
+          <w:b/>
+          <w:bCs/>
+        </w:rPr>
+        <w:t>request</w:t>
+      </w:r>
+      <w:r>
+        <w:rPr>
+          <w:b/>
+          <w:bCs/>
+        </w:rPr>
+        <w:tab/>
+      </w:r>
+      <w:r>
+        <w:rPr>
+          <w:b/>
+          <w:bCs/>
+        </w:rPr>
+        <w:tab/>
+      </w:r>
+      <w:r>
+        <w:rPr>
+          <w:b/>
+          <w:bCs/>
+        </w:rPr>
+        <w:t>리퀘스트</w:t>
+      </w:r>
+      <w:r>
+        <w:rPr>
+          <w:b/>
+          <w:bCs/>
+        </w:rPr>
+        <w:tab/>
+        <w:t>요청하다</w:t>
+      </w:r>
+    </w:p>
+    <w:p>
+      <w:pPr>
+        <w:spacing w:after="0"/>
+        <w:rPr>
+          <w:b/>
+          <w:bCs/>
+        </w:rPr>
+      </w:pPr>
+      <w:r>
+        <w:rPr>
+          <w:b/>
+          <w:bCs/>
+        </w:rPr>
+        <w:t>route</w:t>
+      </w:r>
+      <w:r>
+        <w:rPr>
+          <w:b/>
+          <w:bCs/>
+        </w:rPr>
+        <w:tab/>
+      </w:r>
+      <w:r>
+        <w:rPr>
+          <w:b/>
+          <w:bCs/>
+        </w:rPr>
+        <w:tab/>
+      </w:r>
+      <w:r>
+        <w:rPr>
+          <w:b/>
+          <w:bCs/>
+        </w:rPr>
+        <w:t>루트</w:t>
+      </w:r>
+      <w:r>
+        <w:rPr>
+          <w:b/>
+          <w:bCs/>
+        </w:rPr>
+        <w:tab/>
+      </w:r>
+      <w:r>
+        <w:rPr>
+          <w:b/>
+          <w:bCs/>
+        </w:rPr>
+        <w:tab/>
+      </w:r>
+      <w:r>
+        <w:rPr>
+          <w:b/>
+          <w:bCs/>
+        </w:rPr>
+        <w:t>경로</w:t>
+      </w:r>
+    </w:p>
+    <w:p>
+      <w:pPr>
+        <w:spacing w:after="0"/>
+        <w:rPr>
+          <w:b/>
+          <w:bCs/>
+        </w:rPr>
+      </w:pPr>
+      <w:r>
+        <w:rPr>
+          <w:b/>
+          <w:bCs/>
+        </w:rPr>
+        <w:t>serial</w:t>
+      </w:r>
+      <w:r>
+        <w:rPr>
+          <w:b/>
+          <w:bCs/>
+        </w:rPr>
+        <w:tab/>
+      </w:r>
+      <w:r>
+        <w:rPr>
+          <w:b/>
+          <w:bCs/>
+        </w:rPr>
+        <w:tab/>
+      </w:r>
+      <w:r>
+        <w:rPr>
+          <w:b/>
+          <w:bCs/>
+        </w:rPr>
+        <w:t>시리얼</w:t>
+      </w:r>
+      <w:r>
+        <w:rPr>
+          <w:b/>
+          <w:bCs/>
+        </w:rPr>
+        <w:tab/>
+      </w:r>
+      <w:r>
+        <w:rPr>
+          <w:b/>
+          <w:bCs/>
+        </w:rPr>
+        <w:tab/>
+      </w:r>
+      <w:r>
+        <w:rPr>
+          <w:b/>
+          <w:bCs/>
+        </w:rPr>
+        <w:t>직렬의</w:t>
+      </w:r>
+    </w:p>
+    <w:p>
+      <w:pPr>
+        <w:spacing w:after="0"/>
+        <w:rPr>
+          <w:b/>
+          <w:bCs/>
+        </w:rPr>
+      </w:pPr>
+      <w:r>
+        <w:rPr>
+          <w:b/>
+          <w:bCs/>
+        </w:rPr>
+        <w:t>server</w:t>
+      </w:r>
+      <w:r>
+        <w:rPr>
+          <w:b/>
+          <w:bCs/>
+        </w:rPr>
+        <w:tab/>
+      </w:r>
+      <w:r>
+        <w:rPr>
+          <w:b/>
+          <w:bCs/>
+        </w:rPr>
+        <w:tab/>
+      </w:r>
+      <w:r>
+        <w:rPr>
+          <w:b/>
+          <w:bCs/>
+        </w:rPr>
+        <w:t>서버</w:t>
+      </w:r>
+      <w:r>
+        <w:rPr>
+          <w:b/>
+          <w:bCs/>
+        </w:rPr>
+        <w:tab/>
+      </w:r>
+      <w:r>
+        <w:rPr>
+          <w:b/>
+          <w:bCs/>
+        </w:rPr>
+        <w:tab/>
+      </w:r>
+      <w:r>
+        <w:rPr>
+          <w:b/>
+          <w:bCs/>
+        </w:rPr>
+        <w:t>서버</w:t>
+      </w:r>
+    </w:p>
+    <w:p>
+      <w:pPr>
+        <w:spacing w:after="0"/>
+        <w:rPr>
+          <w:b/>
+          <w:bCs/>
+        </w:rPr>
+      </w:pPr>
+      <w:r>
+        <w:rPr>
+          <w:b/>
+          <w:bCs/>
+        </w:rPr>
+        <w:t>status</w:t>
+      </w:r>
+      <w:r>
+        <w:rPr>
+          <w:b/>
+          <w:bCs/>
+        </w:rPr>
+        <w:tab/>
+      </w:r>
+      <w:r>
+        <w:rPr>
+          <w:b/>
+          <w:bCs/>
+        </w:rPr>
+        <w:tab/>
+      </w:r>
+      <w:r>
+        <w:rPr>
+          <w:b/>
+          <w:bCs/>
+        </w:rPr>
+        <w:t>스테이터스</w:t>
+      </w:r>
+      <w:r>
+        <w:rPr>
+          <w:b/>
+          <w:bCs/>
+        </w:rPr>
+        <w:tab/>
+      </w:r>
+      <w:r>
+        <w:rPr>
+          <w:b/>
+          <w:bCs/>
+        </w:rPr>
+        <w:t>상태</w:t>
+      </w:r>
+    </w:p>
+    <w:p>
+      <w:pPr>
+        <w:spacing w:after="0"/>
+        <w:rPr>
+          <w:b/>
+          <w:bCs/>
+        </w:rPr>
+      </w:pPr>
+      <w:r>
+        <w:rPr>
+          <w:b/>
+          <w:bCs/>
+        </w:rPr>
+        <w:lastRenderedPageBreak/>
+        <w:t>synchronous</w:t>
+      </w:r>
+      <w:r>
+        <w:rPr>
+          <w:b/>
+          <w:bCs/>
+        </w:rPr>
+        <w:tab/>
+        <w:t>싱크로너스</w:t>
+      </w:r>
+      <w:r>
+        <w:rPr>
+          <w:b/>
+          <w:bCs/>
+        </w:rPr>
+        <w:tab/>
+        <w:t>동기식의</w:t>
+      </w:r>
+    </w:p>
+    <w:p>
+      <w:pPr>
+        <w:spacing w:after="0"/>
+        <w:rPr>
+          <w:b/>
+          <w:bCs/>
+        </w:rPr>
+      </w:pPr>
+      <w:r>
+        <w:rPr>
+          <w:b/>
+          <w:bCs/>
+        </w:rPr>
+        <w:t>template</w:t>
+      </w:r>
+      <w:r>
+        <w:rPr>
+          <w:b/>
+          <w:bCs/>
+        </w:rPr>
+        <w:tab/>
+        <w:t>템플릿</w:t>
+      </w:r>
+      <w:r>
+        <w:rPr>
+          <w:b/>
+          <w:bCs/>
+        </w:rPr>
+        <w:tab/>
+      </w:r>
+      <w:r>
+        <w:rPr>
+          <w:b/>
+          <w:bCs/>
+        </w:rPr>
+        <w:tab/>
+        <w:t>양식</w:t>
+      </w:r>
+    </w:p>
+    <w:p>
+      <w:pPr>
+        <w:spacing w:after="0"/>
+        <w:rPr>
+          <w:rFonts w:hint="eastAsia"/>
+          <w:b/>
+          <w:bCs/>
+        </w:rPr>
+      </w:pPr>
+      <w:r>
+        <w:rPr>
+          <w:b/>
+          <w:bCs/>
+        </w:rPr>
+        <w:t>universal</w:t>
+      </w:r>
+      <w:r>
+        <w:rPr>
+          <w:b/>
+          <w:bCs/>
+        </w:rPr>
+        <w:tab/>
+        <w:t>유니버설</w:t>
+      </w:r>
+      <w:r>
+        <w:rPr>
+          <w:b/>
+          <w:bCs/>
+        </w:rPr>
+        <w:tab/>
+        <w:t>일반적인</w:t>
       </w:r>
     </w:p>
     <w:sectPr>
@@ -32138,7 +38076,7 @@
   <w:style w:type="paragraph" w:default="1" w:styleId="a">
     <w:name w:val="Normal"/>
     <w:qFormat/>
-    <w:rsid w:val="00B2028E"/>
+    <w:rsid w:val="00DB7AFE"/>
     <w:pPr>
       <w:widowControl w:val="0"/>
       <w:wordWrap w:val="0"/>

--- a/IoT/IoT 단어.docx
+++ b/IoT/IoT 단어.docx
@@ -36236,6 +36236,7 @@
         </w:pBdr>
         <w:spacing w:after="0"/>
         <w:rPr>
+          <w:rFonts w:hint="eastAsia"/>
           <w:b/>
           <w:bCs/>
         </w:rPr>
@@ -36308,7 +36309,7 @@
           <w:sz w:val="24"/>
           <w:szCs w:val="28"/>
         </w:rPr>
-        <w:t>1</w:t>
+        <w:t>11</w:t>
       </w:r>
       <w:r>
         <w:rPr>
@@ -36319,8 +36320,1305 @@
           <w:sz w:val="24"/>
           <w:szCs w:val="28"/>
         </w:rPr>
-        <w:t>1</w:t>
-      </w:r>
+        <w:t>주차</w:t>
+      </w:r>
+    </w:p>
+    <w:p>
+      <w:pPr>
+        <w:spacing w:after="0"/>
+        <w:rPr>
+          <w:b/>
+          <w:bCs/>
+        </w:rPr>
+      </w:pPr>
+      <w:r>
+        <w:rPr>
+          <w:b/>
+          <w:bCs/>
+        </w:rPr>
+        <w:t>accept</w:t>
+      </w:r>
+      <w:r>
+        <w:rPr>
+          <w:b/>
+          <w:bCs/>
+        </w:rPr>
+        <w:tab/>
+      </w:r>
+      <w:r>
+        <w:rPr>
+          <w:b/>
+          <w:bCs/>
+        </w:rPr>
+        <w:tab/>
+      </w:r>
+      <w:r>
+        <w:rPr>
+          <w:b/>
+          <w:bCs/>
+        </w:rPr>
+        <w:t>어셉트</w:t>
+      </w:r>
+      <w:r>
+        <w:rPr>
+          <w:b/>
+          <w:bCs/>
+        </w:rPr>
+        <w:tab/>
+      </w:r>
+      <w:r>
+        <w:rPr>
+          <w:b/>
+          <w:bCs/>
+        </w:rPr>
+        <w:tab/>
+      </w:r>
+      <w:r>
+        <w:rPr>
+          <w:b/>
+          <w:bCs/>
+        </w:rPr>
+        <w:t>수락하다</w:t>
+      </w:r>
+    </w:p>
+    <w:p>
+      <w:pPr>
+        <w:spacing w:after="0"/>
+        <w:rPr>
+          <w:b/>
+          <w:bCs/>
+        </w:rPr>
+      </w:pPr>
+      <w:r>
+        <w:rPr>
+          <w:b/>
+          <w:bCs/>
+        </w:rPr>
+        <w:t>action</w:t>
+      </w:r>
+      <w:r>
+        <w:rPr>
+          <w:b/>
+          <w:bCs/>
+        </w:rPr>
+        <w:tab/>
+      </w:r>
+      <w:r>
+        <w:rPr>
+          <w:b/>
+          <w:bCs/>
+        </w:rPr>
+        <w:tab/>
+      </w:r>
+      <w:r>
+        <w:rPr>
+          <w:b/>
+          <w:bCs/>
+        </w:rPr>
+        <w:t>액션</w:t>
+      </w:r>
+      <w:r>
+        <w:rPr>
+          <w:b/>
+          <w:bCs/>
+        </w:rPr>
+        <w:tab/>
+      </w:r>
+      <w:r>
+        <w:rPr>
+          <w:b/>
+          <w:bCs/>
+        </w:rPr>
+        <w:tab/>
+      </w:r>
+      <w:r>
+        <w:rPr>
+          <w:b/>
+          <w:bCs/>
+        </w:rPr>
+        <w:t>동작</w:t>
+      </w:r>
+    </w:p>
+    <w:p>
+      <w:pPr>
+        <w:spacing w:after="0"/>
+        <w:rPr>
+          <w:b/>
+          <w:bCs/>
+        </w:rPr>
+      </w:pPr>
+      <w:r>
+        <w:rPr>
+          <w:b/>
+          <w:bCs/>
+        </w:rPr>
+        <w:t>bind</w:t>
+      </w:r>
+      <w:r>
+        <w:rPr>
+          <w:b/>
+          <w:bCs/>
+        </w:rPr>
+        <w:tab/>
+      </w:r>
+      <w:r>
+        <w:rPr>
+          <w:b/>
+          <w:bCs/>
+        </w:rPr>
+        <w:tab/>
+      </w:r>
+      <w:r>
+        <w:rPr>
+          <w:b/>
+          <w:bCs/>
+        </w:rPr>
+        <w:t>바인드</w:t>
+      </w:r>
+      <w:r>
+        <w:rPr>
+          <w:b/>
+          <w:bCs/>
+        </w:rPr>
+        <w:tab/>
+      </w:r>
+      <w:r>
+        <w:rPr>
+          <w:b/>
+          <w:bCs/>
+        </w:rPr>
+        <w:tab/>
+      </w:r>
+      <w:r>
+        <w:rPr>
+          <w:b/>
+          <w:bCs/>
+        </w:rPr>
+        <w:t>묶다</w:t>
+      </w:r>
+    </w:p>
+    <w:p>
+      <w:pPr>
+        <w:spacing w:after="0"/>
+        <w:rPr>
+          <w:b/>
+          <w:bCs/>
+        </w:rPr>
+      </w:pPr>
+      <w:r>
+        <w:rPr>
+          <w:b/>
+          <w:bCs/>
+        </w:rPr>
+        <w:t>client</w:t>
+      </w:r>
+      <w:r>
+        <w:rPr>
+          <w:b/>
+          <w:bCs/>
+        </w:rPr>
+        <w:tab/>
+      </w:r>
+      <w:r>
+        <w:rPr>
+          <w:b/>
+          <w:bCs/>
+        </w:rPr>
+        <w:tab/>
+      </w:r>
+      <w:r>
+        <w:rPr>
+          <w:b/>
+          <w:bCs/>
+        </w:rPr>
+        <w:t>클라이언트</w:t>
+      </w:r>
+      <w:r>
+        <w:rPr>
+          <w:b/>
+          <w:bCs/>
+        </w:rPr>
+        <w:tab/>
+        <w:t xml:space="preserve">고객 </w:t>
+      </w:r>
+    </w:p>
+    <w:p>
+      <w:pPr>
+        <w:spacing w:after="0"/>
+        <w:rPr>
+          <w:b/>
+          <w:bCs/>
+        </w:rPr>
+      </w:pPr>
+      <w:r>
+        <w:rPr>
+          <w:b/>
+          <w:bCs/>
+        </w:rPr>
+        <w:t>connection</w:t>
+      </w:r>
+      <w:r>
+        <w:rPr>
+          <w:b/>
+          <w:bCs/>
+        </w:rPr>
+        <w:tab/>
+        <w:t>커넥션</w:t>
+      </w:r>
+      <w:r>
+        <w:rPr>
+          <w:b/>
+          <w:bCs/>
+        </w:rPr>
+        <w:tab/>
+      </w:r>
+      <w:r>
+        <w:rPr>
+          <w:b/>
+          <w:bCs/>
+        </w:rPr>
+        <w:tab/>
+      </w:r>
+      <w:r>
+        <w:rPr>
+          <w:b/>
+          <w:bCs/>
+        </w:rPr>
+        <w:t>연결</w:t>
+      </w:r>
+    </w:p>
+    <w:p>
+      <w:pPr>
+        <w:spacing w:after="0"/>
+        <w:rPr>
+          <w:b/>
+          <w:bCs/>
+        </w:rPr>
+      </w:pPr>
+      <w:r>
+        <w:rPr>
+          <w:b/>
+          <w:bCs/>
+        </w:rPr>
+        <w:t>define</w:t>
+      </w:r>
+      <w:r>
+        <w:rPr>
+          <w:b/>
+          <w:bCs/>
+        </w:rPr>
+        <w:tab/>
+      </w:r>
+      <w:r>
+        <w:rPr>
+          <w:b/>
+          <w:bCs/>
+        </w:rPr>
+        <w:tab/>
+      </w:r>
+      <w:r>
+        <w:rPr>
+          <w:b/>
+          <w:bCs/>
+        </w:rPr>
+        <w:t>디파인</w:t>
+      </w:r>
+      <w:r>
+        <w:rPr>
+          <w:b/>
+          <w:bCs/>
+        </w:rPr>
+        <w:tab/>
+      </w:r>
+      <w:r>
+        <w:rPr>
+          <w:b/>
+          <w:bCs/>
+        </w:rPr>
+        <w:tab/>
+      </w:r>
+      <w:r>
+        <w:rPr>
+          <w:b/>
+          <w:bCs/>
+        </w:rPr>
+        <w:t>정의하다</w:t>
+      </w:r>
+    </w:p>
+    <w:p>
+      <w:pPr>
+        <w:spacing w:after="0"/>
+        <w:rPr>
+          <w:b/>
+          <w:bCs/>
+        </w:rPr>
+      </w:pPr>
+      <w:r>
+        <w:rPr>
+          <w:b/>
+          <w:bCs/>
+        </w:rPr>
+        <w:t>erase</w:t>
+      </w:r>
+      <w:r>
+        <w:rPr>
+          <w:b/>
+          <w:bCs/>
+        </w:rPr>
+        <w:tab/>
+      </w:r>
+      <w:r>
+        <w:rPr>
+          <w:b/>
+          <w:bCs/>
+        </w:rPr>
+        <w:tab/>
+      </w:r>
+      <w:r>
+        <w:rPr>
+          <w:b/>
+          <w:bCs/>
+        </w:rPr>
+        <w:t>이레이즈</w:t>
+      </w:r>
+      <w:r>
+        <w:rPr>
+          <w:b/>
+          <w:bCs/>
+        </w:rPr>
+        <w:tab/>
+        <w:t>지우다</w:t>
+      </w:r>
+    </w:p>
+    <w:p>
+      <w:pPr>
+        <w:spacing w:after="0"/>
+        <w:rPr>
+          <w:b/>
+          <w:bCs/>
+        </w:rPr>
+      </w:pPr>
+      <w:r>
+        <w:rPr>
+          <w:b/>
+          <w:bCs/>
+        </w:rPr>
+        <w:t>event</w:t>
+      </w:r>
+      <w:r>
+        <w:rPr>
+          <w:b/>
+          <w:bCs/>
+        </w:rPr>
+        <w:tab/>
+      </w:r>
+      <w:r>
+        <w:rPr>
+          <w:b/>
+          <w:bCs/>
+        </w:rPr>
+        <w:tab/>
+      </w:r>
+      <w:r>
+        <w:rPr>
+          <w:b/>
+          <w:bCs/>
+        </w:rPr>
+        <w:t>이벤트</w:t>
+      </w:r>
+      <w:r>
+        <w:rPr>
+          <w:b/>
+          <w:bCs/>
+        </w:rPr>
+        <w:tab/>
+      </w:r>
+      <w:r>
+        <w:rPr>
+          <w:b/>
+          <w:bCs/>
+        </w:rPr>
+        <w:tab/>
+      </w:r>
+      <w:r>
+        <w:rPr>
+          <w:b/>
+          <w:bCs/>
+        </w:rPr>
+        <w:t>사건</w:t>
+      </w:r>
+    </w:p>
+    <w:p>
+      <w:pPr>
+        <w:spacing w:after="0"/>
+        <w:rPr>
+          <w:b/>
+          <w:bCs/>
+        </w:rPr>
+      </w:pPr>
+      <w:r>
+        <w:rPr>
+          <w:b/>
+          <w:bCs/>
+        </w:rPr>
+        <w:t>except</w:t>
+      </w:r>
+      <w:r>
+        <w:rPr>
+          <w:b/>
+          <w:bCs/>
+        </w:rPr>
+        <w:tab/>
+      </w:r>
+      <w:r>
+        <w:rPr>
+          <w:b/>
+          <w:bCs/>
+        </w:rPr>
+        <w:tab/>
+      </w:r>
+      <w:r>
+        <w:rPr>
+          <w:b/>
+          <w:bCs/>
+        </w:rPr>
+        <w:t>익셉트</w:t>
+      </w:r>
+      <w:r>
+        <w:rPr>
+          <w:b/>
+          <w:bCs/>
+        </w:rPr>
+        <w:tab/>
+      </w:r>
+      <w:r>
+        <w:rPr>
+          <w:b/>
+          <w:bCs/>
+        </w:rPr>
+        <w:tab/>
+      </w:r>
+      <w:r>
+        <w:rPr>
+          <w:b/>
+          <w:bCs/>
+        </w:rPr>
+        <w:t>제외하다</w:t>
+      </w:r>
+    </w:p>
+    <w:p>
+      <w:pPr>
+        <w:spacing w:after="0"/>
+        <w:rPr>
+          <w:b/>
+          <w:bCs/>
+        </w:rPr>
+      </w:pPr>
+      <w:r>
+        <w:rPr>
+          <w:b/>
+          <w:bCs/>
+        </w:rPr>
+        <w:t>global</w:t>
+      </w:r>
+      <w:r>
+        <w:rPr>
+          <w:b/>
+          <w:bCs/>
+        </w:rPr>
+        <w:tab/>
+      </w:r>
+      <w:r>
+        <w:rPr>
+          <w:b/>
+          <w:bCs/>
+        </w:rPr>
+        <w:tab/>
+      </w:r>
+      <w:r>
+        <w:rPr>
+          <w:b/>
+          <w:bCs/>
+        </w:rPr>
+        <w:t>글로벌</w:t>
+      </w:r>
+      <w:r>
+        <w:rPr>
+          <w:b/>
+          <w:bCs/>
+        </w:rPr>
+        <w:tab/>
+      </w:r>
+      <w:r>
+        <w:rPr>
+          <w:b/>
+          <w:bCs/>
+        </w:rPr>
+        <w:tab/>
+      </w:r>
+      <w:r>
+        <w:rPr>
+          <w:b/>
+          <w:bCs/>
+        </w:rPr>
+        <w:t>전역의</w:t>
+      </w:r>
+    </w:p>
+    <w:p>
+      <w:pPr>
+        <w:spacing w:after="0"/>
+        <w:rPr>
+          <w:b/>
+          <w:bCs/>
+        </w:rPr>
+      </w:pPr>
+      <w:r>
+        <w:rPr>
+          <w:b/>
+          <w:bCs/>
+        </w:rPr>
+        <w:t>handle</w:t>
+      </w:r>
+      <w:r>
+        <w:rPr>
+          <w:b/>
+          <w:bCs/>
+        </w:rPr>
+        <w:tab/>
+      </w:r>
+      <w:r>
+        <w:rPr>
+          <w:b/>
+          <w:bCs/>
+        </w:rPr>
+        <w:tab/>
+      </w:r>
+      <w:r>
+        <w:rPr>
+          <w:b/>
+          <w:bCs/>
+        </w:rPr>
+        <w:t>핸들</w:t>
+      </w:r>
+      <w:r>
+        <w:rPr>
+          <w:b/>
+          <w:bCs/>
+        </w:rPr>
+        <w:tab/>
+      </w:r>
+      <w:r>
+        <w:rPr>
+          <w:b/>
+          <w:bCs/>
+        </w:rPr>
+        <w:tab/>
+      </w:r>
+      <w:r>
+        <w:rPr>
+          <w:b/>
+          <w:bCs/>
+        </w:rPr>
+        <w:t>다루다</w:t>
+      </w:r>
+    </w:p>
+    <w:p>
+      <w:pPr>
+        <w:spacing w:after="0"/>
+        <w:rPr>
+          <w:b/>
+          <w:bCs/>
+        </w:rPr>
+      </w:pPr>
+      <w:r>
+        <w:rPr>
+          <w:b/>
+          <w:bCs/>
+        </w:rPr>
+        <w:t>import</w:t>
+      </w:r>
+      <w:r>
+        <w:rPr>
+          <w:b/>
+          <w:bCs/>
+        </w:rPr>
+        <w:tab/>
+      </w:r>
+      <w:r>
+        <w:rPr>
+          <w:b/>
+          <w:bCs/>
+        </w:rPr>
+        <w:tab/>
+      </w:r>
+      <w:r>
+        <w:rPr>
+          <w:b/>
+          <w:bCs/>
+        </w:rPr>
+        <w:t>임포트</w:t>
+      </w:r>
+      <w:r>
+        <w:rPr>
+          <w:b/>
+          <w:bCs/>
+        </w:rPr>
+        <w:tab/>
+      </w:r>
+      <w:r>
+        <w:rPr>
+          <w:b/>
+          <w:bCs/>
+        </w:rPr>
+        <w:tab/>
+      </w:r>
+      <w:r>
+        <w:rPr>
+          <w:b/>
+          <w:bCs/>
+        </w:rPr>
+        <w:t>불러오다</w:t>
+      </w:r>
+    </w:p>
+    <w:p>
+      <w:pPr>
+        <w:spacing w:after="0"/>
+        <w:rPr>
+          <w:b/>
+          <w:bCs/>
+        </w:rPr>
+      </w:pPr>
+      <w:r>
+        <w:rPr>
+          <w:b/>
+          <w:bCs/>
+        </w:rPr>
+        <w:t>include</w:t>
+      </w:r>
+      <w:r>
+        <w:rPr>
+          <w:b/>
+          <w:bCs/>
+        </w:rPr>
+        <w:tab/>
+      </w:r>
+      <w:r>
+        <w:rPr>
+          <w:b/>
+          <w:bCs/>
+        </w:rPr>
+        <w:tab/>
+      </w:r>
+      <w:r>
+        <w:rPr>
+          <w:b/>
+          <w:bCs/>
+        </w:rPr>
+        <w:t>인클루드</w:t>
+      </w:r>
+      <w:r>
+        <w:rPr>
+          <w:b/>
+          <w:bCs/>
+        </w:rPr>
+        <w:tab/>
+        <w:t>포함하다</w:t>
+      </w:r>
+    </w:p>
+    <w:p>
+      <w:pPr>
+        <w:spacing w:after="0"/>
+        <w:rPr>
+          <w:b/>
+          <w:bCs/>
+        </w:rPr>
+      </w:pPr>
+      <w:r>
+        <w:rPr>
+          <w:b/>
+          <w:bCs/>
+        </w:rPr>
+        <w:t>interrupt</w:t>
+      </w:r>
+      <w:r>
+        <w:rPr>
+          <w:b/>
+          <w:bCs/>
+        </w:rPr>
+        <w:tab/>
+        <w:t>인터럽트</w:t>
+      </w:r>
+      <w:r>
+        <w:rPr>
+          <w:b/>
+          <w:bCs/>
+        </w:rPr>
+        <w:tab/>
+        <w:t>방해하다</w:t>
+      </w:r>
+    </w:p>
+    <w:p>
+      <w:pPr>
+        <w:spacing w:after="0"/>
+        <w:rPr>
+          <w:b/>
+          <w:bCs/>
+        </w:rPr>
+      </w:pPr>
+      <w:r>
+        <w:rPr>
+          <w:b/>
+          <w:bCs/>
+        </w:rPr>
+        <w:t>listen</w:t>
+      </w:r>
+      <w:r>
+        <w:rPr>
+          <w:b/>
+          <w:bCs/>
+        </w:rPr>
+        <w:tab/>
+      </w:r>
+      <w:r>
+        <w:rPr>
+          <w:b/>
+          <w:bCs/>
+        </w:rPr>
+        <w:tab/>
+      </w:r>
+      <w:r>
+        <w:rPr>
+          <w:b/>
+          <w:bCs/>
+        </w:rPr>
+        <w:t>리슨</w:t>
+      </w:r>
+      <w:r>
+        <w:rPr>
+          <w:b/>
+          <w:bCs/>
+        </w:rPr>
+        <w:tab/>
+      </w:r>
+      <w:r>
+        <w:rPr>
+          <w:b/>
+          <w:bCs/>
+        </w:rPr>
+        <w:tab/>
+      </w:r>
+      <w:r>
+        <w:rPr>
+          <w:b/>
+          <w:bCs/>
+        </w:rPr>
+        <w:t>듣다 (대기하다)</w:t>
+      </w:r>
+    </w:p>
+    <w:p>
+      <w:pPr>
+        <w:spacing w:after="0"/>
+        <w:rPr>
+          <w:b/>
+          <w:bCs/>
+        </w:rPr>
+      </w:pPr>
+      <w:r>
+        <w:rPr>
+          <w:b/>
+          <w:bCs/>
+        </w:rPr>
+        <w:t>poll</w:t>
+      </w:r>
+      <w:r>
+        <w:rPr>
+          <w:b/>
+          <w:bCs/>
+        </w:rPr>
+        <w:tab/>
+      </w:r>
+      <w:r>
+        <w:rPr>
+          <w:b/>
+          <w:bCs/>
+        </w:rPr>
+        <w:tab/>
+      </w:r>
+      <w:r>
+        <w:rPr>
+          <w:b/>
+          <w:bCs/>
+        </w:rPr>
+        <w:t>폴</w:t>
+      </w:r>
+      <w:r>
+        <w:rPr>
+          <w:b/>
+          <w:bCs/>
+        </w:rPr>
+        <w:tab/>
+      </w:r>
+      <w:r>
+        <w:rPr>
+          <w:b/>
+          <w:bCs/>
+        </w:rPr>
+        <w:tab/>
+      </w:r>
+      <w:r>
+        <w:rPr>
+          <w:b/>
+          <w:bCs/>
+        </w:rPr>
+        <w:t>상태를 확인하다</w:t>
+      </w:r>
+    </w:p>
+    <w:p>
+      <w:pPr>
+        <w:spacing w:after="0"/>
+        <w:rPr>
+          <w:b/>
+          <w:bCs/>
+        </w:rPr>
+      </w:pPr>
+      <w:r>
+        <w:rPr>
+          <w:b/>
+          <w:bCs/>
+        </w:rPr>
+        <w:t>push</w:t>
+      </w:r>
+      <w:r>
+        <w:rPr>
+          <w:b/>
+          <w:bCs/>
+        </w:rPr>
+        <w:tab/>
+      </w:r>
+      <w:r>
+        <w:rPr>
+          <w:b/>
+          <w:bCs/>
+        </w:rPr>
+        <w:tab/>
+      </w:r>
+      <w:r>
+        <w:rPr>
+          <w:b/>
+          <w:bCs/>
+        </w:rPr>
+        <w:t>푸시</w:t>
+      </w:r>
+      <w:r>
+        <w:rPr>
+          <w:b/>
+          <w:bCs/>
+        </w:rPr>
+        <w:tab/>
+      </w:r>
+      <w:r>
+        <w:rPr>
+          <w:b/>
+          <w:bCs/>
+        </w:rPr>
+        <w:tab/>
+      </w:r>
+      <w:r>
+        <w:rPr>
+          <w:b/>
+          <w:bCs/>
+        </w:rPr>
+        <w:t>밀어넣다</w:t>
+      </w:r>
+    </w:p>
+    <w:p>
+      <w:pPr>
+        <w:spacing w:after="0"/>
+        <w:rPr>
+          <w:b/>
+          <w:bCs/>
+        </w:rPr>
+      </w:pPr>
+      <w:r>
+        <w:rPr>
+          <w:b/>
+          <w:bCs/>
+        </w:rPr>
+        <w:t>request</w:t>
+      </w:r>
+      <w:r>
+        <w:rPr>
+          <w:b/>
+          <w:bCs/>
+        </w:rPr>
+        <w:tab/>
+      </w:r>
+      <w:r>
+        <w:rPr>
+          <w:b/>
+          <w:bCs/>
+        </w:rPr>
+        <w:tab/>
+      </w:r>
+      <w:r>
+        <w:rPr>
+          <w:b/>
+          <w:bCs/>
+        </w:rPr>
+        <w:t>리퀘스트</w:t>
+      </w:r>
+      <w:r>
+        <w:rPr>
+          <w:b/>
+          <w:bCs/>
+        </w:rPr>
+        <w:tab/>
+        <w:t>요청하다</w:t>
+      </w:r>
+    </w:p>
+    <w:p>
+      <w:pPr>
+        <w:spacing w:after="0"/>
+        <w:rPr>
+          <w:b/>
+          <w:bCs/>
+        </w:rPr>
+      </w:pPr>
+      <w:r>
+        <w:rPr>
+          <w:b/>
+          <w:bCs/>
+        </w:rPr>
+        <w:t>route</w:t>
+      </w:r>
+      <w:r>
+        <w:rPr>
+          <w:b/>
+          <w:bCs/>
+        </w:rPr>
+        <w:tab/>
+      </w:r>
+      <w:r>
+        <w:rPr>
+          <w:b/>
+          <w:bCs/>
+        </w:rPr>
+        <w:tab/>
+      </w:r>
+      <w:r>
+        <w:rPr>
+          <w:b/>
+          <w:bCs/>
+        </w:rPr>
+        <w:t>루트</w:t>
+      </w:r>
+      <w:r>
+        <w:rPr>
+          <w:b/>
+          <w:bCs/>
+        </w:rPr>
+        <w:tab/>
+      </w:r>
+      <w:r>
+        <w:rPr>
+          <w:b/>
+          <w:bCs/>
+        </w:rPr>
+        <w:tab/>
+      </w:r>
+      <w:r>
+        <w:rPr>
+          <w:b/>
+          <w:bCs/>
+        </w:rPr>
+        <w:t>경로</w:t>
+      </w:r>
+    </w:p>
+    <w:p>
+      <w:pPr>
+        <w:spacing w:after="0"/>
+        <w:rPr>
+          <w:b/>
+          <w:bCs/>
+        </w:rPr>
+      </w:pPr>
+      <w:r>
+        <w:rPr>
+          <w:b/>
+          <w:bCs/>
+        </w:rPr>
+        <w:t>serial</w:t>
+      </w:r>
+      <w:r>
+        <w:rPr>
+          <w:b/>
+          <w:bCs/>
+        </w:rPr>
+        <w:tab/>
+      </w:r>
+      <w:r>
+        <w:rPr>
+          <w:b/>
+          <w:bCs/>
+        </w:rPr>
+        <w:tab/>
+      </w:r>
+      <w:r>
+        <w:rPr>
+          <w:b/>
+          <w:bCs/>
+        </w:rPr>
+        <w:t>시리얼</w:t>
+      </w:r>
+      <w:r>
+        <w:rPr>
+          <w:b/>
+          <w:bCs/>
+        </w:rPr>
+        <w:tab/>
+      </w:r>
+      <w:r>
+        <w:rPr>
+          <w:b/>
+          <w:bCs/>
+        </w:rPr>
+        <w:tab/>
+      </w:r>
+      <w:r>
+        <w:rPr>
+          <w:b/>
+          <w:bCs/>
+        </w:rPr>
+        <w:t>직렬의</w:t>
+      </w:r>
+    </w:p>
+    <w:p>
+      <w:pPr>
+        <w:spacing w:after="0"/>
+        <w:rPr>
+          <w:b/>
+          <w:bCs/>
+        </w:rPr>
+      </w:pPr>
+      <w:r>
+        <w:rPr>
+          <w:b/>
+          <w:bCs/>
+        </w:rPr>
+        <w:t>server</w:t>
+      </w:r>
+      <w:r>
+        <w:rPr>
+          <w:b/>
+          <w:bCs/>
+        </w:rPr>
+        <w:tab/>
+      </w:r>
+      <w:r>
+        <w:rPr>
+          <w:b/>
+          <w:bCs/>
+        </w:rPr>
+        <w:tab/>
+      </w:r>
+      <w:r>
+        <w:rPr>
+          <w:b/>
+          <w:bCs/>
+        </w:rPr>
+        <w:t>서버</w:t>
+      </w:r>
+      <w:r>
+        <w:rPr>
+          <w:b/>
+          <w:bCs/>
+        </w:rPr>
+        <w:tab/>
+      </w:r>
+      <w:r>
+        <w:rPr>
+          <w:b/>
+          <w:bCs/>
+        </w:rPr>
+        <w:tab/>
+      </w:r>
+      <w:r>
+        <w:rPr>
+          <w:b/>
+          <w:bCs/>
+        </w:rPr>
+        <w:t>서버</w:t>
+      </w:r>
+    </w:p>
+    <w:p>
+      <w:pPr>
+        <w:spacing w:after="0"/>
+        <w:rPr>
+          <w:b/>
+          <w:bCs/>
+        </w:rPr>
+      </w:pPr>
+      <w:r>
+        <w:rPr>
+          <w:b/>
+          <w:bCs/>
+        </w:rPr>
+        <w:t>status</w:t>
+      </w:r>
+      <w:r>
+        <w:rPr>
+          <w:b/>
+          <w:bCs/>
+        </w:rPr>
+        <w:tab/>
+      </w:r>
+      <w:r>
+        <w:rPr>
+          <w:b/>
+          <w:bCs/>
+        </w:rPr>
+        <w:tab/>
+      </w:r>
+      <w:r>
+        <w:rPr>
+          <w:b/>
+          <w:bCs/>
+        </w:rPr>
+        <w:t>스테이터스</w:t>
+      </w:r>
+      <w:r>
+        <w:rPr>
+          <w:b/>
+          <w:bCs/>
+        </w:rPr>
+        <w:tab/>
+      </w:r>
+      <w:r>
+        <w:rPr>
+          <w:b/>
+          <w:bCs/>
+        </w:rPr>
+        <w:t>상태</w:t>
+      </w:r>
+    </w:p>
+    <w:p>
+      <w:pPr>
+        <w:spacing w:after="0"/>
+        <w:rPr>
+          <w:b/>
+          <w:bCs/>
+        </w:rPr>
+      </w:pPr>
+      <w:r>
+        <w:rPr>
+          <w:b/>
+          <w:bCs/>
+        </w:rPr>
+        <w:lastRenderedPageBreak/>
+        <w:t>synchronous</w:t>
+      </w:r>
+      <w:r>
+        <w:rPr>
+          <w:b/>
+          <w:bCs/>
+        </w:rPr>
+        <w:tab/>
+        <w:t>싱크로너스</w:t>
+      </w:r>
+      <w:r>
+        <w:rPr>
+          <w:b/>
+          <w:bCs/>
+        </w:rPr>
+        <w:tab/>
+        <w:t>동기식의</w:t>
+      </w:r>
+    </w:p>
+    <w:p>
+      <w:pPr>
+        <w:spacing w:after="0"/>
+        <w:rPr>
+          <w:b/>
+          <w:bCs/>
+        </w:rPr>
+      </w:pPr>
+      <w:r>
+        <w:rPr>
+          <w:b/>
+          <w:bCs/>
+        </w:rPr>
+        <w:t>template</w:t>
+      </w:r>
+      <w:r>
+        <w:rPr>
+          <w:b/>
+          <w:bCs/>
+        </w:rPr>
+        <w:tab/>
+        <w:t>템플릿</w:t>
+      </w:r>
+      <w:r>
+        <w:rPr>
+          <w:b/>
+          <w:bCs/>
+        </w:rPr>
+        <w:tab/>
+      </w:r>
+      <w:r>
+        <w:rPr>
+          <w:b/>
+          <w:bCs/>
+        </w:rPr>
+        <w:tab/>
+        <w:t>양식</w:t>
+      </w:r>
+    </w:p>
+    <w:p>
+      <w:pPr>
+        <w:pBdr>
+          <w:bottom w:val="single" w:sz="6" w:space="1" w:color="auto"/>
+        </w:pBdr>
+        <w:spacing w:after="0"/>
+        <w:rPr>
+          <w:rFonts w:hint="eastAsia"/>
+          <w:b/>
+          <w:bCs/>
+        </w:rPr>
+      </w:pPr>
+      <w:bookmarkStart w:id="0" w:name="_Hlk231045023"/>
+      <w:r>
+        <w:rPr>
+          <w:b/>
+          <w:bCs/>
+        </w:rPr>
+        <w:t>universal</w:t>
+      </w:r>
+      <w:r>
+        <w:rPr>
+          <w:b/>
+          <w:bCs/>
+        </w:rPr>
+        <w:tab/>
+        <w:t>유니버설</w:t>
+      </w:r>
+      <w:r>
+        <w:rPr>
+          <w:b/>
+          <w:bCs/>
+        </w:rPr>
+        <w:tab/>
+        <w:t>일반적인</w:t>
+      </w:r>
+    </w:p>
+    <w:p>
+      <w:pPr>
+        <w:spacing w:after="0"/>
+        <w:rPr>
+          <w:b/>
+          <w:bCs/>
+          <w:color w:val="0070C0"/>
+        </w:rPr>
+      </w:pPr>
       <w:r>
         <w:rPr>
           <w:rFonts w:hint="eastAsia"/>
@@ -36330,123 +37628,165 @@
           <w:sz w:val="24"/>
           <w:szCs w:val="28"/>
         </w:rPr>
+        <w:t>1</w:t>
+      </w:r>
+      <w:r>
+        <w:rPr>
+          <w:rFonts w:hint="eastAsia"/>
+          <w:b/>
+          <w:bCs/>
+          <w:color w:val="0070C0"/>
+          <w:sz w:val="24"/>
+          <w:szCs w:val="28"/>
+        </w:rPr>
+        <w:t>2</w:t>
+      </w:r>
+      <w:r>
+        <w:rPr>
+          <w:rFonts w:hint="eastAsia"/>
+          <w:b/>
+          <w:bCs/>
+          <w:color w:val="0070C0"/>
+          <w:sz w:val="24"/>
+          <w:szCs w:val="28"/>
+        </w:rPr>
         <w:t>주차</w:t>
       </w:r>
     </w:p>
-    <w:p>
-      <w:pPr>
-        <w:spacing w:after="0"/>
-        <w:rPr>
-          <w:b/>
-          <w:bCs/>
-        </w:rPr>
-      </w:pPr>
-      <w:r>
-        <w:rPr>
-          <w:b/>
-          <w:bCs/>
-        </w:rPr>
-        <w:t>accept</w:t>
-      </w:r>
-      <w:r>
-        <w:rPr>
-          <w:b/>
-          <w:bCs/>
-        </w:rPr>
-        <w:tab/>
-      </w:r>
-      <w:r>
-        <w:rPr>
-          <w:b/>
-          <w:bCs/>
-        </w:rPr>
-        <w:tab/>
-      </w:r>
-      <w:r>
-        <w:rPr>
-          <w:b/>
-          <w:bCs/>
-        </w:rPr>
-        <w:t>어셉트</w:t>
-      </w:r>
-      <w:r>
-        <w:rPr>
-          <w:b/>
-          <w:bCs/>
-        </w:rPr>
-        <w:tab/>
-      </w:r>
-      <w:r>
-        <w:rPr>
-          <w:b/>
-          <w:bCs/>
-        </w:rPr>
-        <w:tab/>
-      </w:r>
-      <w:r>
-        <w:rPr>
-          <w:b/>
-          <w:bCs/>
-        </w:rPr>
-        <w:t>수락하다</w:t>
-      </w:r>
-    </w:p>
-    <w:p>
-      <w:pPr>
-        <w:spacing w:after="0"/>
-        <w:rPr>
-          <w:b/>
-          <w:bCs/>
-        </w:rPr>
-      </w:pPr>
-      <w:r>
-        <w:rPr>
-          <w:b/>
-          <w:bCs/>
-        </w:rPr>
-        <w:t>action</w:t>
-      </w:r>
-      <w:r>
-        <w:rPr>
-          <w:b/>
-          <w:bCs/>
-        </w:rPr>
-        <w:tab/>
-      </w:r>
-      <w:r>
-        <w:rPr>
-          <w:b/>
-          <w:bCs/>
-        </w:rPr>
-        <w:tab/>
-      </w:r>
-      <w:r>
-        <w:rPr>
-          <w:b/>
-          <w:bCs/>
-        </w:rPr>
-        <w:t>액션</w:t>
-      </w:r>
-      <w:r>
-        <w:rPr>
-          <w:b/>
-          <w:bCs/>
-        </w:rPr>
-        <w:tab/>
-      </w:r>
-      <w:r>
-        <w:rPr>
-          <w:b/>
-          <w:bCs/>
-        </w:rPr>
-        <w:tab/>
-      </w:r>
-      <w:r>
-        <w:rPr>
-          <w:b/>
-          <w:bCs/>
-        </w:rPr>
-        <w:t>동작</w:t>
+    <w:bookmarkEnd w:id="0"/>
+    <w:p>
+      <w:pPr>
+        <w:spacing w:after="0"/>
+        <w:rPr>
+          <w:b/>
+          <w:bCs/>
+        </w:rPr>
+      </w:pPr>
+      <w:r>
+        <w:rPr>
+          <w:b/>
+          <w:bCs/>
+        </w:rPr>
+        <w:t>allow</w:t>
+      </w:r>
+      <w:r>
+        <w:rPr>
+          <w:b/>
+          <w:bCs/>
+        </w:rPr>
+        <w:tab/>
+      </w:r>
+      <w:r>
+        <w:rPr>
+          <w:b/>
+          <w:bCs/>
+        </w:rPr>
+        <w:tab/>
+      </w:r>
+      <w:r>
+        <w:rPr>
+          <w:b/>
+          <w:bCs/>
+        </w:rPr>
+        <w:t>얼라우</w:t>
+      </w:r>
+      <w:r>
+        <w:rPr>
+          <w:b/>
+          <w:bCs/>
+        </w:rPr>
+        <w:tab/>
+      </w:r>
+      <w:r>
+        <w:rPr>
+          <w:b/>
+          <w:bCs/>
+        </w:rPr>
+        <w:tab/>
+      </w:r>
+      <w:r>
+        <w:rPr>
+          <w:b/>
+          <w:bCs/>
+        </w:rPr>
+        <w:t>허용하다</w:t>
+      </w:r>
+    </w:p>
+    <w:p>
+      <w:pPr>
+        <w:spacing w:after="0"/>
+        <w:rPr>
+          <w:b/>
+          <w:bCs/>
+        </w:rPr>
+      </w:pPr>
+      <w:r>
+        <w:rPr>
+          <w:b/>
+          <w:bCs/>
+        </w:rPr>
+        <w:t>anonymous</w:t>
+      </w:r>
+      <w:r>
+        <w:rPr>
+          <w:b/>
+          <w:bCs/>
+        </w:rPr>
+        <w:tab/>
+        <w:t>어노니머스</w:t>
+      </w:r>
+      <w:r>
+        <w:rPr>
+          <w:b/>
+          <w:bCs/>
+        </w:rPr>
+        <w:tab/>
+        <w:t>익명</w:t>
+      </w:r>
+    </w:p>
+    <w:p>
+      <w:pPr>
+        <w:spacing w:after="0"/>
+        <w:rPr>
+          <w:b/>
+          <w:bCs/>
+        </w:rPr>
+      </w:pPr>
+      <w:r>
+        <w:rPr>
+          <w:b/>
+          <w:bCs/>
+        </w:rPr>
+        <w:t>arrive</w:t>
+      </w:r>
+      <w:r>
+        <w:rPr>
+          <w:b/>
+          <w:bCs/>
+        </w:rPr>
+        <w:tab/>
+      </w:r>
+      <w:r>
+        <w:rPr>
+          <w:b/>
+          <w:bCs/>
+        </w:rPr>
+        <w:tab/>
+      </w:r>
+      <w:r>
+        <w:rPr>
+          <w:b/>
+          <w:bCs/>
+        </w:rPr>
+        <w:t>어라이브</w:t>
+      </w:r>
+      <w:r>
+        <w:rPr>
+          <w:b/>
+          <w:bCs/>
+        </w:rPr>
+        <w:tab/>
+        <w:t>도착하다</w:t>
       </w:r>
     </w:p>
     <w:p>
@@ -36520,6 +37860,154 @@
           <w:b/>
           <w:bCs/>
         </w:rPr>
+        <w:t>break</w:t>
+      </w:r>
+      <w:r>
+        <w:rPr>
+          <w:b/>
+          <w:bCs/>
+        </w:rPr>
+        <w:tab/>
+      </w:r>
+      <w:r>
+        <w:rPr>
+          <w:b/>
+          <w:bCs/>
+        </w:rPr>
+        <w:tab/>
+      </w:r>
+      <w:r>
+        <w:rPr>
+          <w:b/>
+          <w:bCs/>
+        </w:rPr>
+        <w:t>브레이크</w:t>
+      </w:r>
+      <w:r>
+        <w:rPr>
+          <w:b/>
+          <w:bCs/>
+        </w:rPr>
+        <w:tab/>
+        <w:t>깨다</w:t>
+      </w:r>
+    </w:p>
+    <w:p>
+      <w:pPr>
+        <w:spacing w:after="0"/>
+        <w:rPr>
+          <w:b/>
+          <w:bCs/>
+        </w:rPr>
+      </w:pPr>
+      <w:r>
+        <w:rPr>
+          <w:b/>
+          <w:bCs/>
+        </w:rPr>
+        <w:t>broker</w:t>
+      </w:r>
+      <w:r>
+        <w:rPr>
+          <w:b/>
+          <w:bCs/>
+        </w:rPr>
+        <w:tab/>
+      </w:r>
+      <w:r>
+        <w:rPr>
+          <w:b/>
+          <w:bCs/>
+        </w:rPr>
+        <w:tab/>
+      </w:r>
+      <w:r>
+        <w:rPr>
+          <w:b/>
+          <w:bCs/>
+        </w:rPr>
+        <w:t>브로커</w:t>
+      </w:r>
+      <w:r>
+        <w:rPr>
+          <w:b/>
+          <w:bCs/>
+        </w:rPr>
+        <w:tab/>
+      </w:r>
+      <w:r>
+        <w:rPr>
+          <w:b/>
+          <w:bCs/>
+        </w:rPr>
+        <w:tab/>
+      </w:r>
+      <w:r>
+        <w:rPr>
+          <w:b/>
+          <w:bCs/>
+        </w:rPr>
+        <w:t>중개인</w:t>
+      </w:r>
+    </w:p>
+    <w:p>
+      <w:pPr>
+        <w:spacing w:after="0"/>
+        <w:rPr>
+          <w:b/>
+          <w:bCs/>
+        </w:rPr>
+      </w:pPr>
+      <w:r>
+        <w:rPr>
+          <w:b/>
+          <w:bCs/>
+        </w:rPr>
+        <w:t>callback</w:t>
+      </w:r>
+      <w:r>
+        <w:rPr>
+          <w:b/>
+          <w:bCs/>
+        </w:rPr>
+        <w:tab/>
+        <w:t>콜백</w:t>
+      </w:r>
+      <w:r>
+        <w:rPr>
+          <w:b/>
+          <w:bCs/>
+        </w:rPr>
+        <w:tab/>
+      </w:r>
+      <w:r>
+        <w:rPr>
+          <w:b/>
+          <w:bCs/>
+        </w:rPr>
+        <w:tab/>
+      </w:r>
+      <w:r>
+        <w:rPr>
+          <w:b/>
+          <w:bCs/>
+        </w:rPr>
+        <w:t>콜백</w:t>
+      </w:r>
+    </w:p>
+    <w:p>
+      <w:pPr>
+        <w:spacing w:after="0"/>
+        <w:rPr>
+          <w:b/>
+          <w:bCs/>
+        </w:rPr>
+      </w:pPr>
+      <w:r>
+        <w:rPr>
+          <w:b/>
+          <w:bCs/>
+        </w:rPr>
         <w:t>client</w:t>
       </w:r>
       <w:r>
@@ -36549,7 +38037,7 @@
           <w:bCs/>
         </w:rPr>
         <w:tab/>
-        <w:t xml:space="preserve">고객 </w:t>
+        <w:t>고객</w:t>
       </w:r>
     </w:p>
     <w:p>
@@ -36610,6 +38098,122 @@
           <w:b/>
           <w:bCs/>
         </w:rPr>
+        <w:t>console</w:t>
+      </w:r>
+      <w:r>
+        <w:rPr>
+          <w:b/>
+          <w:bCs/>
+        </w:rPr>
+        <w:tab/>
+      </w:r>
+      <w:r>
+        <w:rPr>
+          <w:b/>
+          <w:bCs/>
+        </w:rPr>
+        <w:tab/>
+      </w:r>
+      <w:r>
+        <w:rPr>
+          <w:b/>
+          <w:bCs/>
+        </w:rPr>
+        <w:t>콘솔</w:t>
+      </w:r>
+      <w:r>
+        <w:rPr>
+          <w:b/>
+          <w:bCs/>
+        </w:rPr>
+        <w:tab/>
+      </w:r>
+      <w:r>
+        <w:rPr>
+          <w:b/>
+          <w:bCs/>
+        </w:rPr>
+        <w:tab/>
+      </w:r>
+      <w:r>
+        <w:rPr>
+          <w:b/>
+          <w:bCs/>
+        </w:rPr>
+        <w:t>제어대</w:t>
+      </w:r>
+    </w:p>
+    <w:p>
+      <w:pPr>
+        <w:spacing w:after="0"/>
+        <w:rPr>
+          <w:b/>
+          <w:bCs/>
+        </w:rPr>
+      </w:pPr>
+      <w:r>
+        <w:rPr>
+          <w:b/>
+          <w:bCs/>
+        </w:rPr>
+        <w:t>current</w:t>
+      </w:r>
+      <w:r>
+        <w:rPr>
+          <w:b/>
+          <w:bCs/>
+        </w:rPr>
+        <w:tab/>
+      </w:r>
+      <w:r>
+        <w:rPr>
+          <w:b/>
+          <w:bCs/>
+        </w:rPr>
+        <w:tab/>
+      </w:r>
+      <w:r>
+        <w:rPr>
+          <w:b/>
+          <w:bCs/>
+        </w:rPr>
+        <w:t>커런트</w:t>
+      </w:r>
+      <w:r>
+        <w:rPr>
+          <w:b/>
+          <w:bCs/>
+        </w:rPr>
+        <w:tab/>
+      </w:r>
+      <w:r>
+        <w:rPr>
+          <w:b/>
+          <w:bCs/>
+        </w:rPr>
+        <w:tab/>
+      </w:r>
+      <w:r>
+        <w:rPr>
+          <w:b/>
+          <w:bCs/>
+        </w:rPr>
+        <w:t>현재의</w:t>
+      </w:r>
+    </w:p>
+    <w:p>
+      <w:pPr>
+        <w:spacing w:after="0"/>
+        <w:rPr>
+          <w:b/>
+          <w:bCs/>
+        </w:rPr>
+      </w:pPr>
+      <w:r>
+        <w:rPr>
+          <w:b/>
+          <w:bCs/>
+        </w:rPr>
         <w:t>define</w:t>
       </w:r>
       <w:r>
@@ -36668,152 +38272,113 @@
           <w:b/>
           <w:bCs/>
         </w:rPr>
-        <w:t>erase</w:t>
-      </w:r>
-      <w:r>
-        <w:rPr>
-          <w:b/>
-          <w:bCs/>
-        </w:rPr>
-        <w:tab/>
-      </w:r>
-      <w:r>
-        <w:rPr>
-          <w:b/>
-          <w:bCs/>
-        </w:rPr>
-        <w:tab/>
-      </w:r>
-      <w:r>
-        <w:rPr>
-          <w:b/>
-          <w:bCs/>
-        </w:rPr>
-        <w:t>이레이즈</w:t>
-      </w:r>
-      <w:r>
-        <w:rPr>
-          <w:b/>
-          <w:bCs/>
-        </w:rPr>
-        <w:tab/>
-        <w:t>지우다</w:t>
-      </w:r>
-    </w:p>
-    <w:p>
-      <w:pPr>
-        <w:spacing w:after="0"/>
-        <w:rPr>
-          <w:b/>
-          <w:bCs/>
-        </w:rPr>
-      </w:pPr>
-      <w:r>
-        <w:rPr>
-          <w:b/>
-          <w:bCs/>
-        </w:rPr>
-        <w:t>event</w:t>
-      </w:r>
-      <w:r>
-        <w:rPr>
-          <w:b/>
-          <w:bCs/>
-        </w:rPr>
-        <w:tab/>
-      </w:r>
-      <w:r>
-        <w:rPr>
-          <w:b/>
-          <w:bCs/>
-        </w:rPr>
-        <w:tab/>
-      </w:r>
-      <w:r>
-        <w:rPr>
-          <w:b/>
-          <w:bCs/>
-        </w:rPr>
-        <w:t>이벤트</w:t>
-      </w:r>
-      <w:r>
-        <w:rPr>
-          <w:b/>
-          <w:bCs/>
-        </w:rPr>
-        <w:tab/>
-      </w:r>
-      <w:r>
-        <w:rPr>
-          <w:b/>
-          <w:bCs/>
-        </w:rPr>
-        <w:tab/>
-      </w:r>
-      <w:r>
-        <w:rPr>
-          <w:b/>
-          <w:bCs/>
-        </w:rPr>
-        <w:t>사건</w:t>
-      </w:r>
-    </w:p>
-    <w:p>
-      <w:pPr>
-        <w:spacing w:after="0"/>
-        <w:rPr>
-          <w:b/>
-          <w:bCs/>
-        </w:rPr>
-      </w:pPr>
-      <w:r>
-        <w:rPr>
-          <w:b/>
-          <w:bCs/>
-        </w:rPr>
-        <w:t>except</w:t>
-      </w:r>
-      <w:r>
-        <w:rPr>
-          <w:b/>
-          <w:bCs/>
-        </w:rPr>
-        <w:tab/>
-      </w:r>
-      <w:r>
-        <w:rPr>
-          <w:b/>
-          <w:bCs/>
-        </w:rPr>
-        <w:tab/>
-      </w:r>
-      <w:r>
-        <w:rPr>
-          <w:b/>
-          <w:bCs/>
-        </w:rPr>
-        <w:t>익셉트</w:t>
-      </w:r>
-      <w:r>
-        <w:rPr>
-          <w:b/>
-          <w:bCs/>
-        </w:rPr>
-        <w:tab/>
-      </w:r>
-      <w:r>
-        <w:rPr>
-          <w:b/>
-          <w:bCs/>
-        </w:rPr>
-        <w:tab/>
-      </w:r>
-      <w:r>
-        <w:rPr>
-          <w:b/>
-          <w:bCs/>
-        </w:rPr>
-        <w:t>제외하다</w:t>
+        <w:t>document</w:t>
+      </w:r>
+      <w:r>
+        <w:rPr>
+          <w:b/>
+          <w:bCs/>
+        </w:rPr>
+        <w:tab/>
+        <w:t>도큐먼트</w:t>
+      </w:r>
+      <w:r>
+        <w:rPr>
+          <w:b/>
+          <w:bCs/>
+        </w:rPr>
+        <w:tab/>
+        <w:t>문서</w:t>
+      </w:r>
+    </w:p>
+    <w:p>
+      <w:pPr>
+        <w:spacing w:after="0"/>
+        <w:rPr>
+          <w:b/>
+          <w:bCs/>
+        </w:rPr>
+      </w:pPr>
+      <w:r>
+        <w:rPr>
+          <w:b/>
+          <w:bCs/>
+        </w:rPr>
+        <w:t>element</w:t>
+      </w:r>
+      <w:r>
+        <w:rPr>
+          <w:b/>
+          <w:bCs/>
+        </w:rPr>
+        <w:tab/>
+        <w:t>엘리먼트</w:t>
+      </w:r>
+      <w:r>
+        <w:rPr>
+          <w:b/>
+          <w:bCs/>
+        </w:rPr>
+        <w:tab/>
+        <w:t>요소</w:t>
+      </w:r>
+    </w:p>
+    <w:p>
+      <w:pPr>
+        <w:spacing w:after="0"/>
+        <w:rPr>
+          <w:b/>
+          <w:bCs/>
+        </w:rPr>
+      </w:pPr>
+      <w:r>
+        <w:rPr>
+          <w:b/>
+          <w:bCs/>
+        </w:rPr>
+        <w:t>forever</w:t>
+      </w:r>
+      <w:r>
+        <w:rPr>
+          <w:b/>
+          <w:bCs/>
+        </w:rPr>
+        <w:tab/>
+      </w:r>
+      <w:r>
+        <w:rPr>
+          <w:b/>
+          <w:bCs/>
+        </w:rPr>
+        <w:tab/>
+      </w:r>
+      <w:r>
+        <w:rPr>
+          <w:b/>
+          <w:bCs/>
+        </w:rPr>
+        <w:t>포에버</w:t>
+      </w:r>
+      <w:r>
+        <w:rPr>
+          <w:b/>
+          <w:bCs/>
+        </w:rPr>
+        <w:tab/>
+      </w:r>
+      <w:r>
+        <w:rPr>
+          <w:b/>
+          <w:bCs/>
+        </w:rPr>
+        <w:tab/>
+      </w:r>
+      <w:r>
+        <w:rPr>
+          <w:b/>
+          <w:bCs/>
+        </w:rPr>
+        <w:t>영원히</w:t>
       </w:r>
     </w:p>
     <w:p>
@@ -36887,64 +38452,6 @@
           <w:b/>
           <w:bCs/>
         </w:rPr>
-        <w:t>handle</w:t>
-      </w:r>
-      <w:r>
-        <w:rPr>
-          <w:b/>
-          <w:bCs/>
-        </w:rPr>
-        <w:tab/>
-      </w:r>
-      <w:r>
-        <w:rPr>
-          <w:b/>
-          <w:bCs/>
-        </w:rPr>
-        <w:tab/>
-      </w:r>
-      <w:r>
-        <w:rPr>
-          <w:b/>
-          <w:bCs/>
-        </w:rPr>
-        <w:t>핸들</w:t>
-      </w:r>
-      <w:r>
-        <w:rPr>
-          <w:b/>
-          <w:bCs/>
-        </w:rPr>
-        <w:tab/>
-      </w:r>
-      <w:r>
-        <w:rPr>
-          <w:b/>
-          <w:bCs/>
-        </w:rPr>
-        <w:tab/>
-      </w:r>
-      <w:r>
-        <w:rPr>
-          <w:b/>
-          <w:bCs/>
-        </w:rPr>
-        <w:t>다루다</w:t>
-      </w:r>
-    </w:p>
-    <w:p>
-      <w:pPr>
-        <w:spacing w:after="0"/>
-        <w:rPr>
-          <w:b/>
-          <w:bCs/>
-        </w:rPr>
-      </w:pPr>
-      <w:r>
-        <w:rPr>
-          <w:b/>
-          <w:bCs/>
-        </w:rPr>
         <w:t>import</w:t>
       </w:r>
       <w:r>
@@ -36987,6 +38494,2546 @@
           <w:b/>
           <w:bCs/>
         </w:rPr>
+        <w:t>수입하다</w:t>
+      </w:r>
+    </w:p>
+    <w:p>
+      <w:pPr>
+        <w:spacing w:after="0"/>
+        <w:rPr>
+          <w:b/>
+          <w:bCs/>
+        </w:rPr>
+      </w:pPr>
+      <w:r>
+        <w:rPr>
+          <w:b/>
+          <w:bCs/>
+        </w:rPr>
+        <w:t>include</w:t>
+      </w:r>
+      <w:r>
+        <w:rPr>
+          <w:b/>
+          <w:bCs/>
+        </w:rPr>
+        <w:tab/>
+      </w:r>
+      <w:r>
+        <w:rPr>
+          <w:b/>
+          <w:bCs/>
+        </w:rPr>
+        <w:tab/>
+      </w:r>
+      <w:r>
+        <w:rPr>
+          <w:b/>
+          <w:bCs/>
+        </w:rPr>
+        <w:t>인클루드</w:t>
+      </w:r>
+      <w:r>
+        <w:rPr>
+          <w:b/>
+          <w:bCs/>
+        </w:rPr>
+        <w:tab/>
+        <w:t>포함하다</w:t>
+      </w:r>
+    </w:p>
+    <w:p>
+      <w:pPr>
+        <w:spacing w:after="0"/>
+        <w:rPr>
+          <w:b/>
+          <w:bCs/>
+        </w:rPr>
+      </w:pPr>
+      <w:r>
+        <w:rPr>
+          <w:b/>
+          <w:bCs/>
+        </w:rPr>
+        <w:t>inner-</w:t>
+      </w:r>
+      <w:r>
+        <w:rPr>
+          <w:b/>
+          <w:bCs/>
+        </w:rPr>
+        <w:tab/>
+      </w:r>
+      <w:r>
+        <w:rPr>
+          <w:b/>
+          <w:bCs/>
+        </w:rPr>
+        <w:tab/>
+      </w:r>
+      <w:r>
+        <w:rPr>
+          <w:b/>
+          <w:bCs/>
+        </w:rPr>
+        <w:t>이너</w:t>
+      </w:r>
+      <w:r>
+        <w:rPr>
+          <w:b/>
+          <w:bCs/>
+        </w:rPr>
+        <w:tab/>
+      </w:r>
+      <w:r>
+        <w:rPr>
+          <w:b/>
+          <w:bCs/>
+        </w:rPr>
+        <w:tab/>
+      </w:r>
+      <w:r>
+        <w:rPr>
+          <w:b/>
+          <w:bCs/>
+        </w:rPr>
+        <w:t>내부의</w:t>
+      </w:r>
+    </w:p>
+    <w:p>
+      <w:pPr>
+        <w:spacing w:after="0"/>
+        <w:rPr>
+          <w:b/>
+          <w:bCs/>
+        </w:rPr>
+      </w:pPr>
+      <w:r>
+        <w:rPr>
+          <w:b/>
+          <w:bCs/>
+        </w:rPr>
+        <w:t>interval</w:t>
+      </w:r>
+      <w:r>
+        <w:rPr>
+          <w:b/>
+          <w:bCs/>
+        </w:rPr>
+        <w:tab/>
+      </w:r>
+      <w:r>
+        <w:rPr>
+          <w:b/>
+          <w:bCs/>
+        </w:rPr>
+        <w:tab/>
+      </w:r>
+      <w:r>
+        <w:rPr>
+          <w:b/>
+          <w:bCs/>
+        </w:rPr>
+        <w:t>인터벌</w:t>
+      </w:r>
+      <w:r>
+        <w:rPr>
+          <w:b/>
+          <w:bCs/>
+        </w:rPr>
+        <w:tab/>
+      </w:r>
+      <w:r>
+        <w:rPr>
+          <w:b/>
+          <w:bCs/>
+        </w:rPr>
+        <w:tab/>
+      </w:r>
+      <w:r>
+        <w:rPr>
+          <w:b/>
+          <w:bCs/>
+        </w:rPr>
+        <w:t>간격</w:t>
+      </w:r>
+    </w:p>
+    <w:p>
+      <w:pPr>
+        <w:spacing w:after="0"/>
+        <w:rPr>
+          <w:b/>
+          <w:bCs/>
+        </w:rPr>
+      </w:pPr>
+      <w:r>
+        <w:rPr>
+          <w:b/>
+          <w:bCs/>
+        </w:rPr>
+        <w:t>listener</w:t>
+      </w:r>
+      <w:r>
+        <w:rPr>
+          <w:b/>
+          <w:bCs/>
+        </w:rPr>
+        <w:tab/>
+      </w:r>
+      <w:r>
+        <w:rPr>
+          <w:b/>
+          <w:bCs/>
+        </w:rPr>
+        <w:tab/>
+      </w:r>
+      <w:r>
+        <w:rPr>
+          <w:b/>
+          <w:bCs/>
+        </w:rPr>
+        <w:t>리스너</w:t>
+      </w:r>
+      <w:r>
+        <w:rPr>
+          <w:b/>
+          <w:bCs/>
+        </w:rPr>
+        <w:tab/>
+      </w:r>
+      <w:r>
+        <w:rPr>
+          <w:b/>
+          <w:bCs/>
+        </w:rPr>
+        <w:tab/>
+      </w:r>
+      <w:r>
+        <w:rPr>
+          <w:b/>
+          <w:bCs/>
+        </w:rPr>
+        <w:t>청취자</w:t>
+      </w:r>
+    </w:p>
+    <w:p>
+      <w:pPr>
+        <w:spacing w:after="0"/>
+        <w:rPr>
+          <w:b/>
+          <w:bCs/>
+        </w:rPr>
+      </w:pPr>
+      <w:r>
+        <w:rPr>
+          <w:b/>
+          <w:bCs/>
+        </w:rPr>
+        <w:t>local</w:t>
+      </w:r>
+      <w:r>
+        <w:rPr>
+          <w:b/>
+          <w:bCs/>
+        </w:rPr>
+        <w:tab/>
+      </w:r>
+      <w:r>
+        <w:rPr>
+          <w:b/>
+          <w:bCs/>
+        </w:rPr>
+        <w:tab/>
+      </w:r>
+      <w:r>
+        <w:rPr>
+          <w:b/>
+          <w:bCs/>
+        </w:rPr>
+        <w:t>로컬</w:t>
+      </w:r>
+      <w:r>
+        <w:rPr>
+          <w:b/>
+          <w:bCs/>
+        </w:rPr>
+        <w:tab/>
+      </w:r>
+      <w:r>
+        <w:rPr>
+          <w:b/>
+          <w:bCs/>
+        </w:rPr>
+        <w:tab/>
+      </w:r>
+      <w:r>
+        <w:rPr>
+          <w:b/>
+          <w:bCs/>
+        </w:rPr>
+        <w:t>지역의</w:t>
+      </w:r>
+    </w:p>
+    <w:p>
+      <w:pPr>
+        <w:spacing w:after="0"/>
+        <w:rPr>
+          <w:b/>
+          <w:bCs/>
+        </w:rPr>
+      </w:pPr>
+      <w:r>
+        <w:rPr>
+          <w:b/>
+          <w:bCs/>
+        </w:rPr>
+        <w:t>location</w:t>
+      </w:r>
+      <w:r>
+        <w:rPr>
+          <w:b/>
+          <w:bCs/>
+        </w:rPr>
+        <w:tab/>
+        <w:t>로케이션</w:t>
+      </w:r>
+      <w:r>
+        <w:rPr>
+          <w:b/>
+          <w:bCs/>
+        </w:rPr>
+        <w:tab/>
+        <w:t>위치</w:t>
+      </w:r>
+    </w:p>
+    <w:p>
+      <w:pPr>
+        <w:spacing w:after="0"/>
+        <w:rPr>
+          <w:b/>
+          <w:bCs/>
+        </w:rPr>
+      </w:pPr>
+      <w:r>
+        <w:rPr>
+          <w:b/>
+          <w:bCs/>
+        </w:rPr>
+        <w:t>package</w:t>
+      </w:r>
+      <w:r>
+        <w:rPr>
+          <w:b/>
+          <w:bCs/>
+        </w:rPr>
+        <w:tab/>
+        <w:t>패키지</w:t>
+      </w:r>
+      <w:r>
+        <w:rPr>
+          <w:b/>
+          <w:bCs/>
+        </w:rPr>
+        <w:tab/>
+      </w:r>
+      <w:r>
+        <w:rPr>
+          <w:b/>
+          <w:bCs/>
+        </w:rPr>
+        <w:tab/>
+      </w:r>
+      <w:r>
+        <w:rPr>
+          <w:b/>
+          <w:bCs/>
+        </w:rPr>
+        <w:t>꾸러미</w:t>
+      </w:r>
+    </w:p>
+    <w:p>
+      <w:pPr>
+        <w:spacing w:after="0"/>
+        <w:rPr>
+          <w:b/>
+          <w:bCs/>
+        </w:rPr>
+      </w:pPr>
+      <w:r>
+        <w:rPr>
+          <w:b/>
+          <w:bCs/>
+        </w:rPr>
+        <w:t>persistance</w:t>
+      </w:r>
+      <w:r>
+        <w:rPr>
+          <w:b/>
+          <w:bCs/>
+        </w:rPr>
+        <w:tab/>
+        <w:t>퍼시스턴스</w:t>
+      </w:r>
+      <w:r>
+        <w:rPr>
+          <w:b/>
+          <w:bCs/>
+        </w:rPr>
+        <w:tab/>
+        <w:t>지속성</w:t>
+      </w:r>
+    </w:p>
+    <w:p>
+      <w:pPr>
+        <w:spacing w:after="0"/>
+        <w:rPr>
+          <w:b/>
+          <w:bCs/>
+        </w:rPr>
+      </w:pPr>
+      <w:r>
+        <w:rPr>
+          <w:b/>
+          <w:bCs/>
+        </w:rPr>
+        <w:t>poll</w:t>
+      </w:r>
+      <w:r>
+        <w:rPr>
+          <w:b/>
+          <w:bCs/>
+        </w:rPr>
+        <w:tab/>
+      </w:r>
+      <w:r>
+        <w:rPr>
+          <w:b/>
+          <w:bCs/>
+        </w:rPr>
+        <w:tab/>
+      </w:r>
+      <w:r>
+        <w:rPr>
+          <w:b/>
+          <w:bCs/>
+        </w:rPr>
+        <w:t>폴</w:t>
+      </w:r>
+      <w:r>
+        <w:rPr>
+          <w:b/>
+          <w:bCs/>
+        </w:rPr>
+        <w:tab/>
+      </w:r>
+      <w:r>
+        <w:rPr>
+          <w:b/>
+          <w:bCs/>
+        </w:rPr>
+        <w:tab/>
+      </w:r>
+      <w:r>
+        <w:rPr>
+          <w:b/>
+          <w:bCs/>
+        </w:rPr>
+        <w:t>여론조사</w:t>
+      </w:r>
+    </w:p>
+    <w:p>
+      <w:pPr>
+        <w:spacing w:after="0"/>
+        <w:rPr>
+          <w:b/>
+          <w:bCs/>
+        </w:rPr>
+      </w:pPr>
+      <w:r>
+        <w:rPr>
+          <w:b/>
+          <w:bCs/>
+        </w:rPr>
+        <w:t>property</w:t>
+      </w:r>
+      <w:r>
+        <w:rPr>
+          <w:b/>
+          <w:bCs/>
+        </w:rPr>
+        <w:tab/>
+        <w:t>프로퍼티</w:t>
+      </w:r>
+      <w:r>
+        <w:rPr>
+          <w:b/>
+          <w:bCs/>
+        </w:rPr>
+        <w:tab/>
+        <w:t>속성</w:t>
+      </w:r>
+    </w:p>
+    <w:p>
+      <w:pPr>
+        <w:spacing w:after="0"/>
+        <w:rPr>
+          <w:b/>
+          <w:bCs/>
+        </w:rPr>
+      </w:pPr>
+      <w:r>
+        <w:rPr>
+          <w:b/>
+          <w:bCs/>
+        </w:rPr>
+        <w:t>publish</w:t>
+      </w:r>
+      <w:r>
+        <w:rPr>
+          <w:b/>
+          <w:bCs/>
+        </w:rPr>
+        <w:tab/>
+      </w:r>
+      <w:r>
+        <w:rPr>
+          <w:b/>
+          <w:bCs/>
+        </w:rPr>
+        <w:tab/>
+      </w:r>
+      <w:r>
+        <w:rPr>
+          <w:b/>
+          <w:bCs/>
+        </w:rPr>
+        <w:t>퍼블리시</w:t>
+      </w:r>
+      <w:r>
+        <w:rPr>
+          <w:b/>
+          <w:bCs/>
+        </w:rPr>
+        <w:tab/>
+        <w:t>출판하다</w:t>
+      </w:r>
+    </w:p>
+    <w:p>
+      <w:pPr>
+        <w:spacing w:after="0"/>
+        <w:rPr>
+          <w:b/>
+          <w:bCs/>
+        </w:rPr>
+      </w:pPr>
+      <w:r>
+        <w:rPr>
+          <w:b/>
+          <w:bCs/>
+        </w:rPr>
+        <w:t>push</w:t>
+      </w:r>
+      <w:r>
+        <w:rPr>
+          <w:b/>
+          <w:bCs/>
+        </w:rPr>
+        <w:tab/>
+      </w:r>
+      <w:r>
+        <w:rPr>
+          <w:b/>
+          <w:bCs/>
+        </w:rPr>
+        <w:tab/>
+      </w:r>
+      <w:r>
+        <w:rPr>
+          <w:b/>
+          <w:bCs/>
+        </w:rPr>
+        <w:t>푸시</w:t>
+      </w:r>
+      <w:r>
+        <w:rPr>
+          <w:b/>
+          <w:bCs/>
+        </w:rPr>
+        <w:tab/>
+      </w:r>
+      <w:r>
+        <w:rPr>
+          <w:b/>
+          <w:bCs/>
+        </w:rPr>
+        <w:tab/>
+      </w:r>
+      <w:r>
+        <w:rPr>
+          <w:b/>
+          <w:bCs/>
+        </w:rPr>
+        <w:t>밀다</w:t>
+      </w:r>
+    </w:p>
+    <w:p>
+      <w:pPr>
+        <w:spacing w:after="0"/>
+        <w:rPr>
+          <w:b/>
+          <w:bCs/>
+        </w:rPr>
+      </w:pPr>
+      <w:r>
+        <w:rPr>
+          <w:b/>
+          <w:bCs/>
+        </w:rPr>
+        <w:t>quality</w:t>
+      </w:r>
+      <w:r>
+        <w:rPr>
+          <w:b/>
+          <w:bCs/>
+        </w:rPr>
+        <w:tab/>
+      </w:r>
+      <w:r>
+        <w:rPr>
+          <w:b/>
+          <w:bCs/>
+        </w:rPr>
+        <w:tab/>
+      </w:r>
+      <w:r>
+        <w:rPr>
+          <w:b/>
+          <w:bCs/>
+        </w:rPr>
+        <w:t>퀄리티</w:t>
+      </w:r>
+      <w:r>
+        <w:rPr>
+          <w:b/>
+          <w:bCs/>
+        </w:rPr>
+        <w:tab/>
+      </w:r>
+      <w:r>
+        <w:rPr>
+          <w:b/>
+          <w:bCs/>
+        </w:rPr>
+        <w:tab/>
+      </w:r>
+      <w:r>
+        <w:rPr>
+          <w:b/>
+          <w:bCs/>
+        </w:rPr>
+        <w:t>품질</w:t>
+      </w:r>
+    </w:p>
+    <w:p>
+      <w:pPr>
+        <w:spacing w:after="0"/>
+        <w:rPr>
+          <w:b/>
+          <w:bCs/>
+        </w:rPr>
+      </w:pPr>
+      <w:r>
+        <w:rPr>
+          <w:b/>
+          <w:bCs/>
+        </w:rPr>
+        <w:t>queue</w:t>
+      </w:r>
+      <w:r>
+        <w:rPr>
+          <w:b/>
+          <w:bCs/>
+        </w:rPr>
+        <w:tab/>
+      </w:r>
+      <w:r>
+        <w:rPr>
+          <w:b/>
+          <w:bCs/>
+        </w:rPr>
+        <w:tab/>
+      </w:r>
+      <w:r>
+        <w:rPr>
+          <w:b/>
+          <w:bCs/>
+        </w:rPr>
+        <w:t>큐</w:t>
+      </w:r>
+      <w:r>
+        <w:rPr>
+          <w:b/>
+          <w:bCs/>
+        </w:rPr>
+        <w:tab/>
+      </w:r>
+      <w:r>
+        <w:rPr>
+          <w:b/>
+          <w:bCs/>
+        </w:rPr>
+        <w:tab/>
+      </w:r>
+      <w:r>
+        <w:rPr>
+          <w:b/>
+          <w:bCs/>
+        </w:rPr>
+        <w:t>대기열</w:t>
+      </w:r>
+    </w:p>
+    <w:p>
+      <w:pPr>
+        <w:spacing w:after="0"/>
+        <w:rPr>
+          <w:b/>
+          <w:bCs/>
+        </w:rPr>
+      </w:pPr>
+      <w:r>
+        <w:rPr>
+          <w:b/>
+          <w:bCs/>
+        </w:rPr>
+        <w:t>random</w:t>
+      </w:r>
+      <w:r>
+        <w:rPr>
+          <w:b/>
+          <w:bCs/>
+        </w:rPr>
+        <w:tab/>
+        <w:t>랜덤</w:t>
+      </w:r>
+      <w:r>
+        <w:rPr>
+          <w:b/>
+          <w:bCs/>
+        </w:rPr>
+        <w:tab/>
+      </w:r>
+      <w:r>
+        <w:rPr>
+          <w:b/>
+          <w:bCs/>
+        </w:rPr>
+        <w:tab/>
+      </w:r>
+      <w:r>
+        <w:rPr>
+          <w:b/>
+          <w:bCs/>
+        </w:rPr>
+        <w:t>무작위</w:t>
+      </w:r>
+    </w:p>
+    <w:p>
+      <w:pPr>
+        <w:spacing w:after="0"/>
+        <w:rPr>
+          <w:b/>
+          <w:bCs/>
+        </w:rPr>
+      </w:pPr>
+      <w:r>
+        <w:rPr>
+          <w:b/>
+          <w:bCs/>
+        </w:rPr>
+        <w:t>seed</w:t>
+      </w:r>
+      <w:r>
+        <w:rPr>
+          <w:b/>
+          <w:bCs/>
+        </w:rPr>
+        <w:tab/>
+      </w:r>
+      <w:r>
+        <w:rPr>
+          <w:b/>
+          <w:bCs/>
+        </w:rPr>
+        <w:tab/>
+      </w:r>
+      <w:r>
+        <w:rPr>
+          <w:b/>
+          <w:bCs/>
+        </w:rPr>
+        <w:t>시드</w:t>
+      </w:r>
+      <w:r>
+        <w:rPr>
+          <w:b/>
+          <w:bCs/>
+        </w:rPr>
+        <w:tab/>
+      </w:r>
+      <w:r>
+        <w:rPr>
+          <w:b/>
+          <w:bCs/>
+        </w:rPr>
+        <w:tab/>
+      </w:r>
+      <w:r>
+        <w:rPr>
+          <w:b/>
+          <w:bCs/>
+        </w:rPr>
+        <w:t>씨앗</w:t>
+      </w:r>
+    </w:p>
+    <w:p>
+      <w:pPr>
+        <w:spacing w:after="0"/>
+        <w:rPr>
+          <w:b/>
+          <w:bCs/>
+        </w:rPr>
+      </w:pPr>
+      <w:r>
+        <w:rPr>
+          <w:b/>
+          <w:bCs/>
+        </w:rPr>
+        <w:t>serial</w:t>
+      </w:r>
+      <w:r>
+        <w:rPr>
+          <w:b/>
+          <w:bCs/>
+        </w:rPr>
+        <w:tab/>
+      </w:r>
+      <w:r>
+        <w:rPr>
+          <w:b/>
+          <w:bCs/>
+        </w:rPr>
+        <w:tab/>
+      </w:r>
+      <w:r>
+        <w:rPr>
+          <w:b/>
+          <w:bCs/>
+        </w:rPr>
+        <w:t>시리얼</w:t>
+      </w:r>
+      <w:r>
+        <w:rPr>
+          <w:b/>
+          <w:bCs/>
+        </w:rPr>
+        <w:tab/>
+      </w:r>
+      <w:r>
+        <w:rPr>
+          <w:b/>
+          <w:bCs/>
+        </w:rPr>
+        <w:tab/>
+      </w:r>
+      <w:r>
+        <w:rPr>
+          <w:b/>
+          <w:bCs/>
+        </w:rPr>
+        <w:t>연속적인</w:t>
+      </w:r>
+    </w:p>
+    <w:p>
+      <w:pPr>
+        <w:spacing w:after="0"/>
+        <w:rPr>
+          <w:b/>
+          <w:bCs/>
+        </w:rPr>
+      </w:pPr>
+      <w:r>
+        <w:rPr>
+          <w:b/>
+          <w:bCs/>
+        </w:rPr>
+        <w:t>socket</w:t>
+      </w:r>
+      <w:r>
+        <w:rPr>
+          <w:b/>
+          <w:bCs/>
+        </w:rPr>
+        <w:tab/>
+      </w:r>
+      <w:r>
+        <w:rPr>
+          <w:b/>
+          <w:bCs/>
+        </w:rPr>
+        <w:tab/>
+      </w:r>
+      <w:r>
+        <w:rPr>
+          <w:b/>
+          <w:bCs/>
+        </w:rPr>
+        <w:t>소켓</w:t>
+      </w:r>
+      <w:r>
+        <w:rPr>
+          <w:b/>
+          <w:bCs/>
+        </w:rPr>
+        <w:tab/>
+      </w:r>
+      <w:r>
+        <w:rPr>
+          <w:b/>
+          <w:bCs/>
+        </w:rPr>
+        <w:tab/>
+      </w:r>
+      <w:r>
+        <w:rPr>
+          <w:b/>
+          <w:bCs/>
+        </w:rPr>
+        <w:t>소켓</w:t>
+      </w:r>
+    </w:p>
+    <w:p>
+      <w:pPr>
+        <w:spacing w:after="0"/>
+        <w:rPr>
+          <w:b/>
+          <w:bCs/>
+        </w:rPr>
+      </w:pPr>
+      <w:r>
+        <w:rPr>
+          <w:b/>
+          <w:bCs/>
+        </w:rPr>
+        <w:t>status</w:t>
+      </w:r>
+      <w:r>
+        <w:rPr>
+          <w:b/>
+          <w:bCs/>
+        </w:rPr>
+        <w:tab/>
+      </w:r>
+      <w:r>
+        <w:rPr>
+          <w:b/>
+          <w:bCs/>
+        </w:rPr>
+        <w:tab/>
+      </w:r>
+      <w:r>
+        <w:rPr>
+          <w:b/>
+          <w:bCs/>
+        </w:rPr>
+        <w:t>스태터스</w:t>
+      </w:r>
+      <w:r>
+        <w:rPr>
+          <w:b/>
+          <w:bCs/>
+        </w:rPr>
+        <w:tab/>
+        <w:t>상태</w:t>
+      </w:r>
+    </w:p>
+    <w:p>
+      <w:pPr>
+        <w:spacing w:after="0"/>
+        <w:rPr>
+          <w:b/>
+          <w:bCs/>
+        </w:rPr>
+      </w:pPr>
+      <w:r>
+        <w:rPr>
+          <w:b/>
+          <w:bCs/>
+        </w:rPr>
+        <w:t>subscribe</w:t>
+      </w:r>
+      <w:r>
+        <w:rPr>
+          <w:b/>
+          <w:bCs/>
+        </w:rPr>
+        <w:tab/>
+      </w:r>
+      <w:r>
+        <w:rPr>
+          <w:b/>
+          <w:bCs/>
+          <w:sz w:val="20"/>
+          <w:szCs w:val="22"/>
+        </w:rPr>
+        <w:t>서브스크라이브</w:t>
+      </w:r>
+      <w:r>
+        <w:rPr>
+          <w:b/>
+          <w:bCs/>
+        </w:rPr>
+        <w:tab/>
+        <w:t>구독하다</w:t>
+      </w:r>
+    </w:p>
+    <w:p>
+      <w:pPr>
+        <w:spacing w:after="0"/>
+        <w:rPr>
+          <w:b/>
+          <w:bCs/>
+        </w:rPr>
+      </w:pPr>
+      <w:r>
+        <w:rPr>
+          <w:b/>
+          <w:bCs/>
+        </w:rPr>
+        <w:t>telemetry</w:t>
+      </w:r>
+      <w:r>
+        <w:rPr>
+          <w:b/>
+          <w:bCs/>
+        </w:rPr>
+        <w:tab/>
+        <w:t>텔레메트리</w:t>
+      </w:r>
+      <w:r>
+        <w:rPr>
+          <w:b/>
+          <w:bCs/>
+        </w:rPr>
+        <w:tab/>
+        <w:t>원격 측정</w:t>
+      </w:r>
+    </w:p>
+    <w:p>
+      <w:pPr>
+        <w:spacing w:after="0"/>
+        <w:rPr>
+          <w:b/>
+          <w:bCs/>
+        </w:rPr>
+      </w:pPr>
+      <w:r>
+        <w:rPr>
+          <w:b/>
+          <w:bCs/>
+        </w:rPr>
+        <w:t>topic</w:t>
+      </w:r>
+      <w:r>
+        <w:rPr>
+          <w:b/>
+          <w:bCs/>
+        </w:rPr>
+        <w:tab/>
+      </w:r>
+      <w:r>
+        <w:rPr>
+          <w:b/>
+          <w:bCs/>
+        </w:rPr>
+        <w:tab/>
+      </w:r>
+      <w:r>
+        <w:rPr>
+          <w:b/>
+          <w:bCs/>
+        </w:rPr>
+        <w:t>토픽</w:t>
+      </w:r>
+      <w:r>
+        <w:rPr>
+          <w:b/>
+          <w:bCs/>
+        </w:rPr>
+        <w:tab/>
+      </w:r>
+      <w:r>
+        <w:rPr>
+          <w:b/>
+          <w:bCs/>
+        </w:rPr>
+        <w:tab/>
+      </w:r>
+      <w:r>
+        <w:rPr>
+          <w:b/>
+          <w:bCs/>
+        </w:rPr>
+        <w:t>주제</w:t>
+      </w:r>
+    </w:p>
+    <w:p>
+      <w:pPr>
+        <w:spacing w:after="0"/>
+        <w:rPr>
+          <w:b/>
+          <w:bCs/>
+        </w:rPr>
+      </w:pPr>
+      <w:r>
+        <w:rPr>
+          <w:b/>
+          <w:bCs/>
+        </w:rPr>
+        <w:t>transport</w:t>
+      </w:r>
+      <w:r>
+        <w:rPr>
+          <w:b/>
+          <w:bCs/>
+        </w:rPr>
+        <w:tab/>
+        <w:t>트랜스포트</w:t>
+      </w:r>
+      <w:r>
+        <w:rPr>
+          <w:b/>
+          <w:bCs/>
+        </w:rPr>
+        <w:tab/>
+        <w:t>수송하다</w:t>
+      </w:r>
+    </w:p>
+    <w:p>
+      <w:pPr>
+        <w:spacing w:after="0"/>
+        <w:rPr>
+          <w:b/>
+          <w:bCs/>
+        </w:rPr>
+      </w:pPr>
+      <w:r>
+        <w:rPr>
+          <w:b/>
+          <w:bCs/>
+        </w:rPr>
+        <w:t>while</w:t>
+      </w:r>
+      <w:r>
+        <w:rPr>
+          <w:b/>
+          <w:bCs/>
+        </w:rPr>
+        <w:tab/>
+      </w:r>
+      <w:r>
+        <w:rPr>
+          <w:b/>
+          <w:bCs/>
+        </w:rPr>
+        <w:tab/>
+      </w:r>
+      <w:r>
+        <w:rPr>
+          <w:b/>
+          <w:bCs/>
+        </w:rPr>
+        <w:t>와일</w:t>
+      </w:r>
+      <w:r>
+        <w:rPr>
+          <w:b/>
+          <w:bCs/>
+        </w:rPr>
+        <w:tab/>
+      </w:r>
+      <w:r>
+        <w:rPr>
+          <w:b/>
+          <w:bCs/>
+        </w:rPr>
+        <w:tab/>
+      </w:r>
+      <w:r>
+        <w:rPr>
+          <w:b/>
+          <w:bCs/>
+        </w:rPr>
+        <w:t>~하는 동안</w:t>
+      </w:r>
+    </w:p>
+    <w:p>
+      <w:pPr>
+        <w:spacing w:after="0"/>
+        <w:rPr>
+          <w:b/>
+          <w:bCs/>
+        </w:rPr>
+      </w:pPr>
+      <w:r>
+        <w:rPr>
+          <w:b/>
+          <w:bCs/>
+        </w:rPr>
+        <w:t>widget</w:t>
+      </w:r>
+      <w:r>
+        <w:rPr>
+          <w:b/>
+          <w:bCs/>
+        </w:rPr>
+        <w:tab/>
+      </w:r>
+      <w:r>
+        <w:rPr>
+          <w:b/>
+          <w:bCs/>
+        </w:rPr>
+        <w:tab/>
+      </w:r>
+      <w:r>
+        <w:rPr>
+          <w:b/>
+          <w:bCs/>
+        </w:rPr>
+        <w:t>위젯</w:t>
+      </w:r>
+      <w:r>
+        <w:rPr>
+          <w:b/>
+          <w:bCs/>
+        </w:rPr>
+        <w:tab/>
+      </w:r>
+      <w:r>
+        <w:rPr>
+          <w:b/>
+          <w:bCs/>
+        </w:rPr>
+        <w:tab/>
+      </w:r>
+      <w:r>
+        <w:rPr>
+          <w:b/>
+          <w:bCs/>
+        </w:rPr>
+        <w:t>위젯</w:t>
+      </w:r>
+    </w:p>
+    <w:p>
+      <w:pPr>
+        <w:pBdr>
+          <w:bottom w:val="single" w:sz="6" w:space="1" w:color="auto"/>
+        </w:pBdr>
+        <w:spacing w:after="0"/>
+        <w:rPr>
+          <w:rFonts w:hint="eastAsia"/>
+          <w:b/>
+          <w:bCs/>
+        </w:rPr>
+      </w:pPr>
+      <w:r>
+        <w:rPr>
+          <w:b/>
+          <w:bCs/>
+        </w:rPr>
+        <w:t>yield</w:t>
+      </w:r>
+      <w:r>
+        <w:rPr>
+          <w:b/>
+          <w:bCs/>
+        </w:rPr>
+        <w:tab/>
+      </w:r>
+      <w:r>
+        <w:rPr>
+          <w:b/>
+          <w:bCs/>
+        </w:rPr>
+        <w:tab/>
+      </w:r>
+      <w:r>
+        <w:rPr>
+          <w:b/>
+          <w:bCs/>
+        </w:rPr>
+        <w:t>일드</w:t>
+      </w:r>
+      <w:r>
+        <w:rPr>
+          <w:b/>
+          <w:bCs/>
+        </w:rPr>
+        <w:tab/>
+      </w:r>
+      <w:r>
+        <w:rPr>
+          <w:b/>
+          <w:bCs/>
+        </w:rPr>
+        <w:tab/>
+        <w:t>생산하다</w:t>
+      </w:r>
+    </w:p>
+    <w:p>
+      <w:pPr>
+        <w:spacing w:after="0"/>
+        <w:rPr>
+          <w:b/>
+          <w:bCs/>
+          <w:color w:val="0070C0"/>
+        </w:rPr>
+      </w:pPr>
+      <w:r>
+        <w:rPr>
+          <w:rFonts w:hint="eastAsia"/>
+          <w:b/>
+          <w:bCs/>
+          <w:color w:val="0070C0"/>
+          <w:sz w:val="24"/>
+          <w:szCs w:val="28"/>
+        </w:rPr>
+        <w:t>1</w:t>
+      </w:r>
+      <w:r>
+        <w:rPr>
+          <w:rFonts w:hint="eastAsia"/>
+          <w:b/>
+          <w:bCs/>
+          <w:color w:val="0070C0"/>
+          <w:sz w:val="24"/>
+          <w:szCs w:val="28"/>
+        </w:rPr>
+        <w:t>3</w:t>
+      </w:r>
+      <w:r>
+        <w:rPr>
+          <w:rFonts w:hint="eastAsia"/>
+          <w:b/>
+          <w:bCs/>
+          <w:color w:val="0070C0"/>
+          <w:sz w:val="24"/>
+          <w:szCs w:val="28"/>
+        </w:rPr>
+        <w:t>주차</w:t>
+      </w:r>
+    </w:p>
+    <w:p>
+      <w:pPr>
+        <w:spacing w:after="0"/>
+        <w:rPr>
+          <w:b/>
+          <w:bCs/>
+        </w:rPr>
+      </w:pPr>
+      <w:r>
+        <w:rPr>
+          <w:b/>
+          <w:bCs/>
+        </w:rPr>
+        <w:t>broker</w:t>
+      </w:r>
+      <w:r>
+        <w:rPr>
+          <w:b/>
+          <w:bCs/>
+        </w:rPr>
+        <w:tab/>
+      </w:r>
+      <w:r>
+        <w:rPr>
+          <w:b/>
+          <w:bCs/>
+        </w:rPr>
+        <w:tab/>
+      </w:r>
+      <w:r>
+        <w:rPr>
+          <w:b/>
+          <w:bCs/>
+        </w:rPr>
+        <w:t>브로커</w:t>
+      </w:r>
+      <w:r>
+        <w:rPr>
+          <w:b/>
+          <w:bCs/>
+        </w:rPr>
+        <w:tab/>
+      </w:r>
+      <w:r>
+        <w:rPr>
+          <w:b/>
+          <w:bCs/>
+        </w:rPr>
+        <w:tab/>
+      </w:r>
+      <w:r>
+        <w:rPr>
+          <w:b/>
+          <w:bCs/>
+        </w:rPr>
+        <w:t>중개인</w:t>
+      </w:r>
+    </w:p>
+    <w:p>
+      <w:pPr>
+        <w:spacing w:after="0"/>
+        <w:rPr>
+          <w:b/>
+          <w:bCs/>
+        </w:rPr>
+      </w:pPr>
+      <w:r>
+        <w:rPr>
+          <w:b/>
+          <w:bCs/>
+        </w:rPr>
+        <w:t>buffer</w:t>
+      </w:r>
+      <w:r>
+        <w:rPr>
+          <w:b/>
+          <w:bCs/>
+        </w:rPr>
+        <w:tab/>
+      </w:r>
+      <w:r>
+        <w:rPr>
+          <w:b/>
+          <w:bCs/>
+        </w:rPr>
+        <w:tab/>
+      </w:r>
+      <w:r>
+        <w:rPr>
+          <w:b/>
+          <w:bCs/>
+        </w:rPr>
+        <w:t>버퍼</w:t>
+      </w:r>
+      <w:r>
+        <w:rPr>
+          <w:b/>
+          <w:bCs/>
+        </w:rPr>
+        <w:tab/>
+      </w:r>
+      <w:r>
+        <w:rPr>
+          <w:b/>
+          <w:bCs/>
+        </w:rPr>
+        <w:tab/>
+      </w:r>
+      <w:r>
+        <w:rPr>
+          <w:b/>
+          <w:bCs/>
+        </w:rPr>
+        <w:t>완충 기억 장치</w:t>
+      </w:r>
+    </w:p>
+    <w:p>
+      <w:pPr>
+        <w:spacing w:after="0"/>
+        <w:rPr>
+          <w:b/>
+          <w:bCs/>
+        </w:rPr>
+      </w:pPr>
+      <w:r>
+        <w:rPr>
+          <w:b/>
+          <w:bCs/>
+        </w:rPr>
+        <w:t>callback</w:t>
+      </w:r>
+      <w:r>
+        <w:rPr>
+          <w:b/>
+          <w:bCs/>
+        </w:rPr>
+        <w:tab/>
+        <w:t>콜백</w:t>
+      </w:r>
+      <w:r>
+        <w:rPr>
+          <w:b/>
+          <w:bCs/>
+        </w:rPr>
+        <w:tab/>
+      </w:r>
+      <w:r>
+        <w:rPr>
+          <w:b/>
+          <w:bCs/>
+        </w:rPr>
+        <w:tab/>
+      </w:r>
+      <w:r>
+        <w:rPr>
+          <w:b/>
+          <w:bCs/>
+        </w:rPr>
+        <w:t>콜백</w:t>
+      </w:r>
+    </w:p>
+    <w:p>
+      <w:pPr>
+        <w:spacing w:after="0"/>
+        <w:rPr>
+          <w:b/>
+          <w:bCs/>
+        </w:rPr>
+      </w:pPr>
+      <w:r>
+        <w:rPr>
+          <w:b/>
+          <w:bCs/>
+        </w:rPr>
+        <w:t>client</w:t>
+      </w:r>
+      <w:r>
+        <w:rPr>
+          <w:b/>
+          <w:bCs/>
+        </w:rPr>
+        <w:tab/>
+      </w:r>
+      <w:r>
+        <w:rPr>
+          <w:b/>
+          <w:bCs/>
+        </w:rPr>
+        <w:tab/>
+      </w:r>
+      <w:r>
+        <w:rPr>
+          <w:b/>
+          <w:bCs/>
+        </w:rPr>
+        <w:t>클라이언트</w:t>
+      </w:r>
+      <w:r>
+        <w:rPr>
+          <w:b/>
+          <w:bCs/>
+        </w:rPr>
+        <w:tab/>
+        <w:t>고객</w:t>
+      </w:r>
+    </w:p>
+    <w:p>
+      <w:pPr>
+        <w:spacing w:after="0"/>
+        <w:rPr>
+          <w:b/>
+          <w:bCs/>
+        </w:rPr>
+      </w:pPr>
+      <w:r>
+        <w:rPr>
+          <w:b/>
+          <w:bCs/>
+        </w:rPr>
+        <w:t>column</w:t>
+      </w:r>
+      <w:r>
+        <w:rPr>
+          <w:b/>
+          <w:bCs/>
+        </w:rPr>
+        <w:tab/>
+      </w:r>
+      <w:r>
+        <w:rPr>
+          <w:b/>
+          <w:bCs/>
+        </w:rPr>
+        <w:tab/>
+      </w:r>
+      <w:r>
+        <w:rPr>
+          <w:b/>
+          <w:bCs/>
+        </w:rPr>
+        <w:t>컬럼</w:t>
+      </w:r>
+      <w:r>
+        <w:rPr>
+          <w:b/>
+          <w:bCs/>
+        </w:rPr>
+        <w:tab/>
+      </w:r>
+      <w:r>
+        <w:rPr>
+          <w:b/>
+          <w:bCs/>
+        </w:rPr>
+        <w:tab/>
+      </w:r>
+      <w:r>
+        <w:rPr>
+          <w:b/>
+          <w:bCs/>
+        </w:rPr>
+        <w:t>열</w:t>
+      </w:r>
+    </w:p>
+    <w:p>
+      <w:pPr>
+        <w:spacing w:after="0"/>
+        <w:rPr>
+          <w:b/>
+          <w:bCs/>
+        </w:rPr>
+      </w:pPr>
+      <w:r>
+        <w:rPr>
+          <w:b/>
+          <w:bCs/>
+        </w:rPr>
+        <w:t>commit</w:t>
+      </w:r>
+      <w:r>
+        <w:rPr>
+          <w:b/>
+          <w:bCs/>
+        </w:rPr>
+        <w:tab/>
+      </w:r>
+      <w:r>
+        <w:rPr>
+          <w:b/>
+          <w:bCs/>
+        </w:rPr>
+        <w:tab/>
+      </w:r>
+      <w:r>
+        <w:rPr>
+          <w:b/>
+          <w:bCs/>
+        </w:rPr>
+        <w:t>커밋</w:t>
+      </w:r>
+      <w:r>
+        <w:rPr>
+          <w:b/>
+          <w:bCs/>
+        </w:rPr>
+        <w:tab/>
+      </w:r>
+      <w:r>
+        <w:rPr>
+          <w:b/>
+          <w:bCs/>
+        </w:rPr>
+        <w:tab/>
+      </w:r>
+      <w:r>
+        <w:rPr>
+          <w:b/>
+          <w:bCs/>
+        </w:rPr>
+        <w:t>영구 저장하다</w:t>
+      </w:r>
+    </w:p>
+    <w:p>
+      <w:pPr>
+        <w:spacing w:after="0"/>
+        <w:rPr>
+          <w:b/>
+          <w:bCs/>
+        </w:rPr>
+      </w:pPr>
+      <w:r>
+        <w:rPr>
+          <w:b/>
+          <w:bCs/>
+        </w:rPr>
+        <w:t>connect</w:t>
+      </w:r>
+      <w:r>
+        <w:rPr>
+          <w:b/>
+          <w:bCs/>
+        </w:rPr>
+        <w:tab/>
+        <w:t>커넥트</w:t>
+      </w:r>
+      <w:r>
+        <w:rPr>
+          <w:b/>
+          <w:bCs/>
+        </w:rPr>
+        <w:tab/>
+      </w:r>
+      <w:r>
+        <w:rPr>
+          <w:b/>
+          <w:bCs/>
+        </w:rPr>
+        <w:tab/>
+      </w:r>
+      <w:r>
+        <w:rPr>
+          <w:b/>
+          <w:bCs/>
+        </w:rPr>
+        <w:t>연결하다</w:t>
+      </w:r>
+    </w:p>
+    <w:p>
+      <w:pPr>
+        <w:spacing w:after="0"/>
+        <w:rPr>
+          <w:b/>
+          <w:bCs/>
+        </w:rPr>
+      </w:pPr>
+      <w:r>
+        <w:rPr>
+          <w:b/>
+          <w:bCs/>
+        </w:rPr>
+        <w:t>create</w:t>
+      </w:r>
+      <w:r>
+        <w:rPr>
+          <w:b/>
+          <w:bCs/>
+        </w:rPr>
+        <w:tab/>
+      </w:r>
+      <w:r>
+        <w:rPr>
+          <w:b/>
+          <w:bCs/>
+        </w:rPr>
+        <w:tab/>
+      </w:r>
+      <w:r>
+        <w:rPr>
+          <w:b/>
+          <w:bCs/>
+        </w:rPr>
+        <w:t>크리에이트</w:t>
+      </w:r>
+      <w:r>
+        <w:rPr>
+          <w:b/>
+          <w:bCs/>
+        </w:rPr>
+        <w:tab/>
+        <w:t>생성하다</w:t>
+      </w:r>
+    </w:p>
+    <w:p>
+      <w:pPr>
+        <w:spacing w:after="0"/>
+        <w:rPr>
+          <w:b/>
+          <w:bCs/>
+        </w:rPr>
+      </w:pPr>
+      <w:r>
+        <w:rPr>
+          <w:b/>
+          <w:bCs/>
+        </w:rPr>
+        <w:t>decode</w:t>
+      </w:r>
+      <w:r>
+        <w:rPr>
+          <w:b/>
+          <w:bCs/>
+        </w:rPr>
+        <w:tab/>
+      </w:r>
+      <w:r>
+        <w:rPr>
+          <w:b/>
+          <w:bCs/>
+        </w:rPr>
+        <w:tab/>
+      </w:r>
+      <w:r>
+        <w:rPr>
+          <w:b/>
+          <w:bCs/>
+        </w:rPr>
+        <w:t>디코드</w:t>
+      </w:r>
+      <w:r>
+        <w:rPr>
+          <w:b/>
+          <w:bCs/>
+        </w:rPr>
+        <w:tab/>
+      </w:r>
+      <w:r>
+        <w:rPr>
+          <w:b/>
+          <w:bCs/>
+        </w:rPr>
+        <w:tab/>
+      </w:r>
+      <w:r>
+        <w:rPr>
+          <w:b/>
+          <w:bCs/>
+        </w:rPr>
+        <w:t>해독하다</w:t>
+      </w:r>
+    </w:p>
+    <w:p>
+      <w:pPr>
+        <w:spacing w:after="0"/>
+        <w:rPr>
+          <w:b/>
+          <w:bCs/>
+        </w:rPr>
+      </w:pPr>
+      <w:r>
+        <w:rPr>
+          <w:b/>
+          <w:bCs/>
+        </w:rPr>
+        <w:t>default</w:t>
+      </w:r>
+      <w:r>
+        <w:rPr>
+          <w:b/>
+          <w:bCs/>
+        </w:rPr>
+        <w:tab/>
+      </w:r>
+      <w:r>
+        <w:rPr>
+          <w:b/>
+          <w:bCs/>
+        </w:rPr>
+        <w:tab/>
+      </w:r>
+      <w:r>
+        <w:rPr>
+          <w:b/>
+          <w:bCs/>
+        </w:rPr>
+        <w:t>디폴트</w:t>
+      </w:r>
+      <w:r>
+        <w:rPr>
+          <w:b/>
+          <w:bCs/>
+        </w:rPr>
+        <w:tab/>
+      </w:r>
+      <w:r>
+        <w:rPr>
+          <w:b/>
+          <w:bCs/>
+        </w:rPr>
+        <w:tab/>
+      </w:r>
+      <w:r>
+        <w:rPr>
+          <w:b/>
+          <w:bCs/>
+        </w:rPr>
+        <w:t>기본값</w:t>
+      </w:r>
+    </w:p>
+    <w:p>
+      <w:pPr>
+        <w:spacing w:after="0"/>
+        <w:rPr>
+          <w:b/>
+          <w:bCs/>
+        </w:rPr>
+      </w:pPr>
+      <w:r>
+        <w:rPr>
+          <w:b/>
+          <w:bCs/>
+        </w:rPr>
+        <w:t>define</w:t>
+      </w:r>
+      <w:r>
+        <w:rPr>
+          <w:b/>
+          <w:bCs/>
+        </w:rPr>
+        <w:tab/>
+      </w:r>
+      <w:r>
+        <w:rPr>
+          <w:b/>
+          <w:bCs/>
+        </w:rPr>
+        <w:tab/>
+      </w:r>
+      <w:r>
+        <w:rPr>
+          <w:b/>
+          <w:bCs/>
+        </w:rPr>
+        <w:t>디파인</w:t>
+      </w:r>
+      <w:r>
+        <w:rPr>
+          <w:b/>
+          <w:bCs/>
+        </w:rPr>
+        <w:tab/>
+      </w:r>
+      <w:r>
+        <w:rPr>
+          <w:b/>
+          <w:bCs/>
+        </w:rPr>
+        <w:tab/>
+      </w:r>
+      <w:r>
+        <w:rPr>
+          <w:b/>
+          <w:bCs/>
+        </w:rPr>
+        <w:t>정의하다</w:t>
+      </w:r>
+    </w:p>
+    <w:p>
+      <w:pPr>
+        <w:spacing w:after="0"/>
+        <w:rPr>
+          <w:b/>
+          <w:bCs/>
+        </w:rPr>
+      </w:pPr>
+      <w:r>
+        <w:rPr>
+          <w:b/>
+          <w:bCs/>
+        </w:rPr>
+        <w:t>delay</w:t>
+      </w:r>
+      <w:r>
+        <w:rPr>
+          <w:b/>
+          <w:bCs/>
+        </w:rPr>
+        <w:tab/>
+      </w:r>
+      <w:r>
+        <w:rPr>
+          <w:b/>
+          <w:bCs/>
+        </w:rPr>
+        <w:tab/>
+      </w:r>
+      <w:r>
+        <w:rPr>
+          <w:b/>
+          <w:bCs/>
+        </w:rPr>
+        <w:t>딜레이</w:t>
+      </w:r>
+      <w:r>
+        <w:rPr>
+          <w:b/>
+          <w:bCs/>
+        </w:rPr>
+        <w:tab/>
+      </w:r>
+      <w:r>
+        <w:rPr>
+          <w:b/>
+          <w:bCs/>
+        </w:rPr>
+        <w:tab/>
+      </w:r>
+      <w:r>
+        <w:rPr>
+          <w:b/>
+          <w:bCs/>
+        </w:rPr>
+        <w:t>지연</w:t>
+      </w:r>
+    </w:p>
+    <w:p>
+      <w:pPr>
+        <w:spacing w:after="0"/>
+        <w:rPr>
+          <w:b/>
+          <w:bCs/>
+        </w:rPr>
+      </w:pPr>
+      <w:r>
+        <w:rPr>
+          <w:b/>
+          <w:bCs/>
+        </w:rPr>
+        <w:t>element</w:t>
+      </w:r>
+      <w:r>
+        <w:rPr>
+          <w:b/>
+          <w:bCs/>
+        </w:rPr>
+        <w:tab/>
+        <w:t>엘리먼트</w:t>
+      </w:r>
+      <w:r>
+        <w:rPr>
+          <w:b/>
+          <w:bCs/>
+        </w:rPr>
+        <w:tab/>
+        <w:t>요소</w:t>
+      </w:r>
+    </w:p>
+    <w:p>
+      <w:pPr>
+        <w:spacing w:after="0"/>
+        <w:rPr>
+          <w:b/>
+          <w:bCs/>
+        </w:rPr>
+      </w:pPr>
+      <w:r>
+        <w:rPr>
+          <w:b/>
+          <w:bCs/>
+        </w:rPr>
+        <w:t>emit</w:t>
+      </w:r>
+      <w:r>
+        <w:rPr>
+          <w:b/>
+          <w:bCs/>
+        </w:rPr>
+        <w:tab/>
+      </w:r>
+      <w:r>
+        <w:rPr>
+          <w:b/>
+          <w:bCs/>
+        </w:rPr>
+        <w:tab/>
+      </w:r>
+      <w:r>
+        <w:rPr>
+          <w:b/>
+          <w:bCs/>
+        </w:rPr>
+        <w:t>이밋</w:t>
+      </w:r>
+      <w:r>
+        <w:rPr>
+          <w:b/>
+          <w:bCs/>
+        </w:rPr>
+        <w:tab/>
+      </w:r>
+      <w:r>
+        <w:rPr>
+          <w:b/>
+          <w:bCs/>
+        </w:rPr>
+        <w:tab/>
+      </w:r>
+      <w:r>
+        <w:rPr>
+          <w:b/>
+          <w:bCs/>
+        </w:rPr>
+        <w:t>방출하다</w:t>
+      </w:r>
+    </w:p>
+    <w:p>
+      <w:pPr>
+        <w:spacing w:after="0"/>
+        <w:rPr>
+          <w:b/>
+          <w:bCs/>
+        </w:rPr>
+      </w:pPr>
+      <w:r>
+        <w:rPr>
+          <w:b/>
+          <w:bCs/>
+        </w:rPr>
+        <w:t>exception</w:t>
+      </w:r>
+      <w:r>
+        <w:rPr>
+          <w:b/>
+          <w:bCs/>
+        </w:rPr>
+        <w:tab/>
+        <w:t>익셉션</w:t>
+      </w:r>
+      <w:r>
+        <w:rPr>
+          <w:b/>
+          <w:bCs/>
+        </w:rPr>
+        <w:tab/>
+      </w:r>
+      <w:r>
+        <w:rPr>
+          <w:b/>
+          <w:bCs/>
+        </w:rPr>
+        <w:tab/>
+      </w:r>
+      <w:r>
+        <w:rPr>
+          <w:b/>
+          <w:bCs/>
+        </w:rPr>
+        <w:t>예외</w:t>
+      </w:r>
+    </w:p>
+    <w:p>
+      <w:pPr>
+        <w:spacing w:after="0"/>
+        <w:rPr>
+          <w:b/>
+          <w:bCs/>
+        </w:rPr>
+      </w:pPr>
+      <w:r>
+        <w:rPr>
+          <w:b/>
+          <w:bCs/>
+        </w:rPr>
+        <w:t>execute</w:t>
+      </w:r>
+      <w:r>
+        <w:rPr>
+          <w:b/>
+          <w:bCs/>
+        </w:rPr>
+        <w:tab/>
+        <w:t>엑세큐트</w:t>
+      </w:r>
+      <w:r>
+        <w:rPr>
+          <w:b/>
+          <w:bCs/>
+        </w:rPr>
+        <w:tab/>
+        <w:t>실행하다</w:t>
+      </w:r>
+    </w:p>
+    <w:p>
+      <w:pPr>
+        <w:spacing w:after="0"/>
+        <w:rPr>
+          <w:b/>
+          <w:bCs/>
+        </w:rPr>
+      </w:pPr>
+      <w:r>
+        <w:rPr>
+          <w:b/>
+          <w:bCs/>
+        </w:rPr>
+        <w:t>global</w:t>
+      </w:r>
+      <w:r>
+        <w:rPr>
+          <w:b/>
+          <w:bCs/>
+        </w:rPr>
+        <w:tab/>
+      </w:r>
+      <w:r>
+        <w:rPr>
+          <w:b/>
+          <w:bCs/>
+        </w:rPr>
+        <w:tab/>
+      </w:r>
+      <w:r>
+        <w:rPr>
+          <w:b/>
+          <w:bCs/>
+        </w:rPr>
+        <w:t>글로벌</w:t>
+      </w:r>
+      <w:r>
+        <w:rPr>
+          <w:b/>
+          <w:bCs/>
+        </w:rPr>
+        <w:tab/>
+      </w:r>
+      <w:r>
+        <w:rPr>
+          <w:b/>
+          <w:bCs/>
+        </w:rPr>
+        <w:tab/>
+      </w:r>
+      <w:r>
+        <w:rPr>
+          <w:b/>
+          <w:bCs/>
+        </w:rPr>
+        <w:t>전역의</w:t>
+      </w:r>
+    </w:p>
+    <w:p>
+      <w:pPr>
+        <w:spacing w:after="0"/>
+        <w:rPr>
+          <w:b/>
+          <w:bCs/>
+        </w:rPr>
+      </w:pPr>
+      <w:r>
+        <w:rPr>
+          <w:b/>
+          <w:bCs/>
+        </w:rPr>
+        <w:t>include</w:t>
+      </w:r>
+      <w:r>
+        <w:rPr>
+          <w:b/>
+          <w:bCs/>
+        </w:rPr>
+        <w:tab/>
+      </w:r>
+      <w:r>
+        <w:rPr>
+          <w:b/>
+          <w:bCs/>
+        </w:rPr>
+        <w:tab/>
+      </w:r>
+      <w:r>
+        <w:rPr>
+          <w:b/>
+          <w:bCs/>
+        </w:rPr>
+        <w:t>인클루드</w:t>
+      </w:r>
+      <w:r>
+        <w:rPr>
+          <w:b/>
+          <w:bCs/>
+        </w:rPr>
+        <w:tab/>
+        <w:t>포함하다</w:t>
+      </w:r>
+    </w:p>
+    <w:p>
+      <w:pPr>
+        <w:spacing w:after="0"/>
+        <w:rPr>
+          <w:b/>
+          <w:bCs/>
+        </w:rPr>
+      </w:pPr>
+      <w:r>
+        <w:rPr>
+          <w:b/>
+          <w:bCs/>
+        </w:rPr>
+        <w:t>inner-</w:t>
+      </w:r>
+      <w:r>
+        <w:rPr>
+          <w:b/>
+          <w:bCs/>
+        </w:rPr>
+        <w:tab/>
+      </w:r>
+      <w:r>
+        <w:rPr>
+          <w:b/>
+          <w:bCs/>
+        </w:rPr>
+        <w:tab/>
+      </w:r>
+      <w:r>
+        <w:rPr>
+          <w:b/>
+          <w:bCs/>
+        </w:rPr>
+        <w:t>이너</w:t>
+      </w:r>
+      <w:r>
+        <w:rPr>
+          <w:b/>
+          <w:bCs/>
+        </w:rPr>
+        <w:tab/>
+      </w:r>
+      <w:r>
+        <w:rPr>
+          <w:b/>
+          <w:bCs/>
+        </w:rPr>
+        <w:tab/>
+      </w:r>
+      <w:r>
+        <w:rPr>
+          <w:b/>
+          <w:bCs/>
+        </w:rPr>
+        <w:t>내부의</w:t>
+      </w:r>
+    </w:p>
+    <w:p>
+      <w:pPr>
+        <w:spacing w:after="0"/>
+        <w:rPr>
+          <w:b/>
+          <w:bCs/>
+        </w:rPr>
+      </w:pPr>
+      <w:r>
+        <w:rPr>
+          <w:b/>
+          <w:bCs/>
+        </w:rPr>
+        <w:t>insert</w:t>
+      </w:r>
+      <w:r>
+        <w:rPr>
+          <w:b/>
+          <w:bCs/>
+        </w:rPr>
+        <w:tab/>
+      </w:r>
+      <w:r>
+        <w:rPr>
+          <w:b/>
+          <w:bCs/>
+        </w:rPr>
+        <w:tab/>
+      </w:r>
+      <w:r>
+        <w:rPr>
+          <w:b/>
+          <w:bCs/>
+        </w:rPr>
+        <w:t>인서트</w:t>
+      </w:r>
+      <w:r>
+        <w:rPr>
+          <w:b/>
+          <w:bCs/>
+        </w:rPr>
+        <w:tab/>
+      </w:r>
+      <w:r>
+        <w:rPr>
+          <w:b/>
+          <w:bCs/>
+        </w:rPr>
+        <w:tab/>
+      </w:r>
+      <w:r>
+        <w:rPr>
+          <w:b/>
+          <w:bCs/>
+        </w:rPr>
+        <w:t>삽입하다</w:t>
+      </w:r>
+    </w:p>
+    <w:p>
+      <w:pPr>
+        <w:spacing w:after="0"/>
+        <w:rPr>
+          <w:b/>
+          <w:bCs/>
+        </w:rPr>
+      </w:pPr>
+      <w:r>
+        <w:rPr>
+          <w:b/>
+          <w:bCs/>
+        </w:rPr>
+        <w:t>interval</w:t>
+      </w:r>
+      <w:r>
+        <w:rPr>
+          <w:b/>
+          <w:bCs/>
+        </w:rPr>
+        <w:tab/>
+      </w:r>
+      <w:r>
+        <w:rPr>
+          <w:b/>
+          <w:bCs/>
+        </w:rPr>
+        <w:tab/>
+      </w:r>
+      <w:r>
+        <w:rPr>
+          <w:b/>
+          <w:bCs/>
+        </w:rPr>
+        <w:t>인터벌</w:t>
+      </w:r>
+      <w:r>
+        <w:rPr>
+          <w:b/>
+          <w:bCs/>
+        </w:rPr>
+        <w:tab/>
+      </w:r>
+      <w:r>
+        <w:rPr>
+          <w:b/>
+          <w:bCs/>
+        </w:rPr>
+        <w:tab/>
+      </w:r>
+      <w:r>
+        <w:rPr>
+          <w:b/>
+          <w:bCs/>
+        </w:rPr>
+        <w:t>간격</w:t>
+      </w:r>
+    </w:p>
+    <w:p>
+      <w:pPr>
+        <w:spacing w:after="0"/>
+        <w:rPr>
+          <w:b/>
+          <w:bCs/>
+        </w:rPr>
+      </w:pPr>
+      <w:r>
+        <w:rPr>
+          <w:b/>
+          <w:bCs/>
+        </w:rPr>
+        <w:t>length</w:t>
+      </w:r>
+      <w:r>
+        <w:rPr>
+          <w:b/>
+          <w:bCs/>
+        </w:rPr>
+        <w:tab/>
+      </w:r>
+      <w:r>
+        <w:rPr>
+          <w:b/>
+          <w:bCs/>
+        </w:rPr>
+        <w:tab/>
+      </w:r>
+      <w:r>
+        <w:rPr>
+          <w:b/>
+          <w:bCs/>
+        </w:rPr>
+        <w:t>렝스</w:t>
+      </w:r>
+      <w:r>
+        <w:rPr>
+          <w:b/>
+          <w:bCs/>
+        </w:rPr>
+        <w:tab/>
+      </w:r>
+      <w:r>
+        <w:rPr>
+          <w:b/>
+          <w:bCs/>
+        </w:rPr>
+        <w:tab/>
+      </w:r>
+      <w:r>
+        <w:rPr>
+          <w:b/>
+          <w:bCs/>
+        </w:rPr>
+        <w:t>길이</w:t>
+      </w:r>
+    </w:p>
+    <w:p>
+      <w:pPr>
+        <w:spacing w:after="0"/>
+        <w:rPr>
+          <w:b/>
+          <w:bCs/>
+        </w:rPr>
+      </w:pPr>
+      <w:r>
+        <w:rPr>
+          <w:b/>
+          <w:bCs/>
+        </w:rPr>
+        <w:t>load</w:t>
+      </w:r>
+      <w:r>
+        <w:rPr>
+          <w:b/>
+          <w:bCs/>
+        </w:rPr>
+        <w:tab/>
+      </w:r>
+      <w:r>
+        <w:rPr>
+          <w:b/>
+          <w:bCs/>
+        </w:rPr>
+        <w:tab/>
+      </w:r>
+      <w:r>
+        <w:rPr>
+          <w:b/>
+          <w:bCs/>
+        </w:rPr>
+        <w:t>로드</w:t>
+      </w:r>
+      <w:r>
+        <w:rPr>
+          <w:b/>
+          <w:bCs/>
+        </w:rPr>
+        <w:tab/>
+      </w:r>
+      <w:r>
+        <w:rPr>
+          <w:b/>
+          <w:bCs/>
+        </w:rPr>
+        <w:tab/>
+      </w:r>
+      <w:r>
+        <w:rPr>
+          <w:b/>
+          <w:bCs/>
+        </w:rPr>
         <w:t>불러오다</w:t>
       </w:r>
     </w:p>
@@ -37003,242 +41050,216 @@
           <w:b/>
           <w:bCs/>
         </w:rPr>
-        <w:t>include</w:t>
-      </w:r>
-      <w:r>
-        <w:rPr>
-          <w:b/>
-          <w:bCs/>
-        </w:rPr>
-        <w:tab/>
-      </w:r>
-      <w:r>
-        <w:rPr>
-          <w:b/>
-          <w:bCs/>
-        </w:rPr>
-        <w:tab/>
-      </w:r>
-      <w:r>
-        <w:rPr>
-          <w:b/>
-          <w:bCs/>
-        </w:rPr>
-        <w:t>인클루드</w:t>
-      </w:r>
-      <w:r>
-        <w:rPr>
-          <w:b/>
-          <w:bCs/>
-        </w:rPr>
-        <w:tab/>
-        <w:t>포함하다</w:t>
-      </w:r>
-    </w:p>
-    <w:p>
-      <w:pPr>
-        <w:spacing w:after="0"/>
-        <w:rPr>
-          <w:b/>
-          <w:bCs/>
-        </w:rPr>
-      </w:pPr>
-      <w:r>
-        <w:rPr>
-          <w:b/>
-          <w:bCs/>
-        </w:rPr>
-        <w:t>interrupt</w:t>
-      </w:r>
-      <w:r>
-        <w:rPr>
-          <w:b/>
-          <w:bCs/>
-        </w:rPr>
-        <w:tab/>
-        <w:t>인터럽트</w:t>
-      </w:r>
-      <w:r>
-        <w:rPr>
-          <w:b/>
-          <w:bCs/>
-        </w:rPr>
-        <w:tab/>
-        <w:t>방해하다</w:t>
-      </w:r>
-    </w:p>
-    <w:p>
-      <w:pPr>
-        <w:spacing w:after="0"/>
-        <w:rPr>
-          <w:b/>
-          <w:bCs/>
-        </w:rPr>
-      </w:pPr>
-      <w:r>
-        <w:rPr>
-          <w:b/>
-          <w:bCs/>
-        </w:rPr>
-        <w:t>listen</w:t>
-      </w:r>
-      <w:r>
-        <w:rPr>
-          <w:b/>
-          <w:bCs/>
-        </w:rPr>
-        <w:tab/>
-      </w:r>
-      <w:r>
-        <w:rPr>
-          <w:b/>
-          <w:bCs/>
-        </w:rPr>
-        <w:tab/>
-      </w:r>
-      <w:r>
-        <w:rPr>
-          <w:b/>
-          <w:bCs/>
-        </w:rPr>
-        <w:t>리슨</w:t>
-      </w:r>
-      <w:r>
-        <w:rPr>
-          <w:b/>
-          <w:bCs/>
-        </w:rPr>
-        <w:tab/>
-      </w:r>
-      <w:r>
-        <w:rPr>
-          <w:b/>
-          <w:bCs/>
-        </w:rPr>
-        <w:tab/>
-      </w:r>
-      <w:r>
-        <w:rPr>
-          <w:b/>
-          <w:bCs/>
-        </w:rPr>
-        <w:t>듣다 (대기하다)</w:t>
-      </w:r>
-    </w:p>
-    <w:p>
-      <w:pPr>
-        <w:spacing w:after="0"/>
-        <w:rPr>
-          <w:b/>
-          <w:bCs/>
-        </w:rPr>
-      </w:pPr>
-      <w:r>
-        <w:rPr>
-          <w:b/>
-          <w:bCs/>
-        </w:rPr>
-        <w:t>poll</w:t>
-      </w:r>
-      <w:r>
-        <w:rPr>
-          <w:b/>
-          <w:bCs/>
-        </w:rPr>
-        <w:tab/>
-      </w:r>
-      <w:r>
-        <w:rPr>
-          <w:b/>
-          <w:bCs/>
-        </w:rPr>
-        <w:tab/>
-      </w:r>
-      <w:r>
-        <w:rPr>
-          <w:b/>
-          <w:bCs/>
-        </w:rPr>
-        <w:t>폴</w:t>
-      </w:r>
-      <w:r>
-        <w:rPr>
-          <w:b/>
-          <w:bCs/>
-        </w:rPr>
-        <w:tab/>
-      </w:r>
-      <w:r>
-        <w:rPr>
-          <w:b/>
-          <w:bCs/>
-        </w:rPr>
-        <w:tab/>
-      </w:r>
-      <w:r>
-        <w:rPr>
-          <w:b/>
-          <w:bCs/>
-        </w:rPr>
-        <w:t>상태를 확인하다</w:t>
-      </w:r>
-    </w:p>
-    <w:p>
-      <w:pPr>
-        <w:spacing w:after="0"/>
-        <w:rPr>
-          <w:b/>
-          <w:bCs/>
-        </w:rPr>
-      </w:pPr>
-      <w:r>
-        <w:rPr>
-          <w:b/>
-          <w:bCs/>
-        </w:rPr>
-        <w:t>push</w:t>
-      </w:r>
-      <w:r>
-        <w:rPr>
-          <w:b/>
-          <w:bCs/>
-        </w:rPr>
-        <w:tab/>
-      </w:r>
-      <w:r>
-        <w:rPr>
-          <w:b/>
-          <w:bCs/>
-        </w:rPr>
-        <w:tab/>
-      </w:r>
-      <w:r>
-        <w:rPr>
-          <w:b/>
-          <w:bCs/>
-        </w:rPr>
-        <w:t>푸시</w:t>
-      </w:r>
-      <w:r>
-        <w:rPr>
-          <w:b/>
-          <w:bCs/>
-        </w:rPr>
-        <w:tab/>
-      </w:r>
-      <w:r>
-        <w:rPr>
-          <w:b/>
-          <w:bCs/>
-        </w:rPr>
-        <w:tab/>
-      </w:r>
-      <w:r>
-        <w:rPr>
-          <w:b/>
-          <w:bCs/>
-        </w:rPr>
-        <w:t>밀어넣다</w:t>
+        <w:t>order</w:t>
+      </w:r>
+      <w:r>
+        <w:rPr>
+          <w:b/>
+          <w:bCs/>
+        </w:rPr>
+        <w:tab/>
+      </w:r>
+      <w:r>
+        <w:rPr>
+          <w:b/>
+          <w:bCs/>
+        </w:rPr>
+        <w:tab/>
+      </w:r>
+      <w:r>
+        <w:rPr>
+          <w:b/>
+          <w:bCs/>
+        </w:rPr>
+        <w:t>오더</w:t>
+      </w:r>
+      <w:r>
+        <w:rPr>
+          <w:b/>
+          <w:bCs/>
+        </w:rPr>
+        <w:tab/>
+      </w:r>
+      <w:r>
+        <w:rPr>
+          <w:b/>
+          <w:bCs/>
+        </w:rPr>
+        <w:tab/>
+      </w:r>
+      <w:r>
+        <w:rPr>
+          <w:b/>
+          <w:bCs/>
+        </w:rPr>
+        <w:t>순서</w:t>
+      </w:r>
+    </w:p>
+    <w:p>
+      <w:pPr>
+        <w:spacing w:after="0"/>
+        <w:rPr>
+          <w:b/>
+          <w:bCs/>
+        </w:rPr>
+      </w:pPr>
+      <w:r>
+        <w:rPr>
+          <w:b/>
+          <w:bCs/>
+        </w:rPr>
+        <w:t>payload</w:t>
+      </w:r>
+      <w:r>
+        <w:rPr>
+          <w:b/>
+          <w:bCs/>
+        </w:rPr>
+        <w:tab/>
+        <w:t>페이로드</w:t>
+      </w:r>
+      <w:r>
+        <w:rPr>
+          <w:b/>
+          <w:bCs/>
+        </w:rPr>
+        <w:tab/>
+        <w:t>탑재 화물</w:t>
+      </w:r>
+    </w:p>
+    <w:p>
+      <w:pPr>
+        <w:spacing w:after="0"/>
+        <w:rPr>
+          <w:b/>
+          <w:bCs/>
+        </w:rPr>
+      </w:pPr>
+      <w:r>
+        <w:rPr>
+          <w:b/>
+          <w:bCs/>
+        </w:rPr>
+        <w:t>primary</w:t>
+      </w:r>
+      <w:r>
+        <w:rPr>
+          <w:b/>
+          <w:bCs/>
+        </w:rPr>
+        <w:tab/>
+        <w:t>프라이머리</w:t>
+      </w:r>
+      <w:r>
+        <w:rPr>
+          <w:b/>
+          <w:bCs/>
+        </w:rPr>
+        <w:tab/>
+        <w:t>주요한</w:t>
+      </w:r>
+    </w:p>
+    <w:p>
+      <w:pPr>
+        <w:spacing w:after="0"/>
+        <w:rPr>
+          <w:b/>
+          <w:bCs/>
+        </w:rPr>
+      </w:pPr>
+      <w:r>
+        <w:rPr>
+          <w:b/>
+          <w:bCs/>
+        </w:rPr>
+        <w:t>publish</w:t>
+      </w:r>
+      <w:r>
+        <w:rPr>
+          <w:b/>
+          <w:bCs/>
+        </w:rPr>
+        <w:tab/>
+      </w:r>
+      <w:r>
+        <w:rPr>
+          <w:b/>
+          <w:bCs/>
+        </w:rPr>
+        <w:tab/>
+      </w:r>
+      <w:r>
+        <w:rPr>
+          <w:b/>
+          <w:bCs/>
+        </w:rPr>
+        <w:t>퍼블리시</w:t>
+      </w:r>
+      <w:r>
+        <w:rPr>
+          <w:b/>
+          <w:bCs/>
+        </w:rPr>
+        <w:tab/>
+        <w:t>출판하다</w:t>
+      </w:r>
+    </w:p>
+    <w:p>
+      <w:pPr>
+        <w:spacing w:after="0"/>
+        <w:rPr>
+          <w:b/>
+          <w:bCs/>
+        </w:rPr>
+      </w:pPr>
+      <w:r>
+        <w:rPr>
+          <w:b/>
+          <w:bCs/>
+        </w:rPr>
+        <w:t>render</w:t>
+      </w:r>
+      <w:r>
+        <w:rPr>
+          <w:b/>
+          <w:bCs/>
+        </w:rPr>
+        <w:tab/>
+      </w:r>
+      <w:r>
+        <w:rPr>
+          <w:b/>
+          <w:bCs/>
+        </w:rPr>
+        <w:tab/>
+      </w:r>
+      <w:r>
+        <w:rPr>
+          <w:b/>
+          <w:bCs/>
+        </w:rPr>
+        <w:t>렌더</w:t>
+      </w:r>
+      <w:r>
+        <w:rPr>
+          <w:b/>
+          <w:bCs/>
+        </w:rPr>
+        <w:tab/>
+      </w:r>
+      <w:r>
+        <w:rPr>
+          <w:b/>
+          <w:bCs/>
+        </w:rPr>
+        <w:tab/>
+      </w:r>
+      <w:r>
+        <w:rPr>
+          <w:b/>
+          <w:bCs/>
+        </w:rPr>
+        <w:t>표현하다</w:t>
       </w:r>
     </w:p>
     <w:p>
@@ -37283,65 +41304,65 @@
           <w:bCs/>
         </w:rPr>
         <w:tab/>
-        <w:t>요청하다</w:t>
-      </w:r>
-    </w:p>
-    <w:p>
-      <w:pPr>
-        <w:spacing w:after="0"/>
-        <w:rPr>
-          <w:b/>
-          <w:bCs/>
-        </w:rPr>
-      </w:pPr>
-      <w:r>
-        <w:rPr>
-          <w:b/>
-          <w:bCs/>
-        </w:rPr>
-        <w:t>route</w:t>
-      </w:r>
-      <w:r>
-        <w:rPr>
-          <w:b/>
-          <w:bCs/>
-        </w:rPr>
-        <w:tab/>
-      </w:r>
-      <w:r>
-        <w:rPr>
-          <w:b/>
-          <w:bCs/>
-        </w:rPr>
-        <w:tab/>
-      </w:r>
-      <w:r>
-        <w:rPr>
-          <w:b/>
-          <w:bCs/>
-        </w:rPr>
-        <w:t>루트</w:t>
-      </w:r>
-      <w:r>
-        <w:rPr>
-          <w:b/>
-          <w:bCs/>
-        </w:rPr>
-        <w:tab/>
-      </w:r>
-      <w:r>
-        <w:rPr>
-          <w:b/>
-          <w:bCs/>
-        </w:rPr>
-        <w:tab/>
-      </w:r>
-      <w:r>
-        <w:rPr>
-          <w:b/>
-          <w:bCs/>
-        </w:rPr>
-        <w:t>경로</w:t>
+        <w:t>요청</w:t>
+      </w:r>
+    </w:p>
+    <w:p>
+      <w:pPr>
+        <w:spacing w:after="0"/>
+        <w:rPr>
+          <w:b/>
+          <w:bCs/>
+        </w:rPr>
+      </w:pPr>
+      <w:r>
+        <w:rPr>
+          <w:b/>
+          <w:bCs/>
+        </w:rPr>
+        <w:t>select</w:t>
+      </w:r>
+      <w:r>
+        <w:rPr>
+          <w:b/>
+          <w:bCs/>
+        </w:rPr>
+        <w:tab/>
+      </w:r>
+      <w:r>
+        <w:rPr>
+          <w:b/>
+          <w:bCs/>
+        </w:rPr>
+        <w:tab/>
+      </w:r>
+      <w:r>
+        <w:rPr>
+          <w:b/>
+          <w:bCs/>
+        </w:rPr>
+        <w:t>셀렉트</w:t>
+      </w:r>
+      <w:r>
+        <w:rPr>
+          <w:b/>
+          <w:bCs/>
+        </w:rPr>
+        <w:tab/>
+      </w:r>
+      <w:r>
+        <w:rPr>
+          <w:b/>
+          <w:bCs/>
+        </w:rPr>
+        <w:tab/>
+      </w:r>
+      <w:r>
+        <w:rPr>
+          <w:b/>
+          <w:bCs/>
+        </w:rPr>
+        <w:t>선택하다</w:t>
       </w:r>
     </w:p>
     <w:p>
@@ -37399,65 +41420,7 @@
           <w:b/>
           <w:bCs/>
         </w:rPr>
-        <w:t>직렬의</w:t>
-      </w:r>
-    </w:p>
-    <w:p>
-      <w:pPr>
-        <w:spacing w:after="0"/>
-        <w:rPr>
-          <w:b/>
-          <w:bCs/>
-        </w:rPr>
-      </w:pPr>
-      <w:r>
-        <w:rPr>
-          <w:b/>
-          <w:bCs/>
-        </w:rPr>
-        <w:t>server</w:t>
-      </w:r>
-      <w:r>
-        <w:rPr>
-          <w:b/>
-          <w:bCs/>
-        </w:rPr>
-        <w:tab/>
-      </w:r>
-      <w:r>
-        <w:rPr>
-          <w:b/>
-          <w:bCs/>
-        </w:rPr>
-        <w:tab/>
-      </w:r>
-      <w:r>
-        <w:rPr>
-          <w:b/>
-          <w:bCs/>
-        </w:rPr>
-        <w:t>서버</w:t>
-      </w:r>
-      <w:r>
-        <w:rPr>
-          <w:b/>
-          <w:bCs/>
-        </w:rPr>
-        <w:tab/>
-      </w:r>
-      <w:r>
-        <w:rPr>
-          <w:b/>
-          <w:bCs/>
-        </w:rPr>
-        <w:tab/>
-      </w:r>
-      <w:r>
-        <w:rPr>
-          <w:b/>
-          <w:bCs/>
-        </w:rPr>
-        <w:t>서버</w:t>
+        <w:t>연속적인</w:t>
       </w:r>
     </w:p>
     <w:p>
@@ -37494,20 +41457,14 @@
           <w:b/>
           <w:bCs/>
         </w:rPr>
-        <w:t>스테이터스</w:t>
-      </w:r>
-      <w:r>
-        <w:rPr>
-          <w:b/>
-          <w:bCs/>
-        </w:rPr>
-        <w:tab/>
-      </w:r>
-      <w:r>
-        <w:rPr>
-          <w:b/>
-          <w:bCs/>
-        </w:rPr>
+        <w:t>스태터스</w:t>
+      </w:r>
+      <w:r>
+        <w:rPr>
+          <w:b/>
+          <w:bCs/>
+        </w:rPr>
+        <w:tab/>
         <w:t>상태</w:t>
       </w:r>
     </w:p>
@@ -37525,23 +41482,31 @@
           <w:bCs/>
         </w:rPr>
         <w:lastRenderedPageBreak/>
-        <w:t>synchronous</w:t>
-      </w:r>
-      <w:r>
-        <w:rPr>
-          <w:b/>
-          <w:bCs/>
-        </w:rPr>
-        <w:tab/>
-        <w:t>싱크로너스</w:t>
-      </w:r>
-      <w:r>
-        <w:rPr>
-          <w:b/>
-          <w:bCs/>
-        </w:rPr>
-        <w:tab/>
-        <w:t>동기식의</w:t>
+        <w:t>subscribe</w:t>
+      </w:r>
+      <w:r>
+        <w:rPr>
+          <w:b/>
+          <w:bCs/>
+        </w:rPr>
+        <w:tab/>
+      </w:r>
+      <w:r>
+        <w:rPr>
+          <w:b/>
+          <w:bCs/>
+          <w:sz w:val="20"/>
+          <w:szCs w:val="22"/>
+        </w:rPr>
+        <w:t>서브스크라이브</w:t>
+      </w:r>
+      <w:r>
+        <w:rPr>
+          <w:b/>
+          <w:bCs/>
+        </w:rPr>
+        <w:tab/>
+        <w:t>구독하다</w:t>
       </w:r>
     </w:p>
     <w:p>
@@ -37580,7 +41545,129 @@
           <w:bCs/>
         </w:rPr>
         <w:tab/>
-        <w:t>양식</w:t>
+      </w:r>
+      <w:r>
+        <w:rPr>
+          <w:b/>
+          <w:bCs/>
+        </w:rPr>
+        <w:t>서식</w:t>
+      </w:r>
+    </w:p>
+    <w:p>
+      <w:pPr>
+        <w:spacing w:after="0"/>
+        <w:rPr>
+          <w:b/>
+          <w:bCs/>
+        </w:rPr>
+      </w:pPr>
+      <w:r>
+        <w:rPr>
+          <w:b/>
+          <w:bCs/>
+        </w:rPr>
+        <w:t>topic</w:t>
+      </w:r>
+      <w:r>
+        <w:rPr>
+          <w:b/>
+          <w:bCs/>
+        </w:rPr>
+        <w:tab/>
+      </w:r>
+      <w:r>
+        <w:rPr>
+          <w:b/>
+          <w:bCs/>
+        </w:rPr>
+        <w:tab/>
+      </w:r>
+      <w:r>
+        <w:rPr>
+          <w:b/>
+          <w:bCs/>
+        </w:rPr>
+        <w:t>토픽</w:t>
+      </w:r>
+      <w:r>
+        <w:rPr>
+          <w:b/>
+          <w:bCs/>
+        </w:rPr>
+        <w:tab/>
+      </w:r>
+      <w:r>
+        <w:rPr>
+          <w:b/>
+          <w:bCs/>
+        </w:rPr>
+        <w:tab/>
+      </w:r>
+      <w:r>
+        <w:rPr>
+          <w:b/>
+          <w:bCs/>
+        </w:rPr>
+        <w:t>주제</w:t>
+      </w:r>
+    </w:p>
+    <w:p>
+      <w:pPr>
+        <w:spacing w:after="0"/>
+        <w:rPr>
+          <w:b/>
+          <w:bCs/>
+        </w:rPr>
+      </w:pPr>
+      <w:r>
+        <w:rPr>
+          <w:b/>
+          <w:bCs/>
+        </w:rPr>
+        <w:t>while</w:t>
+      </w:r>
+      <w:r>
+        <w:rPr>
+          <w:b/>
+          <w:bCs/>
+        </w:rPr>
+        <w:tab/>
+      </w:r>
+      <w:r>
+        <w:rPr>
+          <w:b/>
+          <w:bCs/>
+        </w:rPr>
+        <w:tab/>
+      </w:r>
+      <w:r>
+        <w:rPr>
+          <w:b/>
+          <w:bCs/>
+        </w:rPr>
+        <w:t>와일</w:t>
+      </w:r>
+      <w:r>
+        <w:rPr>
+          <w:b/>
+          <w:bCs/>
+        </w:rPr>
+        <w:tab/>
+      </w:r>
+      <w:r>
+        <w:rPr>
+          <w:b/>
+          <w:bCs/>
+        </w:rPr>
+        <w:tab/>
+      </w:r>
+      <w:r>
+        <w:rPr>
+          <w:b/>
+          <w:bCs/>
+        </w:rPr>
+        <w:t>~하는 동안</w:t>
       </w:r>
     </w:p>
     <w:p>
@@ -37597,23 +41684,43 @@
           <w:b/>
           <w:bCs/>
         </w:rPr>
-        <w:t>universal</w:t>
-      </w:r>
-      <w:r>
-        <w:rPr>
-          <w:b/>
-          <w:bCs/>
-        </w:rPr>
-        <w:tab/>
-        <w:t>유니버설</w:t>
-      </w:r>
-      <w:r>
-        <w:rPr>
-          <w:b/>
-          <w:bCs/>
-        </w:rPr>
-        <w:tab/>
-        <w:t>일반적인</w:t>
+        <w:t>yield</w:t>
+      </w:r>
+      <w:r>
+        <w:rPr>
+          <w:b/>
+          <w:bCs/>
+        </w:rPr>
+        <w:tab/>
+      </w:r>
+      <w:r>
+        <w:rPr>
+          <w:b/>
+          <w:bCs/>
+        </w:rPr>
+        <w:tab/>
+      </w:r>
+      <w:r>
+        <w:rPr>
+          <w:b/>
+          <w:bCs/>
+        </w:rPr>
+        <w:t>일드</w:t>
+      </w:r>
+      <w:r>
+        <w:rPr>
+          <w:b/>
+          <w:bCs/>
+        </w:rPr>
+        <w:tab/>
+      </w:r>
+      <w:r>
+        <w:rPr>
+          <w:b/>
+          <w:bCs/>
+        </w:rPr>
+        <w:tab/>
+        <w:t>생산하다</w:t>
       </w:r>
     </w:p>
     <w:sectPr>
@@ -38076,7 +42183,7 @@
   <w:style w:type="paragraph" w:default="1" w:styleId="a">
     <w:name w:val="Normal"/>
     <w:qFormat/>
-    <w:rsid w:val="00DB7AFE"/>
+    <w:rsid w:val="004D6F9F"/>
     <w:pPr>
       <w:widowControl w:val="0"/>
       <w:wordWrap w:val="0"/>

--- a/IoT/IoT 단어.docx
+++ b/IoT/IoT 단어.docx
@@ -36236,7 +36236,6 @@
         </w:pBdr>
         <w:spacing w:after="0"/>
         <w:rPr>
-          <w:rFonts w:hint="eastAsia"/>
           <w:b/>
           <w:bCs/>
         </w:rPr>
@@ -37580,7 +37579,6 @@
         </w:pBdr>
         <w:spacing w:after="0"/>
         <w:rPr>
-          <w:rFonts w:hint="eastAsia"/>
           <w:b/>
           <w:bCs/>
         </w:rPr>
@@ -37628,7 +37626,7 @@
           <w:sz w:val="24"/>
           <w:szCs w:val="28"/>
         </w:rPr>
-        <w:t>1</w:t>
+        <w:t>12</w:t>
       </w:r>
       <w:r>
         <w:rPr>
@@ -37639,8 +37637,2154 @@
           <w:sz w:val="24"/>
           <w:szCs w:val="28"/>
         </w:rPr>
-        <w:t>2</w:t>
-      </w:r>
+        <w:t>주차</w:t>
+      </w:r>
+    </w:p>
+    <w:bookmarkEnd w:id="0"/>
+    <w:p>
+      <w:pPr>
+        <w:spacing w:after="0"/>
+        <w:rPr>
+          <w:b/>
+          <w:bCs/>
+        </w:rPr>
+      </w:pPr>
+      <w:r>
+        <w:rPr>
+          <w:b/>
+          <w:bCs/>
+        </w:rPr>
+        <w:t>allow</w:t>
+      </w:r>
+      <w:r>
+        <w:rPr>
+          <w:b/>
+          <w:bCs/>
+        </w:rPr>
+        <w:tab/>
+      </w:r>
+      <w:r>
+        <w:rPr>
+          <w:b/>
+          <w:bCs/>
+        </w:rPr>
+        <w:tab/>
+      </w:r>
+      <w:r>
+        <w:rPr>
+          <w:b/>
+          <w:bCs/>
+        </w:rPr>
+        <w:t>얼라우</w:t>
+      </w:r>
+      <w:r>
+        <w:rPr>
+          <w:b/>
+          <w:bCs/>
+        </w:rPr>
+        <w:tab/>
+      </w:r>
+      <w:r>
+        <w:rPr>
+          <w:b/>
+          <w:bCs/>
+        </w:rPr>
+        <w:tab/>
+      </w:r>
+      <w:r>
+        <w:rPr>
+          <w:b/>
+          <w:bCs/>
+        </w:rPr>
+        <w:t>허용하다</w:t>
+      </w:r>
+    </w:p>
+    <w:p>
+      <w:pPr>
+        <w:spacing w:after="0"/>
+        <w:rPr>
+          <w:b/>
+          <w:bCs/>
+        </w:rPr>
+      </w:pPr>
+      <w:r>
+        <w:rPr>
+          <w:b/>
+          <w:bCs/>
+        </w:rPr>
+        <w:t>anonymous</w:t>
+      </w:r>
+      <w:r>
+        <w:rPr>
+          <w:b/>
+          <w:bCs/>
+        </w:rPr>
+        <w:tab/>
+        <w:t>어노니머스</w:t>
+      </w:r>
+      <w:r>
+        <w:rPr>
+          <w:b/>
+          <w:bCs/>
+        </w:rPr>
+        <w:tab/>
+        <w:t>익명</w:t>
+      </w:r>
+    </w:p>
+    <w:p>
+      <w:pPr>
+        <w:spacing w:after="0"/>
+        <w:rPr>
+          <w:b/>
+          <w:bCs/>
+        </w:rPr>
+      </w:pPr>
+      <w:r>
+        <w:rPr>
+          <w:b/>
+          <w:bCs/>
+        </w:rPr>
+        <w:t>arrive</w:t>
+      </w:r>
+      <w:r>
+        <w:rPr>
+          <w:b/>
+          <w:bCs/>
+        </w:rPr>
+        <w:tab/>
+      </w:r>
+      <w:r>
+        <w:rPr>
+          <w:b/>
+          <w:bCs/>
+        </w:rPr>
+        <w:tab/>
+      </w:r>
+      <w:r>
+        <w:rPr>
+          <w:b/>
+          <w:bCs/>
+        </w:rPr>
+        <w:t>어라이브</w:t>
+      </w:r>
+      <w:r>
+        <w:rPr>
+          <w:b/>
+          <w:bCs/>
+        </w:rPr>
+        <w:tab/>
+        <w:t>도착하다</w:t>
+      </w:r>
+    </w:p>
+    <w:p>
+      <w:pPr>
+        <w:spacing w:after="0"/>
+        <w:rPr>
+          <w:b/>
+          <w:bCs/>
+        </w:rPr>
+      </w:pPr>
+      <w:r>
+        <w:rPr>
+          <w:b/>
+          <w:bCs/>
+        </w:rPr>
+        <w:t>bind</w:t>
+      </w:r>
+      <w:r>
+        <w:rPr>
+          <w:b/>
+          <w:bCs/>
+        </w:rPr>
+        <w:tab/>
+      </w:r>
+      <w:r>
+        <w:rPr>
+          <w:b/>
+          <w:bCs/>
+        </w:rPr>
+        <w:tab/>
+      </w:r>
+      <w:r>
+        <w:rPr>
+          <w:b/>
+          <w:bCs/>
+        </w:rPr>
+        <w:t>바인드</w:t>
+      </w:r>
+      <w:r>
+        <w:rPr>
+          <w:b/>
+          <w:bCs/>
+        </w:rPr>
+        <w:tab/>
+      </w:r>
+      <w:r>
+        <w:rPr>
+          <w:b/>
+          <w:bCs/>
+        </w:rPr>
+        <w:tab/>
+      </w:r>
+      <w:r>
+        <w:rPr>
+          <w:b/>
+          <w:bCs/>
+        </w:rPr>
+        <w:t>묶다</w:t>
+      </w:r>
+    </w:p>
+    <w:p>
+      <w:pPr>
+        <w:spacing w:after="0"/>
+        <w:rPr>
+          <w:b/>
+          <w:bCs/>
+        </w:rPr>
+      </w:pPr>
+      <w:r>
+        <w:rPr>
+          <w:b/>
+          <w:bCs/>
+        </w:rPr>
+        <w:t>break</w:t>
+      </w:r>
+      <w:r>
+        <w:rPr>
+          <w:b/>
+          <w:bCs/>
+        </w:rPr>
+        <w:tab/>
+      </w:r>
+      <w:r>
+        <w:rPr>
+          <w:b/>
+          <w:bCs/>
+        </w:rPr>
+        <w:tab/>
+      </w:r>
+      <w:r>
+        <w:rPr>
+          <w:b/>
+          <w:bCs/>
+        </w:rPr>
+        <w:t>브레이크</w:t>
+      </w:r>
+      <w:r>
+        <w:rPr>
+          <w:b/>
+          <w:bCs/>
+        </w:rPr>
+        <w:tab/>
+        <w:t>깨다</w:t>
+      </w:r>
+    </w:p>
+    <w:p>
+      <w:pPr>
+        <w:spacing w:after="0"/>
+        <w:rPr>
+          <w:b/>
+          <w:bCs/>
+        </w:rPr>
+      </w:pPr>
+      <w:r>
+        <w:rPr>
+          <w:b/>
+          <w:bCs/>
+        </w:rPr>
+        <w:t>broker</w:t>
+      </w:r>
+      <w:r>
+        <w:rPr>
+          <w:b/>
+          <w:bCs/>
+        </w:rPr>
+        <w:tab/>
+      </w:r>
+      <w:r>
+        <w:rPr>
+          <w:b/>
+          <w:bCs/>
+        </w:rPr>
+        <w:tab/>
+      </w:r>
+      <w:r>
+        <w:rPr>
+          <w:b/>
+          <w:bCs/>
+        </w:rPr>
+        <w:t>브로커</w:t>
+      </w:r>
+      <w:r>
+        <w:rPr>
+          <w:b/>
+          <w:bCs/>
+        </w:rPr>
+        <w:tab/>
+      </w:r>
+      <w:r>
+        <w:rPr>
+          <w:b/>
+          <w:bCs/>
+        </w:rPr>
+        <w:tab/>
+      </w:r>
+      <w:r>
+        <w:rPr>
+          <w:b/>
+          <w:bCs/>
+        </w:rPr>
+        <w:t>중개인</w:t>
+      </w:r>
+    </w:p>
+    <w:p>
+      <w:pPr>
+        <w:spacing w:after="0"/>
+        <w:rPr>
+          <w:b/>
+          <w:bCs/>
+        </w:rPr>
+      </w:pPr>
+      <w:r>
+        <w:rPr>
+          <w:b/>
+          <w:bCs/>
+        </w:rPr>
+        <w:t>callback</w:t>
+      </w:r>
+      <w:r>
+        <w:rPr>
+          <w:b/>
+          <w:bCs/>
+        </w:rPr>
+        <w:tab/>
+        <w:t>콜백</w:t>
+      </w:r>
+      <w:r>
+        <w:rPr>
+          <w:b/>
+          <w:bCs/>
+        </w:rPr>
+        <w:tab/>
+      </w:r>
+      <w:r>
+        <w:rPr>
+          <w:b/>
+          <w:bCs/>
+        </w:rPr>
+        <w:tab/>
+      </w:r>
+      <w:r>
+        <w:rPr>
+          <w:b/>
+          <w:bCs/>
+        </w:rPr>
+        <w:t>콜백</w:t>
+      </w:r>
+    </w:p>
+    <w:p>
+      <w:pPr>
+        <w:spacing w:after="0"/>
+        <w:rPr>
+          <w:b/>
+          <w:bCs/>
+        </w:rPr>
+      </w:pPr>
+      <w:r>
+        <w:rPr>
+          <w:b/>
+          <w:bCs/>
+        </w:rPr>
+        <w:t>client</w:t>
+      </w:r>
+      <w:r>
+        <w:rPr>
+          <w:b/>
+          <w:bCs/>
+        </w:rPr>
+        <w:tab/>
+      </w:r>
+      <w:r>
+        <w:rPr>
+          <w:b/>
+          <w:bCs/>
+        </w:rPr>
+        <w:tab/>
+      </w:r>
+      <w:r>
+        <w:rPr>
+          <w:b/>
+          <w:bCs/>
+        </w:rPr>
+        <w:t>클라이언트</w:t>
+      </w:r>
+      <w:r>
+        <w:rPr>
+          <w:b/>
+          <w:bCs/>
+        </w:rPr>
+        <w:tab/>
+        <w:t>고객</w:t>
+      </w:r>
+    </w:p>
+    <w:p>
+      <w:pPr>
+        <w:spacing w:after="0"/>
+        <w:rPr>
+          <w:b/>
+          <w:bCs/>
+        </w:rPr>
+      </w:pPr>
+      <w:r>
+        <w:rPr>
+          <w:b/>
+          <w:bCs/>
+        </w:rPr>
+        <w:t>connection</w:t>
+      </w:r>
+      <w:r>
+        <w:rPr>
+          <w:b/>
+          <w:bCs/>
+        </w:rPr>
+        <w:tab/>
+        <w:t>커넥션</w:t>
+      </w:r>
+      <w:r>
+        <w:rPr>
+          <w:b/>
+          <w:bCs/>
+        </w:rPr>
+        <w:tab/>
+      </w:r>
+      <w:r>
+        <w:rPr>
+          <w:b/>
+          <w:bCs/>
+        </w:rPr>
+        <w:tab/>
+      </w:r>
+      <w:r>
+        <w:rPr>
+          <w:b/>
+          <w:bCs/>
+        </w:rPr>
+        <w:t>연결</w:t>
+      </w:r>
+    </w:p>
+    <w:p>
+      <w:pPr>
+        <w:spacing w:after="0"/>
+        <w:rPr>
+          <w:b/>
+          <w:bCs/>
+        </w:rPr>
+      </w:pPr>
+      <w:r>
+        <w:rPr>
+          <w:b/>
+          <w:bCs/>
+        </w:rPr>
+        <w:t>console</w:t>
+      </w:r>
+      <w:r>
+        <w:rPr>
+          <w:b/>
+          <w:bCs/>
+        </w:rPr>
+        <w:tab/>
+      </w:r>
+      <w:r>
+        <w:rPr>
+          <w:b/>
+          <w:bCs/>
+        </w:rPr>
+        <w:tab/>
+      </w:r>
+      <w:r>
+        <w:rPr>
+          <w:b/>
+          <w:bCs/>
+        </w:rPr>
+        <w:t>콘솔</w:t>
+      </w:r>
+      <w:r>
+        <w:rPr>
+          <w:b/>
+          <w:bCs/>
+        </w:rPr>
+        <w:tab/>
+      </w:r>
+      <w:r>
+        <w:rPr>
+          <w:b/>
+          <w:bCs/>
+        </w:rPr>
+        <w:tab/>
+      </w:r>
+      <w:r>
+        <w:rPr>
+          <w:b/>
+          <w:bCs/>
+        </w:rPr>
+        <w:t>제어대</w:t>
+      </w:r>
+    </w:p>
+    <w:p>
+      <w:pPr>
+        <w:spacing w:after="0"/>
+        <w:rPr>
+          <w:b/>
+          <w:bCs/>
+        </w:rPr>
+      </w:pPr>
+      <w:r>
+        <w:rPr>
+          <w:b/>
+          <w:bCs/>
+        </w:rPr>
+        <w:t>current</w:t>
+      </w:r>
+      <w:r>
+        <w:rPr>
+          <w:b/>
+          <w:bCs/>
+        </w:rPr>
+        <w:tab/>
+      </w:r>
+      <w:r>
+        <w:rPr>
+          <w:b/>
+          <w:bCs/>
+        </w:rPr>
+        <w:tab/>
+      </w:r>
+      <w:r>
+        <w:rPr>
+          <w:b/>
+          <w:bCs/>
+        </w:rPr>
+        <w:t>커런트</w:t>
+      </w:r>
+      <w:r>
+        <w:rPr>
+          <w:b/>
+          <w:bCs/>
+        </w:rPr>
+        <w:tab/>
+      </w:r>
+      <w:r>
+        <w:rPr>
+          <w:b/>
+          <w:bCs/>
+        </w:rPr>
+        <w:tab/>
+      </w:r>
+      <w:r>
+        <w:rPr>
+          <w:b/>
+          <w:bCs/>
+        </w:rPr>
+        <w:t>현재의</w:t>
+      </w:r>
+    </w:p>
+    <w:p>
+      <w:pPr>
+        <w:spacing w:after="0"/>
+        <w:rPr>
+          <w:b/>
+          <w:bCs/>
+        </w:rPr>
+      </w:pPr>
+      <w:r>
+        <w:rPr>
+          <w:b/>
+          <w:bCs/>
+        </w:rPr>
+        <w:t>define</w:t>
+      </w:r>
+      <w:r>
+        <w:rPr>
+          <w:b/>
+          <w:bCs/>
+        </w:rPr>
+        <w:tab/>
+      </w:r>
+      <w:r>
+        <w:rPr>
+          <w:b/>
+          <w:bCs/>
+        </w:rPr>
+        <w:tab/>
+      </w:r>
+      <w:r>
+        <w:rPr>
+          <w:b/>
+          <w:bCs/>
+        </w:rPr>
+        <w:t>디파인</w:t>
+      </w:r>
+      <w:r>
+        <w:rPr>
+          <w:b/>
+          <w:bCs/>
+        </w:rPr>
+        <w:tab/>
+      </w:r>
+      <w:r>
+        <w:rPr>
+          <w:b/>
+          <w:bCs/>
+        </w:rPr>
+        <w:tab/>
+      </w:r>
+      <w:r>
+        <w:rPr>
+          <w:b/>
+          <w:bCs/>
+        </w:rPr>
+        <w:t>정의하다</w:t>
+      </w:r>
+    </w:p>
+    <w:p>
+      <w:pPr>
+        <w:spacing w:after="0"/>
+        <w:rPr>
+          <w:b/>
+          <w:bCs/>
+        </w:rPr>
+      </w:pPr>
+      <w:r>
+        <w:rPr>
+          <w:b/>
+          <w:bCs/>
+        </w:rPr>
+        <w:t>document</w:t>
+      </w:r>
+      <w:r>
+        <w:rPr>
+          <w:b/>
+          <w:bCs/>
+        </w:rPr>
+        <w:tab/>
+        <w:t>도큐먼트</w:t>
+      </w:r>
+      <w:r>
+        <w:rPr>
+          <w:b/>
+          <w:bCs/>
+        </w:rPr>
+        <w:tab/>
+        <w:t>문서</w:t>
+      </w:r>
+    </w:p>
+    <w:p>
+      <w:pPr>
+        <w:spacing w:after="0"/>
+        <w:rPr>
+          <w:b/>
+          <w:bCs/>
+        </w:rPr>
+      </w:pPr>
+      <w:r>
+        <w:rPr>
+          <w:b/>
+          <w:bCs/>
+        </w:rPr>
+        <w:t>element</w:t>
+      </w:r>
+      <w:r>
+        <w:rPr>
+          <w:b/>
+          <w:bCs/>
+        </w:rPr>
+        <w:tab/>
+        <w:t>엘리먼트</w:t>
+      </w:r>
+      <w:r>
+        <w:rPr>
+          <w:b/>
+          <w:bCs/>
+        </w:rPr>
+        <w:tab/>
+        <w:t>요소</w:t>
+      </w:r>
+    </w:p>
+    <w:p>
+      <w:pPr>
+        <w:spacing w:after="0"/>
+        <w:rPr>
+          <w:b/>
+          <w:bCs/>
+        </w:rPr>
+      </w:pPr>
+      <w:r>
+        <w:rPr>
+          <w:b/>
+          <w:bCs/>
+        </w:rPr>
+        <w:t>forever</w:t>
+      </w:r>
+      <w:r>
+        <w:rPr>
+          <w:b/>
+          <w:bCs/>
+        </w:rPr>
+        <w:tab/>
+      </w:r>
+      <w:r>
+        <w:rPr>
+          <w:b/>
+          <w:bCs/>
+        </w:rPr>
+        <w:tab/>
+      </w:r>
+      <w:r>
+        <w:rPr>
+          <w:b/>
+          <w:bCs/>
+        </w:rPr>
+        <w:t>포에버</w:t>
+      </w:r>
+      <w:r>
+        <w:rPr>
+          <w:b/>
+          <w:bCs/>
+        </w:rPr>
+        <w:tab/>
+      </w:r>
+      <w:r>
+        <w:rPr>
+          <w:b/>
+          <w:bCs/>
+        </w:rPr>
+        <w:tab/>
+      </w:r>
+      <w:r>
+        <w:rPr>
+          <w:b/>
+          <w:bCs/>
+        </w:rPr>
+        <w:t>영원히</w:t>
+      </w:r>
+    </w:p>
+    <w:p>
+      <w:pPr>
+        <w:spacing w:after="0"/>
+        <w:rPr>
+          <w:b/>
+          <w:bCs/>
+        </w:rPr>
+      </w:pPr>
+      <w:r>
+        <w:rPr>
+          <w:b/>
+          <w:bCs/>
+        </w:rPr>
+        <w:t>global</w:t>
+      </w:r>
+      <w:r>
+        <w:rPr>
+          <w:b/>
+          <w:bCs/>
+        </w:rPr>
+        <w:tab/>
+      </w:r>
+      <w:r>
+        <w:rPr>
+          <w:b/>
+          <w:bCs/>
+        </w:rPr>
+        <w:tab/>
+      </w:r>
+      <w:r>
+        <w:rPr>
+          <w:b/>
+          <w:bCs/>
+        </w:rPr>
+        <w:t>글로벌</w:t>
+      </w:r>
+      <w:r>
+        <w:rPr>
+          <w:b/>
+          <w:bCs/>
+        </w:rPr>
+        <w:tab/>
+      </w:r>
+      <w:r>
+        <w:rPr>
+          <w:b/>
+          <w:bCs/>
+        </w:rPr>
+        <w:tab/>
+      </w:r>
+      <w:r>
+        <w:rPr>
+          <w:b/>
+          <w:bCs/>
+        </w:rPr>
+        <w:t>전역의</w:t>
+      </w:r>
+    </w:p>
+    <w:p>
+      <w:pPr>
+        <w:spacing w:after="0"/>
+        <w:rPr>
+          <w:b/>
+          <w:bCs/>
+        </w:rPr>
+      </w:pPr>
+      <w:r>
+        <w:rPr>
+          <w:b/>
+          <w:bCs/>
+        </w:rPr>
+        <w:t>import</w:t>
+      </w:r>
+      <w:r>
+        <w:rPr>
+          <w:b/>
+          <w:bCs/>
+        </w:rPr>
+        <w:tab/>
+      </w:r>
+      <w:r>
+        <w:rPr>
+          <w:b/>
+          <w:bCs/>
+        </w:rPr>
+        <w:tab/>
+      </w:r>
+      <w:r>
+        <w:rPr>
+          <w:b/>
+          <w:bCs/>
+        </w:rPr>
+        <w:t>임포트</w:t>
+      </w:r>
+      <w:r>
+        <w:rPr>
+          <w:b/>
+          <w:bCs/>
+        </w:rPr>
+        <w:tab/>
+      </w:r>
+      <w:r>
+        <w:rPr>
+          <w:b/>
+          <w:bCs/>
+        </w:rPr>
+        <w:tab/>
+      </w:r>
+      <w:r>
+        <w:rPr>
+          <w:b/>
+          <w:bCs/>
+        </w:rPr>
+        <w:t>수입하다</w:t>
+      </w:r>
+    </w:p>
+    <w:p>
+      <w:pPr>
+        <w:spacing w:after="0"/>
+        <w:rPr>
+          <w:b/>
+          <w:bCs/>
+        </w:rPr>
+      </w:pPr>
+      <w:r>
+        <w:rPr>
+          <w:b/>
+          <w:bCs/>
+        </w:rPr>
+        <w:t>include</w:t>
+      </w:r>
+      <w:r>
+        <w:rPr>
+          <w:b/>
+          <w:bCs/>
+        </w:rPr>
+        <w:tab/>
+      </w:r>
+      <w:r>
+        <w:rPr>
+          <w:b/>
+          <w:bCs/>
+        </w:rPr>
+        <w:tab/>
+      </w:r>
+      <w:r>
+        <w:rPr>
+          <w:b/>
+          <w:bCs/>
+        </w:rPr>
+        <w:t>인클루드</w:t>
+      </w:r>
+      <w:r>
+        <w:rPr>
+          <w:b/>
+          <w:bCs/>
+        </w:rPr>
+        <w:tab/>
+        <w:t>포함하다</w:t>
+      </w:r>
+    </w:p>
+    <w:p>
+      <w:pPr>
+        <w:spacing w:after="0"/>
+        <w:rPr>
+          <w:b/>
+          <w:bCs/>
+        </w:rPr>
+      </w:pPr>
+      <w:r>
+        <w:rPr>
+          <w:b/>
+          <w:bCs/>
+        </w:rPr>
+        <w:t>inner-</w:t>
+      </w:r>
+      <w:r>
+        <w:rPr>
+          <w:b/>
+          <w:bCs/>
+        </w:rPr>
+        <w:tab/>
+      </w:r>
+      <w:r>
+        <w:rPr>
+          <w:b/>
+          <w:bCs/>
+        </w:rPr>
+        <w:tab/>
+      </w:r>
+      <w:r>
+        <w:rPr>
+          <w:b/>
+          <w:bCs/>
+        </w:rPr>
+        <w:t>이너</w:t>
+      </w:r>
+      <w:r>
+        <w:rPr>
+          <w:b/>
+          <w:bCs/>
+        </w:rPr>
+        <w:tab/>
+      </w:r>
+      <w:r>
+        <w:rPr>
+          <w:b/>
+          <w:bCs/>
+        </w:rPr>
+        <w:tab/>
+      </w:r>
+      <w:r>
+        <w:rPr>
+          <w:b/>
+          <w:bCs/>
+        </w:rPr>
+        <w:t>내부의</w:t>
+      </w:r>
+    </w:p>
+    <w:p>
+      <w:pPr>
+        <w:spacing w:after="0"/>
+        <w:rPr>
+          <w:b/>
+          <w:bCs/>
+        </w:rPr>
+      </w:pPr>
+      <w:r>
+        <w:rPr>
+          <w:b/>
+          <w:bCs/>
+        </w:rPr>
+        <w:t>interval</w:t>
+      </w:r>
+      <w:r>
+        <w:rPr>
+          <w:b/>
+          <w:bCs/>
+        </w:rPr>
+        <w:tab/>
+      </w:r>
+      <w:r>
+        <w:rPr>
+          <w:b/>
+          <w:bCs/>
+        </w:rPr>
+        <w:tab/>
+      </w:r>
+      <w:r>
+        <w:rPr>
+          <w:b/>
+          <w:bCs/>
+        </w:rPr>
+        <w:t>인터벌</w:t>
+      </w:r>
+      <w:r>
+        <w:rPr>
+          <w:b/>
+          <w:bCs/>
+        </w:rPr>
+        <w:tab/>
+      </w:r>
+      <w:r>
+        <w:rPr>
+          <w:b/>
+          <w:bCs/>
+        </w:rPr>
+        <w:tab/>
+      </w:r>
+      <w:r>
+        <w:rPr>
+          <w:b/>
+          <w:bCs/>
+        </w:rPr>
+        <w:t>간격</w:t>
+      </w:r>
+    </w:p>
+    <w:p>
+      <w:pPr>
+        <w:spacing w:after="0"/>
+        <w:rPr>
+          <w:b/>
+          <w:bCs/>
+        </w:rPr>
+      </w:pPr>
+      <w:r>
+        <w:rPr>
+          <w:b/>
+          <w:bCs/>
+        </w:rPr>
+        <w:t>listener</w:t>
+      </w:r>
+      <w:r>
+        <w:rPr>
+          <w:b/>
+          <w:bCs/>
+        </w:rPr>
+        <w:tab/>
+      </w:r>
+      <w:r>
+        <w:rPr>
+          <w:b/>
+          <w:bCs/>
+        </w:rPr>
+        <w:tab/>
+      </w:r>
+      <w:r>
+        <w:rPr>
+          <w:b/>
+          <w:bCs/>
+        </w:rPr>
+        <w:t>리스너</w:t>
+      </w:r>
+      <w:r>
+        <w:rPr>
+          <w:b/>
+          <w:bCs/>
+        </w:rPr>
+        <w:tab/>
+      </w:r>
+      <w:r>
+        <w:rPr>
+          <w:b/>
+          <w:bCs/>
+        </w:rPr>
+        <w:tab/>
+      </w:r>
+      <w:r>
+        <w:rPr>
+          <w:b/>
+          <w:bCs/>
+        </w:rPr>
+        <w:t>청취자</w:t>
+      </w:r>
+    </w:p>
+    <w:p>
+      <w:pPr>
+        <w:spacing w:after="0"/>
+        <w:rPr>
+          <w:b/>
+          <w:bCs/>
+        </w:rPr>
+      </w:pPr>
+      <w:r>
+        <w:rPr>
+          <w:b/>
+          <w:bCs/>
+        </w:rPr>
+        <w:t>local</w:t>
+      </w:r>
+      <w:r>
+        <w:rPr>
+          <w:b/>
+          <w:bCs/>
+        </w:rPr>
+        <w:tab/>
+      </w:r>
+      <w:r>
+        <w:rPr>
+          <w:b/>
+          <w:bCs/>
+        </w:rPr>
+        <w:tab/>
+      </w:r>
+      <w:r>
+        <w:rPr>
+          <w:b/>
+          <w:bCs/>
+        </w:rPr>
+        <w:t>로컬</w:t>
+      </w:r>
+      <w:r>
+        <w:rPr>
+          <w:b/>
+          <w:bCs/>
+        </w:rPr>
+        <w:tab/>
+      </w:r>
+      <w:r>
+        <w:rPr>
+          <w:b/>
+          <w:bCs/>
+        </w:rPr>
+        <w:tab/>
+      </w:r>
+      <w:r>
+        <w:rPr>
+          <w:b/>
+          <w:bCs/>
+        </w:rPr>
+        <w:t>지역의</w:t>
+      </w:r>
+    </w:p>
+    <w:p>
+      <w:pPr>
+        <w:spacing w:after="0"/>
+        <w:rPr>
+          <w:b/>
+          <w:bCs/>
+        </w:rPr>
+      </w:pPr>
+      <w:r>
+        <w:rPr>
+          <w:b/>
+          <w:bCs/>
+        </w:rPr>
+        <w:t>location</w:t>
+      </w:r>
+      <w:r>
+        <w:rPr>
+          <w:b/>
+          <w:bCs/>
+        </w:rPr>
+        <w:tab/>
+        <w:t>로케이션</w:t>
+      </w:r>
+      <w:r>
+        <w:rPr>
+          <w:b/>
+          <w:bCs/>
+        </w:rPr>
+        <w:tab/>
+        <w:t>위치</w:t>
+      </w:r>
+    </w:p>
+    <w:p>
+      <w:pPr>
+        <w:spacing w:after="0"/>
+        <w:rPr>
+          <w:b/>
+          <w:bCs/>
+        </w:rPr>
+      </w:pPr>
+      <w:r>
+        <w:rPr>
+          <w:b/>
+          <w:bCs/>
+        </w:rPr>
+        <w:t>package</w:t>
+      </w:r>
+      <w:r>
+        <w:rPr>
+          <w:b/>
+          <w:bCs/>
+        </w:rPr>
+        <w:tab/>
+        <w:t>패키지</w:t>
+      </w:r>
+      <w:r>
+        <w:rPr>
+          <w:b/>
+          <w:bCs/>
+        </w:rPr>
+        <w:tab/>
+      </w:r>
+      <w:r>
+        <w:rPr>
+          <w:b/>
+          <w:bCs/>
+        </w:rPr>
+        <w:tab/>
+      </w:r>
+      <w:r>
+        <w:rPr>
+          <w:b/>
+          <w:bCs/>
+        </w:rPr>
+        <w:t>꾸러미</w:t>
+      </w:r>
+    </w:p>
+    <w:p>
+      <w:pPr>
+        <w:spacing w:after="0"/>
+        <w:rPr>
+          <w:b/>
+          <w:bCs/>
+        </w:rPr>
+      </w:pPr>
+      <w:r>
+        <w:rPr>
+          <w:b/>
+          <w:bCs/>
+        </w:rPr>
+        <w:t>persistance</w:t>
+      </w:r>
+      <w:r>
+        <w:rPr>
+          <w:b/>
+          <w:bCs/>
+        </w:rPr>
+        <w:tab/>
+        <w:t>퍼시스턴스</w:t>
+      </w:r>
+      <w:r>
+        <w:rPr>
+          <w:b/>
+          <w:bCs/>
+        </w:rPr>
+        <w:tab/>
+        <w:t>지속성</w:t>
+      </w:r>
+    </w:p>
+    <w:p>
+      <w:pPr>
+        <w:spacing w:after="0"/>
+        <w:rPr>
+          <w:b/>
+          <w:bCs/>
+        </w:rPr>
+      </w:pPr>
+      <w:r>
+        <w:rPr>
+          <w:b/>
+          <w:bCs/>
+        </w:rPr>
+        <w:t>poll</w:t>
+      </w:r>
+      <w:r>
+        <w:rPr>
+          <w:b/>
+          <w:bCs/>
+        </w:rPr>
+        <w:tab/>
+      </w:r>
+      <w:r>
+        <w:rPr>
+          <w:b/>
+          <w:bCs/>
+        </w:rPr>
+        <w:tab/>
+      </w:r>
+      <w:r>
+        <w:rPr>
+          <w:b/>
+          <w:bCs/>
+        </w:rPr>
+        <w:t>폴</w:t>
+      </w:r>
+      <w:r>
+        <w:rPr>
+          <w:b/>
+          <w:bCs/>
+        </w:rPr>
+        <w:tab/>
+      </w:r>
+      <w:r>
+        <w:rPr>
+          <w:b/>
+          <w:bCs/>
+        </w:rPr>
+        <w:tab/>
+      </w:r>
+      <w:r>
+        <w:rPr>
+          <w:b/>
+          <w:bCs/>
+        </w:rPr>
+        <w:t>여론조사</w:t>
+      </w:r>
+    </w:p>
+    <w:p>
+      <w:pPr>
+        <w:spacing w:after="0"/>
+        <w:rPr>
+          <w:b/>
+          <w:bCs/>
+        </w:rPr>
+      </w:pPr>
+      <w:r>
+        <w:rPr>
+          <w:b/>
+          <w:bCs/>
+        </w:rPr>
+        <w:t>property</w:t>
+      </w:r>
+      <w:r>
+        <w:rPr>
+          <w:b/>
+          <w:bCs/>
+        </w:rPr>
+        <w:tab/>
+        <w:t>프로퍼티</w:t>
+      </w:r>
+      <w:r>
+        <w:rPr>
+          <w:b/>
+          <w:bCs/>
+        </w:rPr>
+        <w:tab/>
+        <w:t>속성</w:t>
+      </w:r>
+    </w:p>
+    <w:p>
+      <w:pPr>
+        <w:spacing w:after="0"/>
+        <w:rPr>
+          <w:b/>
+          <w:bCs/>
+        </w:rPr>
+      </w:pPr>
+      <w:r>
+        <w:rPr>
+          <w:b/>
+          <w:bCs/>
+        </w:rPr>
+        <w:t>publish</w:t>
+      </w:r>
+      <w:r>
+        <w:rPr>
+          <w:b/>
+          <w:bCs/>
+        </w:rPr>
+        <w:tab/>
+      </w:r>
+      <w:r>
+        <w:rPr>
+          <w:b/>
+          <w:bCs/>
+        </w:rPr>
+        <w:tab/>
+      </w:r>
+      <w:r>
+        <w:rPr>
+          <w:b/>
+          <w:bCs/>
+        </w:rPr>
+        <w:t>퍼블리시</w:t>
+      </w:r>
+      <w:r>
+        <w:rPr>
+          <w:b/>
+          <w:bCs/>
+        </w:rPr>
+        <w:tab/>
+        <w:t>출판하다</w:t>
+      </w:r>
+    </w:p>
+    <w:p>
+      <w:pPr>
+        <w:spacing w:after="0"/>
+        <w:rPr>
+          <w:b/>
+          <w:bCs/>
+        </w:rPr>
+      </w:pPr>
+      <w:r>
+        <w:rPr>
+          <w:b/>
+          <w:bCs/>
+        </w:rPr>
+        <w:t>push</w:t>
+      </w:r>
+      <w:r>
+        <w:rPr>
+          <w:b/>
+          <w:bCs/>
+        </w:rPr>
+        <w:tab/>
+      </w:r>
+      <w:r>
+        <w:rPr>
+          <w:b/>
+          <w:bCs/>
+        </w:rPr>
+        <w:tab/>
+      </w:r>
+      <w:r>
+        <w:rPr>
+          <w:b/>
+          <w:bCs/>
+        </w:rPr>
+        <w:t>푸시</w:t>
+      </w:r>
+      <w:r>
+        <w:rPr>
+          <w:b/>
+          <w:bCs/>
+        </w:rPr>
+        <w:tab/>
+      </w:r>
+      <w:r>
+        <w:rPr>
+          <w:b/>
+          <w:bCs/>
+        </w:rPr>
+        <w:tab/>
+      </w:r>
+      <w:r>
+        <w:rPr>
+          <w:b/>
+          <w:bCs/>
+        </w:rPr>
+        <w:t>밀다</w:t>
+      </w:r>
+    </w:p>
+    <w:p>
+      <w:pPr>
+        <w:spacing w:after="0"/>
+        <w:rPr>
+          <w:b/>
+          <w:bCs/>
+        </w:rPr>
+      </w:pPr>
+      <w:r>
+        <w:rPr>
+          <w:b/>
+          <w:bCs/>
+        </w:rPr>
+        <w:t>quality</w:t>
+      </w:r>
+      <w:r>
+        <w:rPr>
+          <w:b/>
+          <w:bCs/>
+        </w:rPr>
+        <w:tab/>
+      </w:r>
+      <w:r>
+        <w:rPr>
+          <w:b/>
+          <w:bCs/>
+        </w:rPr>
+        <w:tab/>
+      </w:r>
+      <w:r>
+        <w:rPr>
+          <w:b/>
+          <w:bCs/>
+        </w:rPr>
+        <w:t>퀄리티</w:t>
+      </w:r>
+      <w:r>
+        <w:rPr>
+          <w:b/>
+          <w:bCs/>
+        </w:rPr>
+        <w:tab/>
+      </w:r>
+      <w:r>
+        <w:rPr>
+          <w:b/>
+          <w:bCs/>
+        </w:rPr>
+        <w:tab/>
+      </w:r>
+      <w:r>
+        <w:rPr>
+          <w:b/>
+          <w:bCs/>
+        </w:rPr>
+        <w:t>품질</w:t>
+      </w:r>
+    </w:p>
+    <w:p>
+      <w:pPr>
+        <w:spacing w:after="0"/>
+        <w:rPr>
+          <w:b/>
+          <w:bCs/>
+        </w:rPr>
+      </w:pPr>
+      <w:r>
+        <w:rPr>
+          <w:b/>
+          <w:bCs/>
+        </w:rPr>
+        <w:t>queue</w:t>
+      </w:r>
+      <w:r>
+        <w:rPr>
+          <w:b/>
+          <w:bCs/>
+        </w:rPr>
+        <w:tab/>
+      </w:r>
+      <w:r>
+        <w:rPr>
+          <w:b/>
+          <w:bCs/>
+        </w:rPr>
+        <w:tab/>
+      </w:r>
+      <w:r>
+        <w:rPr>
+          <w:b/>
+          <w:bCs/>
+        </w:rPr>
+        <w:t>큐</w:t>
+      </w:r>
+      <w:r>
+        <w:rPr>
+          <w:b/>
+          <w:bCs/>
+        </w:rPr>
+        <w:tab/>
+      </w:r>
+      <w:r>
+        <w:rPr>
+          <w:b/>
+          <w:bCs/>
+        </w:rPr>
+        <w:tab/>
+      </w:r>
+      <w:r>
+        <w:rPr>
+          <w:b/>
+          <w:bCs/>
+        </w:rPr>
+        <w:t>대기열</w:t>
+      </w:r>
+    </w:p>
+    <w:p>
+      <w:pPr>
+        <w:spacing w:after="0"/>
+        <w:rPr>
+          <w:b/>
+          <w:bCs/>
+        </w:rPr>
+      </w:pPr>
+      <w:r>
+        <w:rPr>
+          <w:b/>
+          <w:bCs/>
+        </w:rPr>
+        <w:t>random</w:t>
+      </w:r>
+      <w:r>
+        <w:rPr>
+          <w:b/>
+          <w:bCs/>
+        </w:rPr>
+        <w:tab/>
+        <w:t>랜덤</w:t>
+      </w:r>
+      <w:r>
+        <w:rPr>
+          <w:b/>
+          <w:bCs/>
+        </w:rPr>
+        <w:tab/>
+      </w:r>
+      <w:r>
+        <w:rPr>
+          <w:b/>
+          <w:bCs/>
+        </w:rPr>
+        <w:tab/>
+      </w:r>
+      <w:r>
+        <w:rPr>
+          <w:b/>
+          <w:bCs/>
+        </w:rPr>
+        <w:t>무작위</w:t>
+      </w:r>
+    </w:p>
+    <w:p>
+      <w:pPr>
+        <w:spacing w:after="0"/>
+        <w:rPr>
+          <w:b/>
+          <w:bCs/>
+        </w:rPr>
+      </w:pPr>
+      <w:r>
+        <w:rPr>
+          <w:b/>
+          <w:bCs/>
+        </w:rPr>
+        <w:t>seed</w:t>
+      </w:r>
+      <w:r>
+        <w:rPr>
+          <w:b/>
+          <w:bCs/>
+        </w:rPr>
+        <w:tab/>
+      </w:r>
+      <w:r>
+        <w:rPr>
+          <w:b/>
+          <w:bCs/>
+        </w:rPr>
+        <w:tab/>
+      </w:r>
+      <w:r>
+        <w:rPr>
+          <w:b/>
+          <w:bCs/>
+        </w:rPr>
+        <w:t>시드</w:t>
+      </w:r>
+      <w:r>
+        <w:rPr>
+          <w:b/>
+          <w:bCs/>
+        </w:rPr>
+        <w:tab/>
+      </w:r>
+      <w:r>
+        <w:rPr>
+          <w:b/>
+          <w:bCs/>
+        </w:rPr>
+        <w:tab/>
+      </w:r>
+      <w:r>
+        <w:rPr>
+          <w:b/>
+          <w:bCs/>
+        </w:rPr>
+        <w:t>씨앗</w:t>
+      </w:r>
+    </w:p>
+    <w:p>
+      <w:pPr>
+        <w:spacing w:after="0"/>
+        <w:rPr>
+          <w:b/>
+          <w:bCs/>
+        </w:rPr>
+      </w:pPr>
+      <w:r>
+        <w:rPr>
+          <w:b/>
+          <w:bCs/>
+        </w:rPr>
+        <w:t>serial</w:t>
+      </w:r>
+      <w:r>
+        <w:rPr>
+          <w:b/>
+          <w:bCs/>
+        </w:rPr>
+        <w:tab/>
+      </w:r>
+      <w:r>
+        <w:rPr>
+          <w:b/>
+          <w:bCs/>
+        </w:rPr>
+        <w:tab/>
+      </w:r>
+      <w:r>
+        <w:rPr>
+          <w:b/>
+          <w:bCs/>
+        </w:rPr>
+        <w:t>시리얼</w:t>
+      </w:r>
+      <w:r>
+        <w:rPr>
+          <w:b/>
+          <w:bCs/>
+        </w:rPr>
+        <w:tab/>
+      </w:r>
+      <w:r>
+        <w:rPr>
+          <w:b/>
+          <w:bCs/>
+        </w:rPr>
+        <w:tab/>
+      </w:r>
+      <w:r>
+        <w:rPr>
+          <w:b/>
+          <w:bCs/>
+        </w:rPr>
+        <w:t>연속적인</w:t>
+      </w:r>
+    </w:p>
+    <w:p>
+      <w:pPr>
+        <w:spacing w:after="0"/>
+        <w:rPr>
+          <w:b/>
+          <w:bCs/>
+        </w:rPr>
+      </w:pPr>
+      <w:r>
+        <w:rPr>
+          <w:b/>
+          <w:bCs/>
+        </w:rPr>
+        <w:t>socket</w:t>
+      </w:r>
+      <w:r>
+        <w:rPr>
+          <w:b/>
+          <w:bCs/>
+        </w:rPr>
+        <w:tab/>
+      </w:r>
+      <w:r>
+        <w:rPr>
+          <w:b/>
+          <w:bCs/>
+        </w:rPr>
+        <w:tab/>
+      </w:r>
+      <w:r>
+        <w:rPr>
+          <w:b/>
+          <w:bCs/>
+        </w:rPr>
+        <w:t>소켓</w:t>
+      </w:r>
+      <w:r>
+        <w:rPr>
+          <w:b/>
+          <w:bCs/>
+        </w:rPr>
+        <w:tab/>
+      </w:r>
+      <w:r>
+        <w:rPr>
+          <w:b/>
+          <w:bCs/>
+        </w:rPr>
+        <w:tab/>
+      </w:r>
+      <w:r>
+        <w:rPr>
+          <w:b/>
+          <w:bCs/>
+        </w:rPr>
+        <w:t>소켓</w:t>
+      </w:r>
+    </w:p>
+    <w:p>
+      <w:pPr>
+        <w:spacing w:after="0"/>
+        <w:rPr>
+          <w:b/>
+          <w:bCs/>
+        </w:rPr>
+      </w:pPr>
+      <w:r>
+        <w:rPr>
+          <w:b/>
+          <w:bCs/>
+        </w:rPr>
+        <w:t>status</w:t>
+      </w:r>
+      <w:r>
+        <w:rPr>
+          <w:b/>
+          <w:bCs/>
+        </w:rPr>
+        <w:tab/>
+      </w:r>
+      <w:r>
+        <w:rPr>
+          <w:b/>
+          <w:bCs/>
+        </w:rPr>
+        <w:tab/>
+      </w:r>
+      <w:r>
+        <w:rPr>
+          <w:b/>
+          <w:bCs/>
+        </w:rPr>
+        <w:t>스태터스</w:t>
+      </w:r>
+      <w:r>
+        <w:rPr>
+          <w:b/>
+          <w:bCs/>
+        </w:rPr>
+        <w:tab/>
+        <w:t>상태</w:t>
+      </w:r>
+    </w:p>
+    <w:p>
+      <w:pPr>
+        <w:spacing w:after="0"/>
+        <w:rPr>
+          <w:b/>
+          <w:bCs/>
+        </w:rPr>
+      </w:pPr>
+      <w:r>
+        <w:rPr>
+          <w:b/>
+          <w:bCs/>
+        </w:rPr>
+        <w:t>subscribe</w:t>
+      </w:r>
+      <w:r>
+        <w:rPr>
+          <w:b/>
+          <w:bCs/>
+        </w:rPr>
+        <w:tab/>
+      </w:r>
+      <w:r>
+        <w:rPr>
+          <w:b/>
+          <w:bCs/>
+          <w:sz w:val="20"/>
+          <w:szCs w:val="22"/>
+        </w:rPr>
+        <w:t>서브스크라이브</w:t>
+      </w:r>
+      <w:r>
+        <w:rPr>
+          <w:b/>
+          <w:bCs/>
+        </w:rPr>
+        <w:tab/>
+        <w:t>구독하다</w:t>
+      </w:r>
+    </w:p>
+    <w:p>
+      <w:pPr>
+        <w:spacing w:after="0"/>
+        <w:rPr>
+          <w:b/>
+          <w:bCs/>
+        </w:rPr>
+      </w:pPr>
+      <w:r>
+        <w:rPr>
+          <w:b/>
+          <w:bCs/>
+        </w:rPr>
+        <w:t>telemetry</w:t>
+      </w:r>
+      <w:r>
+        <w:rPr>
+          <w:b/>
+          <w:bCs/>
+        </w:rPr>
+        <w:tab/>
+        <w:t>텔레메트리</w:t>
+      </w:r>
+      <w:r>
+        <w:rPr>
+          <w:b/>
+          <w:bCs/>
+        </w:rPr>
+        <w:tab/>
+        <w:t>원격 측정</w:t>
+      </w:r>
+    </w:p>
+    <w:p>
+      <w:pPr>
+        <w:spacing w:after="0"/>
+        <w:rPr>
+          <w:b/>
+          <w:bCs/>
+        </w:rPr>
+      </w:pPr>
+      <w:r>
+        <w:rPr>
+          <w:b/>
+          <w:bCs/>
+        </w:rPr>
+        <w:t>topic</w:t>
+      </w:r>
+      <w:r>
+        <w:rPr>
+          <w:b/>
+          <w:bCs/>
+        </w:rPr>
+        <w:tab/>
+      </w:r>
+      <w:r>
+        <w:rPr>
+          <w:b/>
+          <w:bCs/>
+        </w:rPr>
+        <w:tab/>
+      </w:r>
+      <w:r>
+        <w:rPr>
+          <w:b/>
+          <w:bCs/>
+        </w:rPr>
+        <w:t>토픽</w:t>
+      </w:r>
+      <w:r>
+        <w:rPr>
+          <w:b/>
+          <w:bCs/>
+        </w:rPr>
+        <w:tab/>
+      </w:r>
+      <w:r>
+        <w:rPr>
+          <w:b/>
+          <w:bCs/>
+        </w:rPr>
+        <w:tab/>
+      </w:r>
+      <w:r>
+        <w:rPr>
+          <w:b/>
+          <w:bCs/>
+        </w:rPr>
+        <w:t>주제</w:t>
+      </w:r>
+    </w:p>
+    <w:p>
+      <w:pPr>
+        <w:spacing w:after="0"/>
+        <w:rPr>
+          <w:b/>
+          <w:bCs/>
+        </w:rPr>
+      </w:pPr>
+      <w:r>
+        <w:rPr>
+          <w:b/>
+          <w:bCs/>
+        </w:rPr>
+        <w:t>transport</w:t>
+      </w:r>
+      <w:r>
+        <w:rPr>
+          <w:b/>
+          <w:bCs/>
+        </w:rPr>
+        <w:tab/>
+        <w:t>트랜스포트</w:t>
+      </w:r>
+      <w:r>
+        <w:rPr>
+          <w:b/>
+          <w:bCs/>
+        </w:rPr>
+        <w:tab/>
+        <w:t>수송하다</w:t>
+      </w:r>
+    </w:p>
+    <w:p>
+      <w:pPr>
+        <w:spacing w:after="0"/>
+        <w:rPr>
+          <w:b/>
+          <w:bCs/>
+        </w:rPr>
+      </w:pPr>
+      <w:r>
+        <w:rPr>
+          <w:b/>
+          <w:bCs/>
+        </w:rPr>
+        <w:t>while</w:t>
+      </w:r>
+      <w:r>
+        <w:rPr>
+          <w:b/>
+          <w:bCs/>
+        </w:rPr>
+        <w:tab/>
+      </w:r>
+      <w:r>
+        <w:rPr>
+          <w:b/>
+          <w:bCs/>
+        </w:rPr>
+        <w:tab/>
+      </w:r>
+      <w:r>
+        <w:rPr>
+          <w:b/>
+          <w:bCs/>
+        </w:rPr>
+        <w:t>와일</w:t>
+      </w:r>
+      <w:r>
+        <w:rPr>
+          <w:b/>
+          <w:bCs/>
+        </w:rPr>
+        <w:tab/>
+      </w:r>
+      <w:r>
+        <w:rPr>
+          <w:b/>
+          <w:bCs/>
+        </w:rPr>
+        <w:tab/>
+      </w:r>
+      <w:r>
+        <w:rPr>
+          <w:b/>
+          <w:bCs/>
+        </w:rPr>
+        <w:t>~하는 동안</w:t>
+      </w:r>
+    </w:p>
+    <w:p>
+      <w:pPr>
+        <w:spacing w:after="0"/>
+        <w:rPr>
+          <w:b/>
+          <w:bCs/>
+        </w:rPr>
+      </w:pPr>
+      <w:r>
+        <w:rPr>
+          <w:b/>
+          <w:bCs/>
+        </w:rPr>
+        <w:t>widget</w:t>
+      </w:r>
+      <w:r>
+        <w:rPr>
+          <w:b/>
+          <w:bCs/>
+        </w:rPr>
+        <w:tab/>
+      </w:r>
+      <w:r>
+        <w:rPr>
+          <w:b/>
+          <w:bCs/>
+        </w:rPr>
+        <w:tab/>
+      </w:r>
+      <w:r>
+        <w:rPr>
+          <w:b/>
+          <w:bCs/>
+        </w:rPr>
+        <w:t>위젯</w:t>
+      </w:r>
+      <w:r>
+        <w:rPr>
+          <w:b/>
+          <w:bCs/>
+        </w:rPr>
+        <w:tab/>
+      </w:r>
+      <w:r>
+        <w:rPr>
+          <w:b/>
+          <w:bCs/>
+        </w:rPr>
+        <w:tab/>
+      </w:r>
+      <w:r>
+        <w:rPr>
+          <w:b/>
+          <w:bCs/>
+        </w:rPr>
+        <w:t>위젯</w:t>
+      </w:r>
+    </w:p>
+    <w:p>
+      <w:pPr>
+        <w:pBdr>
+          <w:bottom w:val="single" w:sz="6" w:space="1" w:color="auto"/>
+        </w:pBdr>
+        <w:spacing w:after="0"/>
+        <w:rPr>
+          <w:b/>
+          <w:bCs/>
+        </w:rPr>
+      </w:pPr>
+      <w:r>
+        <w:rPr>
+          <w:b/>
+          <w:bCs/>
+        </w:rPr>
+        <w:t>yield</w:t>
+      </w:r>
+      <w:r>
+        <w:rPr>
+          <w:b/>
+          <w:bCs/>
+        </w:rPr>
+        <w:tab/>
+      </w:r>
+      <w:r>
+        <w:rPr>
+          <w:b/>
+          <w:bCs/>
+        </w:rPr>
+        <w:tab/>
+      </w:r>
+      <w:r>
+        <w:rPr>
+          <w:b/>
+          <w:bCs/>
+        </w:rPr>
+        <w:t>일드</w:t>
+      </w:r>
+      <w:r>
+        <w:rPr>
+          <w:b/>
+          <w:bCs/>
+        </w:rPr>
+        <w:tab/>
+      </w:r>
+      <w:r>
+        <w:rPr>
+          <w:b/>
+          <w:bCs/>
+        </w:rPr>
+        <w:tab/>
+        <w:t>생산하다</w:t>
+      </w:r>
+    </w:p>
+    <w:p>
+      <w:pPr>
+        <w:spacing w:after="0"/>
+        <w:rPr>
+          <w:b/>
+          <w:bCs/>
+          <w:color w:val="0070C0"/>
+        </w:rPr>
+      </w:pPr>
       <w:r>
         <w:rPr>
           <w:rFonts w:hint="eastAsia"/>
@@ -37650,248 +39794,20 @@
           <w:sz w:val="24"/>
           <w:szCs w:val="28"/>
         </w:rPr>
+        <w:t>13</w:t>
+      </w:r>
+      <w:r>
+        <w:rPr>
+          <w:rFonts w:hint="eastAsia"/>
+          <w:b/>
+          <w:bCs/>
+          <w:color w:val="0070C0"/>
+          <w:sz w:val="24"/>
+          <w:szCs w:val="28"/>
+        </w:rPr>
         <w:t>주차</w:t>
       </w:r>
     </w:p>
-    <w:bookmarkEnd w:id="0"/>
-    <w:p>
-      <w:pPr>
-        <w:spacing w:after="0"/>
-        <w:rPr>
-          <w:b/>
-          <w:bCs/>
-        </w:rPr>
-      </w:pPr>
-      <w:r>
-        <w:rPr>
-          <w:b/>
-          <w:bCs/>
-        </w:rPr>
-        <w:t>allow</w:t>
-      </w:r>
-      <w:r>
-        <w:rPr>
-          <w:b/>
-          <w:bCs/>
-        </w:rPr>
-        <w:tab/>
-      </w:r>
-      <w:r>
-        <w:rPr>
-          <w:b/>
-          <w:bCs/>
-        </w:rPr>
-        <w:tab/>
-      </w:r>
-      <w:r>
-        <w:rPr>
-          <w:b/>
-          <w:bCs/>
-        </w:rPr>
-        <w:t>얼라우</w:t>
-      </w:r>
-      <w:r>
-        <w:rPr>
-          <w:b/>
-          <w:bCs/>
-        </w:rPr>
-        <w:tab/>
-      </w:r>
-      <w:r>
-        <w:rPr>
-          <w:b/>
-          <w:bCs/>
-        </w:rPr>
-        <w:tab/>
-      </w:r>
-      <w:r>
-        <w:rPr>
-          <w:b/>
-          <w:bCs/>
-        </w:rPr>
-        <w:t>허용하다</w:t>
-      </w:r>
-    </w:p>
-    <w:p>
-      <w:pPr>
-        <w:spacing w:after="0"/>
-        <w:rPr>
-          <w:b/>
-          <w:bCs/>
-        </w:rPr>
-      </w:pPr>
-      <w:r>
-        <w:rPr>
-          <w:b/>
-          <w:bCs/>
-        </w:rPr>
-        <w:t>anonymous</w:t>
-      </w:r>
-      <w:r>
-        <w:rPr>
-          <w:b/>
-          <w:bCs/>
-        </w:rPr>
-        <w:tab/>
-        <w:t>어노니머스</w:t>
-      </w:r>
-      <w:r>
-        <w:rPr>
-          <w:b/>
-          <w:bCs/>
-        </w:rPr>
-        <w:tab/>
-        <w:t>익명</w:t>
-      </w:r>
-    </w:p>
-    <w:p>
-      <w:pPr>
-        <w:spacing w:after="0"/>
-        <w:rPr>
-          <w:b/>
-          <w:bCs/>
-        </w:rPr>
-      </w:pPr>
-      <w:r>
-        <w:rPr>
-          <w:b/>
-          <w:bCs/>
-        </w:rPr>
-        <w:t>arrive</w:t>
-      </w:r>
-      <w:r>
-        <w:rPr>
-          <w:b/>
-          <w:bCs/>
-        </w:rPr>
-        <w:tab/>
-      </w:r>
-      <w:r>
-        <w:rPr>
-          <w:b/>
-          <w:bCs/>
-        </w:rPr>
-        <w:tab/>
-      </w:r>
-      <w:r>
-        <w:rPr>
-          <w:b/>
-          <w:bCs/>
-        </w:rPr>
-        <w:t>어라이브</w:t>
-      </w:r>
-      <w:r>
-        <w:rPr>
-          <w:b/>
-          <w:bCs/>
-        </w:rPr>
-        <w:tab/>
-        <w:t>도착하다</w:t>
-      </w:r>
-    </w:p>
-    <w:p>
-      <w:pPr>
-        <w:spacing w:after="0"/>
-        <w:rPr>
-          <w:b/>
-          <w:bCs/>
-        </w:rPr>
-      </w:pPr>
-      <w:r>
-        <w:rPr>
-          <w:b/>
-          <w:bCs/>
-        </w:rPr>
-        <w:t>bind</w:t>
-      </w:r>
-      <w:r>
-        <w:rPr>
-          <w:b/>
-          <w:bCs/>
-        </w:rPr>
-        <w:tab/>
-      </w:r>
-      <w:r>
-        <w:rPr>
-          <w:b/>
-          <w:bCs/>
-        </w:rPr>
-        <w:tab/>
-      </w:r>
-      <w:r>
-        <w:rPr>
-          <w:b/>
-          <w:bCs/>
-        </w:rPr>
-        <w:t>바인드</w:t>
-      </w:r>
-      <w:r>
-        <w:rPr>
-          <w:b/>
-          <w:bCs/>
-        </w:rPr>
-        <w:tab/>
-      </w:r>
-      <w:r>
-        <w:rPr>
-          <w:b/>
-          <w:bCs/>
-        </w:rPr>
-        <w:tab/>
-      </w:r>
-      <w:r>
-        <w:rPr>
-          <w:b/>
-          <w:bCs/>
-        </w:rPr>
-        <w:t>묶다</w:t>
-      </w:r>
-    </w:p>
-    <w:p>
-      <w:pPr>
-        <w:spacing w:after="0"/>
-        <w:rPr>
-          <w:b/>
-          <w:bCs/>
-        </w:rPr>
-      </w:pPr>
-      <w:r>
-        <w:rPr>
-          <w:b/>
-          <w:bCs/>
-        </w:rPr>
-        <w:t>break</w:t>
-      </w:r>
-      <w:r>
-        <w:rPr>
-          <w:b/>
-          <w:bCs/>
-        </w:rPr>
-        <w:tab/>
-      </w:r>
-      <w:r>
-        <w:rPr>
-          <w:b/>
-          <w:bCs/>
-        </w:rPr>
-        <w:tab/>
-      </w:r>
-      <w:r>
-        <w:rPr>
-          <w:b/>
-          <w:bCs/>
-        </w:rPr>
-        <w:t>브레이크</w:t>
-      </w:r>
-      <w:r>
-        <w:rPr>
-          <w:b/>
-          <w:bCs/>
-        </w:rPr>
-        <w:tab/>
-        <w:t>깨다</w:t>
-      </w:r>
-    </w:p>
     <w:p>
       <w:pPr>
         <w:spacing w:after="0"/>
@@ -37963,6 +39879,64 @@
           <w:b/>
           <w:bCs/>
         </w:rPr>
+        <w:t>buffer</w:t>
+      </w:r>
+      <w:r>
+        <w:rPr>
+          <w:b/>
+          <w:bCs/>
+        </w:rPr>
+        <w:tab/>
+      </w:r>
+      <w:r>
+        <w:rPr>
+          <w:b/>
+          <w:bCs/>
+        </w:rPr>
+        <w:tab/>
+      </w:r>
+      <w:r>
+        <w:rPr>
+          <w:b/>
+          <w:bCs/>
+        </w:rPr>
+        <w:t>버퍼</w:t>
+      </w:r>
+      <w:r>
+        <w:rPr>
+          <w:b/>
+          <w:bCs/>
+        </w:rPr>
+        <w:tab/>
+      </w:r>
+      <w:r>
+        <w:rPr>
+          <w:b/>
+          <w:bCs/>
+        </w:rPr>
+        <w:tab/>
+      </w:r>
+      <w:r>
+        <w:rPr>
+          <w:b/>
+          <w:bCs/>
+        </w:rPr>
+        <w:t>완충 기억 장치</w:t>
+      </w:r>
+    </w:p>
+    <w:p>
+      <w:pPr>
+        <w:spacing w:after="0"/>
+        <w:rPr>
+          <w:b/>
+          <w:bCs/>
+        </w:rPr>
+      </w:pPr>
+      <w:r>
+        <w:rPr>
+          <w:b/>
+          <w:bCs/>
+        </w:rPr>
         <w:t>callback</w:t>
       </w:r>
       <w:r>
@@ -38053,152 +40027,313 @@
           <w:b/>
           <w:bCs/>
         </w:rPr>
-        <w:t>connection</w:t>
-      </w:r>
-      <w:r>
-        <w:rPr>
-          <w:b/>
-          <w:bCs/>
-        </w:rPr>
-        <w:tab/>
-        <w:t>커넥션</w:t>
-      </w:r>
-      <w:r>
-        <w:rPr>
-          <w:b/>
-          <w:bCs/>
-        </w:rPr>
-        <w:tab/>
-      </w:r>
-      <w:r>
-        <w:rPr>
-          <w:b/>
-          <w:bCs/>
-        </w:rPr>
-        <w:tab/>
-      </w:r>
-      <w:r>
-        <w:rPr>
-          <w:b/>
-          <w:bCs/>
-        </w:rPr>
-        <w:t>연결</w:t>
-      </w:r>
-    </w:p>
-    <w:p>
-      <w:pPr>
-        <w:spacing w:after="0"/>
-        <w:rPr>
-          <w:b/>
-          <w:bCs/>
-        </w:rPr>
-      </w:pPr>
-      <w:r>
-        <w:rPr>
-          <w:b/>
-          <w:bCs/>
-        </w:rPr>
-        <w:t>console</w:t>
-      </w:r>
-      <w:r>
-        <w:rPr>
-          <w:b/>
-          <w:bCs/>
-        </w:rPr>
-        <w:tab/>
-      </w:r>
-      <w:r>
-        <w:rPr>
-          <w:b/>
-          <w:bCs/>
-        </w:rPr>
-        <w:tab/>
-      </w:r>
-      <w:r>
-        <w:rPr>
-          <w:b/>
-          <w:bCs/>
-        </w:rPr>
-        <w:t>콘솔</w:t>
-      </w:r>
-      <w:r>
-        <w:rPr>
-          <w:b/>
-          <w:bCs/>
-        </w:rPr>
-        <w:tab/>
-      </w:r>
-      <w:r>
-        <w:rPr>
-          <w:b/>
-          <w:bCs/>
-        </w:rPr>
-        <w:tab/>
-      </w:r>
-      <w:r>
-        <w:rPr>
-          <w:b/>
-          <w:bCs/>
-        </w:rPr>
-        <w:t>제어대</w:t>
-      </w:r>
-    </w:p>
-    <w:p>
-      <w:pPr>
-        <w:spacing w:after="0"/>
-        <w:rPr>
-          <w:b/>
-          <w:bCs/>
-        </w:rPr>
-      </w:pPr>
-      <w:r>
-        <w:rPr>
-          <w:b/>
-          <w:bCs/>
-        </w:rPr>
-        <w:t>current</w:t>
-      </w:r>
-      <w:r>
-        <w:rPr>
-          <w:b/>
-          <w:bCs/>
-        </w:rPr>
-        <w:tab/>
-      </w:r>
-      <w:r>
-        <w:rPr>
-          <w:b/>
-          <w:bCs/>
-        </w:rPr>
-        <w:tab/>
-      </w:r>
-      <w:r>
-        <w:rPr>
-          <w:b/>
-          <w:bCs/>
-        </w:rPr>
-        <w:t>커런트</w:t>
-      </w:r>
-      <w:r>
-        <w:rPr>
-          <w:b/>
-          <w:bCs/>
-        </w:rPr>
-        <w:tab/>
-      </w:r>
-      <w:r>
-        <w:rPr>
-          <w:b/>
-          <w:bCs/>
-        </w:rPr>
-        <w:tab/>
-      </w:r>
-      <w:r>
-        <w:rPr>
-          <w:b/>
-          <w:bCs/>
-        </w:rPr>
-        <w:t>현재의</w:t>
+        <w:t>column</w:t>
+      </w:r>
+      <w:r>
+        <w:rPr>
+          <w:b/>
+          <w:bCs/>
+        </w:rPr>
+        <w:tab/>
+      </w:r>
+      <w:r>
+        <w:rPr>
+          <w:b/>
+          <w:bCs/>
+        </w:rPr>
+        <w:tab/>
+      </w:r>
+      <w:r>
+        <w:rPr>
+          <w:b/>
+          <w:bCs/>
+        </w:rPr>
+        <w:t>컬럼</w:t>
+      </w:r>
+      <w:r>
+        <w:rPr>
+          <w:b/>
+          <w:bCs/>
+        </w:rPr>
+        <w:tab/>
+      </w:r>
+      <w:r>
+        <w:rPr>
+          <w:b/>
+          <w:bCs/>
+        </w:rPr>
+        <w:tab/>
+      </w:r>
+      <w:r>
+        <w:rPr>
+          <w:b/>
+          <w:bCs/>
+        </w:rPr>
+        <w:t>열</w:t>
+      </w:r>
+    </w:p>
+    <w:p>
+      <w:pPr>
+        <w:spacing w:after="0"/>
+        <w:rPr>
+          <w:b/>
+          <w:bCs/>
+        </w:rPr>
+      </w:pPr>
+      <w:r>
+        <w:rPr>
+          <w:b/>
+          <w:bCs/>
+        </w:rPr>
+        <w:t>commit</w:t>
+      </w:r>
+      <w:r>
+        <w:rPr>
+          <w:b/>
+          <w:bCs/>
+        </w:rPr>
+        <w:tab/>
+      </w:r>
+      <w:r>
+        <w:rPr>
+          <w:b/>
+          <w:bCs/>
+        </w:rPr>
+        <w:tab/>
+      </w:r>
+      <w:r>
+        <w:rPr>
+          <w:b/>
+          <w:bCs/>
+        </w:rPr>
+        <w:t>커밋</w:t>
+      </w:r>
+      <w:r>
+        <w:rPr>
+          <w:b/>
+          <w:bCs/>
+        </w:rPr>
+        <w:tab/>
+      </w:r>
+      <w:r>
+        <w:rPr>
+          <w:b/>
+          <w:bCs/>
+        </w:rPr>
+        <w:tab/>
+      </w:r>
+      <w:r>
+        <w:rPr>
+          <w:b/>
+          <w:bCs/>
+        </w:rPr>
+        <w:t>영구 저장하다</w:t>
+      </w:r>
+    </w:p>
+    <w:p>
+      <w:pPr>
+        <w:spacing w:after="0"/>
+        <w:rPr>
+          <w:b/>
+          <w:bCs/>
+        </w:rPr>
+      </w:pPr>
+      <w:r>
+        <w:rPr>
+          <w:b/>
+          <w:bCs/>
+        </w:rPr>
+        <w:t>connect</w:t>
+      </w:r>
+      <w:r>
+        <w:rPr>
+          <w:b/>
+          <w:bCs/>
+        </w:rPr>
+        <w:tab/>
+        <w:t>커넥트</w:t>
+      </w:r>
+      <w:r>
+        <w:rPr>
+          <w:b/>
+          <w:bCs/>
+        </w:rPr>
+        <w:tab/>
+      </w:r>
+      <w:r>
+        <w:rPr>
+          <w:b/>
+          <w:bCs/>
+        </w:rPr>
+        <w:tab/>
+      </w:r>
+      <w:r>
+        <w:rPr>
+          <w:b/>
+          <w:bCs/>
+        </w:rPr>
+        <w:t>연결하다</w:t>
+      </w:r>
+    </w:p>
+    <w:p>
+      <w:pPr>
+        <w:spacing w:after="0"/>
+        <w:rPr>
+          <w:b/>
+          <w:bCs/>
+        </w:rPr>
+      </w:pPr>
+      <w:r>
+        <w:rPr>
+          <w:b/>
+          <w:bCs/>
+        </w:rPr>
+        <w:t>create</w:t>
+      </w:r>
+      <w:r>
+        <w:rPr>
+          <w:b/>
+          <w:bCs/>
+        </w:rPr>
+        <w:tab/>
+      </w:r>
+      <w:r>
+        <w:rPr>
+          <w:b/>
+          <w:bCs/>
+        </w:rPr>
+        <w:tab/>
+      </w:r>
+      <w:r>
+        <w:rPr>
+          <w:b/>
+          <w:bCs/>
+        </w:rPr>
+        <w:t>크리에이트</w:t>
+      </w:r>
+      <w:r>
+        <w:rPr>
+          <w:b/>
+          <w:bCs/>
+        </w:rPr>
+        <w:tab/>
+        <w:t>생성하다</w:t>
+      </w:r>
+    </w:p>
+    <w:p>
+      <w:pPr>
+        <w:spacing w:after="0"/>
+        <w:rPr>
+          <w:b/>
+          <w:bCs/>
+        </w:rPr>
+      </w:pPr>
+      <w:r>
+        <w:rPr>
+          <w:b/>
+          <w:bCs/>
+        </w:rPr>
+        <w:t>decode</w:t>
+      </w:r>
+      <w:r>
+        <w:rPr>
+          <w:b/>
+          <w:bCs/>
+        </w:rPr>
+        <w:tab/>
+      </w:r>
+      <w:r>
+        <w:rPr>
+          <w:b/>
+          <w:bCs/>
+        </w:rPr>
+        <w:tab/>
+      </w:r>
+      <w:r>
+        <w:rPr>
+          <w:b/>
+          <w:bCs/>
+        </w:rPr>
+        <w:t>디코드</w:t>
+      </w:r>
+      <w:r>
+        <w:rPr>
+          <w:b/>
+          <w:bCs/>
+        </w:rPr>
+        <w:tab/>
+      </w:r>
+      <w:r>
+        <w:rPr>
+          <w:b/>
+          <w:bCs/>
+        </w:rPr>
+        <w:tab/>
+      </w:r>
+      <w:r>
+        <w:rPr>
+          <w:b/>
+          <w:bCs/>
+        </w:rPr>
+        <w:t>해독하다</w:t>
+      </w:r>
+    </w:p>
+    <w:p>
+      <w:pPr>
+        <w:spacing w:after="0"/>
+        <w:rPr>
+          <w:b/>
+          <w:bCs/>
+        </w:rPr>
+      </w:pPr>
+      <w:r>
+        <w:rPr>
+          <w:b/>
+          <w:bCs/>
+        </w:rPr>
+        <w:t>default</w:t>
+      </w:r>
+      <w:r>
+        <w:rPr>
+          <w:b/>
+          <w:bCs/>
+        </w:rPr>
+        <w:tab/>
+      </w:r>
+      <w:r>
+        <w:rPr>
+          <w:b/>
+          <w:bCs/>
+        </w:rPr>
+        <w:tab/>
+      </w:r>
+      <w:r>
+        <w:rPr>
+          <w:b/>
+          <w:bCs/>
+        </w:rPr>
+        <w:t>디폴트</w:t>
+      </w:r>
+      <w:r>
+        <w:rPr>
+          <w:b/>
+          <w:bCs/>
+        </w:rPr>
+        <w:tab/>
+      </w:r>
+      <w:r>
+        <w:rPr>
+          <w:b/>
+          <w:bCs/>
+        </w:rPr>
+        <w:tab/>
+      </w:r>
+      <w:r>
+        <w:rPr>
+          <w:b/>
+          <w:bCs/>
+        </w:rPr>
+        <w:t>기본값</w:t>
       </w:r>
     </w:p>
     <w:p>
@@ -38272,23 +40407,49 @@
           <w:b/>
           <w:bCs/>
         </w:rPr>
-        <w:t>document</w:t>
-      </w:r>
-      <w:r>
-        <w:rPr>
-          <w:b/>
-          <w:bCs/>
-        </w:rPr>
-        <w:tab/>
-        <w:t>도큐먼트</w:t>
-      </w:r>
-      <w:r>
-        <w:rPr>
-          <w:b/>
-          <w:bCs/>
-        </w:rPr>
-        <w:tab/>
-        <w:t>문서</w:t>
+        <w:t>delay</w:t>
+      </w:r>
+      <w:r>
+        <w:rPr>
+          <w:b/>
+          <w:bCs/>
+        </w:rPr>
+        <w:tab/>
+      </w:r>
+      <w:r>
+        <w:rPr>
+          <w:b/>
+          <w:bCs/>
+        </w:rPr>
+        <w:tab/>
+      </w:r>
+      <w:r>
+        <w:rPr>
+          <w:b/>
+          <w:bCs/>
+        </w:rPr>
+        <w:t>딜레이</w:t>
+      </w:r>
+      <w:r>
+        <w:rPr>
+          <w:b/>
+          <w:bCs/>
+        </w:rPr>
+        <w:tab/>
+      </w:r>
+      <w:r>
+        <w:rPr>
+          <w:b/>
+          <w:bCs/>
+        </w:rPr>
+        <w:tab/>
+      </w:r>
+      <w:r>
+        <w:rPr>
+          <w:b/>
+          <w:bCs/>
+        </w:rPr>
+        <w:t>지연</w:t>
       </w:r>
     </w:p>
     <w:p>
@@ -38336,49 +40497,126 @@
           <w:b/>
           <w:bCs/>
         </w:rPr>
-        <w:t>forever</w:t>
-      </w:r>
-      <w:r>
-        <w:rPr>
-          <w:b/>
-          <w:bCs/>
-        </w:rPr>
-        <w:tab/>
-      </w:r>
-      <w:r>
-        <w:rPr>
-          <w:b/>
-          <w:bCs/>
-        </w:rPr>
-        <w:tab/>
-      </w:r>
-      <w:r>
-        <w:rPr>
-          <w:b/>
-          <w:bCs/>
-        </w:rPr>
-        <w:t>포에버</w:t>
-      </w:r>
-      <w:r>
-        <w:rPr>
-          <w:b/>
-          <w:bCs/>
-        </w:rPr>
-        <w:tab/>
-      </w:r>
-      <w:r>
-        <w:rPr>
-          <w:b/>
-          <w:bCs/>
-        </w:rPr>
-        <w:tab/>
-      </w:r>
-      <w:r>
-        <w:rPr>
-          <w:b/>
-          <w:bCs/>
-        </w:rPr>
-        <w:t>영원히</w:t>
+        <w:t>emit</w:t>
+      </w:r>
+      <w:r>
+        <w:rPr>
+          <w:b/>
+          <w:bCs/>
+        </w:rPr>
+        <w:tab/>
+      </w:r>
+      <w:r>
+        <w:rPr>
+          <w:b/>
+          <w:bCs/>
+        </w:rPr>
+        <w:tab/>
+      </w:r>
+      <w:r>
+        <w:rPr>
+          <w:b/>
+          <w:bCs/>
+        </w:rPr>
+        <w:t>이밋</w:t>
+      </w:r>
+      <w:r>
+        <w:rPr>
+          <w:b/>
+          <w:bCs/>
+        </w:rPr>
+        <w:tab/>
+      </w:r>
+      <w:r>
+        <w:rPr>
+          <w:b/>
+          <w:bCs/>
+        </w:rPr>
+        <w:tab/>
+      </w:r>
+      <w:r>
+        <w:rPr>
+          <w:b/>
+          <w:bCs/>
+        </w:rPr>
+        <w:t>방출하다</w:t>
+      </w:r>
+    </w:p>
+    <w:p>
+      <w:pPr>
+        <w:spacing w:after="0"/>
+        <w:rPr>
+          <w:b/>
+          <w:bCs/>
+        </w:rPr>
+      </w:pPr>
+      <w:r>
+        <w:rPr>
+          <w:b/>
+          <w:bCs/>
+        </w:rPr>
+        <w:t>exception</w:t>
+      </w:r>
+      <w:r>
+        <w:rPr>
+          <w:b/>
+          <w:bCs/>
+        </w:rPr>
+        <w:tab/>
+        <w:t>익셉션</w:t>
+      </w:r>
+      <w:r>
+        <w:rPr>
+          <w:b/>
+          <w:bCs/>
+        </w:rPr>
+        <w:tab/>
+      </w:r>
+      <w:r>
+        <w:rPr>
+          <w:b/>
+          <w:bCs/>
+        </w:rPr>
+        <w:tab/>
+      </w:r>
+      <w:r>
+        <w:rPr>
+          <w:b/>
+          <w:bCs/>
+        </w:rPr>
+        <w:t>예외</w:t>
+      </w:r>
+    </w:p>
+    <w:p>
+      <w:pPr>
+        <w:spacing w:after="0"/>
+        <w:rPr>
+          <w:b/>
+          <w:bCs/>
+        </w:rPr>
+      </w:pPr>
+      <w:r>
+        <w:rPr>
+          <w:b/>
+          <w:bCs/>
+        </w:rPr>
+        <w:t>execute</w:t>
+      </w:r>
+      <w:r>
+        <w:rPr>
+          <w:b/>
+          <w:bCs/>
+        </w:rPr>
+        <w:tab/>
+        <w:t>엑세큐트</w:t>
+      </w:r>
+      <w:r>
+        <w:rPr>
+          <w:b/>
+          <w:bCs/>
+        </w:rPr>
+        <w:tab/>
+        <w:t>실행하다</w:t>
       </w:r>
     </w:p>
     <w:p>
@@ -38452,64 +40690,6 @@
           <w:b/>
           <w:bCs/>
         </w:rPr>
-        <w:t>import</w:t>
-      </w:r>
-      <w:r>
-        <w:rPr>
-          <w:b/>
-          <w:bCs/>
-        </w:rPr>
-        <w:tab/>
-      </w:r>
-      <w:r>
-        <w:rPr>
-          <w:b/>
-          <w:bCs/>
-        </w:rPr>
-        <w:tab/>
-      </w:r>
-      <w:r>
-        <w:rPr>
-          <w:b/>
-          <w:bCs/>
-        </w:rPr>
-        <w:t>임포트</w:t>
-      </w:r>
-      <w:r>
-        <w:rPr>
-          <w:b/>
-          <w:bCs/>
-        </w:rPr>
-        <w:tab/>
-      </w:r>
-      <w:r>
-        <w:rPr>
-          <w:b/>
-          <w:bCs/>
-        </w:rPr>
-        <w:tab/>
-      </w:r>
-      <w:r>
-        <w:rPr>
-          <w:b/>
-          <w:bCs/>
-        </w:rPr>
-        <w:t>수입하다</w:t>
-      </w:r>
-    </w:p>
-    <w:p>
-      <w:pPr>
-        <w:spacing w:after="0"/>
-        <w:rPr>
-          <w:b/>
-          <w:bCs/>
-        </w:rPr>
-      </w:pPr>
-      <w:r>
-        <w:rPr>
-          <w:b/>
-          <w:bCs/>
-        </w:rPr>
         <w:t>include</w:t>
       </w:r>
       <w:r>
@@ -38613,6 +40793,64 @@
           <w:b/>
           <w:bCs/>
         </w:rPr>
+        <w:t>insert</w:t>
+      </w:r>
+      <w:r>
+        <w:rPr>
+          <w:b/>
+          <w:bCs/>
+        </w:rPr>
+        <w:tab/>
+      </w:r>
+      <w:r>
+        <w:rPr>
+          <w:b/>
+          <w:bCs/>
+        </w:rPr>
+        <w:tab/>
+      </w:r>
+      <w:r>
+        <w:rPr>
+          <w:b/>
+          <w:bCs/>
+        </w:rPr>
+        <w:t>인서트</w:t>
+      </w:r>
+      <w:r>
+        <w:rPr>
+          <w:b/>
+          <w:bCs/>
+        </w:rPr>
+        <w:tab/>
+      </w:r>
+      <w:r>
+        <w:rPr>
+          <w:b/>
+          <w:bCs/>
+        </w:rPr>
+        <w:tab/>
+      </w:r>
+      <w:r>
+        <w:rPr>
+          <w:b/>
+          <w:bCs/>
+        </w:rPr>
+        <w:t>삽입하다</w:t>
+      </w:r>
+    </w:p>
+    <w:p>
+      <w:pPr>
+        <w:spacing w:after="0"/>
+        <w:rPr>
+          <w:b/>
+          <w:bCs/>
+        </w:rPr>
+      </w:pPr>
+      <w:r>
+        <w:rPr>
+          <w:b/>
+          <w:bCs/>
+        </w:rPr>
         <w:t>interval</w:t>
       </w:r>
       <w:r>
@@ -38671,306 +40909,229 @@
           <w:b/>
           <w:bCs/>
         </w:rPr>
-        <w:t>listener</w:t>
-      </w:r>
-      <w:r>
-        <w:rPr>
-          <w:b/>
-          <w:bCs/>
-        </w:rPr>
-        <w:tab/>
-      </w:r>
-      <w:r>
-        <w:rPr>
-          <w:b/>
-          <w:bCs/>
-        </w:rPr>
-        <w:tab/>
-      </w:r>
-      <w:r>
-        <w:rPr>
-          <w:b/>
-          <w:bCs/>
-        </w:rPr>
-        <w:t>리스너</w:t>
-      </w:r>
-      <w:r>
-        <w:rPr>
-          <w:b/>
-          <w:bCs/>
-        </w:rPr>
-        <w:tab/>
-      </w:r>
-      <w:r>
-        <w:rPr>
-          <w:b/>
-          <w:bCs/>
-        </w:rPr>
-        <w:tab/>
-      </w:r>
-      <w:r>
-        <w:rPr>
-          <w:b/>
-          <w:bCs/>
-        </w:rPr>
-        <w:t>청취자</w:t>
-      </w:r>
-    </w:p>
-    <w:p>
-      <w:pPr>
-        <w:spacing w:after="0"/>
-        <w:rPr>
-          <w:b/>
-          <w:bCs/>
-        </w:rPr>
-      </w:pPr>
-      <w:r>
-        <w:rPr>
-          <w:b/>
-          <w:bCs/>
-        </w:rPr>
-        <w:t>local</w:t>
-      </w:r>
-      <w:r>
-        <w:rPr>
-          <w:b/>
-          <w:bCs/>
-        </w:rPr>
-        <w:tab/>
-      </w:r>
-      <w:r>
-        <w:rPr>
-          <w:b/>
-          <w:bCs/>
-        </w:rPr>
-        <w:tab/>
-      </w:r>
-      <w:r>
-        <w:rPr>
-          <w:b/>
-          <w:bCs/>
-        </w:rPr>
-        <w:t>로컬</w:t>
-      </w:r>
-      <w:r>
-        <w:rPr>
-          <w:b/>
-          <w:bCs/>
-        </w:rPr>
-        <w:tab/>
-      </w:r>
-      <w:r>
-        <w:rPr>
-          <w:b/>
-          <w:bCs/>
-        </w:rPr>
-        <w:tab/>
-      </w:r>
-      <w:r>
-        <w:rPr>
-          <w:b/>
-          <w:bCs/>
-        </w:rPr>
-        <w:t>지역의</w:t>
-      </w:r>
-    </w:p>
-    <w:p>
-      <w:pPr>
-        <w:spacing w:after="0"/>
-        <w:rPr>
-          <w:b/>
-          <w:bCs/>
-        </w:rPr>
-      </w:pPr>
-      <w:r>
-        <w:rPr>
-          <w:b/>
-          <w:bCs/>
-        </w:rPr>
-        <w:t>location</w:t>
-      </w:r>
-      <w:r>
-        <w:rPr>
-          <w:b/>
-          <w:bCs/>
-        </w:rPr>
-        <w:tab/>
-        <w:t>로케이션</w:t>
-      </w:r>
-      <w:r>
-        <w:rPr>
-          <w:b/>
-          <w:bCs/>
-        </w:rPr>
-        <w:tab/>
-        <w:t>위치</w:t>
-      </w:r>
-    </w:p>
-    <w:p>
-      <w:pPr>
-        <w:spacing w:after="0"/>
-        <w:rPr>
-          <w:b/>
-          <w:bCs/>
-        </w:rPr>
-      </w:pPr>
-      <w:r>
-        <w:rPr>
-          <w:b/>
-          <w:bCs/>
-        </w:rPr>
-        <w:t>package</w:t>
-      </w:r>
-      <w:r>
-        <w:rPr>
-          <w:b/>
-          <w:bCs/>
-        </w:rPr>
-        <w:tab/>
-        <w:t>패키지</w:t>
-      </w:r>
-      <w:r>
-        <w:rPr>
-          <w:b/>
-          <w:bCs/>
-        </w:rPr>
-        <w:tab/>
-      </w:r>
-      <w:r>
-        <w:rPr>
-          <w:b/>
-          <w:bCs/>
-        </w:rPr>
-        <w:tab/>
-      </w:r>
-      <w:r>
-        <w:rPr>
-          <w:b/>
-          <w:bCs/>
-        </w:rPr>
-        <w:t>꾸러미</w:t>
-      </w:r>
-    </w:p>
-    <w:p>
-      <w:pPr>
-        <w:spacing w:after="0"/>
-        <w:rPr>
-          <w:b/>
-          <w:bCs/>
-        </w:rPr>
-      </w:pPr>
-      <w:r>
-        <w:rPr>
-          <w:b/>
-          <w:bCs/>
-        </w:rPr>
-        <w:t>persistance</w:t>
-      </w:r>
-      <w:r>
-        <w:rPr>
-          <w:b/>
-          <w:bCs/>
-        </w:rPr>
-        <w:tab/>
-        <w:t>퍼시스턴스</w:t>
-      </w:r>
-      <w:r>
-        <w:rPr>
-          <w:b/>
-          <w:bCs/>
-        </w:rPr>
-        <w:tab/>
-        <w:t>지속성</w:t>
-      </w:r>
-    </w:p>
-    <w:p>
-      <w:pPr>
-        <w:spacing w:after="0"/>
-        <w:rPr>
-          <w:b/>
-          <w:bCs/>
-        </w:rPr>
-      </w:pPr>
-      <w:r>
-        <w:rPr>
-          <w:b/>
-          <w:bCs/>
-        </w:rPr>
-        <w:t>poll</w:t>
-      </w:r>
-      <w:r>
-        <w:rPr>
-          <w:b/>
-          <w:bCs/>
-        </w:rPr>
-        <w:tab/>
-      </w:r>
-      <w:r>
-        <w:rPr>
-          <w:b/>
-          <w:bCs/>
-        </w:rPr>
-        <w:tab/>
-      </w:r>
-      <w:r>
-        <w:rPr>
-          <w:b/>
-          <w:bCs/>
-        </w:rPr>
-        <w:t>폴</w:t>
-      </w:r>
-      <w:r>
-        <w:rPr>
-          <w:b/>
-          <w:bCs/>
-        </w:rPr>
-        <w:tab/>
-      </w:r>
-      <w:r>
-        <w:rPr>
-          <w:b/>
-          <w:bCs/>
-        </w:rPr>
-        <w:tab/>
-      </w:r>
-      <w:r>
-        <w:rPr>
-          <w:b/>
-          <w:bCs/>
-        </w:rPr>
-        <w:t>여론조사</w:t>
-      </w:r>
-    </w:p>
-    <w:p>
-      <w:pPr>
-        <w:spacing w:after="0"/>
-        <w:rPr>
-          <w:b/>
-          <w:bCs/>
-        </w:rPr>
-      </w:pPr>
-      <w:r>
-        <w:rPr>
-          <w:b/>
-          <w:bCs/>
-        </w:rPr>
-        <w:t>property</w:t>
-      </w:r>
-      <w:r>
-        <w:rPr>
-          <w:b/>
-          <w:bCs/>
-        </w:rPr>
-        <w:tab/>
-        <w:t>프로퍼티</w:t>
-      </w:r>
-      <w:r>
-        <w:rPr>
-          <w:b/>
-          <w:bCs/>
-        </w:rPr>
-        <w:tab/>
-        <w:t>속성</w:t>
+        <w:t>length</w:t>
+      </w:r>
+      <w:r>
+        <w:rPr>
+          <w:b/>
+          <w:bCs/>
+        </w:rPr>
+        <w:tab/>
+      </w:r>
+      <w:r>
+        <w:rPr>
+          <w:b/>
+          <w:bCs/>
+        </w:rPr>
+        <w:tab/>
+      </w:r>
+      <w:r>
+        <w:rPr>
+          <w:b/>
+          <w:bCs/>
+        </w:rPr>
+        <w:t>렝스</w:t>
+      </w:r>
+      <w:r>
+        <w:rPr>
+          <w:b/>
+          <w:bCs/>
+        </w:rPr>
+        <w:tab/>
+      </w:r>
+      <w:r>
+        <w:rPr>
+          <w:b/>
+          <w:bCs/>
+        </w:rPr>
+        <w:tab/>
+      </w:r>
+      <w:r>
+        <w:rPr>
+          <w:b/>
+          <w:bCs/>
+        </w:rPr>
+        <w:t>길이</w:t>
+      </w:r>
+    </w:p>
+    <w:p>
+      <w:pPr>
+        <w:spacing w:after="0"/>
+        <w:rPr>
+          <w:b/>
+          <w:bCs/>
+        </w:rPr>
+      </w:pPr>
+      <w:r>
+        <w:rPr>
+          <w:b/>
+          <w:bCs/>
+        </w:rPr>
+        <w:t>load</w:t>
+      </w:r>
+      <w:r>
+        <w:rPr>
+          <w:b/>
+          <w:bCs/>
+        </w:rPr>
+        <w:tab/>
+      </w:r>
+      <w:r>
+        <w:rPr>
+          <w:b/>
+          <w:bCs/>
+        </w:rPr>
+        <w:tab/>
+      </w:r>
+      <w:r>
+        <w:rPr>
+          <w:b/>
+          <w:bCs/>
+        </w:rPr>
+        <w:t>로드</w:t>
+      </w:r>
+      <w:r>
+        <w:rPr>
+          <w:b/>
+          <w:bCs/>
+        </w:rPr>
+        <w:tab/>
+      </w:r>
+      <w:r>
+        <w:rPr>
+          <w:b/>
+          <w:bCs/>
+        </w:rPr>
+        <w:tab/>
+      </w:r>
+      <w:r>
+        <w:rPr>
+          <w:b/>
+          <w:bCs/>
+        </w:rPr>
+        <w:t>불러오다</w:t>
+      </w:r>
+    </w:p>
+    <w:p>
+      <w:pPr>
+        <w:spacing w:after="0"/>
+        <w:rPr>
+          <w:b/>
+          <w:bCs/>
+        </w:rPr>
+      </w:pPr>
+      <w:r>
+        <w:rPr>
+          <w:b/>
+          <w:bCs/>
+        </w:rPr>
+        <w:t>order</w:t>
+      </w:r>
+      <w:r>
+        <w:rPr>
+          <w:b/>
+          <w:bCs/>
+        </w:rPr>
+        <w:tab/>
+      </w:r>
+      <w:r>
+        <w:rPr>
+          <w:b/>
+          <w:bCs/>
+        </w:rPr>
+        <w:tab/>
+      </w:r>
+      <w:r>
+        <w:rPr>
+          <w:b/>
+          <w:bCs/>
+        </w:rPr>
+        <w:t>오더</w:t>
+      </w:r>
+      <w:r>
+        <w:rPr>
+          <w:b/>
+          <w:bCs/>
+        </w:rPr>
+        <w:tab/>
+      </w:r>
+      <w:r>
+        <w:rPr>
+          <w:b/>
+          <w:bCs/>
+        </w:rPr>
+        <w:tab/>
+      </w:r>
+      <w:r>
+        <w:rPr>
+          <w:b/>
+          <w:bCs/>
+        </w:rPr>
+        <w:t>순서</w:t>
+      </w:r>
+    </w:p>
+    <w:p>
+      <w:pPr>
+        <w:spacing w:after="0"/>
+        <w:rPr>
+          <w:b/>
+          <w:bCs/>
+        </w:rPr>
+      </w:pPr>
+      <w:r>
+        <w:rPr>
+          <w:b/>
+          <w:bCs/>
+        </w:rPr>
+        <w:t>payload</w:t>
+      </w:r>
+      <w:r>
+        <w:rPr>
+          <w:b/>
+          <w:bCs/>
+        </w:rPr>
+        <w:tab/>
+        <w:t>페이로드</w:t>
+      </w:r>
+      <w:r>
+        <w:rPr>
+          <w:b/>
+          <w:bCs/>
+        </w:rPr>
+        <w:tab/>
+        <w:t>탑재 화물</w:t>
+      </w:r>
+    </w:p>
+    <w:p>
+      <w:pPr>
+        <w:spacing w:after="0"/>
+        <w:rPr>
+          <w:b/>
+          <w:bCs/>
+        </w:rPr>
+      </w:pPr>
+      <w:r>
+        <w:rPr>
+          <w:b/>
+          <w:bCs/>
+        </w:rPr>
+        <w:t>primary</w:t>
+      </w:r>
+      <w:r>
+        <w:rPr>
+          <w:b/>
+          <w:bCs/>
+        </w:rPr>
+        <w:tab/>
+        <w:t>프라이머리</w:t>
+      </w:r>
+      <w:r>
+        <w:rPr>
+          <w:b/>
+          <w:bCs/>
+        </w:rPr>
+        <w:tab/>
+        <w:t>주요한</w:t>
       </w:r>
     </w:p>
     <w:p>
@@ -39031,268 +41192,152 @@
           <w:b/>
           <w:bCs/>
         </w:rPr>
-        <w:t>push</w:t>
-      </w:r>
-      <w:r>
-        <w:rPr>
-          <w:b/>
-          <w:bCs/>
-        </w:rPr>
-        <w:tab/>
-      </w:r>
-      <w:r>
-        <w:rPr>
-          <w:b/>
-          <w:bCs/>
-        </w:rPr>
-        <w:tab/>
-      </w:r>
-      <w:r>
-        <w:rPr>
-          <w:b/>
-          <w:bCs/>
-        </w:rPr>
-        <w:t>푸시</w:t>
-      </w:r>
-      <w:r>
-        <w:rPr>
-          <w:b/>
-          <w:bCs/>
-        </w:rPr>
-        <w:tab/>
-      </w:r>
-      <w:r>
-        <w:rPr>
-          <w:b/>
-          <w:bCs/>
-        </w:rPr>
-        <w:tab/>
-      </w:r>
-      <w:r>
-        <w:rPr>
-          <w:b/>
-          <w:bCs/>
-        </w:rPr>
-        <w:t>밀다</w:t>
-      </w:r>
-    </w:p>
-    <w:p>
-      <w:pPr>
-        <w:spacing w:after="0"/>
-        <w:rPr>
-          <w:b/>
-          <w:bCs/>
-        </w:rPr>
-      </w:pPr>
-      <w:r>
-        <w:rPr>
-          <w:b/>
-          <w:bCs/>
-        </w:rPr>
-        <w:t>quality</w:t>
-      </w:r>
-      <w:r>
-        <w:rPr>
-          <w:b/>
-          <w:bCs/>
-        </w:rPr>
-        <w:tab/>
-      </w:r>
-      <w:r>
-        <w:rPr>
-          <w:b/>
-          <w:bCs/>
-        </w:rPr>
-        <w:tab/>
-      </w:r>
-      <w:r>
-        <w:rPr>
-          <w:b/>
-          <w:bCs/>
-        </w:rPr>
-        <w:t>퀄리티</w:t>
-      </w:r>
-      <w:r>
-        <w:rPr>
-          <w:b/>
-          <w:bCs/>
-        </w:rPr>
-        <w:tab/>
-      </w:r>
-      <w:r>
-        <w:rPr>
-          <w:b/>
-          <w:bCs/>
-        </w:rPr>
-        <w:tab/>
-      </w:r>
-      <w:r>
-        <w:rPr>
-          <w:b/>
-          <w:bCs/>
-        </w:rPr>
-        <w:t>품질</w:t>
-      </w:r>
-    </w:p>
-    <w:p>
-      <w:pPr>
-        <w:spacing w:after="0"/>
-        <w:rPr>
-          <w:b/>
-          <w:bCs/>
-        </w:rPr>
-      </w:pPr>
-      <w:r>
-        <w:rPr>
-          <w:b/>
-          <w:bCs/>
-        </w:rPr>
-        <w:t>queue</w:t>
-      </w:r>
-      <w:r>
-        <w:rPr>
-          <w:b/>
-          <w:bCs/>
-        </w:rPr>
-        <w:tab/>
-      </w:r>
-      <w:r>
-        <w:rPr>
-          <w:b/>
-          <w:bCs/>
-        </w:rPr>
-        <w:tab/>
-      </w:r>
-      <w:r>
-        <w:rPr>
-          <w:b/>
-          <w:bCs/>
-        </w:rPr>
-        <w:t>큐</w:t>
-      </w:r>
-      <w:r>
-        <w:rPr>
-          <w:b/>
-          <w:bCs/>
-        </w:rPr>
-        <w:tab/>
-      </w:r>
-      <w:r>
-        <w:rPr>
-          <w:b/>
-          <w:bCs/>
-        </w:rPr>
-        <w:tab/>
-      </w:r>
-      <w:r>
-        <w:rPr>
-          <w:b/>
-          <w:bCs/>
-        </w:rPr>
-        <w:t>대기열</w:t>
-      </w:r>
-    </w:p>
-    <w:p>
-      <w:pPr>
-        <w:spacing w:after="0"/>
-        <w:rPr>
-          <w:b/>
-          <w:bCs/>
-        </w:rPr>
-      </w:pPr>
-      <w:r>
-        <w:rPr>
-          <w:b/>
-          <w:bCs/>
-        </w:rPr>
-        <w:t>random</w:t>
-      </w:r>
-      <w:r>
-        <w:rPr>
-          <w:b/>
-          <w:bCs/>
-        </w:rPr>
-        <w:tab/>
-        <w:t>랜덤</w:t>
-      </w:r>
-      <w:r>
-        <w:rPr>
-          <w:b/>
-          <w:bCs/>
-        </w:rPr>
-        <w:tab/>
-      </w:r>
-      <w:r>
-        <w:rPr>
-          <w:b/>
-          <w:bCs/>
-        </w:rPr>
-        <w:tab/>
-      </w:r>
-      <w:r>
-        <w:rPr>
-          <w:b/>
-          <w:bCs/>
-        </w:rPr>
-        <w:t>무작위</w:t>
-      </w:r>
-    </w:p>
-    <w:p>
-      <w:pPr>
-        <w:spacing w:after="0"/>
-        <w:rPr>
-          <w:b/>
-          <w:bCs/>
-        </w:rPr>
-      </w:pPr>
-      <w:r>
-        <w:rPr>
-          <w:b/>
-          <w:bCs/>
-        </w:rPr>
-        <w:t>seed</w:t>
-      </w:r>
-      <w:r>
-        <w:rPr>
-          <w:b/>
-          <w:bCs/>
-        </w:rPr>
-        <w:tab/>
-      </w:r>
-      <w:r>
-        <w:rPr>
-          <w:b/>
-          <w:bCs/>
-        </w:rPr>
-        <w:tab/>
-      </w:r>
-      <w:r>
-        <w:rPr>
-          <w:b/>
-          <w:bCs/>
-        </w:rPr>
-        <w:t>시드</w:t>
-      </w:r>
-      <w:r>
-        <w:rPr>
-          <w:b/>
-          <w:bCs/>
-        </w:rPr>
-        <w:tab/>
-      </w:r>
-      <w:r>
-        <w:rPr>
-          <w:b/>
-          <w:bCs/>
-        </w:rPr>
-        <w:tab/>
-      </w:r>
-      <w:r>
-        <w:rPr>
-          <w:b/>
-          <w:bCs/>
-        </w:rPr>
-        <w:t>씨앗</w:t>
+        <w:t>render</w:t>
+      </w:r>
+      <w:r>
+        <w:rPr>
+          <w:b/>
+          <w:bCs/>
+        </w:rPr>
+        <w:tab/>
+      </w:r>
+      <w:r>
+        <w:rPr>
+          <w:b/>
+          <w:bCs/>
+        </w:rPr>
+        <w:tab/>
+      </w:r>
+      <w:r>
+        <w:rPr>
+          <w:b/>
+          <w:bCs/>
+        </w:rPr>
+        <w:t>렌더</w:t>
+      </w:r>
+      <w:r>
+        <w:rPr>
+          <w:b/>
+          <w:bCs/>
+        </w:rPr>
+        <w:tab/>
+      </w:r>
+      <w:r>
+        <w:rPr>
+          <w:b/>
+          <w:bCs/>
+        </w:rPr>
+        <w:tab/>
+      </w:r>
+      <w:r>
+        <w:rPr>
+          <w:b/>
+          <w:bCs/>
+        </w:rPr>
+        <w:t>표현하다</w:t>
+      </w:r>
+    </w:p>
+    <w:p>
+      <w:pPr>
+        <w:spacing w:after="0"/>
+        <w:rPr>
+          <w:b/>
+          <w:bCs/>
+        </w:rPr>
+      </w:pPr>
+      <w:r>
+        <w:rPr>
+          <w:b/>
+          <w:bCs/>
+        </w:rPr>
+        <w:t>request</w:t>
+      </w:r>
+      <w:r>
+        <w:rPr>
+          <w:b/>
+          <w:bCs/>
+        </w:rPr>
+        <w:tab/>
+      </w:r>
+      <w:r>
+        <w:rPr>
+          <w:b/>
+          <w:bCs/>
+        </w:rPr>
+        <w:tab/>
+      </w:r>
+      <w:r>
+        <w:rPr>
+          <w:b/>
+          <w:bCs/>
+        </w:rPr>
+        <w:t>리퀘스트</w:t>
+      </w:r>
+      <w:r>
+        <w:rPr>
+          <w:b/>
+          <w:bCs/>
+        </w:rPr>
+        <w:tab/>
+        <w:t>요청</w:t>
+      </w:r>
+    </w:p>
+    <w:p>
+      <w:pPr>
+        <w:spacing w:after="0"/>
+        <w:rPr>
+          <w:b/>
+          <w:bCs/>
+        </w:rPr>
+      </w:pPr>
+      <w:r>
+        <w:rPr>
+          <w:b/>
+          <w:bCs/>
+        </w:rPr>
+        <w:t>select</w:t>
+      </w:r>
+      <w:r>
+        <w:rPr>
+          <w:b/>
+          <w:bCs/>
+        </w:rPr>
+        <w:tab/>
+      </w:r>
+      <w:r>
+        <w:rPr>
+          <w:b/>
+          <w:bCs/>
+        </w:rPr>
+        <w:tab/>
+      </w:r>
+      <w:r>
+        <w:rPr>
+          <w:b/>
+          <w:bCs/>
+        </w:rPr>
+        <w:t>셀렉트</w:t>
+      </w:r>
+      <w:r>
+        <w:rPr>
+          <w:b/>
+          <w:bCs/>
+        </w:rPr>
+        <w:tab/>
+      </w:r>
+      <w:r>
+        <w:rPr>
+          <w:b/>
+          <w:bCs/>
+        </w:rPr>
+        <w:tab/>
+      </w:r>
+      <w:r>
+        <w:rPr>
+          <w:b/>
+          <w:bCs/>
+        </w:rPr>
+        <w:t>선택하다</w:t>
       </w:r>
     </w:p>
     <w:p>
@@ -39366,64 +41411,6 @@
           <w:b/>
           <w:bCs/>
         </w:rPr>
-        <w:t>socket</w:t>
-      </w:r>
-      <w:r>
-        <w:rPr>
-          <w:b/>
-          <w:bCs/>
-        </w:rPr>
-        <w:tab/>
-      </w:r>
-      <w:r>
-        <w:rPr>
-          <w:b/>
-          <w:bCs/>
-        </w:rPr>
-        <w:tab/>
-      </w:r>
-      <w:r>
-        <w:rPr>
-          <w:b/>
-          <w:bCs/>
-        </w:rPr>
-        <w:t>소켓</w:t>
-      </w:r>
-      <w:r>
-        <w:rPr>
-          <w:b/>
-          <w:bCs/>
-        </w:rPr>
-        <w:tab/>
-      </w:r>
-      <w:r>
-        <w:rPr>
-          <w:b/>
-          <w:bCs/>
-        </w:rPr>
-        <w:tab/>
-      </w:r>
-      <w:r>
-        <w:rPr>
-          <w:b/>
-          <w:bCs/>
-        </w:rPr>
-        <w:t>소켓</w:t>
-      </w:r>
-    </w:p>
-    <w:p>
-      <w:pPr>
-        <w:spacing w:after="0"/>
-        <w:rPr>
-          <w:b/>
-          <w:bCs/>
-        </w:rPr>
-      </w:pPr>
-      <w:r>
-        <w:rPr>
-          <w:b/>
-          <w:bCs/>
-        </w:rPr>
         <w:t>status</w:t>
       </w:r>
       <w:r>
@@ -39469,6 +41456,7 @@
           <w:b/>
           <w:bCs/>
         </w:rPr>
+        <w:lastRenderedPageBreak/>
         <w:t>subscribe</w:t>
       </w:r>
       <w:r>
@@ -39509,23 +41497,36 @@
           <w:b/>
           <w:bCs/>
         </w:rPr>
-        <w:t>telemetry</w:t>
-      </w:r>
-      <w:r>
-        <w:rPr>
-          <w:b/>
-          <w:bCs/>
-        </w:rPr>
-        <w:tab/>
-        <w:t>텔레메트리</w:t>
-      </w:r>
-      <w:r>
-        <w:rPr>
-          <w:b/>
-          <w:bCs/>
-        </w:rPr>
-        <w:tab/>
-        <w:t>원격 측정</w:t>
+        <w:t>template</w:t>
+      </w:r>
+      <w:r>
+        <w:rPr>
+          <w:b/>
+          <w:bCs/>
+        </w:rPr>
+        <w:tab/>
+        <w:t>템플릿</w:t>
+      </w:r>
+      <w:r>
+        <w:rPr>
+          <w:b/>
+          <w:bCs/>
+        </w:rPr>
+        <w:tab/>
+      </w:r>
+      <w:r>
+        <w:rPr>
+          <w:b/>
+          <w:bCs/>
+        </w:rPr>
+        <w:tab/>
+      </w:r>
+      <w:r>
+        <w:rPr>
+          <w:b/>
+          <w:bCs/>
+        </w:rPr>
+        <w:t>서식</w:t>
       </w:r>
     </w:p>
     <w:p>
@@ -39599,38 +41600,6 @@
           <w:b/>
           <w:bCs/>
         </w:rPr>
-        <w:t>transport</w:t>
-      </w:r>
-      <w:r>
-        <w:rPr>
-          <w:b/>
-          <w:bCs/>
-        </w:rPr>
-        <w:tab/>
-        <w:t>트랜스포트</w:t>
-      </w:r>
-      <w:r>
-        <w:rPr>
-          <w:b/>
-          <w:bCs/>
-        </w:rPr>
-        <w:tab/>
-        <w:t>수송하다</w:t>
-      </w:r>
-    </w:p>
-    <w:p>
-      <w:pPr>
-        <w:spacing w:after="0"/>
-        <w:rPr>
-          <w:b/>
-          <w:bCs/>
-        </w:rPr>
-      </w:pPr>
-      <w:r>
-        <w:rPr>
-          <w:b/>
-          <w:bCs/>
-        </w:rPr>
         <w:t>while</w:t>
       </w:r>
       <w:r>
@@ -39674,64 +41643,6 @@
           <w:bCs/>
         </w:rPr>
         <w:t>~하는 동안</w:t>
-      </w:r>
-    </w:p>
-    <w:p>
-      <w:pPr>
-        <w:spacing w:after="0"/>
-        <w:rPr>
-          <w:b/>
-          <w:bCs/>
-        </w:rPr>
-      </w:pPr>
-      <w:r>
-        <w:rPr>
-          <w:b/>
-          <w:bCs/>
-        </w:rPr>
-        <w:t>widget</w:t>
-      </w:r>
-      <w:r>
-        <w:rPr>
-          <w:b/>
-          <w:bCs/>
-        </w:rPr>
-        <w:tab/>
-      </w:r>
-      <w:r>
-        <w:rPr>
-          <w:b/>
-          <w:bCs/>
-        </w:rPr>
-        <w:tab/>
-      </w:r>
-      <w:r>
-        <w:rPr>
-          <w:b/>
-          <w:bCs/>
-        </w:rPr>
-        <w:t>위젯</w:t>
-      </w:r>
-      <w:r>
-        <w:rPr>
-          <w:b/>
-          <w:bCs/>
-        </w:rPr>
-        <w:tab/>
-      </w:r>
-      <w:r>
-        <w:rPr>
-          <w:b/>
-          <w:bCs/>
-        </w:rPr>
-        <w:tab/>
-      </w:r>
-      <w:r>
-        <w:rPr>
-          <w:b/>
-          <w:bCs/>
-        </w:rPr>
-        <w:t>위젯</w:t>
       </w:r>
     </w:p>
     <w:p>
@@ -39741,59 +41652,59 @@
         </w:pBdr>
         <w:spacing w:after="0"/>
         <w:rPr>
+          <w:b/>
+          <w:bCs/>
+        </w:rPr>
+      </w:pPr>
+      <w:r>
+        <w:rPr>
+          <w:b/>
+          <w:bCs/>
+        </w:rPr>
+        <w:t>yield</w:t>
+      </w:r>
+      <w:r>
+        <w:rPr>
+          <w:b/>
+          <w:bCs/>
+        </w:rPr>
+        <w:tab/>
+      </w:r>
+      <w:r>
+        <w:rPr>
+          <w:b/>
+          <w:bCs/>
+        </w:rPr>
+        <w:tab/>
+      </w:r>
+      <w:r>
+        <w:rPr>
+          <w:b/>
+          <w:bCs/>
+        </w:rPr>
+        <w:t>일드</w:t>
+      </w:r>
+      <w:r>
+        <w:rPr>
+          <w:b/>
+          <w:bCs/>
+        </w:rPr>
+        <w:tab/>
+      </w:r>
+      <w:r>
+        <w:rPr>
+          <w:b/>
+          <w:bCs/>
+        </w:rPr>
+        <w:tab/>
+        <w:t>생산하다</w:t>
+      </w:r>
+    </w:p>
+    <w:p>
+      <w:pPr>
+        <w:spacing w:after="0"/>
+        <w:rPr>
           <w:rFonts w:hint="eastAsia"/>
-          <w:b/>
-          <w:bCs/>
-        </w:rPr>
-      </w:pPr>
-      <w:r>
-        <w:rPr>
-          <w:b/>
-          <w:bCs/>
-        </w:rPr>
-        <w:t>yield</w:t>
-      </w:r>
-      <w:r>
-        <w:rPr>
-          <w:b/>
-          <w:bCs/>
-        </w:rPr>
-        <w:tab/>
-      </w:r>
-      <w:r>
-        <w:rPr>
-          <w:b/>
-          <w:bCs/>
-        </w:rPr>
-        <w:tab/>
-      </w:r>
-      <w:r>
-        <w:rPr>
-          <w:b/>
-          <w:bCs/>
-        </w:rPr>
-        <w:t>일드</w:t>
-      </w:r>
-      <w:r>
-        <w:rPr>
-          <w:b/>
-          <w:bCs/>
-        </w:rPr>
-        <w:tab/>
-      </w:r>
-      <w:r>
-        <w:rPr>
-          <w:b/>
-          <w:bCs/>
-        </w:rPr>
-        <w:tab/>
-        <w:t>생산하다</w:t>
-      </w:r>
-    </w:p>
-    <w:p>
-      <w:pPr>
-        <w:spacing w:after="0"/>
-        <w:rPr>
           <w:b/>
           <w:bCs/>
           <w:color w:val="0070C0"/>
@@ -39819,7 +41730,7 @@
           <w:sz w:val="24"/>
           <w:szCs w:val="28"/>
         </w:rPr>
-        <w:t>3</w:t>
+        <w:t>4</w:t>
       </w:r>
       <w:r>
         <w:rPr>
@@ -39843,171 +41754,502 @@
       </w:pPr>
       <w:r>
         <w:rPr>
-          <w:b/>
-          <w:bCs/>
-        </w:rPr>
-        <w:t>broker</w:t>
-      </w:r>
-      <w:r>
-        <w:rPr>
-          <w:b/>
-          <w:bCs/>
-        </w:rPr>
-        <w:tab/>
-      </w:r>
-      <w:r>
-        <w:rPr>
-          <w:b/>
-          <w:bCs/>
-        </w:rPr>
-        <w:tab/>
-      </w:r>
-      <w:r>
-        <w:rPr>
-          <w:b/>
-          <w:bCs/>
-        </w:rPr>
-        <w:t>브로커</w:t>
-      </w:r>
-      <w:r>
-        <w:rPr>
-          <w:b/>
-          <w:bCs/>
-        </w:rPr>
-        <w:tab/>
-      </w:r>
-      <w:r>
-        <w:rPr>
-          <w:b/>
-          <w:bCs/>
-        </w:rPr>
-        <w:tab/>
-      </w:r>
-      <w:r>
-        <w:rPr>
-          <w:b/>
-          <w:bCs/>
-        </w:rPr>
-        <w:t>중개인</w:t>
-      </w:r>
-    </w:p>
-    <w:p>
-      <w:pPr>
-        <w:spacing w:after="0"/>
-        <w:rPr>
-          <w:b/>
-          <w:bCs/>
-        </w:rPr>
-      </w:pPr>
-      <w:r>
-        <w:rPr>
-          <w:b/>
-          <w:bCs/>
-        </w:rPr>
-        <w:t>buffer</w:t>
-      </w:r>
-      <w:r>
-        <w:rPr>
-          <w:b/>
-          <w:bCs/>
-        </w:rPr>
-        <w:tab/>
-      </w:r>
-      <w:r>
-        <w:rPr>
-          <w:b/>
-          <w:bCs/>
-        </w:rPr>
-        <w:tab/>
-      </w:r>
-      <w:r>
-        <w:rPr>
-          <w:b/>
-          <w:bCs/>
-        </w:rPr>
-        <w:t>버퍼</w:t>
-      </w:r>
-      <w:r>
-        <w:rPr>
-          <w:b/>
-          <w:bCs/>
-        </w:rPr>
-        <w:tab/>
-      </w:r>
-      <w:r>
-        <w:rPr>
-          <w:b/>
-          <w:bCs/>
-        </w:rPr>
-        <w:tab/>
-      </w:r>
-      <w:r>
-        <w:rPr>
-          <w:b/>
-          <w:bCs/>
-        </w:rPr>
-        <w:t>완충 기억 장치</w:t>
-      </w:r>
-    </w:p>
-    <w:p>
-      <w:pPr>
-        <w:spacing w:after="0"/>
-        <w:rPr>
-          <w:b/>
-          <w:bCs/>
-        </w:rPr>
-      </w:pPr>
-      <w:r>
-        <w:rPr>
-          <w:b/>
-          <w:bCs/>
-        </w:rPr>
-        <w:t>callback</w:t>
-      </w:r>
-      <w:r>
-        <w:rPr>
-          <w:b/>
-          <w:bCs/>
-        </w:rPr>
-        <w:tab/>
-        <w:t>콜백</w:t>
-      </w:r>
-      <w:r>
-        <w:rPr>
-          <w:b/>
-          <w:bCs/>
-        </w:rPr>
-        <w:tab/>
-      </w:r>
-      <w:r>
-        <w:rPr>
-          <w:b/>
-          <w:bCs/>
-        </w:rPr>
-        <w:tab/>
-      </w:r>
-      <w:r>
-        <w:rPr>
-          <w:b/>
-          <w:bCs/>
-        </w:rPr>
-        <w:t>콜백</w:t>
-      </w:r>
-    </w:p>
-    <w:p>
-      <w:pPr>
-        <w:spacing w:after="0"/>
-        <w:rPr>
-          <w:b/>
-          <w:bCs/>
-        </w:rPr>
-      </w:pPr>
-      <w:r>
-        <w:rPr>
-          <w:b/>
-          <w:bCs/>
-        </w:rPr>
-        <w:t>client</w:t>
+          <w:rFonts w:hint="eastAsia"/>
+          <w:b/>
+          <w:bCs/>
+        </w:rPr>
+        <w:t>p</w:t>
+      </w:r>
+      <w:r>
+        <w:rPr>
+          <w:b/>
+          <w:bCs/>
+        </w:rPr>
+        <w:t>latform</w:t>
+      </w:r>
+      <w:r>
+        <w:rPr>
+          <w:b/>
+          <w:bCs/>
+        </w:rPr>
+        <w:tab/>
+        <w:t>플랫폼</w:t>
+      </w:r>
+      <w:r>
+        <w:rPr>
+          <w:b/>
+          <w:bCs/>
+        </w:rPr>
+        <w:tab/>
+      </w:r>
+      <w:r>
+        <w:rPr>
+          <w:b/>
+          <w:bCs/>
+        </w:rPr>
+        <w:tab/>
+      </w:r>
+      <w:r>
+        <w:rPr>
+          <w:b/>
+          <w:bCs/>
+        </w:rPr>
+        <w:t>기반 환경</w:t>
+      </w:r>
+    </w:p>
+    <w:p>
+      <w:pPr>
+        <w:spacing w:after="0"/>
+        <w:rPr>
+          <w:b/>
+          <w:bCs/>
+        </w:rPr>
+      </w:pPr>
+      <w:r>
+        <w:rPr>
+          <w:rFonts w:hint="eastAsia"/>
+          <w:b/>
+          <w:bCs/>
+        </w:rPr>
+        <w:t>s</w:t>
+      </w:r>
+      <w:r>
+        <w:rPr>
+          <w:b/>
+          <w:bCs/>
+        </w:rPr>
+        <w:t>ensor</w:t>
+      </w:r>
+      <w:r>
+        <w:rPr>
+          <w:b/>
+          <w:bCs/>
+        </w:rPr>
+        <w:tab/>
+      </w:r>
+      <w:r>
+        <w:rPr>
+          <w:b/>
+          <w:bCs/>
+        </w:rPr>
+        <w:tab/>
+        <w:t>센서</w:t>
+      </w:r>
+      <w:r>
+        <w:rPr>
+          <w:b/>
+          <w:bCs/>
+        </w:rPr>
+        <w:tab/>
+      </w:r>
+      <w:r>
+        <w:rPr>
+          <w:b/>
+          <w:bCs/>
+        </w:rPr>
+        <w:tab/>
+      </w:r>
+      <w:r>
+        <w:rPr>
+          <w:b/>
+          <w:bCs/>
+        </w:rPr>
+        <w:t>감지 장치</w:t>
+      </w:r>
+    </w:p>
+    <w:p>
+      <w:pPr>
+        <w:spacing w:after="0"/>
+        <w:rPr>
+          <w:b/>
+          <w:bCs/>
+        </w:rPr>
+      </w:pPr>
+      <w:r>
+        <w:rPr>
+          <w:rFonts w:hint="eastAsia"/>
+          <w:b/>
+          <w:bCs/>
+        </w:rPr>
+        <w:t>c</w:t>
+      </w:r>
+      <w:r>
+        <w:rPr>
+          <w:b/>
+          <w:bCs/>
+        </w:rPr>
+        <w:t>loud</w:t>
+      </w:r>
+      <w:r>
+        <w:rPr>
+          <w:b/>
+          <w:bCs/>
+        </w:rPr>
+        <w:tab/>
+      </w:r>
+      <w:r>
+        <w:rPr>
+          <w:b/>
+          <w:bCs/>
+        </w:rPr>
+        <w:tab/>
+      </w:r>
+      <w:r>
+        <w:rPr>
+          <w:b/>
+          <w:bCs/>
+        </w:rPr>
+        <w:t>클라우드</w:t>
+      </w:r>
+      <w:r>
+        <w:rPr>
+          <w:b/>
+          <w:bCs/>
+        </w:rPr>
+        <w:tab/>
+        <w:t>가상 서버</w:t>
+      </w:r>
+    </w:p>
+    <w:p>
+      <w:pPr>
+        <w:spacing w:after="0"/>
+        <w:rPr>
+          <w:b/>
+          <w:bCs/>
+        </w:rPr>
+      </w:pPr>
+      <w:r>
+        <w:rPr>
+          <w:rFonts w:hint="eastAsia"/>
+          <w:b/>
+          <w:bCs/>
+        </w:rPr>
+        <w:t>i</w:t>
+      </w:r>
+      <w:r>
+        <w:rPr>
+          <w:b/>
+          <w:bCs/>
+        </w:rPr>
+        <w:t>nsight</w:t>
+      </w:r>
+      <w:r>
+        <w:rPr>
+          <w:b/>
+          <w:bCs/>
+        </w:rPr>
+        <w:tab/>
+      </w:r>
+      <w:r>
+        <w:rPr>
+          <w:b/>
+          <w:bCs/>
+        </w:rPr>
+        <w:tab/>
+      </w:r>
+      <w:r>
+        <w:rPr>
+          <w:b/>
+          <w:bCs/>
+        </w:rPr>
+        <w:t>인사이트</w:t>
+      </w:r>
+      <w:r>
+        <w:rPr>
+          <w:b/>
+          <w:bCs/>
+        </w:rPr>
+        <w:tab/>
+        <w:t>통찰력</w:t>
+      </w:r>
+    </w:p>
+    <w:p>
+      <w:pPr>
+        <w:spacing w:after="0"/>
+        <w:rPr>
+          <w:b/>
+          <w:bCs/>
+        </w:rPr>
+      </w:pPr>
+      <w:r>
+        <w:rPr>
+          <w:rFonts w:hint="eastAsia"/>
+          <w:b/>
+          <w:bCs/>
+        </w:rPr>
+        <w:t>c</w:t>
+      </w:r>
+      <w:r>
+        <w:rPr>
+          <w:b/>
+          <w:bCs/>
+        </w:rPr>
+        <w:t>hannel</w:t>
+      </w:r>
+      <w:r>
+        <w:rPr>
+          <w:b/>
+          <w:bCs/>
+        </w:rPr>
+        <w:tab/>
+        <w:t>채널</w:t>
+      </w:r>
+      <w:r>
+        <w:rPr>
+          <w:b/>
+          <w:bCs/>
+        </w:rPr>
+        <w:tab/>
+      </w:r>
+      <w:r>
+        <w:rPr>
+          <w:b/>
+          <w:bCs/>
+        </w:rPr>
+        <w:tab/>
+      </w:r>
+      <w:r>
+        <w:rPr>
+          <w:b/>
+          <w:bCs/>
+        </w:rPr>
+        <w:t>저장 공간</w:t>
+      </w:r>
+    </w:p>
+    <w:p>
+      <w:pPr>
+        <w:spacing w:after="0"/>
+        <w:rPr>
+          <w:b/>
+          <w:bCs/>
+        </w:rPr>
+      </w:pPr>
+      <w:r>
+        <w:rPr>
+          <w:rFonts w:hint="eastAsia"/>
+          <w:b/>
+          <w:bCs/>
+        </w:rPr>
+        <w:t>w</w:t>
+      </w:r>
+      <w:r>
+        <w:rPr>
+          <w:b/>
+          <w:bCs/>
+        </w:rPr>
+        <w:t>idget</w:t>
+      </w:r>
+      <w:r>
+        <w:rPr>
+          <w:b/>
+          <w:bCs/>
+        </w:rPr>
+        <w:tab/>
+      </w:r>
+      <w:r>
+        <w:rPr>
+          <w:b/>
+          <w:bCs/>
+        </w:rPr>
+        <w:tab/>
+      </w:r>
+      <w:r>
+        <w:rPr>
+          <w:b/>
+          <w:bCs/>
+        </w:rPr>
+        <w:t>위젯</w:t>
+      </w:r>
+      <w:r>
+        <w:rPr>
+          <w:b/>
+          <w:bCs/>
+        </w:rPr>
+        <w:tab/>
+      </w:r>
+      <w:r>
+        <w:rPr>
+          <w:b/>
+          <w:bCs/>
+        </w:rPr>
+        <w:tab/>
+      </w:r>
+      <w:r>
+        <w:rPr>
+          <w:b/>
+          <w:bCs/>
+        </w:rPr>
+        <w:t>소형 도구</w:t>
+      </w:r>
+    </w:p>
+    <w:p>
+      <w:pPr>
+        <w:spacing w:after="0"/>
+        <w:rPr>
+          <w:b/>
+          <w:bCs/>
+        </w:rPr>
+      </w:pPr>
+      <w:r>
+        <w:rPr>
+          <w:rFonts w:hint="eastAsia"/>
+          <w:b/>
+          <w:bCs/>
+        </w:rPr>
+        <w:t>d</w:t>
+      </w:r>
+      <w:r>
+        <w:rPr>
+          <w:b/>
+          <w:bCs/>
+        </w:rPr>
+        <w:t>ashboard</w:t>
+      </w:r>
+      <w:r>
+        <w:rPr>
+          <w:b/>
+          <w:bCs/>
+        </w:rPr>
+        <w:tab/>
+        <w:t>대시보드</w:t>
+      </w:r>
+      <w:r>
+        <w:rPr>
+          <w:b/>
+          <w:bCs/>
+        </w:rPr>
+        <w:tab/>
+        <w:t>제어 화면</w:t>
+      </w:r>
+    </w:p>
+    <w:p>
+      <w:pPr>
+        <w:spacing w:after="0"/>
+        <w:rPr>
+          <w:b/>
+          <w:bCs/>
+        </w:rPr>
+      </w:pPr>
+      <w:r>
+        <w:rPr>
+          <w:rFonts w:hint="eastAsia"/>
+          <w:b/>
+          <w:bCs/>
+        </w:rPr>
+        <w:t>h</w:t>
+      </w:r>
+      <w:r>
+        <w:rPr>
+          <w:b/>
+          <w:bCs/>
+        </w:rPr>
+        <w:t>ardware</w:t>
+      </w:r>
+      <w:r>
+        <w:rPr>
+          <w:b/>
+          <w:bCs/>
+        </w:rPr>
+        <w:tab/>
+        <w:t>하드웨어</w:t>
+      </w:r>
+      <w:r>
+        <w:rPr>
+          <w:b/>
+          <w:bCs/>
+        </w:rPr>
+        <w:tab/>
+        <w:t>물리 장치</w:t>
+      </w:r>
+    </w:p>
+    <w:p>
+      <w:pPr>
+        <w:spacing w:after="0"/>
+        <w:rPr>
+          <w:b/>
+          <w:bCs/>
+        </w:rPr>
+      </w:pPr>
+      <w:r>
+        <w:rPr>
+          <w:rFonts w:hint="eastAsia"/>
+          <w:b/>
+          <w:bCs/>
+        </w:rPr>
+        <w:t>s</w:t>
+      </w:r>
+      <w:r>
+        <w:rPr>
+          <w:b/>
+          <w:bCs/>
+        </w:rPr>
+        <w:t>erver</w:t>
+      </w:r>
+      <w:r>
+        <w:rPr>
+          <w:b/>
+          <w:bCs/>
+        </w:rPr>
+        <w:tab/>
+      </w:r>
+      <w:r>
+        <w:rPr>
+          <w:b/>
+          <w:bCs/>
+        </w:rPr>
+        <w:tab/>
+      </w:r>
+      <w:r>
+        <w:rPr>
+          <w:b/>
+          <w:bCs/>
+        </w:rPr>
+        <w:t>서버</w:t>
+      </w:r>
+      <w:r>
+        <w:rPr>
+          <w:b/>
+          <w:bCs/>
+        </w:rPr>
+        <w:tab/>
+      </w:r>
+      <w:r>
+        <w:rPr>
+          <w:b/>
+          <w:bCs/>
+        </w:rPr>
+        <w:tab/>
+      </w:r>
+      <w:r>
+        <w:rPr>
+          <w:b/>
+          <w:bCs/>
+        </w:rPr>
+        <w:t>서비스 제공기</w:t>
+      </w:r>
+    </w:p>
+    <w:p>
+      <w:pPr>
+        <w:spacing w:after="0"/>
+        <w:rPr>
+          <w:b/>
+          <w:bCs/>
+        </w:rPr>
+      </w:pPr>
+      <w:r>
+        <w:rPr>
+          <w:rFonts w:hint="eastAsia"/>
+          <w:b/>
+          <w:bCs/>
+        </w:rPr>
+        <w:t>c</w:t>
+      </w:r>
+      <w:r>
+        <w:rPr>
+          <w:b/>
+          <w:bCs/>
+        </w:rPr>
+        <w:t>lient</w:t>
       </w:r>
       <w:r>
         <w:rPr>
@@ -40036,139 +42278,358 @@
           <w:bCs/>
         </w:rPr>
         <w:tab/>
-        <w:t>고객</w:t>
-      </w:r>
-    </w:p>
-    <w:p>
-      <w:pPr>
-        <w:spacing w:after="0"/>
-        <w:rPr>
-          <w:b/>
-          <w:bCs/>
-        </w:rPr>
-      </w:pPr>
-      <w:r>
-        <w:rPr>
-          <w:b/>
-          <w:bCs/>
-        </w:rPr>
-        <w:t>column</w:t>
-      </w:r>
-      <w:r>
-        <w:rPr>
-          <w:b/>
-          <w:bCs/>
-        </w:rPr>
-        <w:tab/>
-      </w:r>
-      <w:r>
-        <w:rPr>
-          <w:b/>
-          <w:bCs/>
-        </w:rPr>
-        <w:tab/>
-      </w:r>
-      <w:r>
-        <w:rPr>
-          <w:b/>
-          <w:bCs/>
-        </w:rPr>
-        <w:t>컬럼</w:t>
-      </w:r>
-      <w:r>
-        <w:rPr>
-          <w:b/>
-          <w:bCs/>
-        </w:rPr>
-        <w:tab/>
-      </w:r>
-      <w:r>
-        <w:rPr>
-          <w:b/>
-          <w:bCs/>
-        </w:rPr>
-        <w:tab/>
-      </w:r>
-      <w:r>
-        <w:rPr>
-          <w:b/>
-          <w:bCs/>
-        </w:rPr>
-        <w:t>열</w:t>
-      </w:r>
-    </w:p>
-    <w:p>
-      <w:pPr>
-        <w:spacing w:after="0"/>
-        <w:rPr>
-          <w:b/>
-          <w:bCs/>
-        </w:rPr>
-      </w:pPr>
-      <w:r>
-        <w:rPr>
-          <w:b/>
-          <w:bCs/>
-        </w:rPr>
-        <w:t>commit</w:t>
-      </w:r>
-      <w:r>
-        <w:rPr>
-          <w:b/>
-          <w:bCs/>
-        </w:rPr>
-        <w:tab/>
-      </w:r>
-      <w:r>
-        <w:rPr>
-          <w:b/>
-          <w:bCs/>
-        </w:rPr>
-        <w:tab/>
-      </w:r>
-      <w:r>
-        <w:rPr>
-          <w:b/>
-          <w:bCs/>
-        </w:rPr>
-        <w:t>커밋</w:t>
-      </w:r>
-      <w:r>
-        <w:rPr>
-          <w:b/>
-          <w:bCs/>
-        </w:rPr>
-        <w:tab/>
-      </w:r>
-      <w:r>
-        <w:rPr>
-          <w:b/>
-          <w:bCs/>
-        </w:rPr>
-        <w:tab/>
-      </w:r>
-      <w:r>
-        <w:rPr>
-          <w:b/>
-          <w:bCs/>
-        </w:rPr>
-        <w:t>영구 저장하다</w:t>
-      </w:r>
-    </w:p>
-    <w:p>
-      <w:pPr>
-        <w:spacing w:after="0"/>
-        <w:rPr>
-          <w:b/>
-          <w:bCs/>
-        </w:rPr>
-      </w:pPr>
-      <w:r>
-        <w:rPr>
-          <w:b/>
-          <w:bCs/>
-        </w:rPr>
-        <w:t>connect</w:t>
+        <w:t>서비스 수요기</w:t>
+      </w:r>
+    </w:p>
+    <w:p>
+      <w:pPr>
+        <w:spacing w:after="0"/>
+        <w:rPr>
+          <w:b/>
+          <w:bCs/>
+        </w:rPr>
+      </w:pPr>
+      <w:r>
+        <w:rPr>
+          <w:rFonts w:hint="eastAsia"/>
+          <w:b/>
+          <w:bCs/>
+        </w:rPr>
+        <w:t>l</w:t>
+      </w:r>
+      <w:r>
+        <w:rPr>
+          <w:b/>
+          <w:bCs/>
+        </w:rPr>
+        <w:t>ibrary</w:t>
+      </w:r>
+      <w:r>
+        <w:rPr>
+          <w:b/>
+          <w:bCs/>
+        </w:rPr>
+        <w:tab/>
+      </w:r>
+      <w:r>
+        <w:rPr>
+          <w:b/>
+          <w:bCs/>
+        </w:rPr>
+        <w:tab/>
+      </w:r>
+      <w:r>
+        <w:rPr>
+          <w:b/>
+          <w:bCs/>
+        </w:rPr>
+        <w:t>라이브러리</w:t>
+      </w:r>
+      <w:r>
+        <w:rPr>
+          <w:b/>
+          <w:bCs/>
+        </w:rPr>
+        <w:tab/>
+        <w:t>코드 묶음</w:t>
+      </w:r>
+    </w:p>
+    <w:p>
+      <w:pPr>
+        <w:spacing w:after="0"/>
+        <w:rPr>
+          <w:b/>
+          <w:bCs/>
+        </w:rPr>
+      </w:pPr>
+      <w:r>
+        <w:rPr>
+          <w:rFonts w:hint="eastAsia"/>
+          <w:b/>
+          <w:bCs/>
+        </w:rPr>
+        <w:t>t</w:t>
+      </w:r>
+      <w:r>
+        <w:rPr>
+          <w:b/>
+          <w:bCs/>
+        </w:rPr>
+        <w:t>emplate</w:t>
+      </w:r>
+      <w:r>
+        <w:rPr>
+          <w:b/>
+          <w:bCs/>
+        </w:rPr>
+        <w:tab/>
+        <w:t>템플릿</w:t>
+      </w:r>
+      <w:r>
+        <w:rPr>
+          <w:b/>
+          <w:bCs/>
+        </w:rPr>
+        <w:tab/>
+      </w:r>
+      <w:r>
+        <w:rPr>
+          <w:b/>
+          <w:bCs/>
+        </w:rPr>
+        <w:tab/>
+        <w:t>기본 틀</w:t>
+      </w:r>
+    </w:p>
+    <w:p>
+      <w:pPr>
+        <w:spacing w:after="0"/>
+        <w:rPr>
+          <w:b/>
+          <w:bCs/>
+        </w:rPr>
+      </w:pPr>
+      <w:r>
+        <w:rPr>
+          <w:rFonts w:hint="eastAsia"/>
+          <w:b/>
+          <w:bCs/>
+        </w:rPr>
+        <w:t>da</w:t>
+      </w:r>
+      <w:r>
+        <w:rPr>
+          <w:b/>
+          <w:bCs/>
+        </w:rPr>
+        <w:t>ta</w:t>
+      </w:r>
+      <w:r>
+        <w:rPr>
+          <w:b/>
+          <w:bCs/>
+        </w:rPr>
+        <w:tab/>
+      </w:r>
+      <w:r>
+        <w:rPr>
+          <w:b/>
+          <w:bCs/>
+        </w:rPr>
+        <w:tab/>
+      </w:r>
+      <w:r>
+        <w:rPr>
+          <w:b/>
+          <w:bCs/>
+        </w:rPr>
+        <w:t>데이터</w:t>
+      </w:r>
+      <w:r>
+        <w:rPr>
+          <w:b/>
+          <w:bCs/>
+        </w:rPr>
+        <w:tab/>
+      </w:r>
+      <w:r>
+        <w:rPr>
+          <w:b/>
+          <w:bCs/>
+        </w:rPr>
+        <w:tab/>
+        <w:t>자료</w:t>
+      </w:r>
+    </w:p>
+    <w:p>
+      <w:pPr>
+        <w:spacing w:after="0"/>
+        <w:rPr>
+          <w:b/>
+          <w:bCs/>
+        </w:rPr>
+      </w:pPr>
+      <w:r>
+        <w:rPr>
+          <w:rFonts w:hint="eastAsia"/>
+          <w:b/>
+          <w:bCs/>
+        </w:rPr>
+        <w:t>a</w:t>
+      </w:r>
+      <w:r>
+        <w:rPr>
+          <w:b/>
+          <w:bCs/>
+        </w:rPr>
+        <w:t>nalyze</w:t>
+      </w:r>
+      <w:r>
+        <w:rPr>
+          <w:b/>
+          <w:bCs/>
+        </w:rPr>
+        <w:tab/>
+      </w:r>
+      <w:r>
+        <w:rPr>
+          <w:b/>
+          <w:bCs/>
+        </w:rPr>
+        <w:tab/>
+        <w:t>애널라이즈</w:t>
+      </w:r>
+      <w:r>
+        <w:rPr>
+          <w:b/>
+          <w:bCs/>
+        </w:rPr>
+        <w:tab/>
+        <w:t>분석하다</w:t>
+      </w:r>
+    </w:p>
+    <w:p>
+      <w:pPr>
+        <w:spacing w:after="0"/>
+        <w:rPr>
+          <w:b/>
+          <w:bCs/>
+        </w:rPr>
+      </w:pPr>
+      <w:r>
+        <w:rPr>
+          <w:rFonts w:hint="eastAsia"/>
+          <w:b/>
+          <w:bCs/>
+        </w:rPr>
+        <w:t>c</w:t>
+      </w:r>
+      <w:r>
+        <w:rPr>
+          <w:b/>
+          <w:bCs/>
+        </w:rPr>
+        <w:t>ollect</w:t>
+      </w:r>
+      <w:r>
+        <w:rPr>
+          <w:b/>
+          <w:bCs/>
+        </w:rPr>
+        <w:tab/>
+      </w:r>
+      <w:r>
+        <w:rPr>
+          <w:b/>
+          <w:bCs/>
+        </w:rPr>
+        <w:tab/>
+      </w:r>
+      <w:r>
+        <w:rPr>
+          <w:b/>
+          <w:bCs/>
+        </w:rPr>
+        <w:t>콜렉트</w:t>
+      </w:r>
+      <w:r>
+        <w:rPr>
+          <w:b/>
+          <w:bCs/>
+        </w:rPr>
+        <w:tab/>
+      </w:r>
+      <w:r>
+        <w:rPr>
+          <w:b/>
+          <w:bCs/>
+        </w:rPr>
+        <w:tab/>
+        <w:t>수집하다</w:t>
+      </w:r>
+    </w:p>
+    <w:p>
+      <w:pPr>
+        <w:spacing w:after="0"/>
+        <w:rPr>
+          <w:b/>
+          <w:bCs/>
+        </w:rPr>
+      </w:pPr>
+      <w:r>
+        <w:rPr>
+          <w:rFonts w:hint="eastAsia"/>
+          <w:b/>
+          <w:bCs/>
+        </w:rPr>
+        <w:t>s</w:t>
+      </w:r>
+      <w:r>
+        <w:rPr>
+          <w:b/>
+          <w:bCs/>
+        </w:rPr>
+        <w:t>tore</w:t>
+      </w:r>
+      <w:r>
+        <w:rPr>
+          <w:b/>
+          <w:bCs/>
+        </w:rPr>
+        <w:tab/>
+      </w:r>
+      <w:r>
+        <w:rPr>
+          <w:b/>
+          <w:bCs/>
+        </w:rPr>
+        <w:tab/>
+      </w:r>
+      <w:r>
+        <w:rPr>
+          <w:b/>
+          <w:bCs/>
+        </w:rPr>
+        <w:t>스토어</w:t>
+      </w:r>
+      <w:r>
+        <w:rPr>
+          <w:b/>
+          <w:bCs/>
+        </w:rPr>
+        <w:tab/>
+      </w:r>
+      <w:r>
+        <w:rPr>
+          <w:b/>
+          <w:bCs/>
+        </w:rPr>
+        <w:tab/>
+        <w:t>저장하다</w:t>
+      </w:r>
+    </w:p>
+    <w:p>
+      <w:pPr>
+        <w:spacing w:after="0"/>
+        <w:rPr>
+          <w:b/>
+          <w:bCs/>
+        </w:rPr>
+      </w:pPr>
+      <w:r>
+        <w:rPr>
+          <w:rFonts w:hint="eastAsia"/>
+          <w:b/>
+          <w:bCs/>
+        </w:rPr>
+        <w:t>c</w:t>
+      </w:r>
+      <w:r>
+        <w:rPr>
+          <w:b/>
+          <w:bCs/>
+        </w:rPr>
+        <w:t>onnect</w:t>
       </w:r>
       <w:r>
         <w:rPr>
@@ -40191,12 +42652,6 @@
           <w:bCs/>
         </w:rPr>
         <w:tab/>
-      </w:r>
-      <w:r>
-        <w:rPr>
-          <w:b/>
-          <w:bCs/>
-        </w:rPr>
         <w:t>연결하다</w:t>
       </w:r>
     </w:p>
@@ -40210,1517 +42665,155 @@
       </w:pPr>
       <w:r>
         <w:rPr>
-          <w:b/>
-          <w:bCs/>
-        </w:rPr>
-        <w:t>create</w:t>
-      </w:r>
-      <w:r>
-        <w:rPr>
-          <w:b/>
-          <w:bCs/>
-        </w:rPr>
-        <w:tab/>
-      </w:r>
-      <w:r>
-        <w:rPr>
-          <w:b/>
-          <w:bCs/>
-        </w:rPr>
-        <w:tab/>
-      </w:r>
-      <w:r>
-        <w:rPr>
-          <w:b/>
-          <w:bCs/>
-        </w:rPr>
-        <w:t>크리에이트</w:t>
-      </w:r>
-      <w:r>
-        <w:rPr>
-          <w:b/>
-          <w:bCs/>
-        </w:rPr>
-        <w:tab/>
-        <w:t>생성하다</w:t>
-      </w:r>
-    </w:p>
-    <w:p>
-      <w:pPr>
-        <w:spacing w:after="0"/>
-        <w:rPr>
-          <w:b/>
-          <w:bCs/>
-        </w:rPr>
-      </w:pPr>
-      <w:r>
-        <w:rPr>
-          <w:b/>
-          <w:bCs/>
-        </w:rPr>
-        <w:t>decode</w:t>
-      </w:r>
-      <w:r>
-        <w:rPr>
-          <w:b/>
-          <w:bCs/>
-        </w:rPr>
-        <w:tab/>
-      </w:r>
-      <w:r>
-        <w:rPr>
-          <w:b/>
-          <w:bCs/>
-        </w:rPr>
-        <w:tab/>
-      </w:r>
-      <w:r>
-        <w:rPr>
-          <w:b/>
-          <w:bCs/>
-        </w:rPr>
-        <w:t>디코드</w:t>
-      </w:r>
-      <w:r>
-        <w:rPr>
-          <w:b/>
-          <w:bCs/>
-        </w:rPr>
-        <w:tab/>
-      </w:r>
-      <w:r>
-        <w:rPr>
-          <w:b/>
-          <w:bCs/>
-        </w:rPr>
-        <w:tab/>
-      </w:r>
-      <w:r>
-        <w:rPr>
-          <w:b/>
-          <w:bCs/>
-        </w:rPr>
-        <w:t>해독하다</w:t>
-      </w:r>
-    </w:p>
-    <w:p>
-      <w:pPr>
-        <w:spacing w:after="0"/>
-        <w:rPr>
-          <w:b/>
-          <w:bCs/>
-        </w:rPr>
-      </w:pPr>
-      <w:r>
-        <w:rPr>
-          <w:b/>
-          <w:bCs/>
-        </w:rPr>
-        <w:t>default</w:t>
-      </w:r>
-      <w:r>
-        <w:rPr>
-          <w:b/>
-          <w:bCs/>
-        </w:rPr>
-        <w:tab/>
-      </w:r>
-      <w:r>
-        <w:rPr>
-          <w:b/>
-          <w:bCs/>
-        </w:rPr>
-        <w:tab/>
-      </w:r>
-      <w:r>
-        <w:rPr>
-          <w:b/>
-          <w:bCs/>
-        </w:rPr>
-        <w:t>디폴트</w:t>
-      </w:r>
-      <w:r>
-        <w:rPr>
-          <w:b/>
-          <w:bCs/>
-        </w:rPr>
-        <w:tab/>
-      </w:r>
-      <w:r>
-        <w:rPr>
-          <w:b/>
-          <w:bCs/>
-        </w:rPr>
-        <w:tab/>
-      </w:r>
-      <w:r>
-        <w:rPr>
-          <w:b/>
-          <w:bCs/>
-        </w:rPr>
-        <w:t>기본값</w:t>
-      </w:r>
-    </w:p>
-    <w:p>
-      <w:pPr>
-        <w:spacing w:after="0"/>
-        <w:rPr>
-          <w:b/>
-          <w:bCs/>
-        </w:rPr>
-      </w:pPr>
-      <w:r>
-        <w:rPr>
-          <w:b/>
-          <w:bCs/>
-        </w:rPr>
-        <w:t>define</w:t>
-      </w:r>
-      <w:r>
-        <w:rPr>
-          <w:b/>
-          <w:bCs/>
-        </w:rPr>
-        <w:tab/>
-      </w:r>
-      <w:r>
-        <w:rPr>
-          <w:b/>
-          <w:bCs/>
-        </w:rPr>
-        <w:tab/>
-      </w:r>
-      <w:r>
-        <w:rPr>
-          <w:b/>
-          <w:bCs/>
-        </w:rPr>
-        <w:t>디파인</w:t>
-      </w:r>
-      <w:r>
-        <w:rPr>
-          <w:b/>
-          <w:bCs/>
-        </w:rPr>
-        <w:tab/>
-      </w:r>
-      <w:r>
-        <w:rPr>
-          <w:b/>
-          <w:bCs/>
-        </w:rPr>
-        <w:tab/>
-      </w:r>
-      <w:r>
-        <w:rPr>
-          <w:b/>
-          <w:bCs/>
-        </w:rPr>
-        <w:t>정의하다</w:t>
-      </w:r>
-    </w:p>
-    <w:p>
-      <w:pPr>
-        <w:spacing w:after="0"/>
-        <w:rPr>
-          <w:b/>
-          <w:bCs/>
-        </w:rPr>
-      </w:pPr>
-      <w:r>
-        <w:rPr>
-          <w:b/>
-          <w:bCs/>
-        </w:rPr>
-        <w:t>delay</w:t>
-      </w:r>
-      <w:r>
-        <w:rPr>
-          <w:b/>
-          <w:bCs/>
-        </w:rPr>
-        <w:tab/>
-      </w:r>
-      <w:r>
-        <w:rPr>
-          <w:b/>
-          <w:bCs/>
-        </w:rPr>
-        <w:tab/>
-      </w:r>
-      <w:r>
-        <w:rPr>
-          <w:b/>
-          <w:bCs/>
-        </w:rPr>
-        <w:t>딜레이</w:t>
-      </w:r>
-      <w:r>
-        <w:rPr>
-          <w:b/>
-          <w:bCs/>
-        </w:rPr>
-        <w:tab/>
-      </w:r>
-      <w:r>
-        <w:rPr>
-          <w:b/>
-          <w:bCs/>
-        </w:rPr>
-        <w:tab/>
-      </w:r>
-      <w:r>
-        <w:rPr>
-          <w:b/>
-          <w:bCs/>
-        </w:rPr>
-        <w:t>지연</w:t>
-      </w:r>
-    </w:p>
-    <w:p>
-      <w:pPr>
-        <w:spacing w:after="0"/>
-        <w:rPr>
-          <w:b/>
-          <w:bCs/>
-        </w:rPr>
-      </w:pPr>
-      <w:r>
-        <w:rPr>
-          <w:b/>
-          <w:bCs/>
-        </w:rPr>
-        <w:t>element</w:t>
-      </w:r>
-      <w:r>
-        <w:rPr>
-          <w:b/>
-          <w:bCs/>
-        </w:rPr>
-        <w:tab/>
-        <w:t>엘리먼트</w:t>
-      </w:r>
-      <w:r>
-        <w:rPr>
-          <w:b/>
-          <w:bCs/>
-        </w:rPr>
-        <w:tab/>
-        <w:t>요소</w:t>
-      </w:r>
-    </w:p>
-    <w:p>
-      <w:pPr>
-        <w:spacing w:after="0"/>
-        <w:rPr>
-          <w:b/>
-          <w:bCs/>
-        </w:rPr>
-      </w:pPr>
-      <w:r>
-        <w:rPr>
-          <w:b/>
-          <w:bCs/>
-        </w:rPr>
-        <w:t>emit</w:t>
-      </w:r>
-      <w:r>
-        <w:rPr>
-          <w:b/>
-          <w:bCs/>
-        </w:rPr>
-        <w:tab/>
-      </w:r>
-      <w:r>
-        <w:rPr>
-          <w:b/>
-          <w:bCs/>
-        </w:rPr>
-        <w:tab/>
-      </w:r>
-      <w:r>
-        <w:rPr>
-          <w:b/>
-          <w:bCs/>
-        </w:rPr>
-        <w:t>이밋</w:t>
-      </w:r>
-      <w:r>
-        <w:rPr>
-          <w:b/>
-          <w:bCs/>
-        </w:rPr>
-        <w:tab/>
-      </w:r>
-      <w:r>
-        <w:rPr>
-          <w:b/>
-          <w:bCs/>
-        </w:rPr>
-        <w:tab/>
-      </w:r>
-      <w:r>
-        <w:rPr>
-          <w:b/>
-          <w:bCs/>
-        </w:rPr>
-        <w:t>방출하다</w:t>
-      </w:r>
-    </w:p>
-    <w:p>
-      <w:pPr>
-        <w:spacing w:after="0"/>
-        <w:rPr>
-          <w:b/>
-          <w:bCs/>
-        </w:rPr>
-      </w:pPr>
-      <w:r>
-        <w:rPr>
-          <w:b/>
-          <w:bCs/>
-        </w:rPr>
-        <w:t>exception</w:t>
-      </w:r>
-      <w:r>
-        <w:rPr>
-          <w:b/>
-          <w:bCs/>
-        </w:rPr>
-        <w:tab/>
-        <w:t>익셉션</w:t>
-      </w:r>
-      <w:r>
-        <w:rPr>
-          <w:b/>
-          <w:bCs/>
-        </w:rPr>
-        <w:tab/>
-      </w:r>
-      <w:r>
-        <w:rPr>
-          <w:b/>
-          <w:bCs/>
-        </w:rPr>
-        <w:tab/>
-      </w:r>
-      <w:r>
-        <w:rPr>
-          <w:b/>
-          <w:bCs/>
-        </w:rPr>
-        <w:t>예외</w:t>
-      </w:r>
-    </w:p>
-    <w:p>
-      <w:pPr>
-        <w:spacing w:after="0"/>
-        <w:rPr>
-          <w:b/>
-          <w:bCs/>
-        </w:rPr>
-      </w:pPr>
-      <w:r>
-        <w:rPr>
-          <w:b/>
-          <w:bCs/>
-        </w:rPr>
-        <w:t>execute</w:t>
-      </w:r>
-      <w:r>
-        <w:rPr>
-          <w:b/>
-          <w:bCs/>
-        </w:rPr>
-        <w:tab/>
-        <w:t>엑세큐트</w:t>
-      </w:r>
-      <w:r>
-        <w:rPr>
-          <w:b/>
-          <w:bCs/>
-        </w:rPr>
-        <w:tab/>
-        <w:t>실행하다</w:t>
-      </w:r>
-    </w:p>
-    <w:p>
-      <w:pPr>
-        <w:spacing w:after="0"/>
-        <w:rPr>
-          <w:b/>
-          <w:bCs/>
-        </w:rPr>
-      </w:pPr>
-      <w:r>
-        <w:rPr>
-          <w:b/>
-          <w:bCs/>
-        </w:rPr>
-        <w:t>global</w:t>
-      </w:r>
-      <w:r>
-        <w:rPr>
-          <w:b/>
-          <w:bCs/>
-        </w:rPr>
-        <w:tab/>
-      </w:r>
-      <w:r>
-        <w:rPr>
-          <w:b/>
-          <w:bCs/>
-        </w:rPr>
-        <w:tab/>
-      </w:r>
-      <w:r>
-        <w:rPr>
-          <w:b/>
-          <w:bCs/>
-        </w:rPr>
-        <w:t>글로벌</w:t>
-      </w:r>
-      <w:r>
-        <w:rPr>
-          <w:b/>
-          <w:bCs/>
-        </w:rPr>
-        <w:tab/>
-      </w:r>
-      <w:r>
-        <w:rPr>
-          <w:b/>
-          <w:bCs/>
-        </w:rPr>
-        <w:tab/>
-      </w:r>
-      <w:r>
-        <w:rPr>
-          <w:b/>
-          <w:bCs/>
-        </w:rPr>
-        <w:t>전역의</w:t>
-      </w:r>
-    </w:p>
-    <w:p>
-      <w:pPr>
-        <w:spacing w:after="0"/>
-        <w:rPr>
-          <w:b/>
-          <w:bCs/>
-        </w:rPr>
-      </w:pPr>
-      <w:r>
-        <w:rPr>
-          <w:b/>
-          <w:bCs/>
-        </w:rPr>
-        <w:t>include</w:t>
-      </w:r>
-      <w:r>
-        <w:rPr>
-          <w:b/>
-          <w:bCs/>
-        </w:rPr>
-        <w:tab/>
-      </w:r>
-      <w:r>
-        <w:rPr>
-          <w:b/>
-          <w:bCs/>
-        </w:rPr>
-        <w:tab/>
-      </w:r>
-      <w:r>
-        <w:rPr>
-          <w:b/>
-          <w:bCs/>
-        </w:rPr>
-        <w:t>인클루드</w:t>
-      </w:r>
-      <w:r>
-        <w:rPr>
-          <w:b/>
-          <w:bCs/>
-        </w:rPr>
-        <w:tab/>
-        <w:t>포함하다</w:t>
-      </w:r>
-    </w:p>
-    <w:p>
-      <w:pPr>
-        <w:spacing w:after="0"/>
-        <w:rPr>
-          <w:b/>
-          <w:bCs/>
-        </w:rPr>
-      </w:pPr>
-      <w:r>
-        <w:rPr>
-          <w:b/>
-          <w:bCs/>
-        </w:rPr>
-        <w:t>inner-</w:t>
-      </w:r>
-      <w:r>
-        <w:rPr>
-          <w:b/>
-          <w:bCs/>
-        </w:rPr>
-        <w:tab/>
-      </w:r>
-      <w:r>
-        <w:rPr>
-          <w:b/>
-          <w:bCs/>
-        </w:rPr>
-        <w:tab/>
-      </w:r>
-      <w:r>
-        <w:rPr>
-          <w:b/>
-          <w:bCs/>
-        </w:rPr>
-        <w:t>이너</w:t>
-      </w:r>
-      <w:r>
-        <w:rPr>
-          <w:b/>
-          <w:bCs/>
-        </w:rPr>
-        <w:tab/>
-      </w:r>
-      <w:r>
-        <w:rPr>
-          <w:b/>
-          <w:bCs/>
-        </w:rPr>
-        <w:tab/>
-      </w:r>
-      <w:r>
-        <w:rPr>
-          <w:b/>
-          <w:bCs/>
-        </w:rPr>
-        <w:t>내부의</w:t>
-      </w:r>
-    </w:p>
-    <w:p>
-      <w:pPr>
-        <w:spacing w:after="0"/>
-        <w:rPr>
-          <w:b/>
-          <w:bCs/>
-        </w:rPr>
-      </w:pPr>
-      <w:r>
-        <w:rPr>
-          <w:b/>
-          <w:bCs/>
-        </w:rPr>
-        <w:t>insert</w:t>
-      </w:r>
-      <w:r>
-        <w:rPr>
-          <w:b/>
-          <w:bCs/>
-        </w:rPr>
-        <w:tab/>
-      </w:r>
-      <w:r>
-        <w:rPr>
-          <w:b/>
-          <w:bCs/>
-        </w:rPr>
-        <w:tab/>
-      </w:r>
-      <w:r>
-        <w:rPr>
-          <w:b/>
-          <w:bCs/>
-        </w:rPr>
-        <w:t>인서트</w:t>
-      </w:r>
-      <w:r>
-        <w:rPr>
-          <w:b/>
-          <w:bCs/>
-        </w:rPr>
-        <w:tab/>
-      </w:r>
-      <w:r>
-        <w:rPr>
-          <w:b/>
-          <w:bCs/>
-        </w:rPr>
-        <w:tab/>
-      </w:r>
-      <w:r>
-        <w:rPr>
-          <w:b/>
-          <w:bCs/>
-        </w:rPr>
-        <w:t>삽입하다</w:t>
-      </w:r>
-    </w:p>
-    <w:p>
-      <w:pPr>
-        <w:spacing w:after="0"/>
-        <w:rPr>
-          <w:b/>
-          <w:bCs/>
-        </w:rPr>
-      </w:pPr>
-      <w:r>
-        <w:rPr>
-          <w:b/>
-          <w:bCs/>
-        </w:rPr>
-        <w:t>interval</w:t>
-      </w:r>
-      <w:r>
-        <w:rPr>
-          <w:b/>
-          <w:bCs/>
-        </w:rPr>
-        <w:tab/>
-      </w:r>
-      <w:r>
-        <w:rPr>
-          <w:b/>
-          <w:bCs/>
-        </w:rPr>
-        <w:tab/>
-      </w:r>
-      <w:r>
-        <w:rPr>
-          <w:b/>
-          <w:bCs/>
-        </w:rPr>
-        <w:t>인터벌</w:t>
-      </w:r>
-      <w:r>
-        <w:rPr>
-          <w:b/>
-          <w:bCs/>
-        </w:rPr>
-        <w:tab/>
-      </w:r>
-      <w:r>
-        <w:rPr>
-          <w:b/>
-          <w:bCs/>
-        </w:rPr>
-        <w:tab/>
-      </w:r>
-      <w:r>
-        <w:rPr>
-          <w:b/>
-          <w:bCs/>
-        </w:rPr>
-        <w:t>간격</w:t>
-      </w:r>
-    </w:p>
-    <w:p>
-      <w:pPr>
-        <w:spacing w:after="0"/>
-        <w:rPr>
-          <w:b/>
-          <w:bCs/>
-        </w:rPr>
-      </w:pPr>
-      <w:r>
-        <w:rPr>
-          <w:b/>
-          <w:bCs/>
-        </w:rPr>
-        <w:t>length</w:t>
-      </w:r>
-      <w:r>
-        <w:rPr>
-          <w:b/>
-          <w:bCs/>
-        </w:rPr>
-        <w:tab/>
-      </w:r>
-      <w:r>
-        <w:rPr>
-          <w:b/>
-          <w:bCs/>
-        </w:rPr>
-        <w:tab/>
-      </w:r>
-      <w:r>
-        <w:rPr>
-          <w:b/>
-          <w:bCs/>
-        </w:rPr>
-        <w:t>렝스</w:t>
-      </w:r>
-      <w:r>
-        <w:rPr>
-          <w:b/>
-          <w:bCs/>
-        </w:rPr>
-        <w:tab/>
-      </w:r>
-      <w:r>
-        <w:rPr>
-          <w:b/>
-          <w:bCs/>
-        </w:rPr>
-        <w:tab/>
-      </w:r>
-      <w:r>
-        <w:rPr>
-          <w:b/>
-          <w:bCs/>
-        </w:rPr>
-        <w:t>길이</w:t>
-      </w:r>
-    </w:p>
-    <w:p>
-      <w:pPr>
-        <w:spacing w:after="0"/>
-        <w:rPr>
-          <w:b/>
-          <w:bCs/>
-        </w:rPr>
-      </w:pPr>
-      <w:r>
-        <w:rPr>
-          <w:b/>
-          <w:bCs/>
-        </w:rPr>
-        <w:t>load</w:t>
-      </w:r>
-      <w:r>
-        <w:rPr>
-          <w:b/>
-          <w:bCs/>
-        </w:rPr>
-        <w:tab/>
-      </w:r>
-      <w:r>
-        <w:rPr>
-          <w:b/>
-          <w:bCs/>
-        </w:rPr>
-        <w:tab/>
-      </w:r>
-      <w:r>
-        <w:rPr>
-          <w:b/>
-          <w:bCs/>
-        </w:rPr>
-        <w:t>로드</w:t>
-      </w:r>
-      <w:r>
-        <w:rPr>
-          <w:b/>
-          <w:bCs/>
-        </w:rPr>
-        <w:tab/>
-      </w:r>
-      <w:r>
-        <w:rPr>
-          <w:b/>
-          <w:bCs/>
-        </w:rPr>
-        <w:tab/>
-      </w:r>
-      <w:r>
-        <w:rPr>
-          <w:b/>
-          <w:bCs/>
-        </w:rPr>
-        <w:t>불러오다</w:t>
-      </w:r>
-    </w:p>
-    <w:p>
-      <w:pPr>
-        <w:spacing w:after="0"/>
-        <w:rPr>
-          <w:b/>
-          <w:bCs/>
-        </w:rPr>
-      </w:pPr>
-      <w:r>
-        <w:rPr>
-          <w:b/>
-          <w:bCs/>
-        </w:rPr>
-        <w:t>order</w:t>
-      </w:r>
-      <w:r>
-        <w:rPr>
-          <w:b/>
-          <w:bCs/>
-        </w:rPr>
-        <w:tab/>
-      </w:r>
-      <w:r>
-        <w:rPr>
-          <w:b/>
-          <w:bCs/>
-        </w:rPr>
-        <w:tab/>
-      </w:r>
-      <w:r>
-        <w:rPr>
-          <w:b/>
-          <w:bCs/>
-        </w:rPr>
-        <w:t>오더</w:t>
-      </w:r>
-      <w:r>
-        <w:rPr>
-          <w:b/>
-          <w:bCs/>
-        </w:rPr>
-        <w:tab/>
-      </w:r>
-      <w:r>
-        <w:rPr>
-          <w:b/>
-          <w:bCs/>
-        </w:rPr>
-        <w:tab/>
-      </w:r>
-      <w:r>
-        <w:rPr>
-          <w:b/>
-          <w:bCs/>
-        </w:rPr>
-        <w:t>순서</w:t>
-      </w:r>
-    </w:p>
-    <w:p>
-      <w:pPr>
-        <w:spacing w:after="0"/>
-        <w:rPr>
-          <w:b/>
-          <w:bCs/>
-        </w:rPr>
-      </w:pPr>
-      <w:r>
-        <w:rPr>
-          <w:b/>
-          <w:bCs/>
-        </w:rPr>
-        <w:t>payload</w:t>
-      </w:r>
-      <w:r>
-        <w:rPr>
-          <w:b/>
-          <w:bCs/>
-        </w:rPr>
-        <w:tab/>
-        <w:t>페이로드</w:t>
-      </w:r>
-      <w:r>
-        <w:rPr>
-          <w:b/>
-          <w:bCs/>
-        </w:rPr>
-        <w:tab/>
-        <w:t>탑재 화물</w:t>
-      </w:r>
-    </w:p>
-    <w:p>
-      <w:pPr>
-        <w:spacing w:after="0"/>
-        <w:rPr>
-          <w:b/>
-          <w:bCs/>
-        </w:rPr>
-      </w:pPr>
-      <w:r>
-        <w:rPr>
-          <w:b/>
-          <w:bCs/>
-        </w:rPr>
-        <w:t>primary</w:t>
-      </w:r>
-      <w:r>
-        <w:rPr>
-          <w:b/>
-          <w:bCs/>
-        </w:rPr>
-        <w:tab/>
-        <w:t>프라이머리</w:t>
-      </w:r>
-      <w:r>
-        <w:rPr>
-          <w:b/>
-          <w:bCs/>
-        </w:rPr>
-        <w:tab/>
-        <w:t>주요한</w:t>
-      </w:r>
-    </w:p>
-    <w:p>
-      <w:pPr>
-        <w:spacing w:after="0"/>
-        <w:rPr>
-          <w:b/>
-          <w:bCs/>
-        </w:rPr>
-      </w:pPr>
-      <w:r>
-        <w:rPr>
-          <w:b/>
-          <w:bCs/>
-        </w:rPr>
-        <w:t>publish</w:t>
-      </w:r>
-      <w:r>
-        <w:rPr>
-          <w:b/>
-          <w:bCs/>
-        </w:rPr>
-        <w:tab/>
-      </w:r>
-      <w:r>
-        <w:rPr>
-          <w:b/>
-          <w:bCs/>
-        </w:rPr>
-        <w:tab/>
-      </w:r>
-      <w:r>
-        <w:rPr>
-          <w:b/>
-          <w:bCs/>
-        </w:rPr>
-        <w:t>퍼블리시</w:t>
-      </w:r>
-      <w:r>
-        <w:rPr>
-          <w:b/>
-          <w:bCs/>
-        </w:rPr>
-        <w:tab/>
-        <w:t>출판하다</w:t>
-      </w:r>
-    </w:p>
-    <w:p>
-      <w:pPr>
-        <w:spacing w:after="0"/>
-        <w:rPr>
-          <w:b/>
-          <w:bCs/>
-        </w:rPr>
-      </w:pPr>
-      <w:r>
-        <w:rPr>
-          <w:b/>
-          <w:bCs/>
-        </w:rPr>
-        <w:t>render</w:t>
-      </w:r>
-      <w:r>
-        <w:rPr>
-          <w:b/>
-          <w:bCs/>
-        </w:rPr>
-        <w:tab/>
-      </w:r>
-      <w:r>
-        <w:rPr>
-          <w:b/>
-          <w:bCs/>
-        </w:rPr>
-        <w:tab/>
-      </w:r>
-      <w:r>
-        <w:rPr>
-          <w:b/>
-          <w:bCs/>
-        </w:rPr>
-        <w:t>렌더</w:t>
-      </w:r>
-      <w:r>
-        <w:rPr>
-          <w:b/>
-          <w:bCs/>
-        </w:rPr>
-        <w:tab/>
-      </w:r>
-      <w:r>
-        <w:rPr>
-          <w:b/>
-          <w:bCs/>
-        </w:rPr>
-        <w:tab/>
-      </w:r>
-      <w:r>
-        <w:rPr>
-          <w:b/>
-          <w:bCs/>
-        </w:rPr>
-        <w:t>표현하다</w:t>
-      </w:r>
-    </w:p>
-    <w:p>
-      <w:pPr>
-        <w:spacing w:after="0"/>
-        <w:rPr>
-          <w:b/>
-          <w:bCs/>
-        </w:rPr>
-      </w:pPr>
-      <w:r>
-        <w:rPr>
-          <w:b/>
-          <w:bCs/>
-        </w:rPr>
-        <w:t>request</w:t>
-      </w:r>
-      <w:r>
-        <w:rPr>
-          <w:b/>
-          <w:bCs/>
-        </w:rPr>
-        <w:tab/>
-      </w:r>
-      <w:r>
-        <w:rPr>
-          <w:b/>
-          <w:bCs/>
-        </w:rPr>
-        <w:tab/>
-      </w:r>
-      <w:r>
-        <w:rPr>
-          <w:b/>
-          <w:bCs/>
-        </w:rPr>
-        <w:t>리퀘스트</w:t>
-      </w:r>
-      <w:r>
-        <w:rPr>
-          <w:b/>
-          <w:bCs/>
-        </w:rPr>
-        <w:tab/>
-        <w:t>요청</w:t>
-      </w:r>
-    </w:p>
-    <w:p>
-      <w:pPr>
-        <w:spacing w:after="0"/>
-        <w:rPr>
-          <w:b/>
-          <w:bCs/>
-        </w:rPr>
-      </w:pPr>
-      <w:r>
-        <w:rPr>
-          <w:b/>
-          <w:bCs/>
-        </w:rPr>
-        <w:t>select</w:t>
-      </w:r>
-      <w:r>
-        <w:rPr>
-          <w:b/>
-          <w:bCs/>
-        </w:rPr>
-        <w:tab/>
-      </w:r>
-      <w:r>
-        <w:rPr>
-          <w:b/>
-          <w:bCs/>
-        </w:rPr>
-        <w:tab/>
-      </w:r>
-      <w:r>
-        <w:rPr>
-          <w:b/>
-          <w:bCs/>
-        </w:rPr>
-        <w:t>셀렉트</w:t>
-      </w:r>
-      <w:r>
-        <w:rPr>
-          <w:b/>
-          <w:bCs/>
-        </w:rPr>
-        <w:tab/>
-      </w:r>
-      <w:r>
-        <w:rPr>
-          <w:b/>
-          <w:bCs/>
-        </w:rPr>
-        <w:tab/>
-      </w:r>
-      <w:r>
-        <w:rPr>
-          <w:b/>
-          <w:bCs/>
-        </w:rPr>
-        <w:t>선택하다</w:t>
-      </w:r>
-    </w:p>
-    <w:p>
-      <w:pPr>
-        <w:spacing w:after="0"/>
-        <w:rPr>
-          <w:b/>
-          <w:bCs/>
-        </w:rPr>
-      </w:pPr>
-      <w:r>
-        <w:rPr>
-          <w:b/>
-          <w:bCs/>
-        </w:rPr>
-        <w:t>serial</w:t>
-      </w:r>
-      <w:r>
-        <w:rPr>
-          <w:b/>
-          <w:bCs/>
-        </w:rPr>
-        <w:tab/>
-      </w:r>
-      <w:r>
-        <w:rPr>
-          <w:b/>
-          <w:bCs/>
-        </w:rPr>
-        <w:tab/>
-      </w:r>
-      <w:r>
-        <w:rPr>
-          <w:b/>
-          <w:bCs/>
-        </w:rPr>
-        <w:t>시리얼</w:t>
-      </w:r>
-      <w:r>
-        <w:rPr>
-          <w:b/>
-          <w:bCs/>
-        </w:rPr>
-        <w:tab/>
-      </w:r>
-      <w:r>
-        <w:rPr>
-          <w:b/>
-          <w:bCs/>
-        </w:rPr>
-        <w:tab/>
-      </w:r>
-      <w:r>
-        <w:rPr>
-          <w:b/>
-          <w:bCs/>
-        </w:rPr>
-        <w:t>연속적인</w:t>
-      </w:r>
-    </w:p>
-    <w:p>
-      <w:pPr>
-        <w:spacing w:after="0"/>
-        <w:rPr>
-          <w:b/>
-          <w:bCs/>
-        </w:rPr>
-      </w:pPr>
-      <w:r>
-        <w:rPr>
-          <w:b/>
-          <w:bCs/>
-        </w:rPr>
-        <w:t>status</w:t>
-      </w:r>
-      <w:r>
-        <w:rPr>
-          <w:b/>
-          <w:bCs/>
-        </w:rPr>
-        <w:tab/>
-      </w:r>
-      <w:r>
-        <w:rPr>
-          <w:b/>
-          <w:bCs/>
-        </w:rPr>
-        <w:tab/>
-      </w:r>
-      <w:r>
-        <w:rPr>
-          <w:b/>
-          <w:bCs/>
-        </w:rPr>
-        <w:t>스태터스</w:t>
-      </w:r>
-      <w:r>
-        <w:rPr>
-          <w:b/>
-          <w:bCs/>
-        </w:rPr>
-        <w:tab/>
-        <w:t>상태</w:t>
-      </w:r>
-    </w:p>
-    <w:p>
-      <w:pPr>
-        <w:spacing w:after="0"/>
-        <w:rPr>
-          <w:b/>
-          <w:bCs/>
-        </w:rPr>
-      </w:pPr>
-      <w:r>
-        <w:rPr>
-          <w:b/>
-          <w:bCs/>
-        </w:rPr>
-        <w:lastRenderedPageBreak/>
-        <w:t>subscribe</w:t>
-      </w:r>
-      <w:r>
-        <w:rPr>
-          <w:b/>
-          <w:bCs/>
-        </w:rPr>
-        <w:tab/>
-      </w:r>
-      <w:r>
-        <w:rPr>
-          <w:b/>
-          <w:bCs/>
-          <w:sz w:val="20"/>
-          <w:szCs w:val="22"/>
-        </w:rPr>
-        <w:t>서브스크라이브</w:t>
-      </w:r>
-      <w:r>
-        <w:rPr>
-          <w:b/>
-          <w:bCs/>
-        </w:rPr>
-        <w:tab/>
-        <w:t>구독하다</w:t>
-      </w:r>
-    </w:p>
-    <w:p>
-      <w:pPr>
-        <w:spacing w:after="0"/>
-        <w:rPr>
-          <w:b/>
-          <w:bCs/>
-        </w:rPr>
-      </w:pPr>
-      <w:r>
-        <w:rPr>
-          <w:b/>
-          <w:bCs/>
-        </w:rPr>
-        <w:t>template</w:t>
-      </w:r>
-      <w:r>
-        <w:rPr>
-          <w:b/>
-          <w:bCs/>
-        </w:rPr>
-        <w:tab/>
-        <w:t>템플릿</w:t>
-      </w:r>
-      <w:r>
-        <w:rPr>
-          <w:b/>
-          <w:bCs/>
-        </w:rPr>
-        <w:tab/>
-      </w:r>
-      <w:r>
-        <w:rPr>
-          <w:b/>
-          <w:bCs/>
-        </w:rPr>
-        <w:tab/>
-      </w:r>
-      <w:r>
-        <w:rPr>
-          <w:b/>
-          <w:bCs/>
-        </w:rPr>
-        <w:t>서식</w:t>
-      </w:r>
-    </w:p>
-    <w:p>
-      <w:pPr>
-        <w:spacing w:after="0"/>
-        <w:rPr>
-          <w:b/>
-          <w:bCs/>
-        </w:rPr>
-      </w:pPr>
-      <w:r>
-        <w:rPr>
-          <w:b/>
-          <w:bCs/>
-        </w:rPr>
-        <w:t>topic</w:t>
-      </w:r>
-      <w:r>
-        <w:rPr>
-          <w:b/>
-          <w:bCs/>
-        </w:rPr>
-        <w:tab/>
-      </w:r>
-      <w:r>
-        <w:rPr>
-          <w:b/>
-          <w:bCs/>
-        </w:rPr>
-        <w:tab/>
-      </w:r>
-      <w:r>
-        <w:rPr>
-          <w:b/>
-          <w:bCs/>
-        </w:rPr>
-        <w:t>토픽</w:t>
-      </w:r>
-      <w:r>
-        <w:rPr>
-          <w:b/>
-          <w:bCs/>
-        </w:rPr>
-        <w:tab/>
-      </w:r>
-      <w:r>
-        <w:rPr>
-          <w:b/>
-          <w:bCs/>
-        </w:rPr>
-        <w:tab/>
-      </w:r>
-      <w:r>
-        <w:rPr>
-          <w:b/>
-          <w:bCs/>
-        </w:rPr>
-        <w:t>주제</w:t>
-      </w:r>
-    </w:p>
-    <w:p>
-      <w:pPr>
-        <w:spacing w:after="0"/>
-        <w:rPr>
-          <w:b/>
-          <w:bCs/>
-        </w:rPr>
-      </w:pPr>
-      <w:r>
-        <w:rPr>
-          <w:b/>
-          <w:bCs/>
-        </w:rPr>
-        <w:t>while</w:t>
-      </w:r>
-      <w:r>
-        <w:rPr>
-          <w:b/>
-          <w:bCs/>
-        </w:rPr>
-        <w:tab/>
-      </w:r>
-      <w:r>
-        <w:rPr>
-          <w:b/>
-          <w:bCs/>
-        </w:rPr>
-        <w:tab/>
-      </w:r>
-      <w:r>
-        <w:rPr>
-          <w:b/>
-          <w:bCs/>
-        </w:rPr>
-        <w:t>와일</w:t>
-      </w:r>
-      <w:r>
-        <w:rPr>
-          <w:b/>
-          <w:bCs/>
-        </w:rPr>
-        <w:tab/>
-      </w:r>
-      <w:r>
-        <w:rPr>
-          <w:b/>
-          <w:bCs/>
-        </w:rPr>
-        <w:tab/>
-      </w:r>
-      <w:r>
-        <w:rPr>
-          <w:b/>
-          <w:bCs/>
-        </w:rPr>
-        <w:t>~하는 동안</w:t>
-      </w:r>
-    </w:p>
-    <w:p>
-      <w:pPr>
-        <w:spacing w:after="0"/>
-        <w:rPr>
           <w:rFonts w:hint="eastAsia"/>
           <w:b/>
           <w:bCs/>
         </w:rPr>
-      </w:pPr>
-      <w:r>
-        <w:rPr>
-          <w:b/>
-          <w:bCs/>
-        </w:rPr>
-        <w:t>yield</w:t>
-      </w:r>
-      <w:r>
-        <w:rPr>
-          <w:b/>
-          <w:bCs/>
-        </w:rPr>
-        <w:tab/>
-      </w:r>
-      <w:r>
-        <w:rPr>
-          <w:b/>
-          <w:bCs/>
-        </w:rPr>
-        <w:tab/>
-      </w:r>
-      <w:r>
-        <w:rPr>
-          <w:b/>
-          <w:bCs/>
-        </w:rPr>
-        <w:t>일드</w:t>
-      </w:r>
-      <w:r>
-        <w:rPr>
-          <w:b/>
-          <w:bCs/>
-        </w:rPr>
-        <w:tab/>
-      </w:r>
-      <w:r>
-        <w:rPr>
-          <w:b/>
-          <w:bCs/>
-        </w:rPr>
-        <w:tab/>
-        <w:t>생산하다</w:t>
+        <w:t>e</w:t>
+      </w:r>
+      <w:r>
+        <w:rPr>
+          <w:b/>
+          <w:bCs/>
+        </w:rPr>
+        <w:t>xport</w:t>
+      </w:r>
+      <w:r>
+        <w:rPr>
+          <w:b/>
+          <w:bCs/>
+        </w:rPr>
+        <w:tab/>
+      </w:r>
+      <w:r>
+        <w:rPr>
+          <w:b/>
+          <w:bCs/>
+        </w:rPr>
+        <w:tab/>
+      </w:r>
+      <w:r>
+        <w:rPr>
+          <w:b/>
+          <w:bCs/>
+        </w:rPr>
+        <w:t>엑스포트</w:t>
+      </w:r>
+      <w:r>
+        <w:rPr>
+          <w:b/>
+          <w:bCs/>
+        </w:rPr>
+        <w:tab/>
+        <w:t>내보내다</w:t>
+      </w:r>
+    </w:p>
+    <w:p>
+      <w:pPr>
+        <w:spacing w:after="0"/>
+        <w:rPr>
+          <w:b/>
+          <w:bCs/>
+        </w:rPr>
+      </w:pPr>
+      <w:r>
+        <w:rPr>
+          <w:rFonts w:hint="eastAsia"/>
+          <w:b/>
+          <w:bCs/>
+        </w:rPr>
+        <w:t>m</w:t>
+      </w:r>
+      <w:r>
+        <w:rPr>
+          <w:b/>
+          <w:bCs/>
+        </w:rPr>
+        <w:t>onitor</w:t>
+      </w:r>
+      <w:r>
+        <w:rPr>
+          <w:b/>
+          <w:bCs/>
+        </w:rPr>
+        <w:tab/>
+        <w:t>모니터</w:t>
+      </w:r>
+      <w:r>
+        <w:rPr>
+          <w:b/>
+          <w:bCs/>
+        </w:rPr>
+        <w:tab/>
+      </w:r>
+      <w:r>
+        <w:rPr>
+          <w:b/>
+          <w:bCs/>
+        </w:rPr>
+        <w:tab/>
+        <w:t>감시하다</w:t>
+      </w:r>
+    </w:p>
+    <w:p>
+      <w:pPr>
+        <w:spacing w:after="0"/>
+        <w:rPr>
+          <w:rFonts w:hint="eastAsia"/>
+          <w:b/>
+          <w:bCs/>
+        </w:rPr>
+      </w:pPr>
+      <w:r>
+        <w:rPr>
+          <w:rFonts w:hint="eastAsia"/>
+          <w:b/>
+          <w:bCs/>
+        </w:rPr>
+        <w:t>c</w:t>
+      </w:r>
+      <w:r>
+        <w:rPr>
+          <w:b/>
+          <w:bCs/>
+        </w:rPr>
+        <w:t>ontrol</w:t>
+      </w:r>
+      <w:r>
+        <w:rPr>
+          <w:b/>
+          <w:bCs/>
+        </w:rPr>
+        <w:tab/>
+      </w:r>
+      <w:r>
+        <w:rPr>
+          <w:b/>
+          <w:bCs/>
+        </w:rPr>
+        <w:tab/>
+      </w:r>
+      <w:r>
+        <w:rPr>
+          <w:b/>
+          <w:bCs/>
+        </w:rPr>
+        <w:t>컨트롤</w:t>
+      </w:r>
+      <w:r>
+        <w:rPr>
+          <w:b/>
+          <w:bCs/>
+        </w:rPr>
+        <w:tab/>
+      </w:r>
+      <w:r>
+        <w:rPr>
+          <w:b/>
+          <w:bCs/>
+        </w:rPr>
+        <w:tab/>
+        <w:t>제어하다</w:t>
       </w:r>
     </w:p>
     <w:sectPr>
@@ -42183,7 +43276,7 @@
   <w:style w:type="paragraph" w:default="1" w:styleId="a">
     <w:name w:val="Normal"/>
     <w:qFormat/>
-    <w:rsid w:val="004D6F9F"/>
+    <w:rsid w:val="00680C37"/>
     <w:pPr>
       <w:widowControl w:val="0"/>
       <w:wordWrap w:val="0"/>
@@ -42391,6 +43484,7 @@
   <w:style w:type="character" w:default="1" w:styleId="a0">
     <w:name w:val="Default Paragraph Font"/>
     <w:uiPriority w:val="1"/>
+    <w:semiHidden/>
     <w:unhideWhenUsed/>
   </w:style>
   <w:style w:type="table" w:default="1" w:styleId="a1">
